--- a/Laboratory/Task03 - SQL and Schemas/TO3P-2.docx
+++ b/Laboratory/Task03 - SQL and Schemas/TO3P-2.docx
@@ -101,11 +101,11 @@
       </w:r>
       <w:r>
         <w:rPr>
-          <w:rFonts w:hint="default" w:ascii="Times New Roman" w:hAnsi="Times New Roman" w:cs="Times New Roman"/>
+          <w:rFonts w:hint="default" w:cs="Times New Roman"/>
           <w:color w:val="588E32" w:themeColor="accent4" w:themeShade="BF"/>
           <w:lang w:val="en-US"/>
         </w:rPr>
-        <w:t>2</w:t>
+        <w:t>3</w:t>
       </w:r>
       <w:r>
         <w:rPr>
@@ -149,7 +149,32 @@
           <w:sz w:val="28"/>
           <w:szCs w:val="28"/>
         </w:rPr>
-        <w:t>Student Number:</w:t>
+        <w:t>Student N</w:t>
+      </w:r>
+      <w:r>
+        <w:rPr>
+          <w:rFonts w:hint="default" w:ascii="Times New Roman" w:hAnsi="Times New Roman" w:cs="Times New Roman"/>
+          <w:b/>
+          <w:bCs/>
+          <w:i/>
+          <w:iCs/>
+          <w:sz w:val="28"/>
+          <w:szCs w:val="28"/>
+          <w:lang w:val="en-US"/>
+        </w:rPr>
+        <w:t>ame</w:t>
+      </w:r>
+      <w:r>
+        <w:rPr>
+          <w:rFonts w:hint="default" w:ascii="Times New Roman" w:hAnsi="Times New Roman" w:cs="Times New Roman"/>
+          <w:b/>
+          <w:bCs/>
+          <w:i/>
+          <w:iCs/>
+          <w:sz w:val="28"/>
+          <w:szCs w:val="28"/>
+        </w:rPr>
+        <w:t>:</w:t>
       </w:r>
       <w:r>
         <w:rPr>
@@ -189,7 +214,7 @@
           <w:sz w:val="28"/>
           <w:szCs w:val="28"/>
         </w:rPr>
-        <w:t>Student Name</w:t>
+        <w:t>Student N</w:t>
       </w:r>
       <w:r>
         <w:rPr>
@@ -202,7 +227,7 @@
           <w:szCs w:val="28"/>
           <w:lang w:val="en-US"/>
         </w:rPr>
-        <w:t xml:space="preserve"> (VietNam/Australia)</w:t>
+        <w:t>umber (VietNam/Australia)</w:t>
       </w:r>
       <w:r>
         <w:rPr>
@@ -296,160 +321,32 @@
           <w:rFonts w:hint="default" w:ascii="Times New Roman" w:hAnsi="Times New Roman" w:eastAsia="SimSun" w:cs="Times New Roman"/>
           <w:b w:val="0"/>
           <w:bCs w:val="0"/>
-          <w:sz w:val="25"/>
-          <w:szCs w:val="25"/>
+          <w:sz w:val="22"/>
+          <w:szCs w:val="22"/>
         </w:rPr>
       </w:pPr>
       <w:r>
-        <w:rPr>
-          <w:rFonts w:hint="default" w:ascii="Times New Roman" w:hAnsi="Times New Roman" w:cs="Times New Roman"/>
-          <w:i w:val="0"/>
-          <w:iCs w:val="0"/>
-          <w:color w:val="auto"/>
-          <w:sz w:val="25"/>
-          <w:szCs w:val="25"/>
-          <w:lang w:val="en-US"/>
-        </w:rPr>
-        <w:t xml:space="preserve">Firstly, I had to download named </w:t>
-      </w:r>
-      <w:r>
-        <w:rPr>
-          <w:rFonts w:hint="default" w:ascii="Times New Roman" w:hAnsi="Times New Roman" w:cs="Times New Roman"/>
-          <w:b/>
-          <w:bCs/>
-          <w:i/>
-          <w:iCs/>
-          <w:color w:val="auto"/>
-          <w:sz w:val="25"/>
-          <w:szCs w:val="25"/>
-          <w:lang w:val="en-US"/>
-        </w:rPr>
-        <w:t>MOVIEDB_SQL-1.txt</w:t>
-      </w:r>
-      <w:r>
-        <w:rPr>
-          <w:rFonts w:hint="default" w:ascii="Times New Roman" w:hAnsi="Times New Roman" w:cs="Times New Roman"/>
-          <w:i w:val="0"/>
-          <w:iCs w:val="0"/>
-          <w:color w:val="auto"/>
-          <w:sz w:val="25"/>
-          <w:szCs w:val="25"/>
-          <w:lang w:val="en-US"/>
-        </w:rPr>
-        <w:t xml:space="preserve"> and opened it in a text editor such as Notepad. Then, I need to replace all </w:t>
-      </w:r>
-      <w:r>
-        <w:rPr>
-          <w:rFonts w:hint="default" w:ascii="Times New Roman" w:hAnsi="Times New Roman" w:eastAsia="SimSun" w:cs="Times New Roman"/>
-          <w:sz w:val="25"/>
-          <w:szCs w:val="25"/>
-        </w:rPr>
-        <w:t xml:space="preserve">occurrences of </w:t>
-      </w:r>
-      <w:r>
-        <w:rPr>
-          <w:rStyle w:val="7"/>
-          <w:rFonts w:hint="default" w:ascii="Times New Roman" w:hAnsi="Times New Roman" w:eastAsia="SimSun" w:cs="Times New Roman"/>
-          <w:b/>
-          <w:bCs/>
-          <w:i/>
-          <w:iCs/>
-          <w:sz w:val="25"/>
-          <w:szCs w:val="25"/>
-        </w:rPr>
-        <w:t>XXXX</w:t>
-      </w:r>
-      <w:r>
-        <w:rPr>
-          <w:rFonts w:hint="default" w:ascii="Times New Roman" w:hAnsi="Times New Roman" w:eastAsia="SimSun" w:cs="Times New Roman"/>
-          <w:sz w:val="25"/>
-          <w:szCs w:val="25"/>
-        </w:rPr>
-        <w:t xml:space="preserve"> with my </w:t>
-      </w:r>
-      <w:r>
-        <w:rPr>
-          <w:rFonts w:hint="default" w:ascii="Times New Roman" w:hAnsi="Times New Roman" w:eastAsia="SimSun" w:cs="Times New Roman"/>
-          <w:b/>
-          <w:bCs/>
-          <w:i/>
-          <w:iCs/>
-          <w:sz w:val="25"/>
-          <w:szCs w:val="25"/>
-        </w:rPr>
-        <w:t>student ID's last 4 digits (</w:t>
-      </w:r>
-      <w:r>
-        <w:rPr>
-          <w:rStyle w:val="7"/>
-          <w:rFonts w:hint="default" w:ascii="Times New Roman" w:hAnsi="Times New Roman" w:eastAsia="SimSun" w:cs="Times New Roman"/>
-          <w:b/>
-          <w:bCs/>
-          <w:i/>
-          <w:iCs/>
-          <w:sz w:val="25"/>
-          <w:szCs w:val="25"/>
-        </w:rPr>
-        <w:t>5520</w:t>
-      </w:r>
-      <w:r>
-        <w:rPr>
-          <w:rFonts w:hint="default" w:ascii="Times New Roman" w:hAnsi="Times New Roman" w:eastAsia="SimSun" w:cs="Times New Roman"/>
-          <w:b/>
-          <w:bCs/>
-          <w:i/>
-          <w:iCs/>
-          <w:sz w:val="25"/>
-          <w:szCs w:val="25"/>
-        </w:rPr>
-        <w:t>)</w:t>
-      </w:r>
-      <w:r>
-        <w:rPr>
-          <w:rFonts w:hint="default" w:ascii="Times New Roman" w:hAnsi="Times New Roman" w:eastAsia="SimSun" w:cs="Times New Roman"/>
-          <w:sz w:val="25"/>
-          <w:szCs w:val="25"/>
-        </w:rPr>
-        <w:t xml:space="preserve"> across the tables, and finally</w:t>
-      </w:r>
-      <w:r>
-        <w:rPr>
-          <w:rFonts w:hint="default" w:ascii="Times New Roman" w:hAnsi="Times New Roman" w:eastAsia="SimSun" w:cs="Times New Roman"/>
-          <w:b w:val="0"/>
-          <w:bCs w:val="0"/>
-          <w:sz w:val="25"/>
-          <w:szCs w:val="25"/>
-        </w:rPr>
-        <w:t xml:space="preserve"> saved the changes.</w:t>
-      </w:r>
-    </w:p>
-    <w:p>
-      <w:pPr>
-        <w:ind w:left="0" w:leftChars="0" w:firstLine="0" w:firstLineChars="0"/>
-        <w:jc w:val="both"/>
-        <w:rPr>
-          <w:rFonts w:hint="default" w:ascii="Times New Roman" w:hAnsi="Times New Roman" w:eastAsia="SimSun" w:cs="Times New Roman"/>
-          <w:b w:val="0"/>
-          <w:bCs w:val="0"/>
-          <w:sz w:val="25"/>
-          <w:szCs w:val="25"/>
-          <w:lang w:val="en-US"/>
-        </w:rPr>
-      </w:pPr>
-      <w:r>
         <w:drawing>
-          <wp:anchor distT="0" distB="0" distL="114300" distR="114300" simplePos="0" relativeHeight="251659264" behindDoc="0" locked="0" layoutInCell="1" allowOverlap="1">
+          <wp:anchor distT="0" distB="0" distL="114300" distR="114300" simplePos="0" relativeHeight="251659264" behindDoc="1" locked="0" layoutInCell="1" allowOverlap="1">
             <wp:simplePos x="0" y="0"/>
             <wp:positionH relativeFrom="column">
-              <wp:posOffset>457835</wp:posOffset>
+              <wp:posOffset>247015</wp:posOffset>
             </wp:positionH>
             <wp:positionV relativeFrom="paragraph">
-              <wp:posOffset>0</wp:posOffset>
+              <wp:posOffset>596265</wp:posOffset>
             </wp:positionV>
-            <wp:extent cx="4358640" cy="4930140"/>
-            <wp:effectExtent l="0" t="0" r="0" b="7620"/>
-            <wp:wrapSquare wrapText="bothSides"/>
-            <wp:docPr id="34" name="Picture 1"/>
+            <wp:extent cx="4779645" cy="4779645"/>
+            <wp:effectExtent l="0" t="0" r="36195" b="36195"/>
+            <wp:wrapTight wrapText="bothSides">
+              <wp:wrapPolygon>
+                <wp:start x="0" y="0"/>
+                <wp:lineTo x="0" y="21557"/>
+                <wp:lineTo x="21557" y="21557"/>
+                <wp:lineTo x="21557" y="0"/>
+                <wp:lineTo x="0" y="0"/>
+              </wp:wrapPolygon>
+            </wp:wrapTight>
+            <wp:docPr id="1" name="Picture 1"/>
             <wp:cNvGraphicFramePr>
               <a:graphicFrameLocks xmlns:a="http://schemas.openxmlformats.org/drawingml/2006/main" noChangeAspect="1"/>
             </wp:cNvGraphicFramePr>
@@ -457,7 +354,7 @@
               <a:graphicData uri="http://schemas.openxmlformats.org/drawingml/2006/picture">
                 <pic:pic xmlns:pic="http://schemas.openxmlformats.org/drawingml/2006/picture">
                   <pic:nvPicPr>
-                    <pic:cNvPr id="34" name="Picture 1"/>
+                    <pic:cNvPr id="1" name="Picture 1"/>
                     <pic:cNvPicPr>
                       <a:picLocks noChangeAspect="1"/>
                     </pic:cNvPicPr>
@@ -471,7 +368,7 @@
                   <pic:spPr>
                     <a:xfrm>
                       <a:off x="0" y="0"/>
-                      <a:ext cx="4358640" cy="4930140"/>
+                      <a:ext cx="4779645" cy="4779645"/>
                     </a:xfrm>
                     <a:prstGeom prst="rect">
                       <a:avLst/>
@@ -487,79 +384,6223 @@
           </wp:anchor>
         </w:drawing>
       </w:r>
+      <w:r>
+        <w:rPr>
+          <w:rFonts w:hint="default" w:ascii="Times New Roman" w:hAnsi="Times New Roman" w:eastAsia="SimSun" w:cs="Times New Roman"/>
+          <w:sz w:val="22"/>
+          <w:szCs w:val="22"/>
+        </w:rPr>
+        <w:t xml:space="preserve">In the first section of </w:t>
+      </w:r>
+      <w:r>
+        <w:rPr>
+          <w:rFonts w:hint="default" w:ascii="Times New Roman" w:hAnsi="Times New Roman" w:eastAsia="SimSun" w:cs="Times New Roman"/>
+          <w:i/>
+          <w:iCs/>
+          <w:sz w:val="22"/>
+          <w:szCs w:val="22"/>
+        </w:rPr>
+        <w:t>Task 3 (Pass Submission)</w:t>
+      </w:r>
+      <w:r>
+        <w:rPr>
+          <w:rFonts w:hint="default" w:ascii="Times New Roman" w:hAnsi="Times New Roman" w:eastAsia="SimSun" w:cs="Times New Roman"/>
+          <w:sz w:val="22"/>
+          <w:szCs w:val="22"/>
+        </w:rPr>
+        <w:t xml:space="preserve">, students are required to open the </w:t>
+      </w:r>
+      <w:r>
+        <w:rPr>
+          <w:rStyle w:val="7"/>
+          <w:rFonts w:hint="default" w:ascii="Times New Roman" w:hAnsi="Times New Roman" w:eastAsia="SimSun" w:cs="Times New Roman"/>
+          <w:b/>
+          <w:bCs/>
+          <w:i/>
+          <w:iCs/>
+          <w:sz w:val="22"/>
+          <w:szCs w:val="22"/>
+        </w:rPr>
+        <w:t>MOVIEDB_SQL-1.txt</w:t>
+      </w:r>
+      <w:r>
+        <w:rPr>
+          <w:rFonts w:hint="default" w:ascii="Times New Roman" w:hAnsi="Times New Roman" w:eastAsia="SimSun" w:cs="Times New Roman"/>
+          <w:sz w:val="22"/>
+          <w:szCs w:val="22"/>
+        </w:rPr>
+        <w:t xml:space="preserve"> file in </w:t>
+      </w:r>
+      <w:r>
+        <w:rPr>
+          <w:rFonts w:hint="default" w:ascii="Times New Roman" w:hAnsi="Times New Roman" w:eastAsia="SimSun" w:cs="Times New Roman"/>
+          <w:b/>
+          <w:bCs/>
+          <w:sz w:val="22"/>
+          <w:szCs w:val="22"/>
+        </w:rPr>
+        <w:t>Notepad</w:t>
+      </w:r>
+      <w:r>
+        <w:rPr>
+          <w:rFonts w:hint="default" w:ascii="Times New Roman" w:hAnsi="Times New Roman" w:eastAsia="SimSun" w:cs="Times New Roman"/>
+          <w:sz w:val="22"/>
+          <w:szCs w:val="22"/>
+        </w:rPr>
+        <w:t xml:space="preserve">. Then, students must replace all occurrences of </w:t>
+      </w:r>
+      <w:r>
+        <w:rPr>
+          <w:rFonts w:hint="default" w:ascii="Times New Roman" w:hAnsi="Times New Roman" w:eastAsia="SimSun" w:cs="Times New Roman"/>
+          <w:b/>
+          <w:bCs/>
+          <w:i/>
+          <w:iCs/>
+          <w:sz w:val="22"/>
+          <w:szCs w:val="22"/>
+        </w:rPr>
+        <w:t>XXXX</w:t>
+      </w:r>
+      <w:r>
+        <w:rPr>
+          <w:rFonts w:hint="default" w:ascii="Times New Roman" w:hAnsi="Times New Roman" w:eastAsia="SimSun" w:cs="Times New Roman"/>
+          <w:b w:val="0"/>
+          <w:bCs w:val="0"/>
+          <w:sz w:val="22"/>
+          <w:szCs w:val="22"/>
+        </w:rPr>
+        <w:t xml:space="preserve"> with the </w:t>
+      </w:r>
+      <w:r>
+        <w:rPr>
+          <w:rFonts w:hint="default" w:ascii="Times New Roman" w:hAnsi="Times New Roman" w:eastAsia="SimSun" w:cs="Times New Roman"/>
+          <w:b/>
+          <w:bCs/>
+          <w:i/>
+          <w:iCs/>
+          <w:sz w:val="22"/>
+          <w:szCs w:val="22"/>
+        </w:rPr>
+        <w:t>last four digits</w:t>
+      </w:r>
+      <w:r>
+        <w:rPr>
+          <w:rFonts w:hint="default" w:ascii="Times New Roman" w:hAnsi="Times New Roman" w:eastAsia="SimSun" w:cs="Times New Roman"/>
+          <w:b w:val="0"/>
+          <w:bCs w:val="0"/>
+          <w:sz w:val="22"/>
+          <w:szCs w:val="22"/>
+        </w:rPr>
+        <w:t xml:space="preserve"> of their </w:t>
+      </w:r>
+      <w:r>
+        <w:rPr>
+          <w:rFonts w:hint="default" w:ascii="Times New Roman" w:hAnsi="Times New Roman" w:eastAsia="SimSun" w:cs="Times New Roman"/>
+          <w:b/>
+          <w:bCs/>
+          <w:i/>
+          <w:iCs/>
+          <w:sz w:val="22"/>
+          <w:szCs w:val="22"/>
+        </w:rPr>
+        <w:t>StudentID</w:t>
+      </w:r>
+      <w:r>
+        <w:rPr>
+          <w:rFonts w:hint="default" w:ascii="Times New Roman" w:hAnsi="Times New Roman" w:eastAsia="SimSun" w:cs="Times New Roman"/>
+          <w:b w:val="0"/>
+          <w:bCs w:val="0"/>
+          <w:sz w:val="22"/>
+          <w:szCs w:val="22"/>
+        </w:rPr>
+        <w:t>.</w:t>
+      </w:r>
+      <w:r>
+        <w:rPr>
+          <w:rFonts w:hint="default" w:ascii="Times New Roman" w:hAnsi="Times New Roman" w:eastAsia="SimSun" w:cs="Times New Roman"/>
+          <w:b w:val="0"/>
+          <w:bCs w:val="0"/>
+          <w:sz w:val="22"/>
+          <w:szCs w:val="22"/>
+        </w:rPr>
+        <w:br w:type="textWrapping"/>
+      </w:r>
+      <w:r>
+        <w:rPr>
+          <w:rFonts w:hint="default" w:ascii="Times New Roman" w:hAnsi="Times New Roman" w:eastAsia="SimSun" w:cs="Times New Roman"/>
+          <w:b w:val="0"/>
+          <w:bCs w:val="0"/>
+          <w:sz w:val="22"/>
+          <w:szCs w:val="22"/>
+        </w:rPr>
+        <w:br w:type="textWrapping"/>
+      </w:r>
+    </w:p>
+    <w:p>
+      <w:pPr>
+        <w:ind w:left="0" w:leftChars="0" w:firstLine="0" w:firstLineChars="0"/>
+        <w:jc w:val="both"/>
+        <w:rPr>
+          <w:rFonts w:hint="default" w:ascii="Times New Roman" w:hAnsi="Times New Roman" w:eastAsia="SimSun" w:cs="Times New Roman"/>
+          <w:b w:val="0"/>
+          <w:bCs w:val="0"/>
+          <w:sz w:val="22"/>
+          <w:szCs w:val="22"/>
+        </w:rPr>
+      </w:pPr>
     </w:p>
     <w:p>
       <w:pPr>
         <w:ind w:left="0" w:leftChars="0" w:firstLine="0" w:firstLineChars="0"/>
         <w:jc w:val="center"/>
         <w:rPr>
+          <w:rFonts w:hint="default" w:ascii="Times New Roman" w:hAnsi="Times New Roman" w:eastAsia="SimSun" w:cs="Times New Roman"/>
+          <w:b/>
+          <w:bCs/>
+          <w:i/>
+          <w:iCs/>
+          <w:sz w:val="21"/>
+          <w:szCs w:val="21"/>
+        </w:rPr>
+      </w:pPr>
+      <w:r>
+        <w:rPr>
+          <w:rFonts w:hint="default" w:ascii="Times New Roman" w:hAnsi="Times New Roman" w:eastAsia="SimSun" w:cs="Times New Roman"/>
+          <w:b/>
+          <w:bCs/>
+          <w:i/>
+          <w:iCs/>
+          <w:sz w:val="21"/>
+          <w:szCs w:val="21"/>
+          <w:lang w:val="en-US"/>
+        </w:rPr>
+        <w:t xml:space="preserve">Figure 1: </w:t>
+      </w:r>
+      <w:r>
+        <w:rPr>
+          <w:rFonts w:hint="default" w:ascii="Times New Roman" w:hAnsi="Times New Roman" w:eastAsia="SimSun" w:cs="Times New Roman"/>
+          <w:b/>
+          <w:bCs/>
+          <w:i/>
+          <w:iCs/>
+          <w:sz w:val="21"/>
+          <w:szCs w:val="21"/>
+        </w:rPr>
+        <w:t>MOVIEDB_SQL-1 Script in Notepad</w:t>
+      </w:r>
+      <w:r>
+        <w:rPr>
+          <w:rFonts w:hint="default" w:ascii="Times New Roman" w:hAnsi="Times New Roman" w:eastAsia="SimSun" w:cs="Times New Roman"/>
+          <w:b/>
+          <w:bCs/>
+          <w:i/>
+          <w:iCs/>
+          <w:sz w:val="21"/>
+          <w:szCs w:val="21"/>
+          <w:lang w:val="en-US"/>
+        </w:rPr>
+        <w:t>.</w:t>
+      </w:r>
+      <w:r>
+        <w:rPr>
+          <w:rFonts w:hint="default" w:ascii="Times New Roman" w:hAnsi="Times New Roman" w:eastAsia="SimSun" w:cs="Times New Roman"/>
+          <w:b/>
+          <w:bCs/>
+          <w:i/>
+          <w:iCs/>
+          <w:sz w:val="21"/>
+          <w:szCs w:val="21"/>
+        </w:rPr>
+        <w:br w:type="textWrapping"/>
+      </w:r>
+      <w:r>
+        <w:rPr>
+          <w:rFonts w:hint="default" w:ascii="Times New Roman" w:hAnsi="Times New Roman" w:eastAsia="SimSun" w:cs="Times New Roman"/>
+          <w:b/>
+          <w:bCs/>
+          <w:i/>
+          <w:iCs/>
+          <w:sz w:val="21"/>
+          <w:szCs w:val="21"/>
+        </w:rPr>
+        <w:br w:type="textWrapping"/>
+      </w:r>
+    </w:p>
+    <w:p>
+      <w:pPr>
+        <w:ind w:left="0" w:leftChars="0" w:firstLine="0" w:firstLineChars="0"/>
+        <w:jc w:val="center"/>
+        <w:rPr>
+          <w:rFonts w:hint="default" w:ascii="Times New Roman" w:hAnsi="Times New Roman" w:eastAsia="SimSun" w:cs="Times New Roman"/>
+          <w:b/>
+          <w:bCs/>
+          <w:i/>
+          <w:iCs/>
+          <w:sz w:val="21"/>
+          <w:szCs w:val="21"/>
+        </w:rPr>
+      </w:pPr>
+    </w:p>
+    <w:p>
+      <w:pPr>
+        <w:ind w:left="0" w:leftChars="0" w:firstLine="0" w:firstLineChars="0"/>
+        <w:jc w:val="both"/>
+        <w:rPr>
+          <w:rFonts w:hint="default" w:ascii="Times New Roman" w:hAnsi="Times New Roman" w:eastAsia="SimSun" w:cs="Times New Roman"/>
+          <w:b w:val="0"/>
+          <w:bCs w:val="0"/>
+          <w:sz w:val="22"/>
+          <w:szCs w:val="22"/>
+        </w:rPr>
+      </w:pPr>
+      <w:r>
+        <w:rPr>
+          <w:rFonts w:hint="default" w:ascii="Times New Roman" w:hAnsi="Times New Roman" w:eastAsia="SimSun" w:cs="Times New Roman"/>
+          <w:sz w:val="22"/>
+          <w:szCs w:val="22"/>
+        </w:rPr>
+        <w:t>Next, students have to access the following website (</w:t>
+      </w:r>
+      <w:r>
+        <w:rPr>
+          <w:rFonts w:hint="default" w:ascii="Times New Roman" w:hAnsi="Times New Roman" w:eastAsia="SimSun" w:cs="Times New Roman"/>
+          <w:i/>
+          <w:iCs/>
+          <w:sz w:val="22"/>
+          <w:szCs w:val="22"/>
+        </w:rPr>
+        <w:fldChar w:fldCharType="begin"/>
+      </w:r>
+      <w:r>
+        <w:rPr>
+          <w:rFonts w:hint="default" w:ascii="Times New Roman" w:hAnsi="Times New Roman" w:eastAsia="SimSun" w:cs="Times New Roman"/>
+          <w:i/>
+          <w:iCs/>
+          <w:sz w:val="22"/>
+          <w:szCs w:val="22"/>
+        </w:rPr>
+        <w:instrText xml:space="preserve"> HYPERLINK "https://feenix-isqljr.swin.edu.au/" \t "_blank" </w:instrText>
+      </w:r>
+      <w:r>
+        <w:rPr>
+          <w:rFonts w:hint="default" w:ascii="Times New Roman" w:hAnsi="Times New Roman" w:eastAsia="SimSun" w:cs="Times New Roman"/>
+          <w:i/>
+          <w:iCs/>
+          <w:sz w:val="22"/>
+          <w:szCs w:val="22"/>
+        </w:rPr>
+        <w:fldChar w:fldCharType="separate"/>
+      </w:r>
+      <w:r>
+        <w:rPr>
+          <w:rStyle w:val="8"/>
+          <w:rFonts w:hint="default" w:ascii="Times New Roman" w:hAnsi="Times New Roman" w:eastAsia="SimSun" w:cs="Times New Roman"/>
+          <w:i/>
+          <w:iCs/>
+          <w:sz w:val="22"/>
+          <w:szCs w:val="22"/>
+        </w:rPr>
+        <w:t>https://feenix-isqljr.swin.edu.au/</w:t>
+      </w:r>
+      <w:r>
+        <w:rPr>
+          <w:rFonts w:hint="default" w:ascii="Times New Roman" w:hAnsi="Times New Roman" w:eastAsia="SimSun" w:cs="Times New Roman"/>
+          <w:i/>
+          <w:iCs/>
+          <w:sz w:val="22"/>
+          <w:szCs w:val="22"/>
+        </w:rPr>
+        <w:fldChar w:fldCharType="end"/>
+      </w:r>
+      <w:r>
+        <w:rPr>
+          <w:rFonts w:hint="default" w:ascii="Times New Roman" w:hAnsi="Times New Roman" w:eastAsia="SimSun" w:cs="Times New Roman"/>
+          <w:sz w:val="22"/>
+          <w:szCs w:val="22"/>
+        </w:rPr>
+        <w:t xml:space="preserve">) and </w:t>
+      </w:r>
+      <w:r>
+        <w:rPr>
+          <w:rFonts w:hint="default" w:ascii="Times New Roman" w:hAnsi="Times New Roman" w:eastAsia="SimSun" w:cs="Times New Roman"/>
+          <w:b w:val="0"/>
+          <w:bCs w:val="0"/>
+          <w:sz w:val="22"/>
+          <w:szCs w:val="22"/>
+        </w:rPr>
+        <w:t>paste all the scripts in Notepad into the website.</w:t>
+      </w:r>
+    </w:p>
+    <w:p>
+      <w:pPr>
+        <w:ind w:left="0" w:leftChars="0" w:firstLine="0" w:firstLineChars="0"/>
+        <w:jc w:val="center"/>
+        <w:rPr>
+          <w:rFonts w:hint="default" w:ascii="Times New Roman" w:hAnsi="Times New Roman" w:eastAsia="SimSun" w:cs="Times New Roman"/>
+          <w:b/>
+          <w:bCs/>
+          <w:i/>
+          <w:iCs/>
+          <w:sz w:val="21"/>
+          <w:szCs w:val="21"/>
+          <w:lang w:val="en-US"/>
+        </w:rPr>
+      </w:pPr>
+      <w:r>
+        <w:rPr>
           <w:rFonts w:hint="default" w:ascii="Times New Roman" w:hAnsi="Times New Roman" w:cs="Times New Roman"/>
           <w:b/>
           <w:bCs/>
           <w:i/>
           <w:iCs/>
+          <w:sz w:val="21"/>
+          <w:szCs w:val="21"/>
+        </w:rPr>
+        <w:drawing>
+          <wp:anchor distT="0" distB="0" distL="114300" distR="114300" simplePos="0" relativeHeight="251660288" behindDoc="0" locked="0" layoutInCell="1" allowOverlap="1">
+            <wp:simplePos x="0" y="0"/>
+            <wp:positionH relativeFrom="column">
+              <wp:posOffset>3810</wp:posOffset>
+            </wp:positionH>
+            <wp:positionV relativeFrom="paragraph">
+              <wp:posOffset>0</wp:posOffset>
+            </wp:positionV>
+            <wp:extent cx="5266055" cy="1870710"/>
+            <wp:effectExtent l="0" t="0" r="6985" b="3810"/>
+            <wp:wrapSquare wrapText="bothSides"/>
+            <wp:docPr id="2" name="Picture 2"/>
+            <wp:cNvGraphicFramePr>
+              <a:graphicFrameLocks xmlns:a="http://schemas.openxmlformats.org/drawingml/2006/main" noChangeAspect="1"/>
+            </wp:cNvGraphicFramePr>
+            <a:graphic xmlns:a="http://schemas.openxmlformats.org/drawingml/2006/main">
+              <a:graphicData uri="http://schemas.openxmlformats.org/drawingml/2006/picture">
+                <pic:pic xmlns:pic="http://schemas.openxmlformats.org/drawingml/2006/picture">
+                  <pic:nvPicPr>
+                    <pic:cNvPr id="2" name="Picture 2"/>
+                    <pic:cNvPicPr>
+                      <a:picLocks noChangeAspect="1"/>
+                    </pic:cNvPicPr>
+                  </pic:nvPicPr>
+                  <pic:blipFill>
+                    <a:blip r:embed="rId8"/>
+                    <a:stretch>
+                      <a:fillRect/>
+                    </a:stretch>
+                  </pic:blipFill>
+                  <pic:spPr>
+                    <a:xfrm>
+                      <a:off x="0" y="0"/>
+                      <a:ext cx="5266055" cy="1870710"/>
+                    </a:xfrm>
+                    <a:prstGeom prst="rect">
+                      <a:avLst/>
+                    </a:prstGeom>
+                    <a:noFill/>
+                    <a:ln>
+                      <a:noFill/>
+                    </a:ln>
+                  </pic:spPr>
+                </pic:pic>
+              </a:graphicData>
+            </a:graphic>
+          </wp:anchor>
+        </w:drawing>
+      </w:r>
+      <w:r>
+        <w:rPr>
+          <w:rFonts w:hint="default" w:ascii="Times New Roman" w:hAnsi="Times New Roman" w:eastAsia="SimSun" w:cs="Times New Roman"/>
+          <w:b/>
+          <w:bCs/>
+          <w:i/>
+          <w:iCs/>
+          <w:sz w:val="21"/>
+          <w:szCs w:val="21"/>
+          <w:lang w:val="en-US"/>
+        </w:rPr>
+        <w:t xml:space="preserve">Figure 2: </w:t>
+      </w:r>
+      <w:r>
+        <w:rPr>
+          <w:rFonts w:hint="default" w:ascii="Times New Roman" w:hAnsi="Times New Roman" w:eastAsia="SimSun" w:cs="Times New Roman"/>
+          <w:b/>
+          <w:bCs/>
+          <w:i/>
+          <w:iCs/>
+          <w:sz w:val="21"/>
+          <w:szCs w:val="21"/>
+        </w:rPr>
+        <w:t>MOVIEDB_SQL-1 Script in iSQL J</w:t>
+      </w:r>
+      <w:r>
+        <w:rPr>
+          <w:rFonts w:hint="default" w:ascii="Times New Roman" w:hAnsi="Times New Roman" w:eastAsia="SimSun" w:cs="Times New Roman"/>
+          <w:b/>
+          <w:bCs/>
+          <w:i/>
+          <w:iCs/>
+          <w:sz w:val="21"/>
+          <w:szCs w:val="21"/>
+          <w:lang w:val="en-US"/>
+        </w:rPr>
+        <w:t>unioR.</w:t>
+      </w:r>
+    </w:p>
+    <w:p>
+      <w:pPr>
+        <w:ind w:left="0" w:leftChars="0" w:firstLine="0" w:firstLineChars="0"/>
+        <w:jc w:val="center"/>
+        <w:rPr>
+          <w:rFonts w:hint="default" w:ascii="Times New Roman" w:hAnsi="Times New Roman" w:eastAsia="SimSun" w:cs="Times New Roman"/>
+          <w:b/>
+          <w:bCs/>
+          <w:i/>
+          <w:iCs/>
+          <w:sz w:val="21"/>
+          <w:szCs w:val="21"/>
+          <w:lang w:val="en-US"/>
+        </w:rPr>
+      </w:pPr>
+      <w:r>
+        <w:rPr>
+          <w:rFonts w:hint="default" w:ascii="Times New Roman" w:hAnsi="Times New Roman" w:cs="Times New Roman"/>
+          <w:b/>
+          <w:bCs/>
+          <w:i/>
+          <w:iCs/>
+          <w:sz w:val="21"/>
+          <w:szCs w:val="21"/>
+        </w:rPr>
+        <w:drawing>
+          <wp:anchor distT="0" distB="0" distL="114300" distR="114300" simplePos="0" relativeHeight="251661312" behindDoc="1" locked="0" layoutInCell="1" allowOverlap="1">
+            <wp:simplePos x="0" y="0"/>
+            <wp:positionH relativeFrom="column">
+              <wp:posOffset>3810</wp:posOffset>
+            </wp:positionH>
+            <wp:positionV relativeFrom="paragraph">
+              <wp:posOffset>0</wp:posOffset>
+            </wp:positionV>
+            <wp:extent cx="5266055" cy="639445"/>
+            <wp:effectExtent l="0" t="0" r="6985" b="635"/>
+            <wp:wrapTight wrapText="bothSides">
+              <wp:wrapPolygon>
+                <wp:start x="0" y="0"/>
+                <wp:lineTo x="0" y="21107"/>
+                <wp:lineTo x="21566" y="21107"/>
+                <wp:lineTo x="21566" y="0"/>
+                <wp:lineTo x="0" y="0"/>
+              </wp:wrapPolygon>
+            </wp:wrapTight>
+            <wp:docPr id="4" name="Picture 4"/>
+            <wp:cNvGraphicFramePr>
+              <a:graphicFrameLocks xmlns:a="http://schemas.openxmlformats.org/drawingml/2006/main" noChangeAspect="1"/>
+            </wp:cNvGraphicFramePr>
+            <a:graphic xmlns:a="http://schemas.openxmlformats.org/drawingml/2006/main">
+              <a:graphicData uri="http://schemas.openxmlformats.org/drawingml/2006/picture">
+                <pic:pic xmlns:pic="http://schemas.openxmlformats.org/drawingml/2006/picture">
+                  <pic:nvPicPr>
+                    <pic:cNvPr id="4" name="Picture 4"/>
+                    <pic:cNvPicPr>
+                      <a:picLocks noChangeAspect="1"/>
+                    </pic:cNvPicPr>
+                  </pic:nvPicPr>
+                  <pic:blipFill>
+                    <a:blip r:embed="rId9"/>
+                    <a:stretch>
+                      <a:fillRect/>
+                    </a:stretch>
+                  </pic:blipFill>
+                  <pic:spPr>
+                    <a:xfrm>
+                      <a:off x="0" y="0"/>
+                      <a:ext cx="5266055" cy="639445"/>
+                    </a:xfrm>
+                    <a:prstGeom prst="rect">
+                      <a:avLst/>
+                    </a:prstGeom>
+                    <a:noFill/>
+                    <a:ln>
+                      <a:noFill/>
+                    </a:ln>
+                  </pic:spPr>
+                </pic:pic>
+              </a:graphicData>
+            </a:graphic>
+          </wp:anchor>
+        </w:drawing>
+      </w:r>
+      <w:r>
+        <w:rPr>
+          <w:rFonts w:hint="default" w:ascii="Times New Roman" w:hAnsi="Times New Roman" w:eastAsia="SimSun" w:cs="Times New Roman"/>
+          <w:b/>
+          <w:bCs/>
+          <w:i/>
+          <w:iCs/>
+          <w:sz w:val="21"/>
+          <w:szCs w:val="21"/>
+          <w:lang w:val="en-US"/>
+        </w:rPr>
+        <w:t xml:space="preserve">Figure 3: </w:t>
+      </w:r>
+      <w:r>
+        <w:rPr>
+          <w:rFonts w:hint="default" w:ascii="Times New Roman" w:hAnsi="Times New Roman" w:eastAsia="SimSun" w:cs="Times New Roman"/>
+          <w:b/>
+          <w:bCs/>
+          <w:i/>
+          <w:iCs/>
+          <w:sz w:val="21"/>
+          <w:szCs w:val="21"/>
+        </w:rPr>
+        <w:t>Execution Result of MOVIEDB_SQL-1 Script in iSQL Juni</w:t>
+      </w:r>
+      <w:r>
+        <w:rPr>
+          <w:rFonts w:hint="default" w:ascii="Times New Roman" w:hAnsi="Times New Roman" w:eastAsia="SimSun" w:cs="Times New Roman"/>
+          <w:b/>
+          <w:bCs/>
+          <w:i/>
+          <w:iCs/>
+          <w:sz w:val="21"/>
+          <w:szCs w:val="21"/>
+          <w:lang w:val="en-US"/>
+        </w:rPr>
+        <w:t>oR.</w:t>
+      </w:r>
+    </w:p>
+    <w:p>
+      <w:pPr>
+        <w:ind w:left="0" w:leftChars="0" w:firstLine="0" w:firstLineChars="0"/>
+        <w:jc w:val="center"/>
+        <w:rPr>
+          <w:rFonts w:hint="default" w:ascii="Times New Roman" w:hAnsi="Times New Roman" w:eastAsia="SimSun" w:cs="Times New Roman"/>
+          <w:b/>
+          <w:bCs/>
+          <w:i/>
+          <w:iCs/>
+          <w:sz w:val="21"/>
+          <w:szCs w:val="21"/>
+          <w:lang w:val="en-US"/>
+        </w:rPr>
+      </w:pPr>
+      <w:r>
+        <w:drawing>
+          <wp:anchor distT="0" distB="0" distL="114300" distR="114300" simplePos="0" relativeHeight="251666432" behindDoc="0" locked="0" layoutInCell="1" allowOverlap="1">
+            <wp:simplePos x="0" y="0"/>
+            <wp:positionH relativeFrom="column">
+              <wp:posOffset>1977390</wp:posOffset>
+            </wp:positionH>
+            <wp:positionV relativeFrom="paragraph">
+              <wp:posOffset>2458720</wp:posOffset>
+            </wp:positionV>
+            <wp:extent cx="1320165" cy="2292350"/>
+            <wp:effectExtent l="0" t="0" r="5715" b="8890"/>
+            <wp:wrapSquare wrapText="bothSides"/>
+            <wp:docPr id="11" name="Picture 11"/>
+            <wp:cNvGraphicFramePr>
+              <a:graphicFrameLocks xmlns:a="http://schemas.openxmlformats.org/drawingml/2006/main" noChangeAspect="1"/>
+            </wp:cNvGraphicFramePr>
+            <a:graphic xmlns:a="http://schemas.openxmlformats.org/drawingml/2006/main">
+              <a:graphicData uri="http://schemas.openxmlformats.org/drawingml/2006/picture">
+                <pic:pic xmlns:pic="http://schemas.openxmlformats.org/drawingml/2006/picture">
+                  <pic:nvPicPr>
+                    <pic:cNvPr id="11" name="Picture 11"/>
+                    <pic:cNvPicPr>
+                      <a:picLocks noChangeAspect="1"/>
+                    </pic:cNvPicPr>
+                  </pic:nvPicPr>
+                  <pic:blipFill>
+                    <a:blip r:embed="rId10"/>
+                    <a:stretch>
+                      <a:fillRect/>
+                    </a:stretch>
+                  </pic:blipFill>
+                  <pic:spPr>
+                    <a:xfrm>
+                      <a:off x="0" y="0"/>
+                      <a:ext cx="1320165" cy="2292350"/>
+                    </a:xfrm>
+                    <a:prstGeom prst="rect">
+                      <a:avLst/>
+                    </a:prstGeom>
+                    <a:noFill/>
+                    <a:ln>
+                      <a:noFill/>
+                    </a:ln>
+                  </pic:spPr>
+                </pic:pic>
+              </a:graphicData>
+            </a:graphic>
+          </wp:anchor>
+        </w:drawing>
+      </w:r>
+      <w:r>
+        <w:rPr>
+          <w:rFonts w:hint="default" w:ascii="Times New Roman" w:hAnsi="Times New Roman" w:cs="Times New Roman"/>
+          <w:b/>
+          <w:bCs/>
+          <w:i/>
+          <w:iCs/>
+          <w:sz w:val="21"/>
+          <w:szCs w:val="21"/>
+        </w:rPr>
+        <w:drawing>
+          <wp:anchor distT="0" distB="0" distL="114300" distR="114300" simplePos="0" relativeHeight="251662336" behindDoc="1" locked="0" layoutInCell="1" allowOverlap="1">
+            <wp:simplePos x="0" y="0"/>
+            <wp:positionH relativeFrom="column">
+              <wp:posOffset>0</wp:posOffset>
+            </wp:positionH>
+            <wp:positionV relativeFrom="paragraph">
+              <wp:posOffset>0</wp:posOffset>
+            </wp:positionV>
+            <wp:extent cx="5274310" cy="1963420"/>
+            <wp:effectExtent l="0" t="0" r="13970" b="2540"/>
+            <wp:wrapTight wrapText="bothSides">
+              <wp:wrapPolygon>
+                <wp:start x="0" y="0"/>
+                <wp:lineTo x="0" y="21460"/>
+                <wp:lineTo x="21532" y="21460"/>
+                <wp:lineTo x="21532" y="0"/>
+                <wp:lineTo x="0" y="0"/>
+              </wp:wrapPolygon>
+            </wp:wrapTight>
+            <wp:docPr id="5" name="Picture 5"/>
+            <wp:cNvGraphicFramePr>
+              <a:graphicFrameLocks xmlns:a="http://schemas.openxmlformats.org/drawingml/2006/main" noChangeAspect="1"/>
+            </wp:cNvGraphicFramePr>
+            <a:graphic xmlns:a="http://schemas.openxmlformats.org/drawingml/2006/main">
+              <a:graphicData uri="http://schemas.openxmlformats.org/drawingml/2006/picture">
+                <pic:pic xmlns:pic="http://schemas.openxmlformats.org/drawingml/2006/picture">
+                  <pic:nvPicPr>
+                    <pic:cNvPr id="5" name="Picture 5"/>
+                    <pic:cNvPicPr>
+                      <a:picLocks noChangeAspect="1"/>
+                    </pic:cNvPicPr>
+                  </pic:nvPicPr>
+                  <pic:blipFill>
+                    <a:blip r:embed="rId11"/>
+                    <a:stretch>
+                      <a:fillRect/>
+                    </a:stretch>
+                  </pic:blipFill>
+                  <pic:spPr>
+                    <a:xfrm>
+                      <a:off x="0" y="0"/>
+                      <a:ext cx="5274310" cy="1963420"/>
+                    </a:xfrm>
+                    <a:prstGeom prst="rect">
+                      <a:avLst/>
+                    </a:prstGeom>
+                    <a:noFill/>
+                    <a:ln>
+                      <a:noFill/>
+                    </a:ln>
+                  </pic:spPr>
+                </pic:pic>
+              </a:graphicData>
+            </a:graphic>
+          </wp:anchor>
+        </w:drawing>
+      </w:r>
+      <w:r>
+        <w:rPr>
+          <w:rFonts w:hint="default" w:ascii="Times New Roman" w:hAnsi="Times New Roman" w:eastAsia="SimSun" w:cs="Times New Roman"/>
+          <w:b/>
+          <w:bCs/>
+          <w:i/>
+          <w:iCs/>
+          <w:sz w:val="21"/>
+          <w:szCs w:val="21"/>
+          <w:lang w:val="en-US"/>
+        </w:rPr>
+        <w:t xml:space="preserve">Figure 4: </w:t>
+      </w:r>
+      <w:r>
+        <w:rPr>
+          <w:rFonts w:hint="default" w:ascii="Times New Roman" w:hAnsi="Times New Roman" w:eastAsia="SimSun" w:cs="Times New Roman"/>
+          <w:b/>
+          <w:bCs/>
+          <w:i/>
+          <w:iCs/>
+          <w:sz w:val="21"/>
+          <w:szCs w:val="21"/>
+        </w:rPr>
+        <w:t>Entering SELECT Query for MOVIE5520 Table in iSQL Juni</w:t>
+      </w:r>
+      <w:r>
+        <w:rPr>
+          <w:rFonts w:hint="default" w:ascii="Times New Roman" w:hAnsi="Times New Roman" w:eastAsia="SimSun" w:cs="Times New Roman"/>
+          <w:b/>
+          <w:bCs/>
+          <w:i/>
+          <w:iCs/>
+          <w:sz w:val="21"/>
+          <w:szCs w:val="21"/>
+          <w:lang w:val="en-US"/>
+        </w:rPr>
+        <w:t>o</w:t>
+      </w:r>
+      <w:r>
+        <w:rPr>
+          <w:rFonts w:hint="default" w:ascii="Times New Roman" w:hAnsi="Times New Roman" w:eastAsia="SimSun" w:cs="Times New Roman"/>
+          <w:b/>
+          <w:bCs/>
+          <w:i/>
+          <w:iCs/>
+          <w:sz w:val="21"/>
+          <w:szCs w:val="21"/>
+        </w:rPr>
+        <w:t>R</w:t>
+      </w:r>
+      <w:r>
+        <w:rPr>
+          <w:rFonts w:hint="default" w:ascii="Times New Roman" w:hAnsi="Times New Roman" w:eastAsia="SimSun" w:cs="Times New Roman"/>
+          <w:b/>
+          <w:bCs/>
+          <w:i/>
+          <w:iCs/>
+          <w:sz w:val="21"/>
+          <w:szCs w:val="21"/>
+          <w:lang w:val="en-US"/>
+        </w:rPr>
+        <w:t>.</w:t>
+      </w:r>
+    </w:p>
+    <w:p>
+      <w:pPr>
+        <w:ind w:left="0" w:leftChars="0" w:firstLine="0" w:firstLineChars="0"/>
+        <w:jc w:val="center"/>
+        <w:rPr>
+          <w:rFonts w:hint="default" w:ascii="Times New Roman" w:hAnsi="Times New Roman" w:eastAsia="SimSun" w:cs="Times New Roman"/>
+          <w:b/>
+          <w:bCs/>
+          <w:i/>
+          <w:iCs/>
+          <w:sz w:val="21"/>
+          <w:szCs w:val="21"/>
+          <w:lang w:val="en-US"/>
+        </w:rPr>
+      </w:pPr>
+      <w:r>
+        <w:rPr>
+          <w:rFonts w:hint="default" w:ascii="Times New Roman" w:hAnsi="Times New Roman" w:eastAsia="SimSun" w:cs="Times New Roman"/>
+          <w:b/>
+          <w:bCs/>
+          <w:i/>
+          <w:iCs/>
+          <w:sz w:val="21"/>
+          <w:szCs w:val="21"/>
+          <w:lang w:val="en-US"/>
+        </w:rPr>
+        <w:br w:type="textWrapping"/>
+      </w:r>
+      <w:r>
+        <w:rPr>
+          <w:rFonts w:hint="default" w:ascii="Times New Roman" w:hAnsi="Times New Roman" w:eastAsia="SimSun" w:cs="Times New Roman"/>
+          <w:b/>
+          <w:bCs/>
+          <w:i/>
+          <w:iCs/>
+          <w:sz w:val="21"/>
+          <w:szCs w:val="21"/>
+          <w:lang w:val="en-US"/>
+        </w:rPr>
+        <w:br w:type="textWrapping"/>
+      </w:r>
+      <w:r>
+        <w:rPr>
+          <w:rFonts w:hint="default" w:ascii="Times New Roman" w:hAnsi="Times New Roman" w:eastAsia="SimSun" w:cs="Times New Roman"/>
+          <w:b/>
+          <w:bCs/>
+          <w:i/>
+          <w:iCs/>
+          <w:sz w:val="21"/>
+          <w:szCs w:val="21"/>
+          <w:lang w:val="en-US"/>
+        </w:rPr>
+        <w:br w:type="textWrapping"/>
+      </w:r>
+      <w:r>
+        <w:rPr>
+          <w:rFonts w:hint="default" w:ascii="Times New Roman" w:hAnsi="Times New Roman" w:eastAsia="SimSun" w:cs="Times New Roman"/>
+          <w:b/>
+          <w:bCs/>
+          <w:i/>
+          <w:iCs/>
+          <w:sz w:val="21"/>
+          <w:szCs w:val="21"/>
+          <w:lang w:val="en-US"/>
+        </w:rPr>
+        <w:br w:type="textWrapping"/>
+      </w:r>
+      <w:r>
+        <w:rPr>
+          <w:rFonts w:hint="default" w:ascii="Times New Roman" w:hAnsi="Times New Roman" w:eastAsia="SimSun" w:cs="Times New Roman"/>
+          <w:b/>
+          <w:bCs/>
+          <w:i/>
+          <w:iCs/>
+          <w:sz w:val="21"/>
+          <w:szCs w:val="21"/>
+          <w:lang w:val="en-US"/>
+        </w:rPr>
+        <w:br w:type="textWrapping"/>
+      </w:r>
+      <w:r>
+        <w:rPr>
+          <w:rFonts w:hint="default" w:ascii="Times New Roman" w:hAnsi="Times New Roman" w:eastAsia="SimSun" w:cs="Times New Roman"/>
+          <w:b/>
+          <w:bCs/>
+          <w:i/>
+          <w:iCs/>
+          <w:sz w:val="21"/>
+          <w:szCs w:val="21"/>
+          <w:lang w:val="en-US"/>
+        </w:rPr>
+        <w:br w:type="textWrapping"/>
+      </w:r>
+      <w:r>
+        <w:rPr>
+          <w:rFonts w:hint="default" w:ascii="Times New Roman" w:hAnsi="Times New Roman" w:eastAsia="SimSun" w:cs="Times New Roman"/>
+          <w:b/>
+          <w:bCs/>
+          <w:i/>
+          <w:iCs/>
+          <w:sz w:val="21"/>
+          <w:szCs w:val="21"/>
+          <w:lang w:val="en-US"/>
+        </w:rPr>
+        <w:br w:type="textWrapping"/>
+      </w:r>
+      <w:r>
+        <w:rPr>
+          <w:rFonts w:hint="default" w:ascii="Times New Roman" w:hAnsi="Times New Roman" w:eastAsia="SimSun" w:cs="Times New Roman"/>
+          <w:b/>
+          <w:bCs/>
+          <w:i/>
+          <w:iCs/>
+          <w:sz w:val="21"/>
+          <w:szCs w:val="21"/>
+          <w:lang w:val="en-US"/>
+        </w:rPr>
+        <w:br w:type="textWrapping"/>
+      </w:r>
+      <w:r>
+        <w:rPr>
+          <w:rFonts w:hint="default" w:ascii="Times New Roman" w:hAnsi="Times New Roman" w:eastAsia="SimSun" w:cs="Times New Roman"/>
+          <w:b/>
+          <w:bCs/>
+          <w:i/>
+          <w:iCs/>
+          <w:sz w:val="21"/>
+          <w:szCs w:val="21"/>
+          <w:lang w:val="en-US"/>
+        </w:rPr>
+        <w:br w:type="textWrapping"/>
+      </w:r>
+      <w:r>
+        <w:rPr>
+          <w:rFonts w:hint="default" w:ascii="Times New Roman" w:hAnsi="Times New Roman" w:eastAsia="SimSun" w:cs="Times New Roman"/>
+          <w:b/>
+          <w:bCs/>
+          <w:i/>
+          <w:iCs/>
+          <w:sz w:val="21"/>
+          <w:szCs w:val="21"/>
+          <w:lang w:val="en-US"/>
+        </w:rPr>
+        <w:br w:type="textWrapping"/>
+      </w:r>
+      <w:r>
+        <w:rPr>
+          <w:rFonts w:hint="default" w:ascii="Times New Roman" w:hAnsi="Times New Roman" w:eastAsia="SimSun" w:cs="Times New Roman"/>
+          <w:b/>
+          <w:bCs/>
+          <w:i/>
+          <w:iCs/>
+          <w:sz w:val="21"/>
+          <w:szCs w:val="21"/>
+          <w:lang w:val="en-US"/>
+        </w:rPr>
+        <w:br w:type="textWrapping"/>
+      </w:r>
+      <w:r>
+        <w:rPr>
+          <w:rFonts w:hint="default" w:ascii="Times New Roman" w:hAnsi="Times New Roman" w:eastAsia="SimSun" w:cs="Times New Roman"/>
+          <w:b/>
+          <w:bCs/>
+          <w:i/>
+          <w:iCs/>
+          <w:sz w:val="21"/>
+          <w:szCs w:val="21"/>
+          <w:lang w:val="en-US"/>
+        </w:rPr>
+        <w:br w:type="textWrapping"/>
+      </w:r>
+      <w:r>
+        <w:rPr>
+          <w:rFonts w:hint="default" w:ascii="Times New Roman" w:hAnsi="Times New Roman" w:eastAsia="SimSun" w:cs="Times New Roman"/>
+          <w:b/>
+          <w:bCs/>
+          <w:i/>
+          <w:iCs/>
+          <w:sz w:val="21"/>
+          <w:szCs w:val="21"/>
+          <w:lang w:val="en-US"/>
+        </w:rPr>
+        <w:br w:type="textWrapping"/>
+      </w:r>
+      <w:r>
+        <w:rPr>
+          <w:rFonts w:hint="default" w:ascii="Times New Roman" w:hAnsi="Times New Roman" w:eastAsia="SimSun" w:cs="Times New Roman"/>
+          <w:b/>
+          <w:bCs/>
+          <w:i/>
+          <w:iCs/>
+          <w:sz w:val="21"/>
+          <w:szCs w:val="21"/>
+          <w:lang w:val="en-US"/>
+        </w:rPr>
+        <w:br w:type="textWrapping"/>
+      </w:r>
+      <w:r>
+        <w:rPr>
+          <w:rFonts w:hint="default" w:ascii="Times New Roman" w:hAnsi="Times New Roman" w:eastAsia="SimSun" w:cs="Times New Roman"/>
+          <w:b/>
+          <w:bCs/>
+          <w:i/>
+          <w:iCs/>
+          <w:sz w:val="21"/>
+          <w:szCs w:val="21"/>
+          <w:lang w:val="en-US"/>
+        </w:rPr>
+        <w:br w:type="textWrapping"/>
+      </w:r>
+      <w:r>
+        <w:rPr>
+          <w:rFonts w:hint="default" w:ascii="Times New Roman" w:hAnsi="Times New Roman" w:eastAsia="SimSun" w:cs="Times New Roman"/>
+          <w:b/>
+          <w:bCs/>
+          <w:i/>
+          <w:iCs/>
+          <w:sz w:val="21"/>
+          <w:szCs w:val="21"/>
+          <w:lang w:val="en-US"/>
+        </w:rPr>
+        <w:t xml:space="preserve">Figure 5: </w:t>
+      </w:r>
+      <w:r>
+        <w:rPr>
+          <w:rFonts w:hint="default" w:ascii="Times New Roman" w:hAnsi="Times New Roman" w:eastAsia="SimSun" w:cs="Times New Roman"/>
+          <w:b/>
+          <w:bCs/>
+          <w:i/>
+          <w:iCs/>
+          <w:sz w:val="21"/>
+          <w:szCs w:val="21"/>
+        </w:rPr>
+        <w:t>Execution Result of SELECT Query for movie5520 Table</w:t>
+      </w:r>
+    </w:p>
+    <w:p>
+      <w:pPr>
+        <w:ind w:left="0" w:leftChars="0" w:firstLine="0" w:firstLineChars="0"/>
+        <w:jc w:val="both"/>
+        <w:rPr>
+          <w:rFonts w:hint="default" w:ascii="Times New Roman" w:hAnsi="Times New Roman" w:eastAsia="SimSun" w:cs="Times New Roman"/>
+          <w:b/>
+          <w:bCs/>
+          <w:i/>
+          <w:iCs/>
+          <w:sz w:val="21"/>
+          <w:szCs w:val="21"/>
+        </w:rPr>
+      </w:pPr>
+      <w:r>
+        <w:drawing>
+          <wp:anchor distT="0" distB="0" distL="114300" distR="114300" simplePos="0" relativeHeight="251663360" behindDoc="0" locked="0" layoutInCell="1" allowOverlap="1">
+            <wp:simplePos x="0" y="0"/>
+            <wp:positionH relativeFrom="column">
+              <wp:posOffset>873760</wp:posOffset>
+            </wp:positionH>
+            <wp:positionV relativeFrom="paragraph">
+              <wp:posOffset>81280</wp:posOffset>
+            </wp:positionV>
+            <wp:extent cx="3526155" cy="763905"/>
+            <wp:effectExtent l="0" t="0" r="9525" b="13335"/>
+            <wp:wrapSquare wrapText="bothSides"/>
+            <wp:docPr id="7" name="Picture 7"/>
+            <wp:cNvGraphicFramePr>
+              <a:graphicFrameLocks xmlns:a="http://schemas.openxmlformats.org/drawingml/2006/main" noChangeAspect="1"/>
+            </wp:cNvGraphicFramePr>
+            <a:graphic xmlns:a="http://schemas.openxmlformats.org/drawingml/2006/main">
+              <a:graphicData uri="http://schemas.openxmlformats.org/drawingml/2006/picture">
+                <pic:pic xmlns:pic="http://schemas.openxmlformats.org/drawingml/2006/picture">
+                  <pic:nvPicPr>
+                    <pic:cNvPr id="7" name="Picture 7"/>
+                    <pic:cNvPicPr>
+                      <a:picLocks noChangeAspect="1"/>
+                    </pic:cNvPicPr>
+                  </pic:nvPicPr>
+                  <pic:blipFill>
+                    <a:blip r:embed="rId12"/>
+                    <a:stretch>
+                      <a:fillRect/>
+                    </a:stretch>
+                  </pic:blipFill>
+                  <pic:spPr>
+                    <a:xfrm>
+                      <a:off x="0" y="0"/>
+                      <a:ext cx="3526155" cy="763905"/>
+                    </a:xfrm>
+                    <a:prstGeom prst="rect">
+                      <a:avLst/>
+                    </a:prstGeom>
+                    <a:noFill/>
+                    <a:ln>
+                      <a:noFill/>
+                    </a:ln>
+                  </pic:spPr>
+                </pic:pic>
+              </a:graphicData>
+            </a:graphic>
+          </wp:anchor>
+        </w:drawing>
+      </w:r>
+    </w:p>
+    <w:p>
+      <w:pPr>
+        <w:ind w:left="0" w:leftChars="0" w:firstLine="0" w:firstLineChars="0"/>
+        <w:jc w:val="both"/>
+        <w:rPr>
+          <w:rFonts w:hint="default" w:ascii="Times New Roman" w:hAnsi="Times New Roman" w:eastAsia="SimSun" w:cs="Times New Roman"/>
+          <w:b/>
+          <w:bCs/>
+          <w:i/>
+          <w:iCs/>
+          <w:sz w:val="21"/>
+          <w:szCs w:val="21"/>
+        </w:rPr>
+      </w:pPr>
+    </w:p>
+    <w:p>
+      <w:pPr>
+        <w:ind w:left="0" w:leftChars="0" w:firstLine="0" w:firstLineChars="0"/>
+        <w:jc w:val="both"/>
+        <w:rPr>
+          <w:rFonts w:hint="default" w:ascii="Times New Roman" w:hAnsi="Times New Roman" w:eastAsia="SimSun" w:cs="Times New Roman"/>
+          <w:b/>
+          <w:bCs/>
+          <w:i/>
+          <w:iCs/>
+          <w:sz w:val="21"/>
+          <w:szCs w:val="21"/>
+        </w:rPr>
+      </w:pPr>
+    </w:p>
+    <w:p>
+      <w:pPr>
+        <w:ind w:left="0" w:leftChars="0" w:firstLine="0" w:firstLineChars="0"/>
+        <w:jc w:val="center"/>
+        <w:rPr>
+          <w:rFonts w:hint="default" w:ascii="Times New Roman" w:hAnsi="Times New Roman" w:eastAsia="SimSun" w:cs="Times New Roman"/>
+          <w:b/>
+          <w:bCs/>
+          <w:i/>
+          <w:iCs/>
+          <w:sz w:val="21"/>
+          <w:szCs w:val="21"/>
+          <w:lang w:val="en-US"/>
+        </w:rPr>
+      </w:pPr>
+      <w:r>
+        <w:rPr>
+          <w:rFonts w:hint="default" w:ascii="Times New Roman" w:hAnsi="Times New Roman" w:eastAsia="SimSun" w:cs="Times New Roman"/>
+          <w:b/>
+          <w:bCs/>
+          <w:i/>
+          <w:iCs/>
+          <w:sz w:val="21"/>
+          <w:szCs w:val="21"/>
+        </w:rPr>
+        <w:br w:type="textWrapping"/>
+      </w:r>
+      <w:r>
+        <w:rPr>
+          <w:rFonts w:hint="default" w:ascii="Times New Roman" w:hAnsi="Times New Roman" w:eastAsia="SimSun" w:cs="Times New Roman"/>
+          <w:b/>
+          <w:bCs/>
+          <w:i/>
+          <w:iCs/>
+          <w:sz w:val="21"/>
+          <w:szCs w:val="21"/>
+          <w:lang w:val="en-US"/>
+        </w:rPr>
+        <w:t xml:space="preserve">Figure 6: </w:t>
+      </w:r>
+      <w:r>
+        <w:rPr>
+          <w:rFonts w:hint="default" w:ascii="Times New Roman" w:hAnsi="Times New Roman" w:eastAsia="SimSun" w:cs="Times New Roman"/>
+          <w:b/>
+          <w:bCs/>
+          <w:i/>
+          <w:iCs/>
+          <w:sz w:val="21"/>
+          <w:szCs w:val="21"/>
+        </w:rPr>
+        <w:t>Entering SELECT Query with STUID Alias for Movie5520 Table</w:t>
+      </w:r>
+      <w:r>
+        <w:rPr>
+          <w:rFonts w:hint="default" w:ascii="Times New Roman" w:hAnsi="Times New Roman" w:eastAsia="SimSun" w:cs="Times New Roman"/>
+          <w:b/>
+          <w:bCs/>
+          <w:i/>
+          <w:iCs/>
+          <w:sz w:val="21"/>
+          <w:szCs w:val="21"/>
+          <w:lang w:val="en-US"/>
+        </w:rPr>
+        <w:t>.</w:t>
+      </w:r>
+    </w:p>
+    <w:p>
+      <w:pPr>
+        <w:ind w:left="0" w:leftChars="0" w:firstLine="0" w:firstLineChars="0"/>
+        <w:jc w:val="both"/>
+        <w:rPr>
+          <w:rFonts w:hint="default" w:ascii="Times New Roman" w:hAnsi="Times New Roman" w:eastAsia="SimSun" w:cs="Times New Roman"/>
+          <w:b/>
+          <w:bCs/>
+          <w:i/>
+          <w:iCs/>
+          <w:sz w:val="21"/>
+          <w:szCs w:val="21"/>
+        </w:rPr>
+      </w:pPr>
+      <w:r>
+        <w:drawing>
+          <wp:anchor distT="0" distB="0" distL="114300" distR="114300" simplePos="0" relativeHeight="251667456" behindDoc="0" locked="0" layoutInCell="1" allowOverlap="1">
+            <wp:simplePos x="0" y="0"/>
+            <wp:positionH relativeFrom="column">
+              <wp:posOffset>1303655</wp:posOffset>
+            </wp:positionH>
+            <wp:positionV relativeFrom="paragraph">
+              <wp:posOffset>0</wp:posOffset>
+            </wp:positionV>
+            <wp:extent cx="2667000" cy="2796540"/>
+            <wp:effectExtent l="0" t="0" r="0" b="7620"/>
+            <wp:wrapSquare wrapText="bothSides"/>
+            <wp:docPr id="12" name="Picture 12"/>
+            <wp:cNvGraphicFramePr>
+              <a:graphicFrameLocks xmlns:a="http://schemas.openxmlformats.org/drawingml/2006/main" noChangeAspect="1"/>
+            </wp:cNvGraphicFramePr>
+            <a:graphic xmlns:a="http://schemas.openxmlformats.org/drawingml/2006/main">
+              <a:graphicData uri="http://schemas.openxmlformats.org/drawingml/2006/picture">
+                <pic:pic xmlns:pic="http://schemas.openxmlformats.org/drawingml/2006/picture">
+                  <pic:nvPicPr>
+                    <pic:cNvPr id="12" name="Picture 12"/>
+                    <pic:cNvPicPr>
+                      <a:picLocks noChangeAspect="1"/>
+                    </pic:cNvPicPr>
+                  </pic:nvPicPr>
+                  <pic:blipFill>
+                    <a:blip r:embed="rId13"/>
+                    <a:stretch>
+                      <a:fillRect/>
+                    </a:stretch>
+                  </pic:blipFill>
+                  <pic:spPr>
+                    <a:xfrm>
+                      <a:off x="0" y="0"/>
+                      <a:ext cx="2667000" cy="2796540"/>
+                    </a:xfrm>
+                    <a:prstGeom prst="rect">
+                      <a:avLst/>
+                    </a:prstGeom>
+                    <a:noFill/>
+                    <a:ln>
+                      <a:noFill/>
+                    </a:ln>
+                  </pic:spPr>
+                </pic:pic>
+              </a:graphicData>
+            </a:graphic>
+          </wp:anchor>
+        </w:drawing>
+      </w:r>
+    </w:p>
+    <w:p>
+      <w:pPr>
+        <w:ind w:left="0" w:leftChars="0" w:firstLine="0" w:firstLineChars="0"/>
+        <w:jc w:val="center"/>
+        <w:rPr>
+          <w:rFonts w:hint="default" w:ascii="Times New Roman" w:hAnsi="Times New Roman" w:eastAsia="SimSun" w:cs="Times New Roman"/>
+          <w:b/>
+          <w:bCs/>
+          <w:i/>
+          <w:iCs/>
+          <w:sz w:val="21"/>
+          <w:szCs w:val="21"/>
+          <w:lang w:val="en-US"/>
+        </w:rPr>
+      </w:pPr>
+      <w:r>
+        <w:rPr>
+          <w:rFonts w:hint="default" w:ascii="Times New Roman" w:hAnsi="Times New Roman" w:eastAsia="SimSun" w:cs="Times New Roman"/>
+          <w:b/>
+          <w:bCs/>
+          <w:i/>
+          <w:iCs/>
+          <w:sz w:val="21"/>
+          <w:szCs w:val="21"/>
+          <w:lang w:val="en-US"/>
+        </w:rPr>
+        <w:br w:type="textWrapping"/>
+      </w:r>
+      <w:r>
+        <w:rPr>
+          <w:rFonts w:hint="default" w:ascii="Times New Roman" w:hAnsi="Times New Roman" w:eastAsia="SimSun" w:cs="Times New Roman"/>
+          <w:b/>
+          <w:bCs/>
+          <w:i/>
+          <w:iCs/>
+          <w:sz w:val="21"/>
+          <w:szCs w:val="21"/>
+          <w:lang w:val="en-US"/>
+        </w:rPr>
+        <w:br w:type="textWrapping"/>
+      </w:r>
+      <w:r>
+        <w:rPr>
+          <w:rFonts w:hint="default" w:ascii="Times New Roman" w:hAnsi="Times New Roman" w:eastAsia="SimSun" w:cs="Times New Roman"/>
+          <w:b/>
+          <w:bCs/>
+          <w:i/>
+          <w:iCs/>
+          <w:sz w:val="21"/>
+          <w:szCs w:val="21"/>
+          <w:lang w:val="en-US"/>
+        </w:rPr>
+        <w:br w:type="textWrapping"/>
+      </w:r>
+      <w:r>
+        <w:rPr>
+          <w:rFonts w:hint="default" w:ascii="Times New Roman" w:hAnsi="Times New Roman" w:eastAsia="SimSun" w:cs="Times New Roman"/>
+          <w:b/>
+          <w:bCs/>
+          <w:i/>
+          <w:iCs/>
+          <w:sz w:val="21"/>
+          <w:szCs w:val="21"/>
+          <w:lang w:val="en-US"/>
+        </w:rPr>
+        <w:br w:type="textWrapping"/>
+      </w:r>
+      <w:r>
+        <w:rPr>
+          <w:rFonts w:hint="default" w:ascii="Times New Roman" w:hAnsi="Times New Roman" w:eastAsia="SimSun" w:cs="Times New Roman"/>
+          <w:b/>
+          <w:bCs/>
+          <w:i/>
+          <w:iCs/>
+          <w:sz w:val="21"/>
+          <w:szCs w:val="21"/>
+          <w:lang w:val="en-US"/>
+        </w:rPr>
+        <w:br w:type="textWrapping"/>
+      </w:r>
+      <w:r>
+        <w:rPr>
+          <w:rFonts w:hint="default" w:ascii="Times New Roman" w:hAnsi="Times New Roman" w:eastAsia="SimSun" w:cs="Times New Roman"/>
+          <w:b/>
+          <w:bCs/>
+          <w:i/>
+          <w:iCs/>
+          <w:sz w:val="21"/>
+          <w:szCs w:val="21"/>
+          <w:lang w:val="en-US"/>
+        </w:rPr>
+        <w:br w:type="textWrapping"/>
+      </w:r>
+      <w:r>
+        <w:rPr>
+          <w:rFonts w:hint="default" w:ascii="Times New Roman" w:hAnsi="Times New Roman" w:eastAsia="SimSun" w:cs="Times New Roman"/>
+          <w:b/>
+          <w:bCs/>
+          <w:i/>
+          <w:iCs/>
+          <w:sz w:val="21"/>
+          <w:szCs w:val="21"/>
+          <w:lang w:val="en-US"/>
+        </w:rPr>
+        <w:br w:type="textWrapping"/>
+      </w:r>
+      <w:r>
+        <w:rPr>
+          <w:rFonts w:hint="default" w:ascii="Times New Roman" w:hAnsi="Times New Roman" w:eastAsia="SimSun" w:cs="Times New Roman"/>
+          <w:b/>
+          <w:bCs/>
+          <w:i/>
+          <w:iCs/>
+          <w:sz w:val="21"/>
+          <w:szCs w:val="21"/>
+          <w:lang w:val="en-US"/>
+        </w:rPr>
+        <w:br w:type="textWrapping"/>
+      </w:r>
+      <w:r>
+        <w:rPr>
+          <w:rFonts w:hint="default" w:ascii="Times New Roman" w:hAnsi="Times New Roman" w:eastAsia="SimSun" w:cs="Times New Roman"/>
+          <w:b/>
+          <w:bCs/>
+          <w:i/>
+          <w:iCs/>
+          <w:sz w:val="21"/>
+          <w:szCs w:val="21"/>
+          <w:lang w:val="en-US"/>
+        </w:rPr>
+        <w:br w:type="textWrapping"/>
+      </w:r>
+      <w:r>
+        <w:rPr>
+          <w:rFonts w:hint="default" w:ascii="Times New Roman" w:hAnsi="Times New Roman" w:eastAsia="SimSun" w:cs="Times New Roman"/>
+          <w:b/>
+          <w:bCs/>
+          <w:i/>
+          <w:iCs/>
+          <w:sz w:val="21"/>
+          <w:szCs w:val="21"/>
+          <w:lang w:val="en-US"/>
+        </w:rPr>
+        <w:br w:type="textWrapping"/>
+      </w:r>
+      <w:r>
+        <w:rPr>
+          <w:rFonts w:hint="default" w:ascii="Times New Roman" w:hAnsi="Times New Roman" w:eastAsia="SimSun" w:cs="Times New Roman"/>
+          <w:b/>
+          <w:bCs/>
+          <w:i/>
+          <w:iCs/>
+          <w:sz w:val="21"/>
+          <w:szCs w:val="21"/>
+          <w:lang w:val="en-US"/>
+        </w:rPr>
+        <w:br w:type="textWrapping"/>
+      </w:r>
+      <w:r>
+        <w:rPr>
+          <w:rFonts w:hint="default" w:ascii="Times New Roman" w:hAnsi="Times New Roman" w:eastAsia="SimSun" w:cs="Times New Roman"/>
+          <w:b/>
+          <w:bCs/>
+          <w:i/>
+          <w:iCs/>
+          <w:sz w:val="21"/>
+          <w:szCs w:val="21"/>
+          <w:lang w:val="en-US"/>
+        </w:rPr>
+        <w:br w:type="textWrapping"/>
+      </w:r>
+      <w:r>
+        <w:rPr>
+          <w:rFonts w:hint="default" w:ascii="Times New Roman" w:hAnsi="Times New Roman" w:eastAsia="SimSun" w:cs="Times New Roman"/>
+          <w:b/>
+          <w:bCs/>
+          <w:i/>
+          <w:iCs/>
+          <w:sz w:val="21"/>
+          <w:szCs w:val="21"/>
+          <w:lang w:val="en-US"/>
+        </w:rPr>
+        <w:br w:type="textWrapping"/>
+      </w:r>
+      <w:r>
+        <w:rPr>
+          <w:rFonts w:hint="default" w:ascii="Times New Roman" w:hAnsi="Times New Roman" w:eastAsia="SimSun" w:cs="Times New Roman"/>
+          <w:b/>
+          <w:bCs/>
+          <w:i/>
+          <w:iCs/>
+          <w:sz w:val="21"/>
+          <w:szCs w:val="21"/>
+          <w:lang w:val="en-US"/>
+        </w:rPr>
+        <w:br w:type="textWrapping"/>
+      </w:r>
+      <w:r>
+        <w:rPr>
+          <w:rFonts w:hint="default" w:ascii="Times New Roman" w:hAnsi="Times New Roman" w:eastAsia="SimSun" w:cs="Times New Roman"/>
+          <w:b/>
+          <w:bCs/>
+          <w:i/>
+          <w:iCs/>
+          <w:sz w:val="21"/>
+          <w:szCs w:val="21"/>
+          <w:lang w:val="en-US"/>
+        </w:rPr>
+        <w:br w:type="textWrapping"/>
+      </w:r>
+      <w:r>
+        <w:rPr>
+          <w:rFonts w:hint="default" w:ascii="Times New Roman" w:hAnsi="Times New Roman" w:eastAsia="SimSun" w:cs="Times New Roman"/>
+          <w:b/>
+          <w:bCs/>
+          <w:i/>
+          <w:iCs/>
+          <w:sz w:val="21"/>
+          <w:szCs w:val="21"/>
+          <w:lang w:val="en-US"/>
+        </w:rPr>
+        <w:br w:type="textWrapping"/>
+      </w:r>
+      <w:r>
+        <w:rPr>
+          <w:rFonts w:hint="default" w:ascii="Times New Roman" w:hAnsi="Times New Roman" w:eastAsia="SimSun" w:cs="Times New Roman"/>
+          <w:b/>
+          <w:bCs/>
+          <w:i/>
+          <w:iCs/>
+          <w:sz w:val="21"/>
+          <w:szCs w:val="21"/>
+          <w:lang w:val="en-US"/>
+        </w:rPr>
+        <w:t xml:space="preserve">Figure 7: </w:t>
+      </w:r>
+      <w:r>
+        <w:rPr>
+          <w:rFonts w:hint="default" w:ascii="Times New Roman" w:hAnsi="Times New Roman" w:eastAsia="SimSun" w:cs="Times New Roman"/>
+          <w:b/>
+          <w:bCs/>
+          <w:i/>
+          <w:iCs/>
+          <w:sz w:val="21"/>
+          <w:szCs w:val="21"/>
+        </w:rPr>
+        <w:t>Execution Result of SELECT Query with STUID Alias for Movie5520 Table</w:t>
+      </w:r>
+    </w:p>
+    <w:p>
+      <w:pPr>
+        <w:ind w:left="0" w:leftChars="0" w:firstLine="0" w:firstLineChars="0"/>
+        <w:jc w:val="both"/>
+        <w:rPr>
+          <w:rFonts w:hint="default" w:ascii="Times New Roman" w:hAnsi="Times New Roman" w:eastAsia="SimSun" w:cs="Times New Roman"/>
+          <w:sz w:val="22"/>
+          <w:szCs w:val="22"/>
+        </w:rPr>
+      </w:pPr>
+      <w:r>
+        <w:rPr>
+          <w:rFonts w:hint="default" w:ascii="Times New Roman" w:hAnsi="Times New Roman" w:eastAsia="SimSun" w:cs="Times New Roman"/>
+          <w:sz w:val="22"/>
+          <w:szCs w:val="22"/>
+        </w:rPr>
+        <w:t xml:space="preserve">Subsequently, the lab instructions require students to write an SQL statement that retrieves only the </w:t>
+      </w:r>
+      <w:r>
+        <w:rPr>
+          <w:rStyle w:val="7"/>
+          <w:rFonts w:hint="default" w:ascii="Times New Roman" w:hAnsi="Times New Roman" w:eastAsia="SimSun" w:cs="Times New Roman"/>
+          <w:b/>
+          <w:bCs/>
+          <w:i/>
+          <w:iCs/>
+          <w:sz w:val="22"/>
+          <w:szCs w:val="22"/>
+        </w:rPr>
+        <w:t>StudID</w:t>
+      </w:r>
+      <w:r>
+        <w:rPr>
+          <w:rFonts w:hint="default" w:ascii="Times New Roman" w:hAnsi="Times New Roman" w:eastAsia="SimSun" w:cs="Times New Roman"/>
+          <w:sz w:val="22"/>
+          <w:szCs w:val="22"/>
+        </w:rPr>
+        <w:t xml:space="preserve">, </w:t>
+      </w:r>
+      <w:r>
+        <w:rPr>
+          <w:rStyle w:val="7"/>
+          <w:rFonts w:hint="default" w:ascii="Times New Roman" w:hAnsi="Times New Roman" w:eastAsia="SimSun" w:cs="Times New Roman"/>
+          <w:b/>
+          <w:bCs/>
+          <w:i/>
+          <w:iCs/>
+          <w:sz w:val="22"/>
+          <w:szCs w:val="22"/>
+        </w:rPr>
+        <w:t>Movieno</w:t>
+      </w:r>
+      <w:r>
+        <w:rPr>
+          <w:rFonts w:hint="default" w:ascii="Times New Roman" w:hAnsi="Times New Roman" w:eastAsia="SimSun" w:cs="Times New Roman"/>
+          <w:sz w:val="22"/>
+          <w:szCs w:val="22"/>
+        </w:rPr>
+        <w:t xml:space="preserve">, </w:t>
+      </w:r>
+      <w:r>
+        <w:rPr>
+          <w:rStyle w:val="7"/>
+          <w:rFonts w:hint="default" w:ascii="Times New Roman" w:hAnsi="Times New Roman" w:eastAsia="SimSun" w:cs="Times New Roman"/>
+          <w:b/>
+          <w:bCs/>
+          <w:i/>
+          <w:iCs/>
+          <w:sz w:val="22"/>
+          <w:szCs w:val="22"/>
+        </w:rPr>
+        <w:t>TITLE</w:t>
+      </w:r>
+      <w:r>
+        <w:rPr>
+          <w:rFonts w:hint="default" w:ascii="Times New Roman" w:hAnsi="Times New Roman" w:eastAsia="SimSun" w:cs="Times New Roman"/>
+          <w:sz w:val="22"/>
+          <w:szCs w:val="22"/>
+        </w:rPr>
+        <w:t xml:space="preserve">, and </w:t>
+      </w:r>
+      <w:r>
+        <w:rPr>
+          <w:rStyle w:val="7"/>
+          <w:rFonts w:hint="default" w:ascii="Times New Roman" w:hAnsi="Times New Roman" w:eastAsia="SimSun" w:cs="Times New Roman"/>
+          <w:b/>
+          <w:bCs/>
+          <w:i/>
+          <w:iCs/>
+          <w:sz w:val="22"/>
+          <w:szCs w:val="22"/>
+        </w:rPr>
+        <w:t>RELYEAR</w:t>
+      </w:r>
+      <w:r>
+        <w:rPr>
+          <w:rFonts w:hint="default" w:ascii="Times New Roman" w:hAnsi="Times New Roman" w:eastAsia="SimSun" w:cs="Times New Roman"/>
+          <w:sz w:val="22"/>
+          <w:szCs w:val="22"/>
+        </w:rPr>
+        <w:t xml:space="preserve"> columns for every row in the </w:t>
+      </w:r>
+      <w:r>
+        <w:rPr>
+          <w:rStyle w:val="7"/>
+          <w:rFonts w:hint="default" w:ascii="Times New Roman" w:hAnsi="Times New Roman" w:eastAsia="SimSun" w:cs="Times New Roman"/>
+          <w:b/>
+          <w:bCs/>
+          <w:i/>
+          <w:iCs/>
+          <w:sz w:val="22"/>
+          <w:szCs w:val="22"/>
+        </w:rPr>
+        <w:t>MOVIE5520</w:t>
+      </w:r>
+      <w:r>
+        <w:rPr>
+          <w:rFonts w:hint="default" w:ascii="Times New Roman" w:hAnsi="Times New Roman" w:eastAsia="SimSun" w:cs="Times New Roman"/>
+          <w:sz w:val="22"/>
+          <w:szCs w:val="22"/>
+        </w:rPr>
+        <w:t xml:space="preserve"> table. Furthermore, the result must be sorted in descending order by </w:t>
+      </w:r>
+      <w:r>
+        <w:rPr>
+          <w:rStyle w:val="7"/>
+          <w:rFonts w:hint="default" w:ascii="Times New Roman" w:hAnsi="Times New Roman" w:eastAsia="SimSun" w:cs="Times New Roman"/>
+          <w:sz w:val="22"/>
+          <w:szCs w:val="22"/>
+        </w:rPr>
+        <w:t>Movieno</w:t>
+      </w:r>
+      <w:r>
+        <w:rPr>
+          <w:rFonts w:hint="default" w:ascii="Times New Roman" w:hAnsi="Times New Roman" w:eastAsia="SimSun" w:cs="Times New Roman"/>
+          <w:sz w:val="22"/>
+          <w:szCs w:val="22"/>
+        </w:rPr>
+        <w:t xml:space="preserve">. After drafting the code, students are instructed to save it in a </w:t>
+      </w:r>
+      <w:r>
+        <w:rPr>
+          <w:rFonts w:hint="default" w:ascii="Times New Roman" w:hAnsi="Times New Roman" w:eastAsia="SimSun" w:cs="Times New Roman"/>
+          <w:b/>
+          <w:bCs/>
+          <w:i/>
+          <w:iCs/>
+          <w:sz w:val="22"/>
+          <w:szCs w:val="22"/>
+        </w:rPr>
+        <w:t>Notepad</w:t>
+      </w:r>
+      <w:r>
+        <w:rPr>
+          <w:rFonts w:hint="default" w:ascii="Times New Roman" w:hAnsi="Times New Roman" w:eastAsia="SimSun" w:cs="Times New Roman"/>
+          <w:sz w:val="22"/>
+          <w:szCs w:val="22"/>
+        </w:rPr>
+        <w:t xml:space="preserve"> file, paste it into </w:t>
+      </w:r>
+      <w:r>
+        <w:rPr>
+          <w:rFonts w:hint="default" w:ascii="Times New Roman" w:hAnsi="Times New Roman" w:eastAsia="SimSun" w:cs="Times New Roman"/>
+          <w:b/>
+          <w:bCs/>
+          <w:i/>
+          <w:iCs/>
+          <w:sz w:val="22"/>
+          <w:szCs w:val="22"/>
+        </w:rPr>
+        <w:t>iSQL</w:t>
+      </w:r>
+      <w:r>
+        <w:rPr>
+          <w:rFonts w:hint="default" w:ascii="Times New Roman" w:hAnsi="Times New Roman" w:eastAsia="SimSun" w:cs="Times New Roman"/>
+          <w:sz w:val="22"/>
+          <w:szCs w:val="22"/>
+        </w:rPr>
+        <w:t xml:space="preserve"> </w:t>
+      </w:r>
+      <w:r>
+        <w:rPr>
+          <w:rFonts w:hint="default" w:ascii="Times New Roman" w:hAnsi="Times New Roman" w:eastAsia="SimSun" w:cs="Times New Roman"/>
+          <w:b/>
+          <w:bCs/>
+          <w:i/>
+          <w:iCs/>
+          <w:sz w:val="22"/>
+          <w:szCs w:val="22"/>
+        </w:rPr>
+        <w:t>Jun</w:t>
+      </w:r>
+      <w:r>
+        <w:rPr>
+          <w:rFonts w:hint="default" w:ascii="Times New Roman" w:hAnsi="Times New Roman" w:eastAsia="SimSun" w:cs="Times New Roman"/>
+          <w:b/>
+          <w:bCs/>
+          <w:i/>
+          <w:iCs/>
+          <w:sz w:val="22"/>
+          <w:szCs w:val="22"/>
+          <w:lang w:val="en-US"/>
+        </w:rPr>
+        <w:t>io</w:t>
+      </w:r>
+      <w:r>
+        <w:rPr>
+          <w:rFonts w:hint="default" w:ascii="Times New Roman" w:hAnsi="Times New Roman" w:eastAsia="SimSun" w:cs="Times New Roman"/>
+          <w:b/>
+          <w:bCs/>
+          <w:i/>
+          <w:iCs/>
+          <w:sz w:val="22"/>
+          <w:szCs w:val="22"/>
+        </w:rPr>
+        <w:t>R</w:t>
+      </w:r>
+      <w:r>
+        <w:rPr>
+          <w:rFonts w:hint="default" w:ascii="Times New Roman" w:hAnsi="Times New Roman" w:eastAsia="SimSun" w:cs="Times New Roman"/>
+          <w:sz w:val="22"/>
+          <w:szCs w:val="22"/>
+        </w:rPr>
+        <w:t>, and finally execute the statement.</w:t>
+      </w:r>
+    </w:p>
+    <w:p>
+      <w:pPr>
+        <w:ind w:left="0" w:leftChars="0" w:firstLine="0" w:firstLineChars="0"/>
+        <w:jc w:val="center"/>
+        <w:rPr>
+          <w:rFonts w:hint="default" w:ascii="Times New Roman" w:hAnsi="Times New Roman" w:eastAsia="SimSun" w:cs="Times New Roman"/>
+          <w:b/>
+          <w:bCs/>
+          <w:i/>
+          <w:iCs/>
+          <w:sz w:val="21"/>
+          <w:szCs w:val="21"/>
+          <w:lang w:val="en-US"/>
+        </w:rPr>
+      </w:pPr>
+      <w:r>
+        <w:drawing>
+          <wp:anchor distT="0" distB="0" distL="114300" distR="114300" simplePos="0" relativeHeight="251664384" behindDoc="0" locked="0" layoutInCell="1" allowOverlap="1">
+            <wp:simplePos x="0" y="0"/>
+            <wp:positionH relativeFrom="column">
+              <wp:posOffset>309245</wp:posOffset>
+            </wp:positionH>
+            <wp:positionV relativeFrom="paragraph">
+              <wp:posOffset>0</wp:posOffset>
+            </wp:positionV>
+            <wp:extent cx="4655820" cy="1584960"/>
+            <wp:effectExtent l="0" t="0" r="7620" b="0"/>
+            <wp:wrapSquare wrapText="bothSides"/>
+            <wp:docPr id="9" name="Picture 9"/>
+            <wp:cNvGraphicFramePr>
+              <a:graphicFrameLocks xmlns:a="http://schemas.openxmlformats.org/drawingml/2006/main" noChangeAspect="1"/>
+            </wp:cNvGraphicFramePr>
+            <a:graphic xmlns:a="http://schemas.openxmlformats.org/drawingml/2006/main">
+              <a:graphicData uri="http://schemas.openxmlformats.org/drawingml/2006/picture">
+                <pic:pic xmlns:pic="http://schemas.openxmlformats.org/drawingml/2006/picture">
+                  <pic:nvPicPr>
+                    <pic:cNvPr id="9" name="Picture 9"/>
+                    <pic:cNvPicPr>
+                      <a:picLocks noChangeAspect="1"/>
+                    </pic:cNvPicPr>
+                  </pic:nvPicPr>
+                  <pic:blipFill>
+                    <a:blip r:embed="rId14"/>
+                    <a:stretch>
+                      <a:fillRect/>
+                    </a:stretch>
+                  </pic:blipFill>
+                  <pic:spPr>
+                    <a:xfrm>
+                      <a:off x="0" y="0"/>
+                      <a:ext cx="4655820" cy="1584960"/>
+                    </a:xfrm>
+                    <a:prstGeom prst="rect">
+                      <a:avLst/>
+                    </a:prstGeom>
+                    <a:noFill/>
+                    <a:ln>
+                      <a:noFill/>
+                    </a:ln>
+                  </pic:spPr>
+                </pic:pic>
+              </a:graphicData>
+            </a:graphic>
+          </wp:anchor>
+        </w:drawing>
+      </w:r>
+      <w:r>
+        <w:rPr>
+          <w:rFonts w:hint="default" w:ascii="Times New Roman" w:hAnsi="Times New Roman" w:eastAsia="SimSun" w:cs="Times New Roman"/>
+          <w:b/>
+          <w:bCs/>
+          <w:i/>
+          <w:iCs/>
+          <w:sz w:val="21"/>
+          <w:szCs w:val="21"/>
+          <w:lang w:val="en-US"/>
+        </w:rPr>
+        <w:t xml:space="preserve">Figure 8: </w:t>
+      </w:r>
+      <w:r>
+        <w:rPr>
+          <w:rFonts w:hint="default" w:ascii="Times New Roman" w:hAnsi="Times New Roman" w:eastAsia="SimSun" w:cs="Times New Roman"/>
+          <w:b/>
+          <w:bCs/>
+          <w:i/>
+          <w:iCs/>
+          <w:sz w:val="21"/>
+          <w:szCs w:val="21"/>
+        </w:rPr>
+        <w:t>Task3Pa Script in Notepad</w:t>
+      </w:r>
+      <w:r>
+        <w:rPr>
+          <w:rFonts w:hint="default" w:ascii="Times New Roman" w:hAnsi="Times New Roman" w:eastAsia="SimSun" w:cs="Times New Roman"/>
+          <w:b/>
+          <w:bCs/>
+          <w:i/>
+          <w:iCs/>
+          <w:sz w:val="21"/>
+          <w:szCs w:val="21"/>
+          <w:lang w:val="en-US"/>
+        </w:rPr>
+        <w:t>.</w:t>
+      </w:r>
+    </w:p>
+    <w:p>
+      <w:pPr>
+        <w:ind w:left="0" w:leftChars="0" w:firstLine="0" w:firstLineChars="0"/>
+        <w:jc w:val="center"/>
+        <w:rPr>
+          <w:rFonts w:hint="default" w:ascii="Times New Roman" w:hAnsi="Times New Roman" w:eastAsia="SimSun" w:cs="Times New Roman"/>
+          <w:b/>
+          <w:bCs/>
+          <w:i/>
+          <w:iCs/>
+          <w:sz w:val="21"/>
+          <w:szCs w:val="21"/>
+          <w:lang w:val="en-US"/>
+        </w:rPr>
+      </w:pPr>
+      <w:r>
+        <w:drawing>
+          <wp:anchor distT="0" distB="0" distL="114300" distR="114300" simplePos="0" relativeHeight="251665408" behindDoc="0" locked="0" layoutInCell="1" allowOverlap="1">
+            <wp:simplePos x="0" y="0"/>
+            <wp:positionH relativeFrom="column">
+              <wp:posOffset>0</wp:posOffset>
+            </wp:positionH>
+            <wp:positionV relativeFrom="paragraph">
+              <wp:posOffset>0</wp:posOffset>
+            </wp:positionV>
+            <wp:extent cx="5273675" cy="1031875"/>
+            <wp:effectExtent l="0" t="0" r="14605" b="4445"/>
+            <wp:wrapSquare wrapText="bothSides"/>
+            <wp:docPr id="10" name="Picture 10"/>
+            <wp:cNvGraphicFramePr>
+              <a:graphicFrameLocks xmlns:a="http://schemas.openxmlformats.org/drawingml/2006/main" noChangeAspect="1"/>
+            </wp:cNvGraphicFramePr>
+            <a:graphic xmlns:a="http://schemas.openxmlformats.org/drawingml/2006/main">
+              <a:graphicData uri="http://schemas.openxmlformats.org/drawingml/2006/picture">
+                <pic:pic xmlns:pic="http://schemas.openxmlformats.org/drawingml/2006/picture">
+                  <pic:nvPicPr>
+                    <pic:cNvPr id="10" name="Picture 10"/>
+                    <pic:cNvPicPr>
+                      <a:picLocks noChangeAspect="1"/>
+                    </pic:cNvPicPr>
+                  </pic:nvPicPr>
+                  <pic:blipFill>
+                    <a:blip r:embed="rId15"/>
+                    <a:stretch>
+                      <a:fillRect/>
+                    </a:stretch>
+                  </pic:blipFill>
+                  <pic:spPr>
+                    <a:xfrm>
+                      <a:off x="0" y="0"/>
+                      <a:ext cx="5273675" cy="1031875"/>
+                    </a:xfrm>
+                    <a:prstGeom prst="rect">
+                      <a:avLst/>
+                    </a:prstGeom>
+                    <a:noFill/>
+                    <a:ln>
+                      <a:noFill/>
+                    </a:ln>
+                  </pic:spPr>
+                </pic:pic>
+              </a:graphicData>
+            </a:graphic>
+          </wp:anchor>
+        </w:drawing>
+      </w:r>
+      <w:r>
+        <w:rPr>
+          <w:rFonts w:hint="default" w:ascii="Times New Roman" w:hAnsi="Times New Roman" w:eastAsia="SimSun" w:cs="Times New Roman"/>
+          <w:b/>
+          <w:bCs/>
+          <w:i/>
+          <w:iCs/>
+          <w:sz w:val="21"/>
+          <w:szCs w:val="21"/>
+          <w:lang w:val="en-US"/>
+        </w:rPr>
+        <w:t xml:space="preserve">Figure 9: </w:t>
+      </w:r>
+      <w:r>
+        <w:rPr>
+          <w:rFonts w:hint="default" w:ascii="Times New Roman" w:hAnsi="Times New Roman" w:eastAsia="SimSun" w:cs="Times New Roman"/>
+          <w:b/>
+          <w:bCs/>
+          <w:i/>
+          <w:iCs/>
+          <w:sz w:val="21"/>
+          <w:szCs w:val="21"/>
+        </w:rPr>
+        <w:t>Entering Task3Pa Query in iSQL Juni</w:t>
+      </w:r>
+      <w:r>
+        <w:rPr>
+          <w:rFonts w:hint="default" w:ascii="Times New Roman" w:hAnsi="Times New Roman" w:eastAsia="SimSun" w:cs="Times New Roman"/>
+          <w:b/>
+          <w:bCs/>
+          <w:i/>
+          <w:iCs/>
+          <w:sz w:val="21"/>
+          <w:szCs w:val="21"/>
+          <w:lang w:val="en-US"/>
+        </w:rPr>
+        <w:t>o</w:t>
+      </w:r>
+      <w:r>
+        <w:rPr>
+          <w:rFonts w:hint="default" w:ascii="Times New Roman" w:hAnsi="Times New Roman" w:eastAsia="SimSun" w:cs="Times New Roman"/>
+          <w:b/>
+          <w:bCs/>
+          <w:i/>
+          <w:iCs/>
+          <w:sz w:val="21"/>
+          <w:szCs w:val="21"/>
+        </w:rPr>
+        <w:t>R</w:t>
+      </w:r>
+      <w:r>
+        <w:rPr>
+          <w:rFonts w:hint="default" w:ascii="Times New Roman" w:hAnsi="Times New Roman" w:eastAsia="SimSun" w:cs="Times New Roman"/>
+          <w:b/>
+          <w:bCs/>
+          <w:i/>
+          <w:iCs/>
+          <w:sz w:val="21"/>
+          <w:szCs w:val="21"/>
+          <w:lang w:val="en-US"/>
+        </w:rPr>
+        <w:t>.</w:t>
+      </w:r>
+    </w:p>
+    <w:p>
+      <w:pPr>
+        <w:ind w:left="0" w:leftChars="0" w:firstLine="0" w:firstLineChars="0"/>
+        <w:jc w:val="both"/>
+        <w:rPr>
+          <w:rFonts w:hint="default" w:ascii="Times New Roman" w:hAnsi="Times New Roman" w:eastAsia="SimSun" w:cs="Times New Roman"/>
+          <w:b/>
+          <w:bCs/>
+          <w:i/>
+          <w:iCs/>
+          <w:sz w:val="21"/>
+          <w:szCs w:val="21"/>
+          <w:lang w:val="en-US"/>
+        </w:rPr>
+      </w:pPr>
+    </w:p>
+    <w:p>
+      <w:pPr>
+        <w:ind w:left="0" w:leftChars="0" w:firstLine="0" w:firstLineChars="0"/>
+        <w:jc w:val="center"/>
+        <w:rPr>
+          <w:rFonts w:hint="default" w:ascii="Times New Roman" w:hAnsi="Times New Roman" w:eastAsia="SimSun" w:cs="Times New Roman"/>
+          <w:b/>
+          <w:bCs/>
+          <w:i/>
+          <w:iCs/>
+          <w:sz w:val="21"/>
+          <w:szCs w:val="21"/>
+          <w:lang w:val="en-US"/>
+        </w:rPr>
+      </w:pPr>
+      <w:r>
+        <w:drawing>
+          <wp:anchor distT="0" distB="0" distL="114300" distR="114300" simplePos="0" relativeHeight="251668480" behindDoc="0" locked="0" layoutInCell="1" allowOverlap="1">
+            <wp:simplePos x="0" y="0"/>
+            <wp:positionH relativeFrom="column">
+              <wp:posOffset>0</wp:posOffset>
+            </wp:positionH>
+            <wp:positionV relativeFrom="paragraph">
+              <wp:posOffset>194310</wp:posOffset>
+            </wp:positionV>
+            <wp:extent cx="5273675" cy="3621405"/>
+            <wp:effectExtent l="0" t="0" r="14605" b="5715"/>
+            <wp:wrapSquare wrapText="bothSides"/>
+            <wp:docPr id="6" name="Picture 2"/>
+            <wp:cNvGraphicFramePr>
+              <a:graphicFrameLocks xmlns:a="http://schemas.openxmlformats.org/drawingml/2006/main" noChangeAspect="1"/>
+            </wp:cNvGraphicFramePr>
+            <a:graphic xmlns:a="http://schemas.openxmlformats.org/drawingml/2006/main">
+              <a:graphicData uri="http://schemas.openxmlformats.org/drawingml/2006/picture">
+                <pic:pic xmlns:pic="http://schemas.openxmlformats.org/drawingml/2006/picture">
+                  <pic:nvPicPr>
+                    <pic:cNvPr id="6" name="Picture 2"/>
+                    <pic:cNvPicPr>
+                      <a:picLocks noChangeAspect="1"/>
+                    </pic:cNvPicPr>
+                  </pic:nvPicPr>
+                  <pic:blipFill>
+                    <a:blip r:embed="rId16"/>
+                    <a:stretch>
+                      <a:fillRect/>
+                    </a:stretch>
+                  </pic:blipFill>
+                  <pic:spPr>
+                    <a:xfrm>
+                      <a:off x="0" y="0"/>
+                      <a:ext cx="5273675" cy="3621405"/>
+                    </a:xfrm>
+                    <a:prstGeom prst="rect">
+                      <a:avLst/>
+                    </a:prstGeom>
+                    <a:noFill/>
+                    <a:ln>
+                      <a:noFill/>
+                    </a:ln>
+                  </pic:spPr>
+                </pic:pic>
+              </a:graphicData>
+            </a:graphic>
+          </wp:anchor>
+        </w:drawing>
+      </w:r>
+    </w:p>
+    <w:p>
+      <w:pPr>
+        <w:ind w:left="0" w:leftChars="0" w:firstLine="0" w:firstLineChars="0"/>
+        <w:jc w:val="center"/>
+        <w:rPr>
+          <w:rFonts w:hint="default" w:ascii="Times New Roman" w:hAnsi="Times New Roman" w:eastAsia="SimSun" w:cs="Times New Roman"/>
+          <w:b/>
+          <w:bCs/>
+          <w:i/>
+          <w:iCs/>
+          <w:sz w:val="21"/>
+          <w:szCs w:val="21"/>
+          <w:lang w:val="en-US"/>
+        </w:rPr>
+      </w:pPr>
+      <w:r>
+        <w:rPr>
+          <w:rFonts w:hint="default" w:ascii="Times New Roman" w:hAnsi="Times New Roman" w:eastAsia="SimSun" w:cs="Times New Roman"/>
+          <w:b/>
+          <w:bCs/>
+          <w:i/>
+          <w:iCs/>
+          <w:sz w:val="21"/>
+          <w:szCs w:val="21"/>
+          <w:lang w:val="en-US"/>
+        </w:rPr>
+        <w:t xml:space="preserve">Figure 10: </w:t>
+      </w:r>
+      <w:r>
+        <w:rPr>
+          <w:rFonts w:hint="default" w:ascii="Times New Roman" w:hAnsi="Times New Roman" w:eastAsia="SimSun" w:cs="Times New Roman"/>
+          <w:b/>
+          <w:bCs/>
+          <w:i/>
+          <w:iCs/>
+          <w:sz w:val="21"/>
+          <w:szCs w:val="21"/>
+        </w:rPr>
+        <w:t>Execution Result of Task3Pa Query in iSQL Juni</w:t>
+      </w:r>
+      <w:r>
+        <w:rPr>
+          <w:rFonts w:hint="default" w:ascii="Times New Roman" w:hAnsi="Times New Roman" w:eastAsia="SimSun" w:cs="Times New Roman"/>
+          <w:b/>
+          <w:bCs/>
+          <w:i/>
+          <w:iCs/>
+          <w:sz w:val="21"/>
+          <w:szCs w:val="21"/>
+          <w:lang w:val="en-US"/>
+        </w:rPr>
+        <w:t>o</w:t>
+      </w:r>
+      <w:r>
+        <w:rPr>
+          <w:rFonts w:hint="default" w:ascii="Times New Roman" w:hAnsi="Times New Roman" w:eastAsia="SimSun" w:cs="Times New Roman"/>
+          <w:b/>
+          <w:bCs/>
+          <w:i/>
+          <w:iCs/>
+          <w:sz w:val="21"/>
+          <w:szCs w:val="21"/>
+        </w:rPr>
+        <w:t>R</w:t>
+      </w:r>
+      <w:r>
+        <w:rPr>
+          <w:rFonts w:hint="default" w:ascii="Times New Roman" w:hAnsi="Times New Roman" w:eastAsia="SimSun" w:cs="Times New Roman"/>
+          <w:b/>
+          <w:bCs/>
+          <w:i/>
+          <w:iCs/>
+          <w:sz w:val="21"/>
+          <w:szCs w:val="21"/>
+          <w:lang w:val="en-US"/>
+        </w:rPr>
+        <w:t>.</w:t>
+      </w:r>
+    </w:p>
+    <w:p>
+      <w:pPr>
+        <w:pStyle w:val="3"/>
+        <w:numPr>
+          <w:ilvl w:val="0"/>
+          <w:numId w:val="1"/>
+        </w:numPr>
+        <w:bidi w:val="0"/>
+        <w:spacing w:line="240" w:lineRule="auto"/>
+        <w:ind w:left="0" w:leftChars="0" w:hanging="10" w:firstLineChars="0"/>
+        <w:rPr>
+          <w:rFonts w:hint="default" w:ascii="Times New Roman" w:hAnsi="Times New Roman" w:eastAsia="SimSun" w:cs="Times New Roman"/>
+          <w:b/>
+          <w:bCs/>
+          <w:i/>
+          <w:iCs/>
+          <w:sz w:val="21"/>
+          <w:szCs w:val="21"/>
+          <w:lang w:val="en-US"/>
+        </w:rPr>
+      </w:pPr>
+      <w:r>
+        <w:rPr>
+          <w:rFonts w:hint="default" w:ascii="Times New Roman" w:hAnsi="Times New Roman" w:cs="Times New Roman"/>
+          <w:i/>
+          <w:iCs/>
+          <w:color w:val="588E32" w:themeColor="accent4" w:themeShade="BF"/>
+          <w:sz w:val="28"/>
+          <w:szCs w:val="28"/>
+          <w:lang w:val="en-US"/>
+        </w:rPr>
+        <w:t>Task Pass</w:t>
+      </w:r>
+      <w:r>
+        <w:rPr>
+          <w:rFonts w:hint="default" w:cs="Times New Roman"/>
+          <w:i/>
+          <w:iCs/>
+          <w:color w:val="588E32" w:themeColor="accent4" w:themeShade="BF"/>
+          <w:sz w:val="28"/>
+          <w:szCs w:val="28"/>
+          <w:lang w:val="en-US"/>
+        </w:rPr>
+        <w:t>3b</w:t>
+      </w:r>
+    </w:p>
+    <w:p>
+      <w:pPr>
+        <w:keepNext w:val="0"/>
+        <w:keepLines w:val="0"/>
+        <w:widowControl/>
+        <w:suppressLineNumbers w:val="0"/>
+        <w:jc w:val="both"/>
+        <w:rPr>
+          <w:rFonts w:hint="default" w:ascii="Times New Roman" w:hAnsi="Times New Roman" w:eastAsia="SimSun" w:cs="Times New Roman"/>
+          <w:sz w:val="22"/>
+          <w:szCs w:val="22"/>
+          <w:lang w:val="en-US"/>
+        </w:rPr>
+      </w:pPr>
+      <w:r>
+        <w:rPr>
+          <w:rFonts w:hint="default" w:ascii="Times New Roman" w:hAnsi="Times New Roman" w:eastAsia="SimSun" w:cs="Times New Roman"/>
+          <w:sz w:val="22"/>
+          <w:szCs w:val="22"/>
+        </w:rPr>
+        <w:t xml:space="preserve">In the second task of the third laboratory for the </w:t>
+      </w:r>
+      <w:r>
+        <w:rPr>
+          <w:rFonts w:hint="default" w:ascii="Times New Roman" w:hAnsi="Times New Roman" w:eastAsia="SimSun" w:cs="Times New Roman"/>
+          <w:b/>
+          <w:bCs/>
+          <w:sz w:val="22"/>
+          <w:szCs w:val="22"/>
+        </w:rPr>
+        <w:t>Data Management and Analytics</w:t>
+      </w:r>
+      <w:r>
+        <w:rPr>
+          <w:rFonts w:hint="default" w:ascii="Times New Roman" w:hAnsi="Times New Roman" w:eastAsia="SimSun" w:cs="Times New Roman"/>
+          <w:sz w:val="22"/>
+          <w:szCs w:val="22"/>
+        </w:rPr>
+        <w:t xml:space="preserve"> course (INF10025), students are required to write and execute an SQL statement to list only the </w:t>
+      </w:r>
+      <w:r>
+        <w:rPr>
+          <w:rStyle w:val="7"/>
+          <w:rFonts w:hint="default" w:ascii="Times New Roman" w:hAnsi="Times New Roman" w:eastAsia="SimSun" w:cs="Times New Roman"/>
+          <w:b/>
+          <w:bCs/>
+          <w:i/>
+          <w:iCs/>
+          <w:sz w:val="22"/>
+          <w:szCs w:val="22"/>
+        </w:rPr>
+        <w:t>stuid</w:t>
+      </w:r>
+      <w:r>
+        <w:rPr>
+          <w:rFonts w:hint="default" w:ascii="Times New Roman" w:hAnsi="Times New Roman" w:eastAsia="SimSun" w:cs="Times New Roman"/>
+          <w:b/>
+          <w:bCs/>
+          <w:i/>
+          <w:iCs/>
+          <w:sz w:val="22"/>
+          <w:szCs w:val="22"/>
+        </w:rPr>
+        <w:t>,</w:t>
+      </w:r>
+      <w:r>
+        <w:rPr>
+          <w:rFonts w:hint="default" w:ascii="Times New Roman" w:hAnsi="Times New Roman" w:eastAsia="SimSun" w:cs="Times New Roman"/>
+          <w:sz w:val="22"/>
+          <w:szCs w:val="22"/>
+        </w:rPr>
+        <w:t xml:space="preserve"> </w:t>
+      </w:r>
+      <w:r>
+        <w:rPr>
+          <w:rStyle w:val="7"/>
+          <w:rFonts w:hint="default" w:ascii="Times New Roman" w:hAnsi="Times New Roman" w:eastAsia="SimSun" w:cs="Times New Roman"/>
+          <w:b/>
+          <w:bCs/>
+          <w:i/>
+          <w:iCs/>
+          <w:sz w:val="22"/>
+          <w:szCs w:val="22"/>
+        </w:rPr>
+        <w:t>title</w:t>
+      </w:r>
+      <w:r>
+        <w:rPr>
+          <w:rFonts w:hint="default" w:ascii="Times New Roman" w:hAnsi="Times New Roman" w:eastAsia="SimSun" w:cs="Times New Roman"/>
+          <w:sz w:val="22"/>
+          <w:szCs w:val="22"/>
+        </w:rPr>
+        <w:t xml:space="preserve">, </w:t>
+      </w:r>
+      <w:r>
+        <w:rPr>
+          <w:rStyle w:val="7"/>
+          <w:rFonts w:hint="default" w:ascii="Times New Roman" w:hAnsi="Times New Roman" w:eastAsia="SimSun" w:cs="Times New Roman"/>
+          <w:b/>
+          <w:bCs/>
+          <w:i/>
+          <w:iCs/>
+          <w:sz w:val="22"/>
+          <w:szCs w:val="22"/>
+        </w:rPr>
+        <w:t>relyear</w:t>
+      </w:r>
+      <w:r>
+        <w:rPr>
+          <w:rFonts w:hint="default" w:ascii="Times New Roman" w:hAnsi="Times New Roman" w:eastAsia="SimSun" w:cs="Times New Roman"/>
+          <w:sz w:val="22"/>
+          <w:szCs w:val="22"/>
+        </w:rPr>
+        <w:t xml:space="preserve">, </w:t>
+      </w:r>
+      <w:r>
+        <w:rPr>
+          <w:rStyle w:val="7"/>
+          <w:rFonts w:hint="default" w:ascii="Times New Roman" w:hAnsi="Times New Roman" w:eastAsia="SimSun" w:cs="Times New Roman"/>
+          <w:b/>
+          <w:bCs/>
+          <w:i/>
+          <w:iCs/>
+          <w:sz w:val="22"/>
+          <w:szCs w:val="22"/>
+        </w:rPr>
+        <w:t>colourcode</w:t>
+      </w:r>
+      <w:r>
+        <w:rPr>
+          <w:rFonts w:hint="default" w:ascii="Times New Roman" w:hAnsi="Times New Roman" w:eastAsia="SimSun" w:cs="Times New Roman"/>
+          <w:sz w:val="22"/>
+          <w:szCs w:val="22"/>
+        </w:rPr>
+        <w:t>, and</w:t>
+      </w:r>
+      <w:r>
+        <w:rPr>
+          <w:rFonts w:hint="default" w:ascii="Times New Roman" w:hAnsi="Times New Roman" w:eastAsia="SimSun" w:cs="Times New Roman"/>
+          <w:b/>
+          <w:bCs/>
+          <w:i/>
+          <w:iCs/>
+          <w:sz w:val="22"/>
+          <w:szCs w:val="22"/>
+        </w:rPr>
+        <w:t xml:space="preserve"> </w:t>
+      </w:r>
+      <w:r>
+        <w:rPr>
+          <w:rStyle w:val="7"/>
+          <w:rFonts w:hint="default" w:ascii="Times New Roman" w:hAnsi="Times New Roman" w:eastAsia="SimSun" w:cs="Times New Roman"/>
+          <w:b/>
+          <w:bCs/>
+          <w:i/>
+          <w:iCs/>
+          <w:sz w:val="22"/>
+          <w:szCs w:val="22"/>
+        </w:rPr>
+        <w:t>ratingcode</w:t>
+      </w:r>
+      <w:r>
+        <w:rPr>
+          <w:rFonts w:hint="default" w:ascii="Times New Roman" w:hAnsi="Times New Roman" w:eastAsia="SimSun" w:cs="Times New Roman"/>
+          <w:sz w:val="22"/>
+          <w:szCs w:val="22"/>
+        </w:rPr>
+        <w:t xml:space="preserve"> of every row in the </w:t>
+      </w:r>
+      <w:r>
+        <w:rPr>
+          <w:rStyle w:val="7"/>
+          <w:rFonts w:hint="default" w:ascii="Times New Roman" w:hAnsi="Times New Roman" w:eastAsia="SimSun" w:cs="Times New Roman"/>
+          <w:sz w:val="22"/>
+          <w:szCs w:val="22"/>
+        </w:rPr>
+        <w:t>movie</w:t>
+      </w:r>
+      <w:r>
+        <w:rPr>
+          <w:rFonts w:hint="default" w:ascii="Times New Roman" w:hAnsi="Times New Roman" w:eastAsia="SimSun" w:cs="Times New Roman"/>
+          <w:sz w:val="22"/>
+          <w:szCs w:val="22"/>
+        </w:rPr>
+        <w:t xml:space="preserve"> table that has an 'M' rating. The results must be sorted in ascending order by </w:t>
+      </w:r>
+      <w:r>
+        <w:rPr>
+          <w:rStyle w:val="7"/>
+          <w:rFonts w:hint="default" w:ascii="Times New Roman" w:hAnsi="Times New Roman" w:eastAsia="SimSun" w:cs="Times New Roman"/>
+          <w:sz w:val="22"/>
+          <w:szCs w:val="22"/>
+        </w:rPr>
+        <w:t>relyear</w:t>
+      </w:r>
+      <w:r>
+        <w:rPr>
+          <w:rFonts w:hint="default" w:ascii="Times New Roman" w:hAnsi="Times New Roman" w:eastAsia="SimSun" w:cs="Times New Roman"/>
+          <w:sz w:val="22"/>
+          <w:szCs w:val="22"/>
+        </w:rPr>
+        <w:t xml:space="preserve"> and </w:t>
+      </w:r>
+      <w:r>
+        <w:rPr>
+          <w:rStyle w:val="7"/>
+          <w:rFonts w:hint="default" w:ascii="Times New Roman" w:hAnsi="Times New Roman" w:eastAsia="SimSun" w:cs="Times New Roman"/>
+          <w:sz w:val="22"/>
+          <w:szCs w:val="22"/>
+        </w:rPr>
+        <w:t>title</w:t>
+      </w:r>
+      <w:r>
+        <w:rPr>
+          <w:rFonts w:hint="default" w:ascii="Times New Roman" w:hAnsi="Times New Roman" w:eastAsia="SimSun" w:cs="Times New Roman"/>
+          <w:sz w:val="22"/>
+          <w:szCs w:val="22"/>
+        </w:rPr>
+        <w:t xml:space="preserve"> (note that two fields need to be sorted)</w:t>
+      </w:r>
+      <w:r>
+        <w:rPr>
+          <w:rFonts w:hint="default" w:ascii="Times New Roman" w:hAnsi="Times New Roman" w:eastAsia="SimSun" w:cs="Times New Roman"/>
+          <w:sz w:val="22"/>
+          <w:szCs w:val="22"/>
+          <w:lang w:val="en-US"/>
+        </w:rPr>
+        <w:t>.</w:t>
+      </w:r>
+    </w:p>
+    <w:p>
+      <w:pPr>
+        <w:keepNext w:val="0"/>
+        <w:keepLines w:val="0"/>
+        <w:widowControl/>
+        <w:suppressLineNumbers w:val="0"/>
+        <w:jc w:val="both"/>
+        <w:rPr>
+          <w:rFonts w:hint="default" w:ascii="Times New Roman" w:hAnsi="Times New Roman" w:eastAsia="SimSun" w:cs="Times New Roman"/>
+          <w:sz w:val="22"/>
+          <w:szCs w:val="22"/>
+          <w:lang w:val="en-US"/>
+        </w:rPr>
+      </w:pPr>
+      <w:r>
+        <w:drawing>
+          <wp:anchor distT="0" distB="0" distL="114300" distR="114300" simplePos="0" relativeHeight="251669504" behindDoc="0" locked="0" layoutInCell="1" allowOverlap="1">
+            <wp:simplePos x="0" y="0"/>
+            <wp:positionH relativeFrom="column">
+              <wp:posOffset>0</wp:posOffset>
+            </wp:positionH>
+            <wp:positionV relativeFrom="paragraph">
+              <wp:posOffset>145415</wp:posOffset>
+            </wp:positionV>
+            <wp:extent cx="5273675" cy="958215"/>
+            <wp:effectExtent l="0" t="0" r="14605" b="1905"/>
+            <wp:wrapSquare wrapText="bothSides"/>
+            <wp:docPr id="8" name="Picture 3"/>
+            <wp:cNvGraphicFramePr>
+              <a:graphicFrameLocks xmlns:a="http://schemas.openxmlformats.org/drawingml/2006/main" noChangeAspect="1"/>
+            </wp:cNvGraphicFramePr>
+            <a:graphic xmlns:a="http://schemas.openxmlformats.org/drawingml/2006/main">
+              <a:graphicData uri="http://schemas.openxmlformats.org/drawingml/2006/picture">
+                <pic:pic xmlns:pic="http://schemas.openxmlformats.org/drawingml/2006/picture">
+                  <pic:nvPicPr>
+                    <pic:cNvPr id="8" name="Picture 3"/>
+                    <pic:cNvPicPr>
+                      <a:picLocks noChangeAspect="1"/>
+                    </pic:cNvPicPr>
+                  </pic:nvPicPr>
+                  <pic:blipFill>
+                    <a:blip r:embed="rId17"/>
+                    <a:stretch>
+                      <a:fillRect/>
+                    </a:stretch>
+                  </pic:blipFill>
+                  <pic:spPr>
+                    <a:xfrm>
+                      <a:off x="0" y="0"/>
+                      <a:ext cx="5273675" cy="958215"/>
+                    </a:xfrm>
+                    <a:prstGeom prst="rect">
+                      <a:avLst/>
+                    </a:prstGeom>
+                    <a:noFill/>
+                    <a:ln>
+                      <a:noFill/>
+                    </a:ln>
+                  </pic:spPr>
+                </pic:pic>
+              </a:graphicData>
+            </a:graphic>
+          </wp:anchor>
+        </w:drawing>
+      </w:r>
+    </w:p>
+    <w:p>
+      <w:pPr>
+        <w:ind w:left="0" w:leftChars="0" w:firstLine="0" w:firstLineChars="0"/>
+        <w:jc w:val="center"/>
+        <w:rPr>
+          <w:rFonts w:hint="default" w:ascii="Times New Roman" w:hAnsi="Times New Roman" w:eastAsia="SimSun" w:cs="Times New Roman"/>
+          <w:b/>
+          <w:bCs/>
+          <w:i/>
+          <w:iCs/>
+          <w:sz w:val="21"/>
+          <w:szCs w:val="21"/>
+          <w:lang w:val="en-US"/>
+        </w:rPr>
+      </w:pPr>
+      <w:r>
+        <w:rPr>
+          <w:rFonts w:hint="default" w:ascii="Times New Roman" w:hAnsi="Times New Roman" w:cs="Times New Roman"/>
+          <w:b/>
+          <w:bCs/>
+          <w:i/>
+          <w:iCs/>
+          <w:sz w:val="21"/>
+          <w:szCs w:val="21"/>
+          <w:lang w:val="en-US"/>
+        </w:rPr>
+        <w:t xml:space="preserve">Figure 11: </w:t>
+      </w:r>
+      <w:r>
+        <w:rPr>
+          <w:rFonts w:hint="default" w:ascii="Times New Roman" w:hAnsi="Times New Roman" w:eastAsia="SimSun" w:cs="Times New Roman"/>
+          <w:b/>
+          <w:bCs/>
+          <w:i/>
+          <w:iCs/>
+          <w:sz w:val="21"/>
+          <w:szCs w:val="21"/>
+        </w:rPr>
+        <w:t xml:space="preserve">SQL Query Statement for Task </w:t>
+      </w:r>
+      <w:r>
+        <w:rPr>
+          <w:rFonts w:hint="default" w:ascii="Times New Roman" w:hAnsi="Times New Roman" w:eastAsia="SimSun" w:cs="Times New Roman"/>
+          <w:b/>
+          <w:bCs/>
+          <w:i/>
+          <w:iCs/>
+          <w:sz w:val="21"/>
+          <w:szCs w:val="21"/>
+          <w:lang w:val="en-US"/>
+        </w:rPr>
+        <w:t>Pass3b.</w:t>
+      </w:r>
+    </w:p>
+    <w:p>
+      <w:pPr>
+        <w:ind w:left="0" w:leftChars="0" w:firstLine="0" w:firstLineChars="0"/>
+        <w:jc w:val="center"/>
+        <w:rPr>
+          <w:rFonts w:hint="default" w:ascii="Times New Roman" w:hAnsi="Times New Roman" w:eastAsia="SimSun" w:cs="Times New Roman"/>
+          <w:b/>
+          <w:bCs/>
+          <w:i/>
+          <w:iCs/>
+          <w:sz w:val="21"/>
+          <w:szCs w:val="21"/>
+          <w:lang w:val="en-US"/>
+        </w:rPr>
+      </w:pPr>
+      <w:r>
+        <w:rPr>
+          <w:rFonts w:hint="default" w:ascii="Times New Roman" w:hAnsi="Times New Roman" w:eastAsia="SimSun" w:cs="Times New Roman"/>
+          <w:b/>
+          <w:bCs/>
+          <w:i/>
+          <w:iCs/>
+          <w:sz w:val="21"/>
+          <w:szCs w:val="21"/>
+          <w:lang w:val="en-US"/>
+        </w:rPr>
+        <w:br w:type="textWrapping"/>
+      </w:r>
+      <w:r>
+        <w:rPr>
+          <w:rFonts w:hint="default" w:ascii="Times New Roman" w:hAnsi="Times New Roman" w:eastAsia="SimSun" w:cs="Times New Roman"/>
+          <w:b/>
+          <w:bCs/>
+          <w:i/>
+          <w:iCs/>
+          <w:sz w:val="21"/>
+          <w:szCs w:val="21"/>
+          <w:lang w:val="en-US"/>
+        </w:rPr>
+        <w:br w:type="textWrapping"/>
+      </w:r>
+      <w:r>
+        <w:rPr>
+          <w:rFonts w:hint="default" w:ascii="Times New Roman" w:hAnsi="Times New Roman" w:eastAsia="SimSun" w:cs="Times New Roman"/>
+          <w:b/>
+          <w:bCs/>
+          <w:i/>
+          <w:iCs/>
+          <w:sz w:val="21"/>
+          <w:szCs w:val="21"/>
+          <w:lang w:val="en-US"/>
+        </w:rPr>
+        <w:br w:type="textWrapping"/>
+      </w:r>
+      <w:r>
+        <w:rPr>
+          <w:rFonts w:hint="default" w:ascii="Times New Roman" w:hAnsi="Times New Roman" w:eastAsia="SimSun" w:cs="Times New Roman"/>
+          <w:b/>
+          <w:bCs/>
+          <w:i/>
+          <w:iCs/>
+          <w:sz w:val="21"/>
+          <w:szCs w:val="21"/>
+          <w:lang w:val="en-US"/>
+        </w:rPr>
+        <w:br w:type="textWrapping"/>
+      </w:r>
+      <w:r>
+        <w:rPr>
+          <w:rFonts w:hint="default" w:ascii="Times New Roman" w:hAnsi="Times New Roman" w:eastAsia="SimSun" w:cs="Times New Roman"/>
+          <w:b/>
+          <w:bCs/>
+          <w:i/>
+          <w:iCs/>
+          <w:sz w:val="21"/>
+          <w:szCs w:val="21"/>
+          <w:lang w:val="en-US"/>
+        </w:rPr>
+        <w:br w:type="textWrapping"/>
+      </w:r>
+      <w:r>
+        <w:rPr>
+          <w:rFonts w:hint="default" w:ascii="Times New Roman" w:hAnsi="Times New Roman" w:eastAsia="SimSun" w:cs="Times New Roman"/>
+          <w:b/>
+          <w:bCs/>
+          <w:i/>
+          <w:iCs/>
+          <w:sz w:val="21"/>
+          <w:szCs w:val="21"/>
+          <w:lang w:val="en-US"/>
+        </w:rPr>
+        <w:br w:type="textWrapping"/>
+      </w:r>
+      <w:r>
+        <w:rPr>
+          <w:rFonts w:hint="default" w:ascii="Times New Roman" w:hAnsi="Times New Roman" w:eastAsia="SimSun" w:cs="Times New Roman"/>
+          <w:b/>
+          <w:bCs/>
+          <w:i/>
+          <w:iCs/>
+          <w:sz w:val="21"/>
+          <w:szCs w:val="21"/>
+          <w:lang w:val="en-US"/>
+        </w:rPr>
+        <w:br w:type="textWrapping"/>
+      </w:r>
+      <w:r>
+        <w:rPr>
+          <w:rFonts w:hint="default" w:ascii="Times New Roman" w:hAnsi="Times New Roman" w:eastAsia="SimSun" w:cs="Times New Roman"/>
+          <w:b/>
+          <w:bCs/>
+          <w:i/>
+          <w:iCs/>
+          <w:sz w:val="21"/>
+          <w:szCs w:val="21"/>
+          <w:lang w:val="en-US"/>
+        </w:rPr>
+        <w:br w:type="textWrapping"/>
+      </w:r>
+      <w:r>
+        <w:rPr>
+          <w:rFonts w:hint="default" w:ascii="Times New Roman" w:hAnsi="Times New Roman" w:eastAsia="SimSun" w:cs="Times New Roman"/>
+          <w:b/>
+          <w:bCs/>
+          <w:i/>
+          <w:iCs/>
+          <w:sz w:val="21"/>
+          <w:szCs w:val="21"/>
+          <w:lang w:val="en-US"/>
+        </w:rPr>
+        <w:br w:type="textWrapping"/>
+      </w:r>
+      <w:r>
+        <w:rPr>
+          <w:rFonts w:hint="default" w:ascii="Times New Roman" w:hAnsi="Times New Roman" w:eastAsia="SimSun" w:cs="Times New Roman"/>
+          <w:b/>
+          <w:bCs/>
+          <w:i/>
+          <w:iCs/>
+          <w:sz w:val="21"/>
+          <w:szCs w:val="21"/>
+          <w:lang w:val="en-US"/>
+        </w:rPr>
+        <w:br w:type="textWrapping"/>
+      </w:r>
+      <w:r>
+        <w:drawing>
+          <wp:anchor distT="0" distB="0" distL="114300" distR="114300" simplePos="0" relativeHeight="251670528" behindDoc="0" locked="0" layoutInCell="1" allowOverlap="1">
+            <wp:simplePos x="0" y="0"/>
+            <wp:positionH relativeFrom="column">
+              <wp:posOffset>635</wp:posOffset>
+            </wp:positionH>
+            <wp:positionV relativeFrom="paragraph">
+              <wp:posOffset>131445</wp:posOffset>
+            </wp:positionV>
+            <wp:extent cx="5273675" cy="2329815"/>
+            <wp:effectExtent l="0" t="0" r="14605" b="1905"/>
+            <wp:wrapSquare wrapText="bothSides"/>
+            <wp:docPr id="14" name="Picture 5"/>
+            <wp:cNvGraphicFramePr>
+              <a:graphicFrameLocks xmlns:a="http://schemas.openxmlformats.org/drawingml/2006/main" noChangeAspect="1"/>
+            </wp:cNvGraphicFramePr>
+            <a:graphic xmlns:a="http://schemas.openxmlformats.org/drawingml/2006/main">
+              <a:graphicData uri="http://schemas.openxmlformats.org/drawingml/2006/picture">
+                <pic:pic xmlns:pic="http://schemas.openxmlformats.org/drawingml/2006/picture">
+                  <pic:nvPicPr>
+                    <pic:cNvPr id="14" name="Picture 5"/>
+                    <pic:cNvPicPr>
+                      <a:picLocks noChangeAspect="1"/>
+                    </pic:cNvPicPr>
+                  </pic:nvPicPr>
+                  <pic:blipFill>
+                    <a:blip r:embed="rId18"/>
+                    <a:stretch>
+                      <a:fillRect/>
+                    </a:stretch>
+                  </pic:blipFill>
+                  <pic:spPr>
+                    <a:xfrm>
+                      <a:off x="0" y="0"/>
+                      <a:ext cx="5273675" cy="2329815"/>
+                    </a:xfrm>
+                    <a:prstGeom prst="rect">
+                      <a:avLst/>
+                    </a:prstGeom>
+                    <a:noFill/>
+                    <a:ln>
+                      <a:noFill/>
+                    </a:ln>
+                  </pic:spPr>
+                </pic:pic>
+              </a:graphicData>
+            </a:graphic>
+          </wp:anchor>
+        </w:drawing>
+      </w:r>
+      <w:r>
+        <w:rPr>
+          <w:rFonts w:hint="default" w:ascii="Times New Roman" w:hAnsi="Times New Roman" w:eastAsia="SimSun" w:cs="Times New Roman"/>
+          <w:b/>
+          <w:bCs/>
+          <w:i/>
+          <w:iCs/>
+          <w:sz w:val="21"/>
+          <w:szCs w:val="21"/>
+          <w:lang w:val="en-US"/>
+        </w:rPr>
+        <w:br w:type="textWrapping"/>
+      </w:r>
+      <w:r>
+        <w:rPr>
+          <w:rFonts w:hint="default" w:ascii="Times New Roman" w:hAnsi="Times New Roman" w:eastAsia="SimSun" w:cs="Times New Roman"/>
+          <w:b/>
+          <w:bCs/>
+          <w:i/>
+          <w:iCs/>
+          <w:sz w:val="21"/>
+          <w:szCs w:val="21"/>
+          <w:lang w:val="en-US"/>
+        </w:rPr>
+        <w:t xml:space="preserve">Figure 12: </w:t>
+      </w:r>
+      <w:r>
+        <w:rPr>
+          <w:rFonts w:hint="default" w:ascii="Times New Roman" w:hAnsi="Times New Roman" w:eastAsia="SimSun" w:cs="Times New Roman"/>
+          <w:b/>
+          <w:bCs/>
+          <w:i/>
+          <w:iCs/>
+          <w:sz w:val="21"/>
+          <w:szCs w:val="21"/>
+        </w:rPr>
+        <w:t xml:space="preserve">Output Result for Task </w:t>
+      </w:r>
+      <w:r>
+        <w:rPr>
+          <w:rFonts w:hint="default" w:ascii="Times New Roman" w:hAnsi="Times New Roman" w:eastAsia="SimSun" w:cs="Times New Roman"/>
+          <w:b/>
+          <w:bCs/>
+          <w:i/>
+          <w:iCs/>
+          <w:sz w:val="21"/>
+          <w:szCs w:val="21"/>
+          <w:lang w:val="en-US"/>
+        </w:rPr>
+        <w:t>Pass 3b</w:t>
+      </w:r>
+      <w:r>
+        <w:rPr>
+          <w:rFonts w:hint="default" w:ascii="Times New Roman" w:hAnsi="Times New Roman" w:eastAsia="SimSun" w:cs="Times New Roman"/>
+          <w:b/>
+          <w:bCs/>
+          <w:i/>
+          <w:iCs/>
+          <w:sz w:val="21"/>
+          <w:szCs w:val="21"/>
+        </w:rPr>
+        <w:t xml:space="preserve"> SQL Query</w:t>
+      </w:r>
+      <w:r>
+        <w:rPr>
+          <w:rFonts w:hint="default" w:ascii="Times New Roman" w:hAnsi="Times New Roman" w:eastAsia="SimSun" w:cs="Times New Roman"/>
+          <w:b/>
+          <w:bCs/>
+          <w:i/>
+          <w:iCs/>
+          <w:sz w:val="21"/>
+          <w:szCs w:val="21"/>
+          <w:lang w:val="en-US"/>
+        </w:rPr>
+        <w:t>.</w:t>
+      </w:r>
+    </w:p>
+    <w:p>
+      <w:pPr>
+        <w:pStyle w:val="3"/>
+        <w:numPr>
+          <w:ilvl w:val="0"/>
+          <w:numId w:val="1"/>
+        </w:numPr>
+        <w:bidi w:val="0"/>
+        <w:spacing w:line="240" w:lineRule="auto"/>
+        <w:ind w:left="0" w:leftChars="0" w:hanging="10" w:firstLineChars="0"/>
+        <w:rPr>
+          <w:rFonts w:hint="default" w:ascii="Times New Roman" w:hAnsi="Times New Roman" w:eastAsia="SimSun" w:cs="Times New Roman"/>
+          <w:b/>
+          <w:bCs/>
+          <w:i/>
+          <w:iCs/>
+          <w:sz w:val="21"/>
+          <w:szCs w:val="21"/>
+          <w:lang w:val="en-US"/>
+        </w:rPr>
+      </w:pPr>
+      <w:r>
+        <w:rPr>
+          <w:rFonts w:hint="default" w:ascii="Times New Roman" w:hAnsi="Times New Roman" w:cs="Times New Roman"/>
+          <w:i/>
+          <w:iCs/>
+          <w:color w:val="588E32" w:themeColor="accent4" w:themeShade="BF"/>
+          <w:sz w:val="28"/>
+          <w:szCs w:val="28"/>
+          <w:lang w:val="en-US"/>
+        </w:rPr>
+        <w:t>Task Pass</w:t>
+      </w:r>
+      <w:r>
+        <w:rPr>
+          <w:rFonts w:hint="default" w:cs="Times New Roman"/>
+          <w:i/>
+          <w:iCs/>
+          <w:color w:val="588E32" w:themeColor="accent4" w:themeShade="BF"/>
+          <w:sz w:val="28"/>
+          <w:szCs w:val="28"/>
+          <w:lang w:val="en-US"/>
+        </w:rPr>
+        <w:t>3c</w:t>
+      </w:r>
+    </w:p>
+    <w:p>
+      <w:pPr>
+        <w:keepNext w:val="0"/>
+        <w:keepLines w:val="0"/>
+        <w:widowControl/>
+        <w:suppressLineNumbers w:val="0"/>
+        <w:jc w:val="both"/>
+        <w:rPr>
+          <w:rFonts w:hint="default" w:ascii="Times New Roman" w:hAnsi="Times New Roman" w:eastAsia="SimSun" w:cs="Times New Roman"/>
+          <w:b/>
+          <w:bCs/>
+          <w:i/>
+          <w:iCs/>
+          <w:sz w:val="22"/>
+          <w:szCs w:val="22"/>
+        </w:rPr>
+      </w:pPr>
+      <w:r>
+        <w:rPr>
+          <w:rFonts w:hint="default" w:ascii="Times New Roman" w:hAnsi="Times New Roman" w:eastAsia="SimSun" w:cs="Times New Roman"/>
+          <w:b w:val="0"/>
+          <w:bCs w:val="0"/>
+          <w:sz w:val="22"/>
+          <w:szCs w:val="22"/>
+        </w:rPr>
+        <w:t xml:space="preserve">Subsequently, the third task asks students to write an SQL statement to list only the </w:t>
+      </w:r>
+      <w:r>
+        <w:rPr>
+          <w:rStyle w:val="7"/>
+          <w:rFonts w:hint="default" w:ascii="Times New Roman" w:hAnsi="Times New Roman" w:eastAsia="SimSun" w:cs="Times New Roman"/>
+          <w:b/>
+          <w:bCs/>
+          <w:i/>
+          <w:iCs/>
+          <w:sz w:val="22"/>
+          <w:szCs w:val="22"/>
+        </w:rPr>
+        <w:t>stuid</w:t>
+      </w:r>
+      <w:r>
+        <w:rPr>
+          <w:rFonts w:hint="default" w:ascii="Times New Roman" w:hAnsi="Times New Roman" w:eastAsia="SimSun" w:cs="Times New Roman"/>
+          <w:b w:val="0"/>
+          <w:bCs w:val="0"/>
+          <w:sz w:val="22"/>
+          <w:szCs w:val="22"/>
+        </w:rPr>
+        <w:t xml:space="preserve">, </w:t>
+      </w:r>
+      <w:r>
+        <w:rPr>
+          <w:rStyle w:val="7"/>
+          <w:rFonts w:hint="default" w:ascii="Times New Roman" w:hAnsi="Times New Roman" w:eastAsia="SimSun" w:cs="Times New Roman"/>
+          <w:b/>
+          <w:bCs/>
+          <w:i/>
+          <w:iCs/>
+          <w:sz w:val="22"/>
+          <w:szCs w:val="22"/>
+        </w:rPr>
+        <w:t>movieno</w:t>
+      </w:r>
+      <w:r>
+        <w:rPr>
+          <w:rFonts w:hint="default" w:ascii="Times New Roman" w:hAnsi="Times New Roman" w:eastAsia="SimSun" w:cs="Times New Roman"/>
+          <w:b w:val="0"/>
+          <w:bCs w:val="0"/>
+          <w:sz w:val="22"/>
+          <w:szCs w:val="22"/>
+        </w:rPr>
+        <w:t xml:space="preserve">, </w:t>
+      </w:r>
+      <w:r>
+        <w:rPr>
+          <w:rStyle w:val="7"/>
+          <w:rFonts w:hint="default" w:ascii="Times New Roman" w:hAnsi="Times New Roman" w:eastAsia="SimSun" w:cs="Times New Roman"/>
+          <w:b/>
+          <w:bCs/>
+          <w:i/>
+          <w:iCs/>
+          <w:sz w:val="22"/>
+          <w:szCs w:val="22"/>
+        </w:rPr>
+        <w:t>title</w:t>
+      </w:r>
+      <w:r>
+        <w:rPr>
+          <w:rFonts w:hint="default" w:ascii="Times New Roman" w:hAnsi="Times New Roman" w:eastAsia="SimSun" w:cs="Times New Roman"/>
+          <w:b w:val="0"/>
+          <w:bCs w:val="0"/>
+          <w:sz w:val="22"/>
+          <w:szCs w:val="22"/>
+        </w:rPr>
+        <w:t>, and</w:t>
+      </w:r>
+      <w:r>
+        <w:rPr>
+          <w:rFonts w:hint="default" w:ascii="Times New Roman" w:hAnsi="Times New Roman" w:eastAsia="SimSun" w:cs="Times New Roman"/>
+          <w:b/>
+          <w:bCs/>
+          <w:i/>
+          <w:iCs/>
+          <w:sz w:val="22"/>
+          <w:szCs w:val="22"/>
+        </w:rPr>
+        <w:t xml:space="preserve"> </w:t>
+      </w:r>
+      <w:r>
+        <w:rPr>
+          <w:rStyle w:val="7"/>
+          <w:rFonts w:hint="default" w:ascii="Times New Roman" w:hAnsi="Times New Roman" w:eastAsia="SimSun" w:cs="Times New Roman"/>
+          <w:b/>
+          <w:bCs/>
+          <w:i/>
+          <w:iCs/>
+          <w:sz w:val="22"/>
+          <w:szCs w:val="22"/>
+        </w:rPr>
+        <w:t>relyear</w:t>
+      </w:r>
+      <w:r>
+        <w:rPr>
+          <w:rFonts w:hint="default" w:ascii="Times New Roman" w:hAnsi="Times New Roman" w:eastAsia="SimSun" w:cs="Times New Roman"/>
+          <w:b w:val="0"/>
+          <w:bCs w:val="0"/>
+          <w:sz w:val="22"/>
+          <w:szCs w:val="22"/>
+        </w:rPr>
+        <w:t xml:space="preserve"> of every row in the </w:t>
+      </w:r>
+      <w:r>
+        <w:rPr>
+          <w:rStyle w:val="7"/>
+          <w:rFonts w:hint="default" w:ascii="Times New Roman" w:hAnsi="Times New Roman" w:eastAsia="SimSun" w:cs="Times New Roman"/>
+          <w:b w:val="0"/>
+          <w:bCs w:val="0"/>
+          <w:sz w:val="22"/>
+          <w:szCs w:val="22"/>
+        </w:rPr>
+        <w:t>movie</w:t>
+      </w:r>
+      <w:r>
+        <w:rPr>
+          <w:rFonts w:hint="default" w:ascii="Times New Roman" w:hAnsi="Times New Roman" w:eastAsia="SimSun" w:cs="Times New Roman"/>
+          <w:b w:val="0"/>
+          <w:bCs w:val="0"/>
+          <w:sz w:val="22"/>
+          <w:szCs w:val="22"/>
+        </w:rPr>
+        <w:t xml:space="preserve"> table that has either the title </w:t>
+      </w:r>
+      <w:r>
+        <w:rPr>
+          <w:rFonts w:hint="default" w:ascii="Times New Roman" w:hAnsi="Times New Roman" w:eastAsia="SimSun" w:cs="Times New Roman"/>
+          <w:b/>
+          <w:bCs/>
+          <w:i/>
+          <w:iCs/>
+          <w:sz w:val="22"/>
+          <w:szCs w:val="22"/>
+        </w:rPr>
+        <w:t>'Ocean's Eleven'</w:t>
+      </w:r>
+      <w:r>
+        <w:rPr>
+          <w:rFonts w:hint="default" w:ascii="Times New Roman" w:hAnsi="Times New Roman" w:eastAsia="SimSun" w:cs="Times New Roman"/>
+          <w:b w:val="0"/>
+          <w:bCs w:val="0"/>
+          <w:sz w:val="22"/>
+          <w:szCs w:val="22"/>
+        </w:rPr>
+        <w:t xml:space="preserve"> or </w:t>
+      </w:r>
+      <w:r>
+        <w:rPr>
+          <w:rFonts w:hint="default" w:ascii="Times New Roman" w:hAnsi="Times New Roman" w:eastAsia="SimSun" w:cs="Times New Roman"/>
+          <w:b/>
+          <w:bCs/>
+          <w:i/>
+          <w:iCs/>
+          <w:sz w:val="22"/>
+          <w:szCs w:val="22"/>
+        </w:rPr>
+        <w:t>'Hamlet'</w:t>
+      </w:r>
+      <w:r>
+        <w:rPr>
+          <w:rFonts w:hint="default" w:ascii="Times New Roman" w:hAnsi="Times New Roman" w:eastAsia="SimSun" w:cs="Times New Roman"/>
+          <w:b w:val="0"/>
+          <w:bCs w:val="0"/>
+          <w:sz w:val="22"/>
+          <w:szCs w:val="22"/>
+        </w:rPr>
+        <w:t>. Additionally, the list must be sorted in</w:t>
+      </w:r>
+      <w:r>
+        <w:rPr>
+          <w:rFonts w:hint="default" w:ascii="Times New Roman" w:hAnsi="Times New Roman" w:eastAsia="SimSun" w:cs="Times New Roman"/>
+          <w:b/>
+          <w:bCs/>
+          <w:i/>
+          <w:iCs/>
+          <w:sz w:val="22"/>
+          <w:szCs w:val="22"/>
+        </w:rPr>
+        <w:t xml:space="preserve"> ascending</w:t>
+      </w:r>
+      <w:r>
+        <w:rPr>
+          <w:rFonts w:hint="default" w:ascii="Times New Roman" w:hAnsi="Times New Roman" w:eastAsia="SimSun" w:cs="Times New Roman"/>
+          <w:b w:val="0"/>
+          <w:bCs w:val="0"/>
+          <w:sz w:val="22"/>
+          <w:szCs w:val="22"/>
+        </w:rPr>
+        <w:t xml:space="preserve"> order by </w:t>
+      </w:r>
+      <w:r>
+        <w:rPr>
+          <w:rFonts w:hint="default" w:ascii="Times New Roman" w:hAnsi="Times New Roman" w:eastAsia="SimSun" w:cs="Times New Roman"/>
+          <w:b/>
+          <w:bCs/>
+          <w:i/>
+          <w:iCs/>
+          <w:sz w:val="22"/>
+          <w:szCs w:val="22"/>
+        </w:rPr>
+        <w:t xml:space="preserve">title </w:t>
+      </w:r>
+      <w:r>
+        <w:rPr>
+          <w:rFonts w:hint="default" w:ascii="Times New Roman" w:hAnsi="Times New Roman" w:eastAsia="SimSun" w:cs="Times New Roman"/>
+          <w:b w:val="0"/>
+          <w:bCs w:val="0"/>
+          <w:sz w:val="22"/>
+          <w:szCs w:val="22"/>
+        </w:rPr>
+        <w:t xml:space="preserve">and </w:t>
+      </w:r>
+      <w:r>
+        <w:rPr>
+          <w:rFonts w:hint="default" w:ascii="Times New Roman" w:hAnsi="Times New Roman" w:eastAsia="SimSun" w:cs="Times New Roman"/>
+          <w:b/>
+          <w:bCs/>
+          <w:i/>
+          <w:iCs/>
+          <w:sz w:val="22"/>
+          <w:szCs w:val="22"/>
+        </w:rPr>
+        <w:t>relyear.</w:t>
+      </w:r>
+    </w:p>
+    <w:p>
+      <w:pPr>
+        <w:keepNext w:val="0"/>
+        <w:keepLines w:val="0"/>
+        <w:widowControl/>
+        <w:suppressLineNumbers w:val="0"/>
+        <w:jc w:val="both"/>
+        <w:rPr>
+          <w:rFonts w:hint="default" w:ascii="Times New Roman" w:hAnsi="Times New Roman" w:eastAsia="SimSun" w:cs="Times New Roman"/>
+          <w:b/>
+          <w:bCs/>
+          <w:i/>
+          <w:iCs/>
+          <w:sz w:val="22"/>
+          <w:szCs w:val="22"/>
+          <w:lang w:val="en-US"/>
+        </w:rPr>
+      </w:pPr>
+      <w:r>
+        <w:drawing>
+          <wp:anchor distT="0" distB="0" distL="114300" distR="114300" simplePos="0" relativeHeight="251671552" behindDoc="0" locked="0" layoutInCell="1" allowOverlap="1">
+            <wp:simplePos x="0" y="0"/>
+            <wp:positionH relativeFrom="column">
+              <wp:posOffset>0</wp:posOffset>
+            </wp:positionH>
+            <wp:positionV relativeFrom="paragraph">
+              <wp:posOffset>0</wp:posOffset>
+            </wp:positionV>
+            <wp:extent cx="5273675" cy="1348105"/>
+            <wp:effectExtent l="0" t="0" r="14605" b="8255"/>
+            <wp:wrapSquare wrapText="bothSides"/>
+            <wp:docPr id="16" name="Picture 7"/>
+            <wp:cNvGraphicFramePr>
+              <a:graphicFrameLocks xmlns:a="http://schemas.openxmlformats.org/drawingml/2006/main" noChangeAspect="1"/>
+            </wp:cNvGraphicFramePr>
+            <a:graphic xmlns:a="http://schemas.openxmlformats.org/drawingml/2006/main">
+              <a:graphicData uri="http://schemas.openxmlformats.org/drawingml/2006/picture">
+                <pic:pic xmlns:pic="http://schemas.openxmlformats.org/drawingml/2006/picture">
+                  <pic:nvPicPr>
+                    <pic:cNvPr id="16" name="Picture 7"/>
+                    <pic:cNvPicPr>
+                      <a:picLocks noChangeAspect="1"/>
+                    </pic:cNvPicPr>
+                  </pic:nvPicPr>
+                  <pic:blipFill>
+                    <a:blip r:embed="rId19"/>
+                    <a:stretch>
+                      <a:fillRect/>
+                    </a:stretch>
+                  </pic:blipFill>
+                  <pic:spPr>
+                    <a:xfrm>
+                      <a:off x="0" y="0"/>
+                      <a:ext cx="5273675" cy="1348105"/>
+                    </a:xfrm>
+                    <a:prstGeom prst="rect">
+                      <a:avLst/>
+                    </a:prstGeom>
+                    <a:noFill/>
+                    <a:ln>
+                      <a:noFill/>
+                    </a:ln>
+                  </pic:spPr>
+                </pic:pic>
+              </a:graphicData>
+            </a:graphic>
+          </wp:anchor>
+        </w:drawing>
+      </w:r>
+    </w:p>
+    <w:p>
+      <w:pPr>
+        <w:ind w:left="0" w:leftChars="0" w:firstLine="0" w:firstLineChars="0"/>
+        <w:jc w:val="center"/>
+        <w:rPr>
+          <w:rFonts w:hint="default" w:ascii="Times New Roman" w:hAnsi="Times New Roman" w:eastAsia="SimSun" w:cs="Times New Roman"/>
+          <w:b/>
+          <w:bCs/>
+          <w:i/>
+          <w:iCs/>
+          <w:sz w:val="21"/>
+          <w:szCs w:val="21"/>
+          <w:lang w:val="en-US"/>
+        </w:rPr>
+      </w:pPr>
+      <w:r>
+        <w:rPr>
+          <w:rFonts w:hint="default" w:ascii="Times New Roman" w:hAnsi="Times New Roman" w:cs="Times New Roman"/>
+          <w:b/>
+          <w:bCs/>
+          <w:i/>
+          <w:iCs/>
+          <w:sz w:val="21"/>
+          <w:szCs w:val="21"/>
+          <w:lang w:val="en-US"/>
+        </w:rPr>
+        <w:t xml:space="preserve">Figure 13: </w:t>
+      </w:r>
+      <w:r>
+        <w:rPr>
+          <w:rFonts w:hint="default" w:ascii="Times New Roman" w:hAnsi="Times New Roman" w:eastAsia="SimSun" w:cs="Times New Roman"/>
+          <w:b/>
+          <w:bCs/>
+          <w:i/>
+          <w:iCs/>
+          <w:sz w:val="21"/>
+          <w:szCs w:val="21"/>
+        </w:rPr>
+        <w:t xml:space="preserve">SQL Query Statement for Task </w:t>
+      </w:r>
+      <w:r>
+        <w:rPr>
+          <w:rFonts w:hint="default" w:ascii="Times New Roman" w:hAnsi="Times New Roman" w:eastAsia="SimSun" w:cs="Times New Roman"/>
+          <w:b/>
+          <w:bCs/>
+          <w:i/>
+          <w:iCs/>
+          <w:sz w:val="21"/>
+          <w:szCs w:val="21"/>
+          <w:lang w:val="en-US"/>
+        </w:rPr>
+        <w:t>Pass</w:t>
+      </w:r>
+      <w:r>
+        <w:rPr>
+          <w:rFonts w:hint="default" w:ascii="Times New Roman" w:hAnsi="Times New Roman" w:eastAsia="SimSun" w:cs="Times New Roman"/>
+          <w:b/>
+          <w:bCs/>
+          <w:i/>
+          <w:iCs/>
+          <w:sz w:val="21"/>
+          <w:szCs w:val="21"/>
+        </w:rPr>
+        <w:t>3</w:t>
+      </w:r>
+      <w:r>
+        <w:rPr>
+          <w:rFonts w:hint="default" w:ascii="Times New Roman" w:hAnsi="Times New Roman" w:eastAsia="SimSun" w:cs="Times New Roman"/>
+          <w:b/>
+          <w:bCs/>
+          <w:i/>
+          <w:iCs/>
+          <w:sz w:val="21"/>
+          <w:szCs w:val="21"/>
+          <w:lang w:val="en-US"/>
+        </w:rPr>
+        <w:t>c.</w:t>
+      </w:r>
+    </w:p>
+    <w:p>
+      <w:pPr>
+        <w:ind w:left="0" w:leftChars="0" w:firstLine="0" w:firstLineChars="0"/>
+        <w:jc w:val="center"/>
+        <w:rPr>
+          <w:rFonts w:hint="default" w:ascii="Times New Roman" w:hAnsi="Times New Roman" w:eastAsia="SimSun" w:cs="Times New Roman"/>
+          <w:b/>
+          <w:bCs/>
+          <w:i/>
+          <w:iCs/>
+          <w:sz w:val="21"/>
+          <w:szCs w:val="21"/>
+          <w:lang w:val="en-US"/>
+        </w:rPr>
+      </w:pPr>
+      <w:r>
+        <w:rPr>
+          <w:rFonts w:hint="default" w:ascii="Times New Roman" w:hAnsi="Times New Roman" w:eastAsia="SimSun" w:cs="Times New Roman"/>
+          <w:b/>
+          <w:bCs/>
+          <w:i/>
+          <w:iCs/>
+          <w:sz w:val="21"/>
+          <w:szCs w:val="21"/>
+          <w:lang w:val="en-US"/>
+        </w:rPr>
+        <w:br w:type="textWrapping"/>
+      </w:r>
+      <w:r>
+        <w:rPr>
+          <w:rFonts w:hint="default" w:ascii="Times New Roman" w:hAnsi="Times New Roman" w:eastAsia="SimSun" w:cs="Times New Roman"/>
+          <w:b/>
+          <w:bCs/>
+          <w:i/>
+          <w:iCs/>
+          <w:sz w:val="21"/>
+          <w:szCs w:val="21"/>
+          <w:lang w:val="en-US"/>
+        </w:rPr>
+        <w:br w:type="textWrapping"/>
+      </w:r>
+      <w:r>
+        <w:rPr>
+          <w:rFonts w:hint="default" w:ascii="Times New Roman" w:hAnsi="Times New Roman" w:eastAsia="SimSun" w:cs="Times New Roman"/>
+          <w:b/>
+          <w:bCs/>
+          <w:i/>
+          <w:iCs/>
+          <w:sz w:val="21"/>
+          <w:szCs w:val="21"/>
+          <w:lang w:val="en-US"/>
+        </w:rPr>
+        <w:br w:type="textWrapping"/>
+      </w:r>
+      <w:r>
+        <w:rPr>
+          <w:rFonts w:hint="default" w:ascii="Times New Roman" w:hAnsi="Times New Roman" w:eastAsia="SimSun" w:cs="Times New Roman"/>
+          <w:b/>
+          <w:bCs/>
+          <w:i/>
+          <w:iCs/>
+          <w:sz w:val="21"/>
+          <w:szCs w:val="21"/>
+          <w:lang w:val="en-US"/>
+        </w:rPr>
+        <w:br w:type="textWrapping"/>
+      </w:r>
+      <w:r>
+        <w:rPr>
+          <w:rFonts w:hint="default" w:ascii="Times New Roman" w:hAnsi="Times New Roman" w:eastAsia="SimSun" w:cs="Times New Roman"/>
+          <w:b/>
+          <w:bCs/>
+          <w:i/>
+          <w:iCs/>
+          <w:sz w:val="21"/>
+          <w:szCs w:val="21"/>
+          <w:lang w:val="en-US"/>
+        </w:rPr>
+        <w:br w:type="textWrapping"/>
+      </w:r>
+      <w:r>
+        <w:rPr>
+          <w:rFonts w:hint="default" w:ascii="Times New Roman" w:hAnsi="Times New Roman" w:eastAsia="SimSun" w:cs="Times New Roman"/>
+          <w:b/>
+          <w:bCs/>
+          <w:i/>
+          <w:iCs/>
+          <w:sz w:val="21"/>
+          <w:szCs w:val="21"/>
+          <w:lang w:val="en-US"/>
+        </w:rPr>
+        <w:br w:type="textWrapping"/>
+      </w:r>
+      <w:r>
+        <w:rPr>
+          <w:rFonts w:hint="default" w:ascii="Times New Roman" w:hAnsi="Times New Roman" w:eastAsia="SimSun" w:cs="Times New Roman"/>
+          <w:b/>
+          <w:bCs/>
+          <w:i/>
+          <w:iCs/>
+          <w:sz w:val="21"/>
+          <w:szCs w:val="21"/>
+          <w:lang w:val="en-US"/>
+        </w:rPr>
+        <w:br w:type="textWrapping"/>
+      </w:r>
+      <w:r>
+        <w:rPr>
+          <w:rFonts w:hint="default" w:ascii="Times New Roman" w:hAnsi="Times New Roman" w:eastAsia="SimSun" w:cs="Times New Roman"/>
+          <w:b/>
+          <w:bCs/>
+          <w:i/>
+          <w:iCs/>
+          <w:sz w:val="21"/>
+          <w:szCs w:val="21"/>
+          <w:lang w:val="en-US"/>
+        </w:rPr>
+        <w:br w:type="textWrapping"/>
+      </w:r>
+      <w:r>
+        <w:rPr>
+          <w:rFonts w:hint="default" w:ascii="Times New Roman" w:hAnsi="Times New Roman" w:eastAsia="SimSun" w:cs="Times New Roman"/>
+          <w:b/>
+          <w:bCs/>
+          <w:i/>
+          <w:iCs/>
+          <w:sz w:val="21"/>
+          <w:szCs w:val="21"/>
+          <w:lang w:val="en-US"/>
+        </w:rPr>
+        <w:br w:type="textWrapping"/>
+      </w:r>
+      <w:r>
+        <w:rPr>
+          <w:rFonts w:hint="default" w:ascii="Times New Roman" w:hAnsi="Times New Roman" w:eastAsia="SimSun" w:cs="Times New Roman"/>
+          <w:b/>
+          <w:bCs/>
+          <w:i/>
+          <w:iCs/>
+          <w:sz w:val="21"/>
+          <w:szCs w:val="21"/>
+          <w:lang w:val="en-US"/>
+        </w:rPr>
+        <w:br w:type="textWrapping"/>
+      </w:r>
+      <w:r>
+        <w:rPr>
+          <w:rFonts w:hint="default" w:ascii="Times New Roman" w:hAnsi="Times New Roman" w:cs="Times New Roman"/>
+          <w:b/>
+          <w:bCs/>
+          <w:i/>
+          <w:iCs/>
+          <w:sz w:val="21"/>
+          <w:szCs w:val="21"/>
+        </w:rPr>
+        <w:drawing>
+          <wp:anchor distT="0" distB="0" distL="114300" distR="114300" simplePos="0" relativeHeight="251672576" behindDoc="0" locked="0" layoutInCell="1" allowOverlap="1">
+            <wp:simplePos x="0" y="0"/>
+            <wp:positionH relativeFrom="column">
+              <wp:posOffset>1113155</wp:posOffset>
+            </wp:positionH>
+            <wp:positionV relativeFrom="paragraph">
+              <wp:posOffset>0</wp:posOffset>
+            </wp:positionV>
+            <wp:extent cx="3048000" cy="1501140"/>
+            <wp:effectExtent l="0" t="0" r="0" b="7620"/>
+            <wp:wrapSquare wrapText="bothSides"/>
+            <wp:docPr id="17" name="Picture 8"/>
+            <wp:cNvGraphicFramePr>
+              <a:graphicFrameLocks xmlns:a="http://schemas.openxmlformats.org/drawingml/2006/main" noChangeAspect="1"/>
+            </wp:cNvGraphicFramePr>
+            <a:graphic xmlns:a="http://schemas.openxmlformats.org/drawingml/2006/main">
+              <a:graphicData uri="http://schemas.openxmlformats.org/drawingml/2006/picture">
+                <pic:pic xmlns:pic="http://schemas.openxmlformats.org/drawingml/2006/picture">
+                  <pic:nvPicPr>
+                    <pic:cNvPr id="17" name="Picture 8"/>
+                    <pic:cNvPicPr>
+                      <a:picLocks noChangeAspect="1"/>
+                    </pic:cNvPicPr>
+                  </pic:nvPicPr>
+                  <pic:blipFill>
+                    <a:blip r:embed="rId20"/>
+                    <a:stretch>
+                      <a:fillRect/>
+                    </a:stretch>
+                  </pic:blipFill>
+                  <pic:spPr>
+                    <a:xfrm>
+                      <a:off x="0" y="0"/>
+                      <a:ext cx="3048000" cy="1501140"/>
+                    </a:xfrm>
+                    <a:prstGeom prst="rect">
+                      <a:avLst/>
+                    </a:prstGeom>
+                    <a:noFill/>
+                    <a:ln>
+                      <a:noFill/>
+                    </a:ln>
+                  </pic:spPr>
+                </pic:pic>
+              </a:graphicData>
+            </a:graphic>
+          </wp:anchor>
+        </w:drawing>
+      </w:r>
+      <w:r>
+        <w:rPr>
+          <w:rFonts w:hint="default" w:ascii="Times New Roman" w:hAnsi="Times New Roman" w:eastAsia="SimSun" w:cs="Times New Roman"/>
+          <w:b/>
+          <w:bCs/>
+          <w:i/>
+          <w:iCs/>
+          <w:sz w:val="21"/>
+          <w:szCs w:val="21"/>
+          <w:lang w:val="en-US"/>
+        </w:rPr>
+        <w:t xml:space="preserve">Figure 14: </w:t>
+      </w:r>
+      <w:r>
+        <w:rPr>
+          <w:rFonts w:hint="default" w:ascii="Times New Roman" w:hAnsi="Times New Roman" w:eastAsia="SimSun" w:cs="Times New Roman"/>
+          <w:b/>
+          <w:bCs/>
+          <w:i/>
+          <w:iCs/>
+          <w:sz w:val="21"/>
+          <w:szCs w:val="21"/>
+        </w:rPr>
+        <w:t xml:space="preserve">Output Result for Task </w:t>
+      </w:r>
+      <w:r>
+        <w:rPr>
+          <w:rFonts w:hint="default" w:ascii="Times New Roman" w:hAnsi="Times New Roman" w:eastAsia="SimSun" w:cs="Times New Roman"/>
+          <w:b/>
+          <w:bCs/>
+          <w:i/>
+          <w:iCs/>
+          <w:sz w:val="21"/>
+          <w:szCs w:val="21"/>
+          <w:lang w:val="en-US"/>
+        </w:rPr>
+        <w:t>Pass</w:t>
+      </w:r>
+      <w:r>
+        <w:rPr>
+          <w:rFonts w:hint="default" w:ascii="Times New Roman" w:hAnsi="Times New Roman" w:eastAsia="SimSun" w:cs="Times New Roman"/>
+          <w:b/>
+          <w:bCs/>
+          <w:i/>
+          <w:iCs/>
+          <w:sz w:val="21"/>
+          <w:szCs w:val="21"/>
+        </w:rPr>
+        <w:t>3</w:t>
+      </w:r>
+      <w:r>
+        <w:rPr>
+          <w:rFonts w:hint="default" w:ascii="Times New Roman" w:hAnsi="Times New Roman" w:eastAsia="SimSun" w:cs="Times New Roman"/>
+          <w:b/>
+          <w:bCs/>
+          <w:i/>
+          <w:iCs/>
+          <w:sz w:val="21"/>
+          <w:szCs w:val="21"/>
+          <w:lang w:val="en-US"/>
+        </w:rPr>
+        <w:t>c</w:t>
+      </w:r>
+      <w:r>
+        <w:rPr>
+          <w:rFonts w:hint="default" w:ascii="Times New Roman" w:hAnsi="Times New Roman" w:eastAsia="SimSun" w:cs="Times New Roman"/>
+          <w:b/>
+          <w:bCs/>
+          <w:i/>
+          <w:iCs/>
+          <w:sz w:val="21"/>
+          <w:szCs w:val="21"/>
+        </w:rPr>
+        <w:t xml:space="preserve"> SQL Query</w:t>
+      </w:r>
+      <w:r>
+        <w:rPr>
+          <w:rFonts w:hint="default" w:ascii="Times New Roman" w:hAnsi="Times New Roman" w:eastAsia="SimSun" w:cs="Times New Roman"/>
+          <w:b/>
+          <w:bCs/>
+          <w:i/>
+          <w:iCs/>
+          <w:sz w:val="21"/>
+          <w:szCs w:val="21"/>
+          <w:lang w:val="en-US"/>
+        </w:rPr>
+        <w:t>.</w:t>
+      </w:r>
+    </w:p>
+    <w:p>
+      <w:pPr>
+        <w:pStyle w:val="3"/>
+        <w:numPr>
+          <w:ilvl w:val="0"/>
+          <w:numId w:val="1"/>
+        </w:numPr>
+        <w:bidi w:val="0"/>
+        <w:spacing w:line="240" w:lineRule="auto"/>
+        <w:ind w:left="0" w:leftChars="0" w:hanging="10" w:firstLineChars="0"/>
+        <w:rPr>
+          <w:rFonts w:hint="default" w:ascii="Times New Roman" w:hAnsi="Times New Roman" w:eastAsia="SimSun" w:cs="Times New Roman"/>
+          <w:b/>
+          <w:bCs/>
+          <w:i/>
+          <w:iCs/>
+          <w:sz w:val="21"/>
+          <w:szCs w:val="21"/>
+          <w:lang w:val="en-US"/>
+        </w:rPr>
+      </w:pPr>
+      <w:r>
+        <w:rPr>
+          <w:rFonts w:hint="default" w:ascii="Times New Roman" w:hAnsi="Times New Roman" w:cs="Times New Roman"/>
+          <w:i/>
+          <w:iCs/>
+          <w:color w:val="588E32" w:themeColor="accent4" w:themeShade="BF"/>
+          <w:sz w:val="28"/>
+          <w:szCs w:val="28"/>
+          <w:lang w:val="en-US"/>
+        </w:rPr>
+        <w:t>Task Pass</w:t>
+      </w:r>
+      <w:r>
+        <w:rPr>
+          <w:rFonts w:hint="default" w:cs="Times New Roman"/>
+          <w:i/>
+          <w:iCs/>
+          <w:color w:val="588E32" w:themeColor="accent4" w:themeShade="BF"/>
+          <w:sz w:val="28"/>
+          <w:szCs w:val="28"/>
+          <w:lang w:val="en-US"/>
+        </w:rPr>
+        <w:t>3d</w:t>
+      </w:r>
+    </w:p>
+    <w:p>
+      <w:pPr>
+        <w:ind w:left="0" w:leftChars="0" w:firstLine="0" w:firstLineChars="0"/>
+        <w:jc w:val="both"/>
+        <w:rPr>
+          <w:rFonts w:hint="default" w:ascii="Times New Roman" w:hAnsi="Times New Roman" w:eastAsia="SimSun" w:cs="Times New Roman"/>
+          <w:b/>
+          <w:bCs/>
+          <w:i/>
+          <w:iCs/>
+          <w:sz w:val="21"/>
+          <w:szCs w:val="21"/>
+          <w:lang w:val="en-US"/>
+        </w:rPr>
+      </w:pPr>
+      <w:r>
+        <w:rPr>
+          <w:rFonts w:hint="default" w:ascii="Times New Roman" w:hAnsi="Times New Roman" w:eastAsia="SimSun" w:cs="Times New Roman"/>
+          <w:b w:val="0"/>
+          <w:bCs w:val="0"/>
+          <w:i w:val="0"/>
+          <w:iCs w:val="0"/>
+          <w:sz w:val="21"/>
+          <w:szCs w:val="21"/>
+        </w:rPr>
+        <w:t xml:space="preserve">Next, students are required to write and execute an SQL query to retrieve all columns for every movie in the </w:t>
+      </w:r>
+      <w:r>
+        <w:rPr>
+          <w:rStyle w:val="7"/>
+          <w:rFonts w:hint="default" w:ascii="Times New Roman" w:hAnsi="Times New Roman" w:eastAsia="SimSun" w:cs="Times New Roman"/>
+          <w:b w:val="0"/>
+          <w:bCs w:val="0"/>
+          <w:i w:val="0"/>
+          <w:iCs w:val="0"/>
+          <w:sz w:val="21"/>
+          <w:szCs w:val="21"/>
+        </w:rPr>
+        <w:t>movie</w:t>
+      </w:r>
+      <w:r>
+        <w:rPr>
+          <w:rFonts w:hint="default" w:ascii="Times New Roman" w:hAnsi="Times New Roman" w:eastAsia="SimSun" w:cs="Times New Roman"/>
+          <w:b w:val="0"/>
+          <w:bCs w:val="0"/>
+          <w:i w:val="0"/>
+          <w:iCs w:val="0"/>
+          <w:sz w:val="21"/>
+          <w:szCs w:val="21"/>
+        </w:rPr>
+        <w:t xml:space="preserve"> table with a </w:t>
+      </w:r>
+      <w:r>
+        <w:rPr>
+          <w:rStyle w:val="7"/>
+          <w:rFonts w:hint="default" w:ascii="Times New Roman" w:hAnsi="Times New Roman" w:eastAsia="SimSun" w:cs="Times New Roman"/>
+          <w:b w:val="0"/>
+          <w:bCs w:val="0"/>
+          <w:i w:val="0"/>
+          <w:iCs w:val="0"/>
+          <w:sz w:val="21"/>
+          <w:szCs w:val="21"/>
+        </w:rPr>
+        <w:t>tmdb_score</w:t>
+      </w:r>
+      <w:r>
+        <w:rPr>
+          <w:rFonts w:hint="default" w:ascii="Times New Roman" w:hAnsi="Times New Roman" w:eastAsia="SimSun" w:cs="Times New Roman"/>
+          <w:b w:val="0"/>
+          <w:bCs w:val="0"/>
+          <w:i w:val="0"/>
+          <w:iCs w:val="0"/>
+          <w:sz w:val="21"/>
+          <w:szCs w:val="21"/>
+        </w:rPr>
+        <w:t xml:space="preserve"> of 6.8 or higher and a release year of 2012 or earlier. Furthermore, the results must be ordered by </w:t>
+      </w:r>
+      <w:r>
+        <w:rPr>
+          <w:rStyle w:val="7"/>
+          <w:rFonts w:hint="default" w:ascii="Times New Roman" w:hAnsi="Times New Roman" w:eastAsia="SimSun" w:cs="Times New Roman"/>
+          <w:b w:val="0"/>
+          <w:bCs w:val="0"/>
+          <w:i w:val="0"/>
+          <w:iCs w:val="0"/>
+          <w:sz w:val="21"/>
+          <w:szCs w:val="21"/>
+        </w:rPr>
+        <w:t>tmdb_score</w:t>
+      </w:r>
+      <w:r>
+        <w:rPr>
+          <w:rFonts w:hint="default" w:ascii="Times New Roman" w:hAnsi="Times New Roman" w:eastAsia="SimSun" w:cs="Times New Roman"/>
+          <w:b w:val="0"/>
+          <w:bCs w:val="0"/>
+          <w:i w:val="0"/>
+          <w:iCs w:val="0"/>
+          <w:sz w:val="21"/>
+          <w:szCs w:val="21"/>
+        </w:rPr>
+        <w:t xml:space="preserve"> in descending sequence</w:t>
+      </w:r>
+      <w:r>
+        <w:rPr>
+          <w:rFonts w:hint="default" w:ascii="Times New Roman" w:hAnsi="Times New Roman" w:eastAsia="SimSun" w:cs="Times New Roman"/>
+          <w:b w:val="0"/>
+          <w:bCs w:val="0"/>
+          <w:i w:val="0"/>
+          <w:iCs w:val="0"/>
+          <w:sz w:val="21"/>
+          <w:szCs w:val="21"/>
+          <w:lang w:val="en-US"/>
+        </w:rPr>
+        <w:t>.</w:t>
+      </w:r>
+      <w:r>
+        <w:rPr>
+          <w:rFonts w:hint="default" w:ascii="Times New Roman" w:hAnsi="Times New Roman" w:eastAsia="SimSun" w:cs="Times New Roman"/>
+          <w:b w:val="0"/>
+          <w:bCs w:val="0"/>
+          <w:i w:val="0"/>
+          <w:iCs w:val="0"/>
+          <w:sz w:val="21"/>
+          <w:szCs w:val="21"/>
+          <w:lang w:val="en-US"/>
+        </w:rPr>
+        <w:br w:type="textWrapping"/>
+      </w:r>
+      <w:r>
+        <w:rPr>
+          <w:rFonts w:hint="default" w:ascii="Times New Roman" w:hAnsi="Times New Roman" w:eastAsia="SimSun" w:cs="Times New Roman"/>
+          <w:b/>
+          <w:bCs/>
+          <w:i/>
+          <w:iCs/>
+          <w:sz w:val="21"/>
+          <w:szCs w:val="21"/>
+          <w:lang w:val="en-US"/>
+        </w:rPr>
+        <w:br w:type="textWrapping"/>
+      </w:r>
+      <w:r>
+        <w:rPr>
+          <w:rFonts w:hint="default" w:ascii="Times New Roman" w:hAnsi="Times New Roman" w:cs="Times New Roman"/>
+          <w:b/>
+          <w:bCs/>
+          <w:i/>
+          <w:iCs/>
+          <w:sz w:val="21"/>
+          <w:szCs w:val="21"/>
+        </w:rPr>
+        <w:drawing>
+          <wp:anchor distT="0" distB="0" distL="114300" distR="114300" simplePos="0" relativeHeight="251673600" behindDoc="1" locked="0" layoutInCell="1" allowOverlap="1">
+            <wp:simplePos x="0" y="0"/>
+            <wp:positionH relativeFrom="column">
+              <wp:posOffset>1270</wp:posOffset>
+            </wp:positionH>
+            <wp:positionV relativeFrom="paragraph">
+              <wp:posOffset>160020</wp:posOffset>
+            </wp:positionV>
+            <wp:extent cx="5271770" cy="875030"/>
+            <wp:effectExtent l="0" t="0" r="1270" b="8890"/>
+            <wp:wrapTight wrapText="bothSides">
+              <wp:wrapPolygon>
+                <wp:start x="0" y="0"/>
+                <wp:lineTo x="0" y="21067"/>
+                <wp:lineTo x="21543" y="21067"/>
+                <wp:lineTo x="21543" y="0"/>
+                <wp:lineTo x="0" y="0"/>
+              </wp:wrapPolygon>
+            </wp:wrapTight>
+            <wp:docPr id="18" name="Picture 9"/>
+            <wp:cNvGraphicFramePr>
+              <a:graphicFrameLocks xmlns:a="http://schemas.openxmlformats.org/drawingml/2006/main" noChangeAspect="1"/>
+            </wp:cNvGraphicFramePr>
+            <a:graphic xmlns:a="http://schemas.openxmlformats.org/drawingml/2006/main">
+              <a:graphicData uri="http://schemas.openxmlformats.org/drawingml/2006/picture">
+                <pic:pic xmlns:pic="http://schemas.openxmlformats.org/drawingml/2006/picture">
+                  <pic:nvPicPr>
+                    <pic:cNvPr id="18" name="Picture 9"/>
+                    <pic:cNvPicPr>
+                      <a:picLocks noChangeAspect="1"/>
+                    </pic:cNvPicPr>
+                  </pic:nvPicPr>
+                  <pic:blipFill>
+                    <a:blip r:embed="rId21"/>
+                    <a:stretch>
+                      <a:fillRect/>
+                    </a:stretch>
+                  </pic:blipFill>
+                  <pic:spPr>
+                    <a:xfrm>
+                      <a:off x="0" y="0"/>
+                      <a:ext cx="5271770" cy="875030"/>
+                    </a:xfrm>
+                    <a:prstGeom prst="rect">
+                      <a:avLst/>
+                    </a:prstGeom>
+                    <a:noFill/>
+                    <a:ln>
+                      <a:noFill/>
+                    </a:ln>
+                  </pic:spPr>
+                </pic:pic>
+              </a:graphicData>
+            </a:graphic>
+          </wp:anchor>
+        </w:drawing>
+      </w:r>
+    </w:p>
+    <w:p>
+      <w:pPr>
+        <w:ind w:left="0" w:leftChars="0" w:firstLine="0" w:firstLineChars="0"/>
+        <w:jc w:val="center"/>
+        <w:rPr>
+          <w:rFonts w:hint="default" w:ascii="Times New Roman" w:hAnsi="Times New Roman" w:eastAsia="SimSun" w:cs="Times New Roman"/>
+          <w:b/>
+          <w:bCs/>
+          <w:i/>
+          <w:iCs/>
+          <w:sz w:val="21"/>
+          <w:szCs w:val="21"/>
+          <w:lang w:val="en-US"/>
+        </w:rPr>
+      </w:pPr>
+      <w:r>
+        <w:drawing>
+          <wp:anchor distT="0" distB="0" distL="114300" distR="114300" simplePos="0" relativeHeight="251674624" behindDoc="0" locked="0" layoutInCell="1" allowOverlap="1">
+            <wp:simplePos x="0" y="0"/>
+            <wp:positionH relativeFrom="column">
+              <wp:posOffset>635</wp:posOffset>
+            </wp:positionH>
+            <wp:positionV relativeFrom="paragraph">
+              <wp:posOffset>0</wp:posOffset>
+            </wp:positionV>
+            <wp:extent cx="5272405" cy="3632835"/>
+            <wp:effectExtent l="0" t="0" r="635" b="9525"/>
+            <wp:wrapSquare wrapText="bothSides"/>
+            <wp:docPr id="19" name="Picture 10"/>
+            <wp:cNvGraphicFramePr>
+              <a:graphicFrameLocks xmlns:a="http://schemas.openxmlformats.org/drawingml/2006/main" noChangeAspect="1"/>
+            </wp:cNvGraphicFramePr>
+            <a:graphic xmlns:a="http://schemas.openxmlformats.org/drawingml/2006/main">
+              <a:graphicData uri="http://schemas.openxmlformats.org/drawingml/2006/picture">
+                <pic:pic xmlns:pic="http://schemas.openxmlformats.org/drawingml/2006/picture">
+                  <pic:nvPicPr>
+                    <pic:cNvPr id="19" name="Picture 10"/>
+                    <pic:cNvPicPr>
+                      <a:picLocks noChangeAspect="1"/>
+                    </pic:cNvPicPr>
+                  </pic:nvPicPr>
+                  <pic:blipFill>
+                    <a:blip r:embed="rId22"/>
+                    <a:stretch>
+                      <a:fillRect/>
+                    </a:stretch>
+                  </pic:blipFill>
+                  <pic:spPr>
+                    <a:xfrm>
+                      <a:off x="0" y="0"/>
+                      <a:ext cx="5272405" cy="3632835"/>
+                    </a:xfrm>
+                    <a:prstGeom prst="rect">
+                      <a:avLst/>
+                    </a:prstGeom>
+                    <a:noFill/>
+                    <a:ln>
+                      <a:noFill/>
+                    </a:ln>
+                  </pic:spPr>
+                </pic:pic>
+              </a:graphicData>
+            </a:graphic>
+          </wp:anchor>
+        </w:drawing>
+      </w:r>
+      <w:r>
+        <w:rPr>
+          <w:rFonts w:hint="default" w:ascii="Times New Roman" w:hAnsi="Times New Roman" w:cs="Times New Roman"/>
+          <w:b/>
+          <w:bCs/>
+          <w:i/>
+          <w:iCs/>
+          <w:sz w:val="21"/>
+          <w:szCs w:val="21"/>
+          <w:lang w:val="en-US"/>
+        </w:rPr>
+        <w:t xml:space="preserve">Figure 15: </w:t>
+      </w:r>
+      <w:r>
+        <w:rPr>
+          <w:rFonts w:hint="default" w:ascii="Times New Roman" w:hAnsi="Times New Roman" w:eastAsia="SimSun" w:cs="Times New Roman"/>
+          <w:b/>
+          <w:bCs/>
+          <w:i/>
+          <w:iCs/>
+          <w:sz w:val="21"/>
+          <w:szCs w:val="21"/>
+        </w:rPr>
+        <w:t xml:space="preserve">Output Result for Task </w:t>
+      </w:r>
+      <w:r>
+        <w:rPr>
+          <w:rFonts w:hint="default" w:ascii="Times New Roman" w:hAnsi="Times New Roman" w:eastAsia="SimSun" w:cs="Times New Roman"/>
+          <w:b/>
+          <w:bCs/>
+          <w:i/>
+          <w:iCs/>
+          <w:sz w:val="21"/>
+          <w:szCs w:val="21"/>
+          <w:lang w:val="en-US"/>
+        </w:rPr>
+        <w:t>Pass</w:t>
+      </w:r>
+      <w:r>
+        <w:rPr>
+          <w:rFonts w:hint="default" w:ascii="Times New Roman" w:hAnsi="Times New Roman" w:eastAsia="SimSun" w:cs="Times New Roman"/>
+          <w:b/>
+          <w:bCs/>
+          <w:i/>
+          <w:iCs/>
+          <w:sz w:val="21"/>
+          <w:szCs w:val="21"/>
+        </w:rPr>
+        <w:t>3d SQL Query</w:t>
+      </w:r>
+      <w:r>
+        <w:rPr>
+          <w:rFonts w:hint="default" w:ascii="Times New Roman" w:hAnsi="Times New Roman" w:eastAsia="SimSun" w:cs="Times New Roman"/>
+          <w:b/>
+          <w:bCs/>
+          <w:i/>
+          <w:iCs/>
+          <w:sz w:val="21"/>
+          <w:szCs w:val="21"/>
+          <w:lang w:val="en-US"/>
+        </w:rPr>
+        <w:t>.</w:t>
+      </w:r>
+    </w:p>
+    <w:p>
+      <w:pPr>
+        <w:pStyle w:val="3"/>
+        <w:numPr>
+          <w:ilvl w:val="0"/>
+          <w:numId w:val="1"/>
+        </w:numPr>
+        <w:bidi w:val="0"/>
+        <w:spacing w:line="240" w:lineRule="auto"/>
+        <w:ind w:left="0" w:leftChars="0" w:hanging="10" w:firstLineChars="0"/>
+        <w:rPr>
+          <w:rFonts w:hint="default" w:ascii="Times New Roman" w:hAnsi="Times New Roman" w:eastAsia="SimSun" w:cs="Times New Roman"/>
+          <w:b/>
+          <w:bCs/>
+          <w:i/>
+          <w:iCs/>
+          <w:sz w:val="21"/>
+          <w:szCs w:val="21"/>
+          <w:lang w:val="en-US"/>
+        </w:rPr>
+      </w:pPr>
+      <w:r>
+        <w:rPr>
+          <w:rFonts w:hint="default" w:ascii="Times New Roman" w:hAnsi="Times New Roman" w:cs="Times New Roman"/>
+          <w:i/>
+          <w:iCs/>
+          <w:color w:val="588E32" w:themeColor="accent4" w:themeShade="BF"/>
+          <w:sz w:val="28"/>
+          <w:szCs w:val="28"/>
+          <w:lang w:val="en-US"/>
+        </w:rPr>
+        <w:t>Task Pass</w:t>
+      </w:r>
+      <w:r>
+        <w:rPr>
+          <w:rFonts w:hint="default" w:cs="Times New Roman"/>
+          <w:i/>
+          <w:iCs/>
+          <w:color w:val="588E32" w:themeColor="accent4" w:themeShade="BF"/>
+          <w:sz w:val="28"/>
+          <w:szCs w:val="28"/>
+          <w:lang w:val="en-US"/>
+        </w:rPr>
+        <w:t>3e</w:t>
+      </w:r>
+    </w:p>
+    <w:p>
+      <w:pPr>
+        <w:ind w:left="0" w:leftChars="0" w:firstLine="0" w:firstLineChars="0"/>
+        <w:jc w:val="both"/>
+        <w:rPr>
+          <w:rFonts w:hint="default" w:ascii="Times New Roman" w:hAnsi="Times New Roman" w:eastAsia="SimSun" w:cs="Times New Roman"/>
+          <w:sz w:val="22"/>
+          <w:szCs w:val="22"/>
+        </w:rPr>
+      </w:pPr>
+      <w:r>
+        <w:rPr>
+          <w:rFonts w:hint="default" w:ascii="Times New Roman" w:hAnsi="Times New Roman" w:eastAsia="SimSun" w:cs="Times New Roman"/>
+          <w:sz w:val="22"/>
+          <w:szCs w:val="22"/>
+        </w:rPr>
+        <w:t xml:space="preserve">Next, the assignment requires writing and executing an SQL statement that uses the </w:t>
+      </w:r>
+      <w:r>
+        <w:rPr>
+          <w:rStyle w:val="7"/>
+          <w:rFonts w:hint="default" w:ascii="Times New Roman" w:hAnsi="Times New Roman" w:eastAsia="SimSun" w:cs="Times New Roman"/>
+          <w:b/>
+          <w:bCs/>
+          <w:i/>
+          <w:iCs/>
+          <w:sz w:val="22"/>
+          <w:szCs w:val="22"/>
+        </w:rPr>
+        <w:t>IN</w:t>
+      </w:r>
+      <w:r>
+        <w:rPr>
+          <w:rFonts w:hint="default" w:ascii="Times New Roman" w:hAnsi="Times New Roman" w:eastAsia="SimSun" w:cs="Times New Roman"/>
+          <w:sz w:val="22"/>
+          <w:szCs w:val="22"/>
+        </w:rPr>
+        <w:t xml:space="preserve"> operator to filter movies with </w:t>
+      </w:r>
+      <w:r>
+        <w:rPr>
+          <w:rFonts w:hint="default" w:ascii="Times New Roman" w:hAnsi="Times New Roman" w:eastAsia="SimSun" w:cs="Times New Roman"/>
+          <w:b/>
+          <w:bCs/>
+          <w:i/>
+          <w:iCs/>
+          <w:sz w:val="22"/>
+          <w:szCs w:val="22"/>
+        </w:rPr>
+        <w:t xml:space="preserve">specific </w:t>
+      </w:r>
+      <w:r>
+        <w:rPr>
+          <w:rStyle w:val="7"/>
+          <w:rFonts w:hint="default" w:ascii="Times New Roman" w:hAnsi="Times New Roman" w:eastAsia="SimSun" w:cs="Times New Roman"/>
+          <w:b/>
+          <w:bCs/>
+          <w:i/>
+          <w:iCs/>
+          <w:sz w:val="22"/>
+          <w:szCs w:val="22"/>
+        </w:rPr>
+        <w:t>movieno</w:t>
+      </w:r>
+      <w:r>
+        <w:rPr>
+          <w:rFonts w:hint="default" w:ascii="Times New Roman" w:hAnsi="Times New Roman" w:eastAsia="SimSun" w:cs="Times New Roman"/>
+          <w:b/>
+          <w:bCs/>
+          <w:i/>
+          <w:iCs/>
+          <w:sz w:val="22"/>
+          <w:szCs w:val="22"/>
+        </w:rPr>
+        <w:t xml:space="preserve"> values (78, 164, 1726, 2501, 57201</w:t>
+      </w:r>
+      <w:r>
+        <w:rPr>
+          <w:rFonts w:hint="default" w:ascii="Times New Roman" w:hAnsi="Times New Roman" w:eastAsia="SimSun" w:cs="Times New Roman"/>
+          <w:sz w:val="22"/>
+          <w:szCs w:val="22"/>
+        </w:rPr>
+        <w:t xml:space="preserve">) from the </w:t>
+      </w:r>
+      <w:r>
+        <w:rPr>
+          <w:rStyle w:val="7"/>
+          <w:rFonts w:hint="default" w:ascii="Times New Roman" w:hAnsi="Times New Roman" w:eastAsia="SimSun" w:cs="Times New Roman"/>
+          <w:sz w:val="22"/>
+          <w:szCs w:val="22"/>
+        </w:rPr>
+        <w:t>Movie5520</w:t>
+      </w:r>
+      <w:r>
+        <w:rPr>
+          <w:rFonts w:hint="default" w:ascii="Times New Roman" w:hAnsi="Times New Roman" w:eastAsia="SimSun" w:cs="Times New Roman"/>
+          <w:sz w:val="22"/>
+          <w:szCs w:val="22"/>
+        </w:rPr>
+        <w:t xml:space="preserve"> table without using the </w:t>
+      </w:r>
+      <w:r>
+        <w:rPr>
+          <w:rStyle w:val="7"/>
+          <w:rFonts w:hint="default" w:ascii="Times New Roman" w:hAnsi="Times New Roman" w:eastAsia="SimSun" w:cs="Times New Roman"/>
+          <w:sz w:val="22"/>
+          <w:szCs w:val="22"/>
+        </w:rPr>
+        <w:t>OR</w:t>
+      </w:r>
+      <w:r>
+        <w:rPr>
+          <w:rFonts w:hint="default" w:ascii="Times New Roman" w:hAnsi="Times New Roman" w:eastAsia="SimSun" w:cs="Times New Roman"/>
+          <w:sz w:val="22"/>
+          <w:szCs w:val="22"/>
+        </w:rPr>
+        <w:t xml:space="preserve"> operator. </w:t>
+      </w:r>
+      <w:r>
+        <w:rPr>
+          <w:rFonts w:hint="default" w:ascii="Times New Roman" w:hAnsi="Times New Roman" w:eastAsia="SimSun" w:cs="Times New Roman"/>
+          <w:sz w:val="22"/>
+          <w:szCs w:val="22"/>
+          <w:lang w:val="en-US"/>
+        </w:rPr>
+        <w:t>In addition, t</w:t>
+      </w:r>
+      <w:r>
+        <w:rPr>
+          <w:rFonts w:hint="default" w:ascii="Times New Roman" w:hAnsi="Times New Roman" w:eastAsia="SimSun" w:cs="Times New Roman"/>
+          <w:sz w:val="22"/>
+          <w:szCs w:val="22"/>
+        </w:rPr>
+        <w:t xml:space="preserve">he statement retrieves the </w:t>
+      </w:r>
+      <w:r>
+        <w:rPr>
+          <w:rFonts w:hint="default" w:ascii="Times New Roman" w:hAnsi="Times New Roman" w:eastAsia="SimSun" w:cs="Times New Roman"/>
+          <w:b/>
+          <w:bCs/>
+          <w:i/>
+          <w:iCs/>
+          <w:sz w:val="22"/>
+          <w:szCs w:val="22"/>
+        </w:rPr>
+        <w:t>student ID (</w:t>
+      </w:r>
+      <w:r>
+        <w:rPr>
+          <w:rStyle w:val="7"/>
+          <w:rFonts w:hint="default" w:ascii="Times New Roman" w:hAnsi="Times New Roman" w:eastAsia="SimSun" w:cs="Times New Roman"/>
+          <w:b/>
+          <w:bCs/>
+          <w:i/>
+          <w:iCs/>
+          <w:sz w:val="22"/>
+          <w:szCs w:val="22"/>
+        </w:rPr>
+        <w:t>StuId</w:t>
+      </w:r>
+      <w:r>
+        <w:rPr>
+          <w:rFonts w:hint="default" w:ascii="Times New Roman" w:hAnsi="Times New Roman" w:eastAsia="SimSun" w:cs="Times New Roman"/>
+          <w:b/>
+          <w:bCs/>
+          <w:i/>
+          <w:iCs/>
+          <w:sz w:val="22"/>
+          <w:szCs w:val="22"/>
+        </w:rPr>
+        <w:t>)</w:t>
+      </w:r>
+      <w:r>
+        <w:rPr>
+          <w:rFonts w:hint="default" w:ascii="Times New Roman" w:hAnsi="Times New Roman" w:eastAsia="SimSun" w:cs="Times New Roman"/>
+          <w:sz w:val="22"/>
+          <w:szCs w:val="22"/>
+        </w:rPr>
+        <w:t xml:space="preserve"> along with all columns from the table, and sorts the results in </w:t>
+      </w:r>
+      <w:r>
+        <w:rPr>
+          <w:rFonts w:hint="default" w:ascii="Times New Roman" w:hAnsi="Times New Roman" w:eastAsia="SimSun" w:cs="Times New Roman"/>
+          <w:b/>
+          <w:bCs/>
+          <w:i/>
+          <w:iCs/>
+          <w:sz w:val="22"/>
+          <w:szCs w:val="22"/>
+        </w:rPr>
+        <w:t>ascending</w:t>
+      </w:r>
+      <w:r>
+        <w:rPr>
+          <w:rFonts w:hint="default" w:ascii="Times New Roman" w:hAnsi="Times New Roman" w:eastAsia="SimSun" w:cs="Times New Roman"/>
+          <w:sz w:val="22"/>
+          <w:szCs w:val="22"/>
+        </w:rPr>
+        <w:t xml:space="preserve"> </w:t>
+      </w:r>
+      <w:r>
+        <w:rPr>
+          <w:rFonts w:hint="default" w:ascii="Times New Roman" w:hAnsi="Times New Roman" w:eastAsia="SimSun" w:cs="Times New Roman"/>
+          <w:b/>
+          <w:bCs/>
+          <w:i/>
+          <w:iCs/>
+          <w:sz w:val="22"/>
+          <w:szCs w:val="22"/>
+        </w:rPr>
+        <w:t>order</w:t>
+      </w:r>
+      <w:r>
+        <w:rPr>
+          <w:rFonts w:hint="default" w:ascii="Times New Roman" w:hAnsi="Times New Roman" w:eastAsia="SimSun" w:cs="Times New Roman"/>
+          <w:sz w:val="22"/>
+          <w:szCs w:val="22"/>
+        </w:rPr>
+        <w:t xml:space="preserve"> by </w:t>
+      </w:r>
+      <w:r>
+        <w:rPr>
+          <w:rStyle w:val="7"/>
+          <w:rFonts w:hint="default" w:ascii="Times New Roman" w:hAnsi="Times New Roman" w:eastAsia="SimSun" w:cs="Times New Roman"/>
+          <w:b/>
+          <w:bCs/>
+          <w:i/>
+          <w:iCs/>
+          <w:sz w:val="22"/>
+          <w:szCs w:val="22"/>
+        </w:rPr>
+        <w:t>movieno</w:t>
+      </w:r>
+      <w:r>
+        <w:rPr>
+          <w:rFonts w:hint="default" w:ascii="Times New Roman" w:hAnsi="Times New Roman" w:eastAsia="SimSun" w:cs="Times New Roman"/>
+          <w:sz w:val="22"/>
+          <w:szCs w:val="22"/>
+        </w:rPr>
+        <w:t>.</w:t>
+      </w:r>
+    </w:p>
+    <w:p>
+      <w:pPr>
+        <w:ind w:left="0" w:leftChars="0" w:firstLine="0" w:firstLineChars="0"/>
+        <w:jc w:val="center"/>
+        <w:rPr>
+          <w:rFonts w:hint="default" w:ascii="Times New Roman" w:hAnsi="Times New Roman" w:eastAsia="SimSun" w:cs="Times New Roman"/>
+          <w:b/>
+          <w:bCs/>
+          <w:i/>
+          <w:iCs/>
+          <w:sz w:val="21"/>
+          <w:szCs w:val="21"/>
+          <w:lang w:val="en-US"/>
+        </w:rPr>
+      </w:pPr>
+      <w:r>
+        <w:rPr>
+          <w:rFonts w:hint="default" w:ascii="Times New Roman" w:hAnsi="Times New Roman" w:cs="Times New Roman"/>
+          <w:b/>
+          <w:bCs/>
+          <w:i/>
+          <w:iCs/>
+          <w:sz w:val="21"/>
+          <w:szCs w:val="21"/>
+        </w:rPr>
+        <w:drawing>
+          <wp:anchor distT="0" distB="0" distL="114300" distR="114300" simplePos="0" relativeHeight="251675648" behindDoc="1" locked="0" layoutInCell="1" allowOverlap="1">
+            <wp:simplePos x="0" y="0"/>
+            <wp:positionH relativeFrom="column">
+              <wp:posOffset>23495</wp:posOffset>
+            </wp:positionH>
+            <wp:positionV relativeFrom="paragraph">
+              <wp:posOffset>0</wp:posOffset>
+            </wp:positionV>
+            <wp:extent cx="5227320" cy="1089660"/>
+            <wp:effectExtent l="0" t="0" r="0" b="7620"/>
+            <wp:wrapTight wrapText="bothSides">
+              <wp:wrapPolygon>
+                <wp:start x="0" y="0"/>
+                <wp:lineTo x="0" y="21449"/>
+                <wp:lineTo x="21537" y="21449"/>
+                <wp:lineTo x="21537" y="0"/>
+                <wp:lineTo x="0" y="0"/>
+              </wp:wrapPolygon>
+            </wp:wrapTight>
+            <wp:docPr id="20" name="Picture 11"/>
+            <wp:cNvGraphicFramePr>
+              <a:graphicFrameLocks xmlns:a="http://schemas.openxmlformats.org/drawingml/2006/main" noChangeAspect="1"/>
+            </wp:cNvGraphicFramePr>
+            <a:graphic xmlns:a="http://schemas.openxmlformats.org/drawingml/2006/main">
+              <a:graphicData uri="http://schemas.openxmlformats.org/drawingml/2006/picture">
+                <pic:pic xmlns:pic="http://schemas.openxmlformats.org/drawingml/2006/picture">
+                  <pic:nvPicPr>
+                    <pic:cNvPr id="20" name="Picture 11"/>
+                    <pic:cNvPicPr>
+                      <a:picLocks noChangeAspect="1"/>
+                    </pic:cNvPicPr>
+                  </pic:nvPicPr>
+                  <pic:blipFill>
+                    <a:blip r:embed="rId23"/>
+                    <a:stretch>
+                      <a:fillRect/>
+                    </a:stretch>
+                  </pic:blipFill>
+                  <pic:spPr>
+                    <a:xfrm>
+                      <a:off x="0" y="0"/>
+                      <a:ext cx="5227320" cy="1089660"/>
+                    </a:xfrm>
+                    <a:prstGeom prst="rect">
+                      <a:avLst/>
+                    </a:prstGeom>
+                    <a:noFill/>
+                    <a:ln>
+                      <a:noFill/>
+                    </a:ln>
+                  </pic:spPr>
+                </pic:pic>
+              </a:graphicData>
+            </a:graphic>
+          </wp:anchor>
+        </w:drawing>
+      </w:r>
+      <w:r>
+        <w:rPr>
+          <w:rFonts w:hint="default" w:ascii="Times New Roman" w:hAnsi="Times New Roman" w:eastAsia="SimSun" w:cs="Times New Roman"/>
+          <w:b/>
+          <w:bCs/>
+          <w:i/>
+          <w:iCs/>
+          <w:sz w:val="21"/>
+          <w:szCs w:val="21"/>
+          <w:lang w:val="en-US"/>
+        </w:rPr>
+        <w:t xml:space="preserve">Figure 16: </w:t>
+      </w:r>
+      <w:r>
+        <w:rPr>
+          <w:rFonts w:hint="default" w:ascii="Times New Roman" w:hAnsi="Times New Roman" w:eastAsia="SimSun" w:cs="Times New Roman"/>
+          <w:b/>
+          <w:bCs/>
+          <w:i/>
+          <w:iCs/>
+          <w:sz w:val="21"/>
+          <w:szCs w:val="21"/>
+        </w:rPr>
+        <w:t xml:space="preserve">SQL Query Statement for Task </w:t>
+      </w:r>
+      <w:r>
+        <w:rPr>
+          <w:rFonts w:hint="default" w:ascii="Times New Roman" w:hAnsi="Times New Roman" w:eastAsia="SimSun" w:cs="Times New Roman"/>
+          <w:b/>
+          <w:bCs/>
+          <w:i/>
+          <w:iCs/>
+          <w:sz w:val="21"/>
+          <w:szCs w:val="21"/>
+          <w:lang w:val="en-US"/>
+        </w:rPr>
+        <w:t>Pass</w:t>
+      </w:r>
+      <w:r>
+        <w:rPr>
+          <w:rFonts w:hint="default" w:ascii="Times New Roman" w:hAnsi="Times New Roman" w:eastAsia="SimSun" w:cs="Times New Roman"/>
+          <w:b/>
+          <w:bCs/>
+          <w:i/>
+          <w:iCs/>
+          <w:sz w:val="21"/>
+          <w:szCs w:val="21"/>
+        </w:rPr>
+        <w:t>3e</w:t>
+      </w:r>
+      <w:r>
+        <w:rPr>
+          <w:rFonts w:hint="default" w:ascii="Times New Roman" w:hAnsi="Times New Roman" w:eastAsia="SimSun" w:cs="Times New Roman"/>
+          <w:b/>
+          <w:bCs/>
+          <w:i/>
+          <w:iCs/>
+          <w:sz w:val="21"/>
+          <w:szCs w:val="21"/>
+          <w:lang w:val="en-US"/>
+        </w:rPr>
+        <w:t>.</w:t>
+      </w:r>
+      <w:r>
+        <w:rPr>
+          <w:rFonts w:hint="default" w:ascii="Times New Roman" w:hAnsi="Times New Roman" w:eastAsia="SimSun" w:cs="Times New Roman"/>
+          <w:b/>
+          <w:bCs/>
+          <w:i/>
+          <w:iCs/>
+          <w:sz w:val="21"/>
+          <w:szCs w:val="21"/>
+        </w:rPr>
+        <w:br w:type="textWrapping"/>
+      </w:r>
+      <w:r>
+        <w:rPr>
+          <w:rFonts w:hint="default" w:ascii="Times New Roman" w:hAnsi="Times New Roman" w:eastAsia="SimSun" w:cs="Times New Roman"/>
+          <w:b/>
+          <w:bCs/>
+          <w:i/>
+          <w:iCs/>
+          <w:sz w:val="21"/>
+          <w:szCs w:val="21"/>
+        </w:rPr>
+        <w:br w:type="textWrapping"/>
+      </w:r>
+      <w:r>
+        <w:rPr>
+          <w:rFonts w:hint="default" w:ascii="Times New Roman" w:hAnsi="Times New Roman" w:eastAsia="SimSun" w:cs="Times New Roman"/>
+          <w:b/>
+          <w:bCs/>
+          <w:i/>
+          <w:iCs/>
+          <w:sz w:val="21"/>
+          <w:szCs w:val="21"/>
+        </w:rPr>
+        <w:br w:type="textWrapping"/>
+      </w:r>
+      <w:r>
+        <w:rPr>
+          <w:rFonts w:hint="default" w:ascii="Times New Roman" w:hAnsi="Times New Roman" w:eastAsia="SimSun" w:cs="Times New Roman"/>
+          <w:b/>
+          <w:bCs/>
+          <w:i/>
+          <w:iCs/>
+          <w:sz w:val="21"/>
+          <w:szCs w:val="21"/>
+        </w:rPr>
+        <w:br w:type="textWrapping"/>
+      </w:r>
+      <w:r>
+        <w:rPr>
+          <w:rFonts w:hint="default" w:ascii="Times New Roman" w:hAnsi="Times New Roman" w:eastAsia="SimSun" w:cs="Times New Roman"/>
+          <w:b/>
+          <w:bCs/>
+          <w:i/>
+          <w:iCs/>
+          <w:sz w:val="21"/>
+          <w:szCs w:val="21"/>
+        </w:rPr>
+        <w:br w:type="textWrapping"/>
+      </w:r>
+      <w:r>
+        <w:rPr>
+          <w:rFonts w:hint="default" w:ascii="Times New Roman" w:hAnsi="Times New Roman" w:eastAsia="SimSun" w:cs="Times New Roman"/>
+          <w:b/>
+          <w:bCs/>
+          <w:i/>
+          <w:iCs/>
+          <w:sz w:val="21"/>
+          <w:szCs w:val="21"/>
+        </w:rPr>
+        <w:br w:type="textWrapping"/>
+      </w:r>
+      <w:r>
+        <w:rPr>
+          <w:rFonts w:hint="default" w:ascii="Times New Roman" w:hAnsi="Times New Roman" w:eastAsia="SimSun" w:cs="Times New Roman"/>
+          <w:b/>
+          <w:bCs/>
+          <w:i/>
+          <w:iCs/>
+          <w:sz w:val="21"/>
+          <w:szCs w:val="21"/>
+        </w:rPr>
+        <w:br w:type="textWrapping"/>
+      </w:r>
+      <w:r>
+        <w:rPr>
+          <w:rFonts w:hint="default" w:ascii="Times New Roman" w:hAnsi="Times New Roman" w:cs="Times New Roman"/>
+          <w:b/>
+          <w:bCs/>
+          <w:i/>
+          <w:iCs/>
+          <w:sz w:val="21"/>
+          <w:szCs w:val="21"/>
+        </w:rPr>
+        <w:drawing>
+          <wp:anchor distT="0" distB="0" distL="114300" distR="114300" simplePos="0" relativeHeight="251676672" behindDoc="0" locked="0" layoutInCell="1" allowOverlap="1">
+            <wp:simplePos x="0" y="0"/>
+            <wp:positionH relativeFrom="column">
+              <wp:posOffset>1270</wp:posOffset>
+            </wp:positionH>
+            <wp:positionV relativeFrom="paragraph">
+              <wp:posOffset>160020</wp:posOffset>
+            </wp:positionV>
+            <wp:extent cx="5271135" cy="924560"/>
+            <wp:effectExtent l="0" t="0" r="1905" b="5080"/>
+            <wp:wrapSquare wrapText="bothSides"/>
+            <wp:docPr id="21" name="Picture 12"/>
+            <wp:cNvGraphicFramePr>
+              <a:graphicFrameLocks xmlns:a="http://schemas.openxmlformats.org/drawingml/2006/main" noChangeAspect="1"/>
+            </wp:cNvGraphicFramePr>
+            <a:graphic xmlns:a="http://schemas.openxmlformats.org/drawingml/2006/main">
+              <a:graphicData uri="http://schemas.openxmlformats.org/drawingml/2006/picture">
+                <pic:pic xmlns:pic="http://schemas.openxmlformats.org/drawingml/2006/picture">
+                  <pic:nvPicPr>
+                    <pic:cNvPr id="21" name="Picture 12"/>
+                    <pic:cNvPicPr>
+                      <a:picLocks noChangeAspect="1"/>
+                    </pic:cNvPicPr>
+                  </pic:nvPicPr>
+                  <pic:blipFill>
+                    <a:blip r:embed="rId24"/>
+                    <a:stretch>
+                      <a:fillRect/>
+                    </a:stretch>
+                  </pic:blipFill>
+                  <pic:spPr>
+                    <a:xfrm>
+                      <a:off x="0" y="0"/>
+                      <a:ext cx="5271135" cy="924560"/>
+                    </a:xfrm>
+                    <a:prstGeom prst="rect">
+                      <a:avLst/>
+                    </a:prstGeom>
+                    <a:noFill/>
+                    <a:ln>
+                      <a:noFill/>
+                    </a:ln>
+                  </pic:spPr>
+                </pic:pic>
+              </a:graphicData>
+            </a:graphic>
+          </wp:anchor>
+        </w:drawing>
+      </w:r>
+      <w:r>
+        <w:rPr>
+          <w:rFonts w:hint="default" w:ascii="Times New Roman" w:hAnsi="Times New Roman" w:eastAsia="SimSun" w:cs="Times New Roman"/>
+          <w:b/>
+          <w:bCs/>
+          <w:i/>
+          <w:iCs/>
+          <w:sz w:val="21"/>
+          <w:szCs w:val="21"/>
+          <w:lang w:val="en-US"/>
+        </w:rPr>
+        <w:t xml:space="preserve">Figure 17: </w:t>
+      </w:r>
+      <w:r>
+        <w:rPr>
+          <w:rFonts w:hint="default" w:ascii="Times New Roman" w:hAnsi="Times New Roman" w:eastAsia="SimSun" w:cs="Times New Roman"/>
+          <w:b/>
+          <w:bCs/>
+          <w:i/>
+          <w:iCs/>
+          <w:sz w:val="21"/>
+          <w:szCs w:val="21"/>
+        </w:rPr>
+        <w:t xml:space="preserve">Output Result for Task </w:t>
+      </w:r>
+      <w:r>
+        <w:rPr>
+          <w:rFonts w:hint="default" w:ascii="Times New Roman" w:hAnsi="Times New Roman" w:eastAsia="SimSun" w:cs="Times New Roman"/>
+          <w:b/>
+          <w:bCs/>
+          <w:i/>
+          <w:iCs/>
+          <w:sz w:val="21"/>
+          <w:szCs w:val="21"/>
+          <w:lang w:val="en-US"/>
+        </w:rPr>
+        <w:t>Pass</w:t>
+      </w:r>
+      <w:r>
+        <w:rPr>
+          <w:rFonts w:hint="default" w:ascii="Times New Roman" w:hAnsi="Times New Roman" w:eastAsia="SimSun" w:cs="Times New Roman"/>
+          <w:b/>
+          <w:bCs/>
+          <w:i/>
+          <w:iCs/>
+          <w:sz w:val="21"/>
+          <w:szCs w:val="21"/>
+        </w:rPr>
+        <w:t>3e SQL Query</w:t>
+      </w:r>
+      <w:r>
+        <w:rPr>
+          <w:rFonts w:hint="default" w:ascii="Times New Roman" w:hAnsi="Times New Roman" w:eastAsia="SimSun" w:cs="Times New Roman"/>
+          <w:b/>
+          <w:bCs/>
+          <w:i/>
+          <w:iCs/>
+          <w:sz w:val="21"/>
+          <w:szCs w:val="21"/>
+          <w:lang w:val="en-US"/>
+        </w:rPr>
+        <w:t>.</w:t>
+      </w:r>
+    </w:p>
+    <w:p>
+      <w:pPr>
+        <w:pStyle w:val="3"/>
+        <w:numPr>
+          <w:ilvl w:val="0"/>
+          <w:numId w:val="1"/>
+        </w:numPr>
+        <w:bidi w:val="0"/>
+        <w:spacing w:line="240" w:lineRule="auto"/>
+        <w:ind w:left="0" w:leftChars="0" w:hanging="10" w:firstLineChars="0"/>
+        <w:rPr>
+          <w:rFonts w:hint="default" w:ascii="Times New Roman" w:hAnsi="Times New Roman" w:eastAsia="SimSun" w:cs="Times New Roman"/>
+          <w:b/>
+          <w:bCs/>
+          <w:i/>
+          <w:iCs/>
+          <w:sz w:val="21"/>
+          <w:szCs w:val="21"/>
+          <w:lang w:val="en-US"/>
+        </w:rPr>
+      </w:pPr>
+      <w:r>
+        <w:rPr>
+          <w:rFonts w:hint="default" w:ascii="Times New Roman" w:hAnsi="Times New Roman" w:cs="Times New Roman"/>
+          <w:i/>
+          <w:iCs/>
+          <w:color w:val="588E32" w:themeColor="accent4" w:themeShade="BF"/>
+          <w:sz w:val="28"/>
+          <w:szCs w:val="28"/>
+          <w:lang w:val="en-US"/>
+        </w:rPr>
+        <w:t>Task Pass</w:t>
+      </w:r>
+      <w:r>
+        <w:rPr>
+          <w:rFonts w:hint="default" w:cs="Times New Roman"/>
+          <w:i/>
+          <w:iCs/>
+          <w:color w:val="588E32" w:themeColor="accent4" w:themeShade="BF"/>
+          <w:sz w:val="28"/>
+          <w:szCs w:val="28"/>
+          <w:lang w:val="en-US"/>
+        </w:rPr>
+        <w:t>3f</w:t>
+      </w:r>
+    </w:p>
+    <w:p>
+      <w:pPr>
+        <w:ind w:left="0" w:leftChars="0" w:firstLine="0" w:firstLineChars="0"/>
+        <w:jc w:val="both"/>
+        <w:rPr>
+          <w:rFonts w:hint="default" w:ascii="Times New Roman" w:hAnsi="Times New Roman" w:cs="Times New Roman"/>
+          <w:sz w:val="22"/>
+          <w:szCs w:val="22"/>
+          <w:lang w:val="en-US"/>
+        </w:rPr>
+      </w:pPr>
+      <w:r>
+        <w:rPr>
+          <w:rFonts w:hint="default" w:ascii="Times New Roman" w:hAnsi="Times New Roman" w:eastAsia="SimSun" w:cs="Times New Roman"/>
+          <w:sz w:val="22"/>
+          <w:szCs w:val="22"/>
+        </w:rPr>
+        <w:t xml:space="preserve">Next, the assignment requires writing and executing an SQL statement to list all columns of the </w:t>
+      </w:r>
+      <w:r>
+        <w:rPr>
+          <w:rStyle w:val="7"/>
+          <w:rFonts w:hint="default" w:ascii="Times New Roman" w:hAnsi="Times New Roman" w:eastAsia="SimSun" w:cs="Times New Roman"/>
+          <w:b/>
+          <w:bCs/>
+          <w:i/>
+          <w:iCs/>
+          <w:sz w:val="22"/>
+          <w:szCs w:val="22"/>
+        </w:rPr>
+        <w:t>Actor</w:t>
+      </w:r>
+      <w:r>
+        <w:rPr>
+          <w:rFonts w:hint="default" w:ascii="Times New Roman" w:hAnsi="Times New Roman" w:eastAsia="SimSun" w:cs="Times New Roman"/>
+          <w:b/>
+          <w:bCs/>
+          <w:i/>
+          <w:iCs/>
+          <w:sz w:val="22"/>
+          <w:szCs w:val="22"/>
+        </w:rPr>
+        <w:t xml:space="preserve"> table</w:t>
+      </w:r>
+      <w:r>
+        <w:rPr>
+          <w:rFonts w:hint="default" w:ascii="Times New Roman" w:hAnsi="Times New Roman" w:eastAsia="SimSun" w:cs="Times New Roman"/>
+          <w:sz w:val="22"/>
+          <w:szCs w:val="22"/>
+        </w:rPr>
+        <w:t xml:space="preserve"> where the</w:t>
+      </w:r>
+      <w:r>
+        <w:rPr>
+          <w:rFonts w:hint="default" w:ascii="Times New Roman" w:hAnsi="Times New Roman" w:eastAsia="SimSun" w:cs="Times New Roman"/>
+          <w:b/>
+          <w:bCs/>
+          <w:i/>
+          <w:iCs/>
+          <w:sz w:val="22"/>
+          <w:szCs w:val="22"/>
+        </w:rPr>
+        <w:t xml:space="preserve"> actor's password contains</w:t>
+      </w:r>
+      <w:r>
+        <w:rPr>
+          <w:rFonts w:hint="default" w:ascii="Times New Roman" w:hAnsi="Times New Roman" w:eastAsia="SimSun" w:cs="Times New Roman"/>
+          <w:sz w:val="22"/>
+          <w:szCs w:val="22"/>
+        </w:rPr>
+        <w:t xml:space="preserve"> the </w:t>
+      </w:r>
+      <w:r>
+        <w:rPr>
+          <w:rFonts w:hint="default" w:ascii="Times New Roman" w:hAnsi="Times New Roman" w:eastAsia="SimSun" w:cs="Times New Roman"/>
+          <w:i/>
+          <w:iCs/>
+          <w:sz w:val="22"/>
+          <w:szCs w:val="22"/>
+        </w:rPr>
+        <w:t>string 'ABCD'</w:t>
+      </w:r>
+      <w:r>
+        <w:rPr>
+          <w:rFonts w:hint="default" w:ascii="Times New Roman" w:hAnsi="Times New Roman" w:eastAsia="SimSun" w:cs="Times New Roman"/>
+          <w:sz w:val="22"/>
+          <w:szCs w:val="22"/>
+        </w:rPr>
+        <w:t xml:space="preserve"> regardless of case. </w:t>
+      </w:r>
+      <w:r>
+        <w:rPr>
+          <w:rFonts w:hint="default" w:ascii="Times New Roman" w:hAnsi="Times New Roman" w:eastAsia="SimSun" w:cs="Times New Roman"/>
+          <w:sz w:val="22"/>
+          <w:szCs w:val="22"/>
+          <w:lang w:val="en-US"/>
+        </w:rPr>
+        <w:t>As a result, t</w:t>
+      </w:r>
+      <w:r>
+        <w:rPr>
+          <w:rFonts w:hint="default" w:ascii="Times New Roman" w:hAnsi="Times New Roman" w:eastAsia="SimSun" w:cs="Times New Roman"/>
+          <w:sz w:val="22"/>
+          <w:szCs w:val="22"/>
+        </w:rPr>
+        <w:t xml:space="preserve">he result set must be sorted in </w:t>
+      </w:r>
+      <w:r>
+        <w:rPr>
+          <w:rFonts w:hint="default" w:ascii="Times New Roman" w:hAnsi="Times New Roman" w:eastAsia="SimSun" w:cs="Times New Roman"/>
+          <w:b/>
+          <w:bCs/>
+          <w:i/>
+          <w:iCs/>
+          <w:sz w:val="22"/>
+          <w:szCs w:val="22"/>
+        </w:rPr>
+        <w:t xml:space="preserve">descending order by </w:t>
+      </w:r>
+      <w:r>
+        <w:rPr>
+          <w:rStyle w:val="7"/>
+          <w:rFonts w:hint="default" w:ascii="Times New Roman" w:hAnsi="Times New Roman" w:eastAsia="SimSun" w:cs="Times New Roman"/>
+          <w:b/>
+          <w:bCs/>
+          <w:i/>
+          <w:iCs/>
+          <w:sz w:val="22"/>
+          <w:szCs w:val="22"/>
+        </w:rPr>
+        <w:t>ActorNo</w:t>
+      </w:r>
+      <w:r>
+        <w:rPr>
+          <w:rStyle w:val="7"/>
+          <w:rFonts w:hint="default" w:ascii="Times New Roman" w:hAnsi="Times New Roman" w:eastAsia="SimSun" w:cs="Times New Roman"/>
+          <w:b/>
+          <w:bCs/>
+          <w:i/>
+          <w:iCs/>
+          <w:sz w:val="22"/>
+          <w:szCs w:val="22"/>
+          <w:lang w:val="en-US"/>
+        </w:rPr>
+        <w:t>.</w:t>
+      </w:r>
+    </w:p>
+    <w:p>
+      <w:pPr>
+        <w:ind w:left="0" w:leftChars="0" w:firstLine="0" w:firstLineChars="0"/>
+        <w:rPr>
+          <w:rFonts w:hint="default"/>
+          <w:lang w:val="en-US"/>
+        </w:rPr>
+      </w:pPr>
+      <w:r>
+        <w:drawing>
+          <wp:inline distT="0" distB="0" distL="114300" distR="114300">
+            <wp:extent cx="4396740" cy="815340"/>
+            <wp:effectExtent l="0" t="0" r="7620" b="7620"/>
+            <wp:docPr id="22" name="Picture 13"/>
+            <wp:cNvGraphicFramePr>
+              <a:graphicFrameLocks xmlns:a="http://schemas.openxmlformats.org/drawingml/2006/main" noChangeAspect="1"/>
+            </wp:cNvGraphicFramePr>
+            <a:graphic xmlns:a="http://schemas.openxmlformats.org/drawingml/2006/main">
+              <a:graphicData uri="http://schemas.openxmlformats.org/drawingml/2006/picture">
+                <pic:pic xmlns:pic="http://schemas.openxmlformats.org/drawingml/2006/picture">
+                  <pic:nvPicPr>
+                    <pic:cNvPr id="22" name="Picture 13"/>
+                    <pic:cNvPicPr>
+                      <a:picLocks noChangeAspect="1"/>
+                    </pic:cNvPicPr>
+                  </pic:nvPicPr>
+                  <pic:blipFill>
+                    <a:blip r:embed="rId25"/>
+                    <a:stretch>
+                      <a:fillRect/>
+                    </a:stretch>
+                  </pic:blipFill>
+                  <pic:spPr>
+                    <a:xfrm>
+                      <a:off x="0" y="0"/>
+                      <a:ext cx="4396740" cy="815340"/>
+                    </a:xfrm>
+                    <a:prstGeom prst="rect">
+                      <a:avLst/>
+                    </a:prstGeom>
+                    <a:noFill/>
+                    <a:ln>
+                      <a:noFill/>
+                    </a:ln>
+                  </pic:spPr>
+                </pic:pic>
+              </a:graphicData>
+            </a:graphic>
+          </wp:inline>
+        </w:drawing>
+      </w:r>
+    </w:p>
+    <w:p>
+      <w:pPr>
+        <w:ind w:left="0" w:leftChars="0" w:firstLine="0" w:firstLineChars="0"/>
+        <w:jc w:val="center"/>
+        <w:rPr>
+          <w:rFonts w:hint="default" w:ascii="Times New Roman" w:hAnsi="Times New Roman" w:eastAsia="SimSun" w:cs="Times New Roman"/>
+          <w:b/>
+          <w:bCs/>
+          <w:i/>
+          <w:iCs/>
+          <w:sz w:val="21"/>
+          <w:szCs w:val="21"/>
+          <w:lang w:val="en-US"/>
+        </w:rPr>
+      </w:pPr>
+      <w:r>
+        <w:rPr>
+          <w:rFonts w:hint="default" w:ascii="Times New Roman" w:hAnsi="Times New Roman" w:eastAsia="SimSun" w:cs="Times New Roman"/>
+          <w:b/>
+          <w:bCs/>
+          <w:i/>
+          <w:iCs/>
+          <w:sz w:val="21"/>
+          <w:szCs w:val="21"/>
+          <w:lang w:val="en-US"/>
+        </w:rPr>
+        <w:t xml:space="preserve">Figure 18: </w:t>
+      </w:r>
+      <w:r>
+        <w:rPr>
+          <w:rFonts w:hint="default" w:ascii="Times New Roman" w:hAnsi="Times New Roman" w:eastAsia="SimSun" w:cs="Times New Roman"/>
+          <w:b/>
+          <w:bCs/>
+          <w:i/>
+          <w:iCs/>
+          <w:sz w:val="21"/>
+          <w:szCs w:val="21"/>
+        </w:rPr>
+        <w:t xml:space="preserve">SQL Query Statement for Task </w:t>
+      </w:r>
+      <w:r>
+        <w:rPr>
+          <w:rFonts w:hint="default" w:ascii="Times New Roman" w:hAnsi="Times New Roman" w:eastAsia="SimSun" w:cs="Times New Roman"/>
+          <w:b/>
+          <w:bCs/>
+          <w:i/>
+          <w:iCs/>
+          <w:sz w:val="21"/>
+          <w:szCs w:val="21"/>
+          <w:lang w:val="en-US"/>
+        </w:rPr>
+        <w:t>Pass</w:t>
+      </w:r>
+      <w:r>
+        <w:rPr>
+          <w:rFonts w:hint="default" w:ascii="Times New Roman" w:hAnsi="Times New Roman" w:eastAsia="SimSun" w:cs="Times New Roman"/>
+          <w:b/>
+          <w:bCs/>
+          <w:i/>
+          <w:iCs/>
+          <w:sz w:val="21"/>
+          <w:szCs w:val="21"/>
+        </w:rPr>
+        <w:t>3f</w:t>
+      </w:r>
+      <w:r>
+        <w:rPr>
+          <w:rFonts w:hint="default" w:ascii="Times New Roman" w:hAnsi="Times New Roman" w:eastAsia="SimSun" w:cs="Times New Roman"/>
+          <w:b/>
+          <w:bCs/>
+          <w:i/>
+          <w:iCs/>
+          <w:sz w:val="21"/>
+          <w:szCs w:val="21"/>
+          <w:lang w:val="en-US"/>
+        </w:rPr>
+        <w:t>.</w:t>
+      </w:r>
+    </w:p>
+    <w:p>
+      <w:pPr>
+        <w:ind w:left="0" w:leftChars="0" w:firstLine="0" w:firstLineChars="0"/>
+        <w:jc w:val="center"/>
+        <w:rPr>
+          <w:rFonts w:hint="default" w:ascii="Times New Roman" w:hAnsi="Times New Roman" w:eastAsia="SimSun" w:cs="Times New Roman"/>
+          <w:b/>
+          <w:bCs/>
+          <w:i/>
+          <w:iCs/>
+          <w:sz w:val="21"/>
+          <w:szCs w:val="21"/>
+          <w:lang w:val="en-US"/>
+        </w:rPr>
+      </w:pPr>
+      <w:r>
+        <w:drawing>
+          <wp:anchor distT="0" distB="0" distL="114300" distR="114300" simplePos="0" relativeHeight="251677696" behindDoc="0" locked="0" layoutInCell="1" allowOverlap="1">
+            <wp:simplePos x="0" y="0"/>
+            <wp:positionH relativeFrom="column">
+              <wp:posOffset>3175</wp:posOffset>
+            </wp:positionH>
+            <wp:positionV relativeFrom="paragraph">
+              <wp:posOffset>0</wp:posOffset>
+            </wp:positionV>
+            <wp:extent cx="5267960" cy="1454150"/>
+            <wp:effectExtent l="0" t="0" r="5080" b="8890"/>
+            <wp:wrapSquare wrapText="bothSides"/>
+            <wp:docPr id="23" name="Picture 14"/>
+            <wp:cNvGraphicFramePr>
+              <a:graphicFrameLocks xmlns:a="http://schemas.openxmlformats.org/drawingml/2006/main" noChangeAspect="1"/>
+            </wp:cNvGraphicFramePr>
+            <a:graphic xmlns:a="http://schemas.openxmlformats.org/drawingml/2006/main">
+              <a:graphicData uri="http://schemas.openxmlformats.org/drawingml/2006/picture">
+                <pic:pic xmlns:pic="http://schemas.openxmlformats.org/drawingml/2006/picture">
+                  <pic:nvPicPr>
+                    <pic:cNvPr id="23" name="Picture 14"/>
+                    <pic:cNvPicPr>
+                      <a:picLocks noChangeAspect="1"/>
+                    </pic:cNvPicPr>
+                  </pic:nvPicPr>
+                  <pic:blipFill>
+                    <a:blip r:embed="rId26"/>
+                    <a:stretch>
+                      <a:fillRect/>
+                    </a:stretch>
+                  </pic:blipFill>
+                  <pic:spPr>
+                    <a:xfrm>
+                      <a:off x="0" y="0"/>
+                      <a:ext cx="5267960" cy="1454150"/>
+                    </a:xfrm>
+                    <a:prstGeom prst="rect">
+                      <a:avLst/>
+                    </a:prstGeom>
+                    <a:noFill/>
+                    <a:ln>
+                      <a:noFill/>
+                    </a:ln>
+                  </pic:spPr>
+                </pic:pic>
+              </a:graphicData>
+            </a:graphic>
+          </wp:anchor>
+        </w:drawing>
+      </w:r>
+      <w:r>
+        <w:rPr>
+          <w:rFonts w:hint="default" w:ascii="Times New Roman" w:hAnsi="Times New Roman" w:eastAsia="SimSun" w:cs="Times New Roman"/>
+          <w:b/>
+          <w:bCs/>
+          <w:i/>
+          <w:iCs/>
+          <w:sz w:val="21"/>
+          <w:szCs w:val="21"/>
+          <w:lang w:val="en-US"/>
+        </w:rPr>
+        <w:t xml:space="preserve">Figure 19: </w:t>
+      </w:r>
+      <w:r>
+        <w:rPr>
+          <w:rFonts w:hint="default" w:ascii="Times New Roman" w:hAnsi="Times New Roman" w:eastAsia="SimSun" w:cs="Times New Roman"/>
+          <w:b/>
+          <w:bCs/>
+          <w:i/>
+          <w:iCs/>
+          <w:sz w:val="21"/>
+          <w:szCs w:val="21"/>
+        </w:rPr>
+        <w:t xml:space="preserve">Output Result for Task </w:t>
+      </w:r>
+      <w:r>
+        <w:rPr>
+          <w:rFonts w:hint="default" w:ascii="Times New Roman" w:hAnsi="Times New Roman" w:eastAsia="SimSun" w:cs="Times New Roman"/>
+          <w:b/>
+          <w:bCs/>
+          <w:i/>
+          <w:iCs/>
+          <w:sz w:val="21"/>
+          <w:szCs w:val="21"/>
+          <w:lang w:val="en-US"/>
+        </w:rPr>
+        <w:t xml:space="preserve">Pass </w:t>
+      </w:r>
+      <w:r>
+        <w:rPr>
+          <w:rFonts w:hint="default" w:ascii="Times New Roman" w:hAnsi="Times New Roman" w:eastAsia="SimSun" w:cs="Times New Roman"/>
+          <w:b/>
+          <w:bCs/>
+          <w:i/>
+          <w:iCs/>
+          <w:sz w:val="21"/>
+          <w:szCs w:val="21"/>
+        </w:rPr>
+        <w:t>3f SQL Query</w:t>
+      </w:r>
+      <w:r>
+        <w:rPr>
+          <w:rFonts w:hint="default" w:ascii="Times New Roman" w:hAnsi="Times New Roman" w:eastAsia="SimSun" w:cs="Times New Roman"/>
+          <w:b/>
+          <w:bCs/>
+          <w:i/>
+          <w:iCs/>
+          <w:sz w:val="21"/>
+          <w:szCs w:val="21"/>
+          <w:lang w:val="en-US"/>
+        </w:rPr>
+        <w:t>.</w:t>
+      </w:r>
+    </w:p>
+    <w:p>
+      <w:pPr>
+        <w:pStyle w:val="3"/>
+        <w:numPr>
+          <w:ilvl w:val="0"/>
+          <w:numId w:val="1"/>
+        </w:numPr>
+        <w:bidi w:val="0"/>
+        <w:spacing w:line="240" w:lineRule="auto"/>
+        <w:ind w:left="0" w:leftChars="0" w:hanging="10" w:firstLineChars="0"/>
+        <w:rPr>
+          <w:rFonts w:hint="default" w:ascii="Times New Roman" w:hAnsi="Times New Roman" w:eastAsia="SimSun" w:cs="Times New Roman"/>
+          <w:b/>
+          <w:bCs/>
+          <w:i/>
+          <w:iCs/>
+          <w:sz w:val="21"/>
+          <w:szCs w:val="21"/>
+          <w:lang w:val="en-US"/>
+        </w:rPr>
+      </w:pPr>
+      <w:r>
+        <w:rPr>
+          <w:rFonts w:hint="default" w:ascii="Times New Roman" w:hAnsi="Times New Roman" w:cs="Times New Roman"/>
+          <w:i/>
+          <w:iCs/>
+          <w:color w:val="588E32" w:themeColor="accent4" w:themeShade="BF"/>
+          <w:sz w:val="28"/>
+          <w:szCs w:val="28"/>
+          <w:lang w:val="en-US"/>
+        </w:rPr>
+        <w:t>Task Pass</w:t>
+      </w:r>
+      <w:r>
+        <w:rPr>
+          <w:rFonts w:hint="default" w:cs="Times New Roman"/>
+          <w:i/>
+          <w:iCs/>
+          <w:color w:val="588E32" w:themeColor="accent4" w:themeShade="BF"/>
+          <w:sz w:val="28"/>
+          <w:szCs w:val="28"/>
+          <w:lang w:val="en-US"/>
+        </w:rPr>
+        <w:t>3g</w:t>
+      </w:r>
+    </w:p>
+    <w:p>
+      <w:pPr>
+        <w:ind w:left="0" w:leftChars="0" w:firstLine="0" w:firstLineChars="0"/>
+        <w:jc w:val="both"/>
+        <w:rPr>
+          <w:rFonts w:hint="default" w:ascii="Times New Roman" w:hAnsi="Times New Roman" w:eastAsia="SimSun" w:cs="Times New Roman"/>
+          <w:sz w:val="22"/>
+          <w:szCs w:val="22"/>
+        </w:rPr>
+      </w:pPr>
+      <w:r>
+        <w:rPr>
+          <w:rFonts w:hint="default" w:ascii="Times New Roman" w:hAnsi="Times New Roman" w:eastAsia="SimSun" w:cs="Times New Roman"/>
+          <w:sz w:val="22"/>
+          <w:szCs w:val="22"/>
+          <w:lang w:val="en-US"/>
+        </w:rPr>
+        <w:t>Then</w:t>
+      </w:r>
+      <w:r>
+        <w:rPr>
+          <w:rFonts w:hint="default" w:ascii="Times New Roman" w:hAnsi="Times New Roman" w:eastAsia="SimSun" w:cs="Times New Roman"/>
+          <w:sz w:val="22"/>
+          <w:szCs w:val="22"/>
+        </w:rPr>
+        <w:t>, the assignment requires writing and executing a single SQL statement to list the student ID along with all movie columns that meet specific rating and TMDB score criteria, constrained by a</w:t>
+      </w:r>
+      <w:r>
+        <w:rPr>
+          <w:rFonts w:hint="default" w:ascii="Times New Roman" w:hAnsi="Times New Roman" w:eastAsia="SimSun" w:cs="Times New Roman"/>
+          <w:b/>
+          <w:bCs/>
+          <w:i/>
+          <w:iCs/>
+          <w:sz w:val="22"/>
+          <w:szCs w:val="22"/>
+        </w:rPr>
+        <w:t xml:space="preserve"> runtime of less than 134 minutes</w:t>
+      </w:r>
+      <w:r>
+        <w:rPr>
+          <w:rFonts w:hint="default" w:ascii="Times New Roman" w:hAnsi="Times New Roman" w:eastAsia="SimSun" w:cs="Times New Roman"/>
+          <w:sz w:val="22"/>
+          <w:szCs w:val="22"/>
+        </w:rPr>
+        <w:t xml:space="preserve">. Specifically, the records must match either a </w:t>
+      </w:r>
+      <w:r>
+        <w:rPr>
+          <w:rFonts w:hint="default" w:ascii="Times New Roman" w:hAnsi="Times New Roman" w:eastAsia="SimSun" w:cs="Times New Roman"/>
+          <w:b/>
+          <w:bCs/>
+          <w:sz w:val="22"/>
+          <w:szCs w:val="22"/>
+        </w:rPr>
+        <w:t>'PG' rating with a TMDB score greater than 7.6</w:t>
+      </w:r>
+      <w:r>
+        <w:rPr>
+          <w:rFonts w:hint="default" w:ascii="Times New Roman" w:hAnsi="Times New Roman" w:eastAsia="SimSun" w:cs="Times New Roman"/>
+          <w:sz w:val="22"/>
+          <w:szCs w:val="22"/>
+        </w:rPr>
+        <w:t xml:space="preserve">, or </w:t>
+      </w:r>
+      <w:r>
+        <w:rPr>
+          <w:rFonts w:hint="default" w:ascii="Times New Roman" w:hAnsi="Times New Roman" w:eastAsia="SimSun" w:cs="Times New Roman"/>
+          <w:b/>
+          <w:bCs/>
+          <w:i/>
+          <w:iCs/>
+          <w:sz w:val="22"/>
+          <w:szCs w:val="22"/>
+        </w:rPr>
+        <w:t>an 'M' rating with a TMDB score of 4.1 or less</w:t>
+      </w:r>
+      <w:r>
+        <w:rPr>
+          <w:rFonts w:hint="default" w:ascii="Times New Roman" w:hAnsi="Times New Roman" w:eastAsia="SimSun" w:cs="Times New Roman"/>
+          <w:sz w:val="22"/>
+          <w:szCs w:val="22"/>
+        </w:rPr>
+        <w:t>. Finally, the resulting dataset must be sorted in ascending order by movie number.</w:t>
+      </w:r>
+    </w:p>
+    <w:p>
+      <w:pPr>
+        <w:ind w:left="0" w:leftChars="0" w:firstLine="0" w:firstLineChars="0"/>
+        <w:jc w:val="center"/>
+        <w:rPr>
+          <w:rFonts w:hint="default" w:ascii="Times New Roman" w:hAnsi="Times New Roman" w:eastAsia="SimSun" w:cs="Times New Roman"/>
+          <w:b/>
+          <w:bCs/>
+          <w:i/>
+          <w:iCs/>
+          <w:sz w:val="21"/>
+          <w:szCs w:val="21"/>
+          <w:lang w:val="en-US"/>
+        </w:rPr>
+      </w:pPr>
+      <w:r>
+        <w:rPr>
+          <w:rFonts w:hint="default" w:ascii="Times New Roman" w:hAnsi="Times New Roman" w:cs="Times New Roman"/>
+          <w:b/>
+          <w:bCs/>
+          <w:i/>
+          <w:iCs/>
+          <w:sz w:val="21"/>
+          <w:szCs w:val="21"/>
+        </w:rPr>
+        <w:drawing>
+          <wp:anchor distT="0" distB="0" distL="114300" distR="114300" simplePos="0" relativeHeight="251678720" behindDoc="0" locked="0" layoutInCell="1" allowOverlap="1">
+            <wp:simplePos x="0" y="0"/>
+            <wp:positionH relativeFrom="column">
+              <wp:posOffset>1270</wp:posOffset>
+            </wp:positionH>
+            <wp:positionV relativeFrom="paragraph">
+              <wp:posOffset>0</wp:posOffset>
+            </wp:positionV>
+            <wp:extent cx="5271135" cy="1184910"/>
+            <wp:effectExtent l="0" t="0" r="1905" b="3810"/>
+            <wp:wrapSquare wrapText="bothSides"/>
+            <wp:docPr id="24" name="Picture 15"/>
+            <wp:cNvGraphicFramePr>
+              <a:graphicFrameLocks xmlns:a="http://schemas.openxmlformats.org/drawingml/2006/main" noChangeAspect="1"/>
+            </wp:cNvGraphicFramePr>
+            <a:graphic xmlns:a="http://schemas.openxmlformats.org/drawingml/2006/main">
+              <a:graphicData uri="http://schemas.openxmlformats.org/drawingml/2006/picture">
+                <pic:pic xmlns:pic="http://schemas.openxmlformats.org/drawingml/2006/picture">
+                  <pic:nvPicPr>
+                    <pic:cNvPr id="24" name="Picture 15"/>
+                    <pic:cNvPicPr>
+                      <a:picLocks noChangeAspect="1"/>
+                    </pic:cNvPicPr>
+                  </pic:nvPicPr>
+                  <pic:blipFill>
+                    <a:blip r:embed="rId27"/>
+                    <a:stretch>
+                      <a:fillRect/>
+                    </a:stretch>
+                  </pic:blipFill>
+                  <pic:spPr>
+                    <a:xfrm>
+                      <a:off x="0" y="0"/>
+                      <a:ext cx="5271135" cy="1184910"/>
+                    </a:xfrm>
+                    <a:prstGeom prst="rect">
+                      <a:avLst/>
+                    </a:prstGeom>
+                    <a:noFill/>
+                    <a:ln>
+                      <a:noFill/>
+                    </a:ln>
+                  </pic:spPr>
+                </pic:pic>
+              </a:graphicData>
+            </a:graphic>
+          </wp:anchor>
+        </w:drawing>
+      </w:r>
+      <w:r>
+        <w:rPr>
+          <w:rFonts w:hint="default" w:ascii="Times New Roman" w:hAnsi="Times New Roman" w:eastAsia="SimSun" w:cs="Times New Roman"/>
+          <w:b/>
+          <w:bCs/>
+          <w:i/>
+          <w:iCs/>
+          <w:sz w:val="21"/>
+          <w:szCs w:val="21"/>
+          <w:lang w:val="en-US"/>
+        </w:rPr>
+        <w:t xml:space="preserve">Figure 20: </w:t>
+      </w:r>
+      <w:r>
+        <w:rPr>
+          <w:rFonts w:hint="default" w:ascii="Times New Roman" w:hAnsi="Times New Roman" w:eastAsia="SimSun" w:cs="Times New Roman"/>
+          <w:b/>
+          <w:bCs/>
+          <w:i/>
+          <w:iCs/>
+          <w:sz w:val="21"/>
+          <w:szCs w:val="21"/>
+        </w:rPr>
+        <w:t xml:space="preserve">SQL Query Statement for Task </w:t>
+      </w:r>
+      <w:r>
+        <w:rPr>
+          <w:rFonts w:hint="default" w:ascii="Times New Roman" w:hAnsi="Times New Roman" w:eastAsia="SimSun" w:cs="Times New Roman"/>
+          <w:b/>
+          <w:bCs/>
+          <w:i/>
+          <w:iCs/>
+          <w:sz w:val="21"/>
+          <w:szCs w:val="21"/>
+          <w:lang w:val="en-US"/>
+        </w:rPr>
+        <w:t>Pass</w:t>
+      </w:r>
+      <w:r>
+        <w:rPr>
+          <w:rFonts w:hint="default" w:ascii="Times New Roman" w:hAnsi="Times New Roman" w:eastAsia="SimSun" w:cs="Times New Roman"/>
+          <w:b/>
+          <w:bCs/>
+          <w:i/>
+          <w:iCs/>
+          <w:sz w:val="21"/>
+          <w:szCs w:val="21"/>
+        </w:rPr>
+        <w:t>3g</w:t>
+      </w:r>
+      <w:r>
+        <w:rPr>
+          <w:rFonts w:hint="default" w:ascii="Times New Roman" w:hAnsi="Times New Roman" w:eastAsia="SimSun" w:cs="Times New Roman"/>
+          <w:b/>
+          <w:bCs/>
+          <w:i/>
+          <w:iCs/>
+          <w:sz w:val="21"/>
+          <w:szCs w:val="21"/>
+          <w:lang w:val="en-US"/>
+        </w:rPr>
+        <w:t>.</w:t>
+      </w:r>
+    </w:p>
+    <w:p>
+      <w:pPr>
+        <w:ind w:left="0" w:leftChars="0" w:firstLine="0" w:firstLineChars="0"/>
+        <w:jc w:val="both"/>
+        <w:rPr>
+          <w:rFonts w:hint="default" w:ascii="Times New Roman" w:hAnsi="Times New Roman" w:eastAsia="SimSun" w:cs="Times New Roman"/>
+          <w:sz w:val="22"/>
+          <w:szCs w:val="22"/>
+          <w:lang w:val="en-US"/>
+        </w:rPr>
+      </w:pPr>
+    </w:p>
+    <w:p>
+      <w:pPr>
+        <w:ind w:left="0" w:leftChars="0" w:firstLine="0" w:firstLineChars="0"/>
+        <w:jc w:val="both"/>
+        <w:rPr>
+          <w:rFonts w:hint="default" w:ascii="Times New Roman" w:hAnsi="Times New Roman" w:eastAsia="SimSun" w:cs="Times New Roman"/>
+          <w:sz w:val="22"/>
+          <w:szCs w:val="22"/>
+          <w:lang w:val="en-US"/>
+        </w:rPr>
+      </w:pPr>
+    </w:p>
+    <w:p>
+      <w:pPr>
+        <w:ind w:left="0" w:leftChars="0" w:firstLine="0" w:firstLineChars="0"/>
+        <w:jc w:val="center"/>
+        <w:rPr>
+          <w:rFonts w:hint="default" w:ascii="Times New Roman" w:hAnsi="Times New Roman" w:eastAsia="SimSun" w:cs="Times New Roman"/>
+          <w:b/>
+          <w:bCs/>
+          <w:i/>
+          <w:iCs/>
+          <w:sz w:val="21"/>
+          <w:szCs w:val="21"/>
+          <w:lang w:val="en-US"/>
+        </w:rPr>
+      </w:pPr>
+      <w:r>
+        <w:drawing>
+          <wp:anchor distT="0" distB="0" distL="114300" distR="114300" simplePos="0" relativeHeight="251679744" behindDoc="0" locked="0" layoutInCell="1" allowOverlap="1">
+            <wp:simplePos x="0" y="0"/>
+            <wp:positionH relativeFrom="column">
+              <wp:posOffset>3810</wp:posOffset>
+            </wp:positionH>
+            <wp:positionV relativeFrom="paragraph">
+              <wp:posOffset>100965</wp:posOffset>
+            </wp:positionV>
+            <wp:extent cx="5266690" cy="2482850"/>
+            <wp:effectExtent l="0" t="0" r="6350" b="1270"/>
+            <wp:wrapSquare wrapText="bothSides"/>
+            <wp:docPr id="25" name="Picture 16"/>
+            <wp:cNvGraphicFramePr>
+              <a:graphicFrameLocks xmlns:a="http://schemas.openxmlformats.org/drawingml/2006/main" noChangeAspect="1"/>
+            </wp:cNvGraphicFramePr>
+            <a:graphic xmlns:a="http://schemas.openxmlformats.org/drawingml/2006/main">
+              <a:graphicData uri="http://schemas.openxmlformats.org/drawingml/2006/picture">
+                <pic:pic xmlns:pic="http://schemas.openxmlformats.org/drawingml/2006/picture">
+                  <pic:nvPicPr>
+                    <pic:cNvPr id="25" name="Picture 16"/>
+                    <pic:cNvPicPr>
+                      <a:picLocks noChangeAspect="1"/>
+                    </pic:cNvPicPr>
+                  </pic:nvPicPr>
+                  <pic:blipFill>
+                    <a:blip r:embed="rId28"/>
+                    <a:stretch>
+                      <a:fillRect/>
+                    </a:stretch>
+                  </pic:blipFill>
+                  <pic:spPr>
+                    <a:xfrm>
+                      <a:off x="0" y="0"/>
+                      <a:ext cx="5266690" cy="2482850"/>
+                    </a:xfrm>
+                    <a:prstGeom prst="rect">
+                      <a:avLst/>
+                    </a:prstGeom>
+                    <a:noFill/>
+                    <a:ln>
+                      <a:noFill/>
+                    </a:ln>
+                  </pic:spPr>
+                </pic:pic>
+              </a:graphicData>
+            </a:graphic>
+          </wp:anchor>
+        </w:drawing>
+      </w:r>
+      <w:r>
+        <w:rPr>
+          <w:rFonts w:hint="default" w:ascii="Times New Roman" w:hAnsi="Times New Roman" w:eastAsia="SimSun" w:cs="Times New Roman"/>
+          <w:b/>
+          <w:bCs/>
+          <w:i/>
+          <w:iCs/>
+          <w:sz w:val="21"/>
+          <w:szCs w:val="21"/>
+          <w:lang w:val="en-US"/>
+        </w:rPr>
+        <w:t xml:space="preserve">Figure 21: </w:t>
+      </w:r>
+      <w:r>
+        <w:rPr>
+          <w:rFonts w:hint="default" w:ascii="Times New Roman" w:hAnsi="Times New Roman" w:eastAsia="SimSun" w:cs="Times New Roman"/>
+          <w:b/>
+          <w:bCs/>
+          <w:i/>
+          <w:iCs/>
+          <w:sz w:val="21"/>
+          <w:szCs w:val="21"/>
+        </w:rPr>
+        <w:t xml:space="preserve">SQL Query Statement for Task </w:t>
+      </w:r>
+      <w:r>
+        <w:rPr>
+          <w:rFonts w:hint="default" w:ascii="Times New Roman" w:hAnsi="Times New Roman" w:eastAsia="SimSun" w:cs="Times New Roman"/>
+          <w:b/>
+          <w:bCs/>
+          <w:i/>
+          <w:iCs/>
+          <w:sz w:val="21"/>
+          <w:szCs w:val="21"/>
+          <w:lang w:val="en-US"/>
+        </w:rPr>
+        <w:t>Pass</w:t>
+      </w:r>
+      <w:r>
+        <w:rPr>
+          <w:rFonts w:hint="default" w:ascii="Times New Roman" w:hAnsi="Times New Roman" w:eastAsia="SimSun" w:cs="Times New Roman"/>
+          <w:b/>
+          <w:bCs/>
+          <w:i/>
+          <w:iCs/>
+          <w:sz w:val="21"/>
+          <w:szCs w:val="21"/>
+        </w:rPr>
+        <w:t>3g</w:t>
+      </w:r>
+      <w:r>
+        <w:rPr>
+          <w:rFonts w:hint="default" w:ascii="Times New Roman" w:hAnsi="Times New Roman" w:eastAsia="SimSun" w:cs="Times New Roman"/>
+          <w:b/>
+          <w:bCs/>
+          <w:i/>
+          <w:iCs/>
+          <w:sz w:val="21"/>
+          <w:szCs w:val="21"/>
+          <w:lang w:val="en-US"/>
+        </w:rPr>
+        <w:t>.</w:t>
+      </w:r>
+    </w:p>
+    <w:p>
+      <w:pPr>
+        <w:pStyle w:val="3"/>
+        <w:numPr>
+          <w:ilvl w:val="0"/>
+          <w:numId w:val="1"/>
+        </w:numPr>
+        <w:bidi w:val="0"/>
+        <w:spacing w:line="240" w:lineRule="auto"/>
+        <w:ind w:left="0" w:leftChars="0" w:hanging="10" w:firstLineChars="0"/>
+        <w:rPr>
+          <w:rFonts w:hint="default" w:ascii="Times New Roman" w:hAnsi="Times New Roman" w:eastAsia="SimSun" w:cs="Times New Roman"/>
+          <w:b/>
+          <w:bCs/>
+          <w:i/>
+          <w:iCs/>
+          <w:sz w:val="21"/>
+          <w:szCs w:val="21"/>
+          <w:lang w:val="en-US"/>
+        </w:rPr>
+      </w:pPr>
+      <w:r>
+        <w:rPr>
+          <w:rFonts w:hint="default" w:ascii="Times New Roman" w:hAnsi="Times New Roman" w:cs="Times New Roman"/>
+          <w:i/>
+          <w:iCs/>
+          <w:color w:val="588E32" w:themeColor="accent4" w:themeShade="BF"/>
+          <w:sz w:val="28"/>
+          <w:szCs w:val="28"/>
+          <w:lang w:val="en-US"/>
+        </w:rPr>
+        <w:t>Task Pass</w:t>
+      </w:r>
+      <w:r>
+        <w:rPr>
+          <w:rFonts w:hint="default" w:cs="Times New Roman"/>
+          <w:i/>
+          <w:iCs/>
+          <w:color w:val="588E32" w:themeColor="accent4" w:themeShade="BF"/>
+          <w:sz w:val="28"/>
+          <w:szCs w:val="28"/>
+          <w:lang w:val="en-US"/>
+        </w:rPr>
+        <w:t>3h</w:t>
+      </w:r>
+    </w:p>
+    <w:p>
+      <w:pPr>
+        <w:ind w:left="0" w:leftChars="0" w:firstLine="0" w:firstLineChars="0"/>
+        <w:jc w:val="both"/>
+        <w:rPr>
+          <w:rFonts w:hint="default" w:ascii="Times New Roman" w:hAnsi="Times New Roman" w:eastAsia="SimSun" w:cs="Times New Roman"/>
+          <w:i w:val="0"/>
+          <w:iCs w:val="0"/>
           <w:color w:val="auto"/>
-          <w:sz w:val="21"/>
-          <w:szCs w:val="21"/>
-          <w:lang w:val="en-US"/>
+          <w:sz w:val="22"/>
+          <w:szCs w:val="22"/>
         </w:rPr>
       </w:pPr>
       <w:r>
         <w:rPr>
           <w:rFonts w:hint="default" w:ascii="Times New Roman" w:hAnsi="Times New Roman" w:cs="Times New Roman"/>
-          <w:b/>
-          <w:bCs/>
-          <w:i/>
-          <w:iCs/>
+          <w:i w:val="0"/>
+          <w:iCs w:val="0"/>
           <w:color w:val="auto"/>
-          <w:sz w:val="21"/>
-          <w:szCs w:val="21"/>
-          <w:lang w:val="en-US"/>
+          <w:sz w:val="22"/>
+          <w:szCs w:val="22"/>
+          <w:lang w:val="en-US"/>
+        </w:rPr>
+        <w:t xml:space="preserve">In the eighth task of the laboratory, </w:t>
+      </w:r>
+      <w:r>
+        <w:rPr>
+          <w:rFonts w:hint="default" w:ascii="Times New Roman" w:hAnsi="Times New Roman" w:eastAsia="SimSun" w:cs="Times New Roman"/>
+          <w:i w:val="0"/>
+          <w:iCs w:val="0"/>
+          <w:color w:val="auto"/>
+          <w:sz w:val="22"/>
+          <w:szCs w:val="22"/>
+        </w:rPr>
+        <w:t xml:space="preserve">the assignment requires writing and executing a single SQL statement that joins the </w:t>
+      </w:r>
+      <w:r>
+        <w:rPr>
+          <w:rStyle w:val="7"/>
+          <w:rFonts w:hint="default" w:ascii="Times New Roman" w:hAnsi="Times New Roman" w:eastAsia="SimSun" w:cs="Times New Roman"/>
+          <w:b/>
+          <w:bCs/>
+          <w:i/>
+          <w:iCs/>
+          <w:color w:val="auto"/>
+          <w:sz w:val="22"/>
+          <w:szCs w:val="22"/>
+        </w:rPr>
+        <w:t>MOVIE5520</w:t>
+      </w:r>
+      <w:r>
+        <w:rPr>
+          <w:rFonts w:hint="default" w:ascii="Times New Roman" w:hAnsi="Times New Roman" w:eastAsia="SimSun" w:cs="Times New Roman"/>
+          <w:i w:val="0"/>
+          <w:iCs w:val="0"/>
+          <w:color w:val="auto"/>
+          <w:sz w:val="22"/>
+          <w:szCs w:val="22"/>
+        </w:rPr>
+        <w:t xml:space="preserve"> table with the </w:t>
+      </w:r>
+      <w:r>
+        <w:rPr>
+          <w:rStyle w:val="7"/>
+          <w:rFonts w:hint="default" w:ascii="Times New Roman" w:hAnsi="Times New Roman" w:eastAsia="SimSun" w:cs="Times New Roman"/>
+          <w:b/>
+          <w:bCs/>
+          <w:i/>
+          <w:iCs/>
+          <w:color w:val="auto"/>
+          <w:sz w:val="22"/>
+          <w:szCs w:val="22"/>
+        </w:rPr>
+        <w:t>RATING5520</w:t>
+      </w:r>
+      <w:r>
+        <w:rPr>
+          <w:rFonts w:hint="default" w:ascii="Times New Roman" w:hAnsi="Times New Roman" w:eastAsia="SimSun" w:cs="Times New Roman"/>
+          <w:i w:val="0"/>
+          <w:iCs w:val="0"/>
+          <w:color w:val="auto"/>
+          <w:sz w:val="22"/>
+          <w:szCs w:val="22"/>
+        </w:rPr>
+        <w:t xml:space="preserve"> table to display the </w:t>
+      </w:r>
+      <w:r>
+        <w:rPr>
+          <w:rFonts w:hint="default" w:ascii="Times New Roman" w:hAnsi="Times New Roman" w:eastAsia="SimSun" w:cs="Times New Roman"/>
+          <w:b/>
+          <w:bCs/>
+          <w:i/>
+          <w:iCs/>
+          <w:color w:val="auto"/>
+          <w:sz w:val="22"/>
+          <w:szCs w:val="22"/>
+        </w:rPr>
+        <w:t>student ID, movie number, title, release year, TMDB score, rating code</w:t>
+      </w:r>
+      <w:r>
+        <w:rPr>
+          <w:rFonts w:hint="default" w:ascii="Times New Roman" w:hAnsi="Times New Roman" w:eastAsia="SimSun" w:cs="Times New Roman"/>
+          <w:i/>
+          <w:iCs/>
+          <w:color w:val="auto"/>
+          <w:sz w:val="22"/>
+          <w:szCs w:val="22"/>
+        </w:rPr>
+        <w:t>,</w:t>
+      </w:r>
+      <w:r>
+        <w:rPr>
+          <w:rFonts w:hint="default" w:ascii="Times New Roman" w:hAnsi="Times New Roman" w:eastAsia="SimSun" w:cs="Times New Roman"/>
+          <w:i w:val="0"/>
+          <w:iCs w:val="0"/>
+          <w:color w:val="auto"/>
+          <w:sz w:val="22"/>
+          <w:szCs w:val="22"/>
+        </w:rPr>
+        <w:t xml:space="preserve"> and the </w:t>
+      </w:r>
+      <w:r>
+        <w:rPr>
+          <w:rFonts w:hint="default" w:ascii="Times New Roman" w:hAnsi="Times New Roman" w:eastAsia="SimSun" w:cs="Times New Roman"/>
+          <w:b/>
+          <w:bCs/>
+          <w:i/>
+          <w:iCs/>
+          <w:color w:val="auto"/>
+          <w:sz w:val="22"/>
+          <w:szCs w:val="22"/>
+        </w:rPr>
+        <w:t>corresponding long description</w:t>
+      </w:r>
+      <w:r>
+        <w:rPr>
+          <w:rFonts w:hint="default" w:ascii="Times New Roman" w:hAnsi="Times New Roman" w:eastAsia="SimSun" w:cs="Times New Roman"/>
+          <w:i w:val="0"/>
+          <w:iCs w:val="0"/>
+          <w:color w:val="auto"/>
+          <w:sz w:val="22"/>
+          <w:szCs w:val="22"/>
+        </w:rPr>
+        <w:t xml:space="preserve">. </w:t>
+      </w:r>
+      <w:r>
+        <w:rPr>
+          <w:rFonts w:hint="default" w:ascii="Times New Roman" w:hAnsi="Times New Roman" w:eastAsia="SimSun" w:cs="Times New Roman"/>
+          <w:i w:val="0"/>
+          <w:iCs w:val="0"/>
+          <w:color w:val="auto"/>
+          <w:sz w:val="22"/>
+          <w:szCs w:val="22"/>
+          <w:lang w:val="en-US"/>
+        </w:rPr>
+        <w:t>Therefore, th</w:t>
+      </w:r>
+      <w:r>
+        <w:rPr>
+          <w:rFonts w:hint="default" w:ascii="Times New Roman" w:hAnsi="Times New Roman" w:eastAsia="SimSun" w:cs="Times New Roman"/>
+          <w:i w:val="0"/>
+          <w:iCs w:val="0"/>
+          <w:color w:val="auto"/>
+          <w:sz w:val="22"/>
+          <w:szCs w:val="22"/>
+        </w:rPr>
+        <w:t>e query uses an inner join based on the matching rating codes between both tables. Finally, the resulting dataset is sorted in ascending order by movie number.</w:t>
+      </w:r>
+    </w:p>
+    <w:p>
+      <w:pPr>
+        <w:ind w:left="0" w:leftChars="0" w:firstLine="0" w:firstLineChars="0"/>
+        <w:jc w:val="center"/>
+        <w:rPr>
+          <w:rFonts w:hint="default" w:ascii="Times New Roman" w:hAnsi="Times New Roman" w:eastAsia="SimSun" w:cs="Times New Roman"/>
+          <w:b/>
+          <w:bCs/>
+          <w:i/>
+          <w:iCs/>
+          <w:color w:val="auto"/>
+          <w:sz w:val="21"/>
+          <w:szCs w:val="21"/>
+          <w:lang w:val="en-US"/>
+        </w:rPr>
+      </w:pPr>
+      <w:r>
+        <w:rPr>
+          <w:rFonts w:hint="default" w:ascii="Times New Roman" w:hAnsi="Times New Roman" w:cs="Times New Roman"/>
+          <w:b/>
+          <w:bCs/>
+          <w:i/>
+          <w:iCs/>
+          <w:sz w:val="21"/>
+          <w:szCs w:val="21"/>
+        </w:rPr>
+        <w:drawing>
+          <wp:anchor distT="0" distB="0" distL="114300" distR="114300" simplePos="0" relativeHeight="251680768" behindDoc="1" locked="0" layoutInCell="1" allowOverlap="1">
+            <wp:simplePos x="0" y="0"/>
+            <wp:positionH relativeFrom="column">
+              <wp:posOffset>0</wp:posOffset>
+            </wp:positionH>
+            <wp:positionV relativeFrom="paragraph">
+              <wp:posOffset>0</wp:posOffset>
+            </wp:positionV>
+            <wp:extent cx="5274310" cy="1326515"/>
+            <wp:effectExtent l="0" t="0" r="13970" b="14605"/>
+            <wp:wrapTight wrapText="bothSides">
+              <wp:wrapPolygon>
+                <wp:start x="0" y="0"/>
+                <wp:lineTo x="0" y="21342"/>
+                <wp:lineTo x="21532" y="21342"/>
+                <wp:lineTo x="21532" y="0"/>
+                <wp:lineTo x="0" y="0"/>
+              </wp:wrapPolygon>
+            </wp:wrapTight>
+            <wp:docPr id="26" name="Picture 17"/>
+            <wp:cNvGraphicFramePr>
+              <a:graphicFrameLocks xmlns:a="http://schemas.openxmlformats.org/drawingml/2006/main" noChangeAspect="1"/>
+            </wp:cNvGraphicFramePr>
+            <a:graphic xmlns:a="http://schemas.openxmlformats.org/drawingml/2006/main">
+              <a:graphicData uri="http://schemas.openxmlformats.org/drawingml/2006/picture">
+                <pic:pic xmlns:pic="http://schemas.openxmlformats.org/drawingml/2006/picture">
+                  <pic:nvPicPr>
+                    <pic:cNvPr id="26" name="Picture 17"/>
+                    <pic:cNvPicPr>
+                      <a:picLocks noChangeAspect="1"/>
+                    </pic:cNvPicPr>
+                  </pic:nvPicPr>
+                  <pic:blipFill>
+                    <a:blip r:embed="rId29"/>
+                    <a:stretch>
+                      <a:fillRect/>
+                    </a:stretch>
+                  </pic:blipFill>
+                  <pic:spPr>
+                    <a:xfrm>
+                      <a:off x="0" y="0"/>
+                      <a:ext cx="5274310" cy="1326515"/>
+                    </a:xfrm>
+                    <a:prstGeom prst="rect">
+                      <a:avLst/>
+                    </a:prstGeom>
+                    <a:noFill/>
+                    <a:ln>
+                      <a:noFill/>
+                    </a:ln>
+                  </pic:spPr>
+                </pic:pic>
+              </a:graphicData>
+            </a:graphic>
+          </wp:anchor>
+        </w:drawing>
+      </w:r>
+      <w:r>
+        <w:rPr>
+          <w:rFonts w:hint="default" w:ascii="Times New Roman" w:hAnsi="Times New Roman" w:eastAsia="SimSun" w:cs="Times New Roman"/>
+          <w:b/>
+          <w:bCs/>
+          <w:i/>
+          <w:iCs/>
+          <w:color w:val="auto"/>
+          <w:sz w:val="21"/>
+          <w:szCs w:val="21"/>
+          <w:lang w:val="en-US"/>
+        </w:rPr>
+        <w:t xml:space="preserve">Figure 22: </w:t>
+      </w:r>
+      <w:r>
+        <w:rPr>
+          <w:rFonts w:hint="default" w:ascii="Times New Roman" w:hAnsi="Times New Roman" w:eastAsia="SimSun" w:cs="Times New Roman"/>
+          <w:b/>
+          <w:bCs/>
+          <w:i/>
+          <w:iCs/>
+          <w:sz w:val="21"/>
+          <w:szCs w:val="21"/>
+        </w:rPr>
+        <w:t xml:space="preserve">SQL Query Statement for Task </w:t>
+      </w:r>
+      <w:r>
+        <w:rPr>
+          <w:rFonts w:hint="default" w:ascii="Times New Roman" w:hAnsi="Times New Roman" w:eastAsia="SimSun" w:cs="Times New Roman"/>
+          <w:b/>
+          <w:bCs/>
+          <w:i/>
+          <w:iCs/>
+          <w:sz w:val="21"/>
+          <w:szCs w:val="21"/>
+          <w:lang w:val="en-US"/>
+        </w:rPr>
+        <w:t>Pass</w:t>
+      </w:r>
+      <w:r>
+        <w:rPr>
+          <w:rFonts w:hint="default" w:ascii="Times New Roman" w:hAnsi="Times New Roman" w:eastAsia="SimSun" w:cs="Times New Roman"/>
+          <w:b/>
+          <w:bCs/>
+          <w:i/>
+          <w:iCs/>
+          <w:sz w:val="21"/>
+          <w:szCs w:val="21"/>
+        </w:rPr>
+        <w:t>3h</w:t>
+      </w:r>
+      <w:r>
+        <w:rPr>
+          <w:rFonts w:hint="default" w:ascii="Times New Roman" w:hAnsi="Times New Roman" w:eastAsia="SimSun" w:cs="Times New Roman"/>
+          <w:b/>
+          <w:bCs/>
+          <w:i/>
+          <w:iCs/>
+          <w:sz w:val="21"/>
+          <w:szCs w:val="21"/>
+          <w:lang w:val="en-US"/>
+        </w:rPr>
+        <w:t>.</w:t>
+      </w:r>
+    </w:p>
+    <w:p>
+      <w:pPr>
+        <w:ind w:left="0" w:leftChars="0" w:firstLine="0" w:firstLineChars="0"/>
+        <w:jc w:val="center"/>
+        <w:rPr>
+          <w:rFonts w:hint="default" w:ascii="Times New Roman" w:hAnsi="Times New Roman" w:cs="Times New Roman"/>
+          <w:b/>
+          <w:bCs/>
+          <w:i/>
+          <w:iCs/>
+          <w:sz w:val="21"/>
+          <w:szCs w:val="21"/>
+          <w:lang w:val="en-US"/>
+        </w:rPr>
+      </w:pPr>
+      <w:r>
+        <w:rPr>
+          <w:rFonts w:hint="default" w:ascii="Times New Roman" w:hAnsi="Times New Roman" w:cs="Times New Roman"/>
+          <w:b/>
+          <w:bCs/>
+          <w:i/>
+          <w:iCs/>
+          <w:sz w:val="21"/>
+          <w:szCs w:val="21"/>
+        </w:rPr>
+        <w:drawing>
+          <wp:anchor distT="0" distB="0" distL="114300" distR="114300" simplePos="0" relativeHeight="251681792" behindDoc="0" locked="0" layoutInCell="1" allowOverlap="1">
+            <wp:simplePos x="0" y="0"/>
+            <wp:positionH relativeFrom="column">
+              <wp:posOffset>635</wp:posOffset>
+            </wp:positionH>
+            <wp:positionV relativeFrom="paragraph">
+              <wp:posOffset>0</wp:posOffset>
+            </wp:positionV>
+            <wp:extent cx="5273040" cy="1524000"/>
+            <wp:effectExtent l="0" t="0" r="0" b="0"/>
+            <wp:wrapSquare wrapText="bothSides"/>
+            <wp:docPr id="27" name="Picture 18"/>
+            <wp:cNvGraphicFramePr>
+              <a:graphicFrameLocks xmlns:a="http://schemas.openxmlformats.org/drawingml/2006/main" noChangeAspect="1"/>
+            </wp:cNvGraphicFramePr>
+            <a:graphic xmlns:a="http://schemas.openxmlformats.org/drawingml/2006/main">
+              <a:graphicData uri="http://schemas.openxmlformats.org/drawingml/2006/picture">
+                <pic:pic xmlns:pic="http://schemas.openxmlformats.org/drawingml/2006/picture">
+                  <pic:nvPicPr>
+                    <pic:cNvPr id="27" name="Picture 18"/>
+                    <pic:cNvPicPr>
+                      <a:picLocks noChangeAspect="1"/>
+                    </pic:cNvPicPr>
+                  </pic:nvPicPr>
+                  <pic:blipFill>
+                    <a:blip r:embed="rId30"/>
+                    <a:stretch>
+                      <a:fillRect/>
+                    </a:stretch>
+                  </pic:blipFill>
+                  <pic:spPr>
+                    <a:xfrm>
+                      <a:off x="0" y="0"/>
+                      <a:ext cx="5273040" cy="1524000"/>
+                    </a:xfrm>
+                    <a:prstGeom prst="rect">
+                      <a:avLst/>
+                    </a:prstGeom>
+                    <a:noFill/>
+                    <a:ln>
+                      <a:noFill/>
+                    </a:ln>
+                  </pic:spPr>
+                </pic:pic>
+              </a:graphicData>
+            </a:graphic>
+          </wp:anchor>
+        </w:drawing>
+      </w:r>
+      <w:r>
+        <w:rPr>
+          <w:rFonts w:hint="default" w:ascii="Times New Roman" w:hAnsi="Times New Roman" w:cs="Times New Roman"/>
+          <w:b/>
+          <w:bCs/>
+          <w:i/>
+          <w:iCs/>
+          <w:sz w:val="21"/>
+          <w:szCs w:val="21"/>
+          <w:lang w:val="en-US"/>
+        </w:rPr>
+        <w:t xml:space="preserve">Figure 23: </w:t>
+      </w:r>
+      <w:r>
+        <w:rPr>
+          <w:rFonts w:hint="default" w:ascii="Times New Roman" w:hAnsi="Times New Roman" w:eastAsia="SimSun" w:cs="Times New Roman"/>
+          <w:b/>
+          <w:bCs/>
+          <w:i/>
+          <w:iCs/>
+          <w:sz w:val="21"/>
+          <w:szCs w:val="21"/>
+        </w:rPr>
+        <w:t xml:space="preserve">Output Result for Task </w:t>
+      </w:r>
+      <w:r>
+        <w:rPr>
+          <w:rFonts w:hint="default" w:ascii="Times New Roman" w:hAnsi="Times New Roman" w:eastAsia="SimSun" w:cs="Times New Roman"/>
+          <w:b/>
+          <w:bCs/>
+          <w:i/>
+          <w:iCs/>
+          <w:sz w:val="21"/>
+          <w:szCs w:val="21"/>
+          <w:lang w:val="en-US"/>
+        </w:rPr>
+        <w:t>Pass</w:t>
+      </w:r>
+      <w:r>
+        <w:rPr>
+          <w:rFonts w:hint="default" w:ascii="Times New Roman" w:hAnsi="Times New Roman" w:eastAsia="SimSun" w:cs="Times New Roman"/>
+          <w:b/>
+          <w:bCs/>
+          <w:i/>
+          <w:iCs/>
+          <w:sz w:val="21"/>
+          <w:szCs w:val="21"/>
+        </w:rPr>
+        <w:t>3h SQL Query</w:t>
+      </w:r>
+      <w:r>
+        <w:rPr>
+          <w:rFonts w:hint="default" w:ascii="Times New Roman" w:hAnsi="Times New Roman" w:eastAsia="SimSun" w:cs="Times New Roman"/>
+          <w:b/>
+          <w:bCs/>
+          <w:i/>
+          <w:iCs/>
+          <w:sz w:val="21"/>
+          <w:szCs w:val="21"/>
+          <w:lang w:val="en-US"/>
+        </w:rPr>
+        <w:t>.</w:t>
+      </w:r>
+      <w:r>
+        <w:rPr>
+          <w:rFonts w:hint="default" w:ascii="Times New Roman" w:hAnsi="Times New Roman" w:eastAsia="SimSun" w:cs="Times New Roman"/>
+          <w:b/>
+          <w:bCs/>
+          <w:i/>
+          <w:iCs/>
+          <w:sz w:val="21"/>
+          <w:szCs w:val="21"/>
         </w:rPr>
         <w:br w:type="textWrapping"/>
       </w:r>
       <w:r>
         <w:rPr>
+          <w:rFonts w:hint="default" w:ascii="Times New Roman" w:hAnsi="Times New Roman" w:eastAsia="SimSun" w:cs="Times New Roman"/>
+          <w:b/>
+          <w:bCs/>
+          <w:i/>
+          <w:iCs/>
+          <w:sz w:val="21"/>
+          <w:szCs w:val="21"/>
+        </w:rPr>
+        <w:br w:type="textWrapping"/>
+      </w:r>
+      <w:r>
+        <w:rPr>
+          <w:rFonts w:hint="default" w:ascii="Times New Roman" w:hAnsi="Times New Roman" w:eastAsia="SimSun" w:cs="Times New Roman"/>
+          <w:b/>
+          <w:bCs/>
+          <w:i/>
+          <w:iCs/>
+          <w:sz w:val="21"/>
+          <w:szCs w:val="21"/>
+        </w:rPr>
+        <w:br w:type="textWrapping"/>
+      </w:r>
+      <w:r>
+        <w:rPr>
+          <w:rFonts w:hint="default" w:ascii="Times New Roman" w:hAnsi="Times New Roman" w:eastAsia="SimSun" w:cs="Times New Roman"/>
+          <w:b/>
+          <w:bCs/>
+          <w:i/>
+          <w:iCs/>
+          <w:sz w:val="21"/>
+          <w:szCs w:val="21"/>
+        </w:rPr>
+        <w:br w:type="textWrapping"/>
+      </w:r>
+      <w:r>
+        <w:rPr>
+          <w:rFonts w:hint="default" w:ascii="Times New Roman" w:hAnsi="Times New Roman" w:eastAsia="SimSun" w:cs="Times New Roman"/>
+          <w:b/>
+          <w:bCs/>
+          <w:i/>
+          <w:iCs/>
+          <w:sz w:val="21"/>
+          <w:szCs w:val="21"/>
+        </w:rPr>
+        <w:br w:type="textWrapping"/>
+      </w:r>
+      <w:r>
+        <w:rPr>
+          <w:rFonts w:hint="default" w:ascii="Times New Roman" w:hAnsi="Times New Roman" w:eastAsia="SimSun" w:cs="Times New Roman"/>
+          <w:b/>
+          <w:bCs/>
+          <w:i/>
+          <w:iCs/>
+          <w:sz w:val="21"/>
+          <w:szCs w:val="21"/>
+        </w:rPr>
+        <w:br w:type="textWrapping"/>
+      </w:r>
+    </w:p>
+    <w:p>
+      <w:pPr>
+        <w:pStyle w:val="3"/>
+        <w:numPr>
+          <w:ilvl w:val="0"/>
+          <w:numId w:val="1"/>
+        </w:numPr>
+        <w:bidi w:val="0"/>
+        <w:spacing w:line="240" w:lineRule="auto"/>
+        <w:ind w:left="0" w:leftChars="0" w:hanging="10" w:firstLineChars="0"/>
+        <w:rPr>
           <w:rFonts w:hint="default" w:ascii="Times New Roman" w:hAnsi="Times New Roman" w:cs="Times New Roman"/>
-          <w:b/>
-          <w:bCs/>
-          <w:i/>
-          <w:iCs/>
-          <w:color w:val="auto"/>
-          <w:sz w:val="21"/>
-          <w:szCs w:val="21"/>
-          <w:lang w:val="en-US"/>
-        </w:rPr>
-        <w:br w:type="textWrapping"/>
-      </w:r>
+          <w:i/>
+          <w:iCs/>
+          <w:color w:val="588E32" w:themeColor="accent4" w:themeShade="BF"/>
+          <w:sz w:val="28"/>
+          <w:szCs w:val="28"/>
+          <w:lang w:val="en-US"/>
+        </w:rPr>
+      </w:pPr>
       <w:r>
         <w:rPr>
           <w:rFonts w:hint="default" w:ascii="Times New Roman" w:hAnsi="Times New Roman" w:cs="Times New Roman"/>
-          <w:b/>
-          <w:bCs/>
-          <w:i/>
-          <w:iCs/>
-          <w:color w:val="auto"/>
-          <w:sz w:val="21"/>
-          <w:szCs w:val="21"/>
-          <w:lang w:val="en-US"/>
-        </w:rPr>
-        <w:br w:type="textWrapping"/>
-      </w:r>
+          <w:i/>
+          <w:iCs/>
+          <w:color w:val="588E32" w:themeColor="accent4" w:themeShade="BF"/>
+          <w:sz w:val="28"/>
+          <w:szCs w:val="28"/>
+          <w:lang w:val="en-US"/>
+        </w:rPr>
+        <w:t>Task Pass</w:t>
+      </w:r>
+      <w:r>
+        <w:rPr>
+          <w:rFonts w:hint="default" w:cs="Times New Roman"/>
+          <w:i/>
+          <w:iCs/>
+          <w:color w:val="588E32" w:themeColor="accent4" w:themeShade="BF"/>
+          <w:sz w:val="28"/>
+          <w:szCs w:val="28"/>
+          <w:lang w:val="en-US"/>
+        </w:rPr>
+        <w:t>3i</w:t>
+      </w:r>
+    </w:p>
+    <w:p>
+      <w:pPr>
+        <w:ind w:left="0" w:leftChars="0" w:firstLine="0" w:firstLineChars="0"/>
+        <w:jc w:val="both"/>
+        <w:rPr>
+          <w:rFonts w:hint="default" w:ascii="Times New Roman" w:hAnsi="Times New Roman" w:eastAsia="SimSun" w:cs="Times New Roman"/>
+          <w:sz w:val="22"/>
+          <w:szCs w:val="22"/>
+        </w:rPr>
+      </w:pPr>
       <w:r>
         <w:rPr>
           <w:rFonts w:hint="default" w:ascii="Times New Roman" w:hAnsi="Times New Roman" w:cs="Times New Roman"/>
-          <w:b/>
-          <w:bCs/>
-          <w:i/>
-          <w:iCs/>
-          <w:color w:val="auto"/>
-          <w:sz w:val="21"/>
-          <w:szCs w:val="21"/>
-          <w:lang w:val="en-US"/>
-        </w:rPr>
-        <w:br w:type="textWrapping"/>
-      </w:r>
+          <w:sz w:val="22"/>
+          <w:szCs w:val="22"/>
+          <w:lang w:val="en-US"/>
+        </w:rPr>
+        <w:t xml:space="preserve">In the final task, </w:t>
+      </w:r>
+      <w:r>
+        <w:rPr>
+          <w:rFonts w:hint="default" w:ascii="Times New Roman" w:hAnsi="Times New Roman" w:eastAsia="SimSun" w:cs="Times New Roman"/>
+          <w:sz w:val="22"/>
+          <w:szCs w:val="22"/>
+        </w:rPr>
+        <w:t xml:space="preserve">the assignment requires writing and executing a single SQL statement that joins the </w:t>
+      </w:r>
+      <w:r>
+        <w:rPr>
+          <w:rStyle w:val="7"/>
+          <w:rFonts w:hint="default" w:ascii="Times New Roman" w:hAnsi="Times New Roman" w:eastAsia="SimSun" w:cs="Times New Roman"/>
+          <w:b/>
+          <w:bCs/>
+          <w:i/>
+          <w:iCs/>
+          <w:sz w:val="22"/>
+          <w:szCs w:val="22"/>
+        </w:rPr>
+        <w:t>MOVIE5520</w:t>
+      </w:r>
+      <w:r>
+        <w:rPr>
+          <w:rFonts w:hint="default" w:ascii="Times New Roman" w:hAnsi="Times New Roman" w:eastAsia="SimSun" w:cs="Times New Roman"/>
+          <w:sz w:val="22"/>
+          <w:szCs w:val="22"/>
+        </w:rPr>
+        <w:t xml:space="preserve"> table with the </w:t>
+      </w:r>
+      <w:r>
+        <w:rPr>
+          <w:rStyle w:val="7"/>
+          <w:rFonts w:hint="default" w:ascii="Times New Roman" w:hAnsi="Times New Roman" w:eastAsia="SimSun" w:cs="Times New Roman"/>
+          <w:b/>
+          <w:bCs/>
+          <w:i/>
+          <w:iCs/>
+          <w:sz w:val="22"/>
+          <w:szCs w:val="22"/>
+        </w:rPr>
+        <w:t>RATING5520</w:t>
+      </w:r>
+      <w:r>
+        <w:rPr>
+          <w:rFonts w:hint="default" w:ascii="Times New Roman" w:hAnsi="Times New Roman" w:eastAsia="SimSun" w:cs="Times New Roman"/>
+          <w:sz w:val="22"/>
+          <w:szCs w:val="22"/>
+        </w:rPr>
+        <w:t xml:space="preserve"> table to display the </w:t>
+      </w:r>
+      <w:r>
+        <w:rPr>
+          <w:rFonts w:hint="default" w:ascii="Times New Roman" w:hAnsi="Times New Roman" w:eastAsia="SimSun" w:cs="Times New Roman"/>
+          <w:b/>
+          <w:bCs/>
+          <w:i/>
+          <w:iCs/>
+          <w:sz w:val="22"/>
+          <w:szCs w:val="22"/>
+        </w:rPr>
+        <w:t>movie title, movie number, release year, runtime, rating code, and the matching short description</w:t>
+      </w:r>
+      <w:r>
+        <w:rPr>
+          <w:rFonts w:hint="default" w:ascii="Times New Roman" w:hAnsi="Times New Roman" w:eastAsia="SimSun" w:cs="Times New Roman"/>
+          <w:sz w:val="22"/>
+          <w:szCs w:val="22"/>
+        </w:rPr>
+        <w:t xml:space="preserve">. </w:t>
+      </w:r>
+      <w:r>
+        <w:rPr>
+          <w:rFonts w:hint="default" w:ascii="Times New Roman" w:hAnsi="Times New Roman" w:eastAsia="SimSun" w:cs="Times New Roman"/>
+          <w:sz w:val="22"/>
+          <w:szCs w:val="22"/>
+          <w:lang w:val="en-US"/>
+        </w:rPr>
+        <w:t>Furthermore, t</w:t>
+      </w:r>
+      <w:r>
+        <w:rPr>
+          <w:rFonts w:hint="default" w:ascii="Times New Roman" w:hAnsi="Times New Roman" w:eastAsia="SimSun" w:cs="Times New Roman"/>
+          <w:sz w:val="22"/>
+          <w:szCs w:val="22"/>
+        </w:rPr>
+        <w:t xml:space="preserve">he query restricts the results to movies with </w:t>
+      </w:r>
+      <w:r>
+        <w:rPr>
+          <w:rFonts w:hint="default" w:ascii="Times New Roman" w:hAnsi="Times New Roman" w:eastAsia="SimSun" w:cs="Times New Roman"/>
+          <w:b/>
+          <w:bCs/>
+          <w:i/>
+          <w:iCs/>
+          <w:sz w:val="22"/>
+          <w:szCs w:val="22"/>
+        </w:rPr>
+        <w:t>a release year of 2012</w:t>
+      </w:r>
+      <w:r>
+        <w:rPr>
+          <w:rFonts w:hint="default" w:ascii="Times New Roman" w:hAnsi="Times New Roman" w:eastAsia="SimSun" w:cs="Times New Roman"/>
+          <w:sz w:val="22"/>
+          <w:szCs w:val="22"/>
+        </w:rPr>
+        <w:t xml:space="preserve"> or </w:t>
+      </w:r>
+      <w:r>
+        <w:rPr>
+          <w:rFonts w:hint="default" w:ascii="Times New Roman" w:hAnsi="Times New Roman" w:eastAsia="SimSun" w:cs="Times New Roman"/>
+          <w:b/>
+          <w:bCs/>
+          <w:i/>
+          <w:iCs/>
+          <w:sz w:val="22"/>
+          <w:szCs w:val="22"/>
+        </w:rPr>
+        <w:t>greater and a runtime of 94 minutes or less.</w:t>
+      </w:r>
+      <w:r>
+        <w:rPr>
+          <w:rFonts w:hint="default" w:ascii="Times New Roman" w:hAnsi="Times New Roman" w:eastAsia="SimSun" w:cs="Times New Roman"/>
+          <w:sz w:val="22"/>
+          <w:szCs w:val="22"/>
+        </w:rPr>
+        <w:t xml:space="preserve"> Finally, the resulting dataset is sorted in ascending order by movie number.</w:t>
+      </w:r>
+    </w:p>
+    <w:p>
+      <w:pPr>
+        <w:ind w:left="0" w:leftChars="0" w:firstLine="0" w:firstLineChars="0"/>
+        <w:jc w:val="center"/>
+        <w:rPr>
+          <w:rFonts w:hint="default" w:ascii="Times New Roman" w:hAnsi="Times New Roman" w:eastAsia="SimSun" w:cs="Times New Roman"/>
+          <w:b/>
+          <w:bCs/>
+          <w:i/>
+          <w:iCs/>
+          <w:sz w:val="21"/>
+          <w:szCs w:val="21"/>
+          <w:lang w:val="en-US"/>
+        </w:rPr>
+      </w:pPr>
       <w:r>
         <w:rPr>
           <w:rFonts w:hint="default" w:ascii="Times New Roman" w:hAnsi="Times New Roman" w:cs="Times New Roman"/>
@@ -567,13 +6608,138 @@
           <w:bCs/>
           <w:i/>
           <w:iCs/>
-          <w:color w:val="auto"/>
-          <w:sz w:val="21"/>
-          <w:szCs w:val="21"/>
-          <w:lang w:val="en-US"/>
-        </w:rPr>
-        <w:br w:type="textWrapping"/>
-      </w:r>
+          <w:sz w:val="21"/>
+          <w:szCs w:val="21"/>
+        </w:rPr>
+        <w:drawing>
+          <wp:anchor distT="0" distB="0" distL="114300" distR="114300" simplePos="0" relativeHeight="251682816" behindDoc="0" locked="0" layoutInCell="1" allowOverlap="1">
+            <wp:simplePos x="0" y="0"/>
+            <wp:positionH relativeFrom="column">
+              <wp:posOffset>635</wp:posOffset>
+            </wp:positionH>
+            <wp:positionV relativeFrom="paragraph">
+              <wp:posOffset>0</wp:posOffset>
+            </wp:positionV>
+            <wp:extent cx="5272405" cy="1254125"/>
+            <wp:effectExtent l="0" t="0" r="635" b="10795"/>
+            <wp:wrapSquare wrapText="bothSides"/>
+            <wp:docPr id="28" name="Picture 19"/>
+            <wp:cNvGraphicFramePr>
+              <a:graphicFrameLocks xmlns:a="http://schemas.openxmlformats.org/drawingml/2006/main" noChangeAspect="1"/>
+            </wp:cNvGraphicFramePr>
+            <a:graphic xmlns:a="http://schemas.openxmlformats.org/drawingml/2006/main">
+              <a:graphicData uri="http://schemas.openxmlformats.org/drawingml/2006/picture">
+                <pic:pic xmlns:pic="http://schemas.openxmlformats.org/drawingml/2006/picture">
+                  <pic:nvPicPr>
+                    <pic:cNvPr id="28" name="Picture 19"/>
+                    <pic:cNvPicPr>
+                      <a:picLocks noChangeAspect="1"/>
+                    </pic:cNvPicPr>
+                  </pic:nvPicPr>
+                  <pic:blipFill>
+                    <a:blip r:embed="rId31"/>
+                    <a:stretch>
+                      <a:fillRect/>
+                    </a:stretch>
+                  </pic:blipFill>
+                  <pic:spPr>
+                    <a:xfrm>
+                      <a:off x="0" y="0"/>
+                      <a:ext cx="5272405" cy="1254125"/>
+                    </a:xfrm>
+                    <a:prstGeom prst="rect">
+                      <a:avLst/>
+                    </a:prstGeom>
+                    <a:noFill/>
+                    <a:ln>
+                      <a:noFill/>
+                    </a:ln>
+                  </pic:spPr>
+                </pic:pic>
+              </a:graphicData>
+            </a:graphic>
+          </wp:anchor>
+        </w:drawing>
+      </w:r>
+      <w:r>
+        <w:rPr>
+          <w:rFonts w:hint="default" w:ascii="Times New Roman" w:hAnsi="Times New Roman" w:eastAsia="SimSun" w:cs="Times New Roman"/>
+          <w:b/>
+          <w:bCs/>
+          <w:i/>
+          <w:iCs/>
+          <w:sz w:val="21"/>
+          <w:szCs w:val="21"/>
+          <w:lang w:val="en-US"/>
+        </w:rPr>
+        <w:t xml:space="preserve">Figure 24: </w:t>
+      </w:r>
+      <w:r>
+        <w:rPr>
+          <w:rFonts w:hint="default" w:ascii="Times New Roman" w:hAnsi="Times New Roman" w:eastAsia="SimSun" w:cs="Times New Roman"/>
+          <w:b/>
+          <w:bCs/>
+          <w:i/>
+          <w:iCs/>
+          <w:sz w:val="21"/>
+          <w:szCs w:val="21"/>
+        </w:rPr>
+        <w:t xml:space="preserve">SQL Query Statement for Task </w:t>
+      </w:r>
+      <w:r>
+        <w:rPr>
+          <w:rFonts w:hint="default" w:ascii="Times New Roman" w:hAnsi="Times New Roman" w:eastAsia="SimSun" w:cs="Times New Roman"/>
+          <w:b/>
+          <w:bCs/>
+          <w:i/>
+          <w:iCs/>
+          <w:sz w:val="21"/>
+          <w:szCs w:val="21"/>
+          <w:lang w:val="en-US"/>
+        </w:rPr>
+        <w:t>Pass</w:t>
+      </w:r>
+      <w:r>
+        <w:rPr>
+          <w:rFonts w:hint="default" w:ascii="Times New Roman" w:hAnsi="Times New Roman" w:eastAsia="SimSun" w:cs="Times New Roman"/>
+          <w:b/>
+          <w:bCs/>
+          <w:i/>
+          <w:iCs/>
+          <w:sz w:val="21"/>
+          <w:szCs w:val="21"/>
+        </w:rPr>
+        <w:t>3i</w:t>
+      </w:r>
+      <w:r>
+        <w:rPr>
+          <w:rFonts w:hint="default" w:ascii="Times New Roman" w:hAnsi="Times New Roman" w:eastAsia="SimSun" w:cs="Times New Roman"/>
+          <w:b/>
+          <w:bCs/>
+          <w:i/>
+          <w:iCs/>
+          <w:sz w:val="21"/>
+          <w:szCs w:val="21"/>
+          <w:lang w:val="en-US"/>
+        </w:rPr>
+        <w:t>.</w:t>
+      </w:r>
+    </w:p>
+    <w:p>
+      <w:pPr>
+        <w:ind w:left="0" w:leftChars="0" w:firstLine="0" w:firstLineChars="0"/>
+        <w:jc w:val="center"/>
+        <w:rPr>
+          <w:rFonts w:hint="default" w:ascii="Times New Roman" w:hAnsi="Times New Roman" w:eastAsia="SimSun" w:cs="Times New Roman"/>
+          <w:b/>
+          <w:bCs/>
+          <w:i/>
+          <w:iCs/>
+          <w:sz w:val="21"/>
+          <w:szCs w:val="21"/>
+          <w:lang w:val="en-US"/>
+        </w:rPr>
+      </w:pPr>
       <w:r>
         <w:rPr>
           <w:rFonts w:hint="default" w:ascii="Times New Roman" w:hAnsi="Times New Roman" w:cs="Times New Roman"/>
@@ -581,363 +6747,227 @@
           <w:bCs/>
           <w:i/>
           <w:iCs/>
-          <w:color w:val="auto"/>
-          <w:sz w:val="21"/>
-          <w:szCs w:val="21"/>
-          <w:lang w:val="en-US"/>
-        </w:rPr>
-        <w:br w:type="textWrapping"/>
-      </w:r>
-      <w:r>
-        <w:rPr>
-          <w:rFonts w:hint="default" w:ascii="Times New Roman" w:hAnsi="Times New Roman" w:cs="Times New Roman"/>
-          <w:b/>
-          <w:bCs/>
-          <w:i/>
-          <w:iCs/>
-          <w:color w:val="auto"/>
-          <w:sz w:val="21"/>
-          <w:szCs w:val="21"/>
-          <w:lang w:val="en-US"/>
-        </w:rPr>
-        <w:br w:type="textWrapping"/>
-      </w:r>
-      <w:r>
-        <w:rPr>
-          <w:rFonts w:hint="default" w:ascii="Times New Roman" w:hAnsi="Times New Roman" w:cs="Times New Roman"/>
-          <w:b/>
-          <w:bCs/>
-          <w:i/>
-          <w:iCs/>
-          <w:color w:val="auto"/>
-          <w:sz w:val="21"/>
-          <w:szCs w:val="21"/>
-          <w:lang w:val="en-US"/>
-        </w:rPr>
-        <w:br w:type="textWrapping"/>
-      </w:r>
-      <w:r>
-        <w:rPr>
-          <w:rFonts w:hint="default" w:ascii="Times New Roman" w:hAnsi="Times New Roman" w:cs="Times New Roman"/>
-          <w:b/>
-          <w:bCs/>
-          <w:i/>
-          <w:iCs/>
-          <w:color w:val="auto"/>
-          <w:sz w:val="21"/>
-          <w:szCs w:val="21"/>
-          <w:lang w:val="en-US"/>
-        </w:rPr>
-        <w:br w:type="textWrapping"/>
-      </w:r>
-      <w:r>
-        <w:rPr>
-          <w:rFonts w:hint="default" w:ascii="Times New Roman" w:hAnsi="Times New Roman" w:cs="Times New Roman"/>
-          <w:b/>
-          <w:bCs/>
-          <w:i/>
-          <w:iCs/>
-          <w:color w:val="auto"/>
-          <w:sz w:val="21"/>
-          <w:szCs w:val="21"/>
-          <w:lang w:val="en-US"/>
-        </w:rPr>
-        <w:br w:type="textWrapping"/>
-      </w:r>
-      <w:r>
-        <w:rPr>
-          <w:rFonts w:hint="default" w:ascii="Times New Roman" w:hAnsi="Times New Roman" w:cs="Times New Roman"/>
-          <w:b/>
-          <w:bCs/>
-          <w:i/>
-          <w:iCs/>
-          <w:color w:val="auto"/>
-          <w:sz w:val="21"/>
-          <w:szCs w:val="21"/>
-          <w:lang w:val="en-US"/>
-        </w:rPr>
-        <w:br w:type="textWrapping"/>
-      </w:r>
-      <w:r>
-        <w:rPr>
-          <w:rFonts w:hint="default" w:ascii="Times New Roman" w:hAnsi="Times New Roman" w:cs="Times New Roman"/>
-          <w:b/>
-          <w:bCs/>
-          <w:i/>
-          <w:iCs/>
-          <w:color w:val="auto"/>
-          <w:sz w:val="21"/>
-          <w:szCs w:val="21"/>
-          <w:lang w:val="en-US"/>
-        </w:rPr>
-        <w:br w:type="textWrapping"/>
-      </w:r>
-      <w:r>
-        <w:rPr>
-          <w:rFonts w:hint="default" w:ascii="Times New Roman" w:hAnsi="Times New Roman" w:cs="Times New Roman"/>
-          <w:b/>
-          <w:bCs/>
-          <w:i/>
-          <w:iCs/>
-          <w:color w:val="auto"/>
-          <w:sz w:val="21"/>
-          <w:szCs w:val="21"/>
-          <w:lang w:val="en-US"/>
-        </w:rPr>
-        <w:br w:type="textWrapping"/>
-      </w:r>
-      <w:r>
-        <w:rPr>
-          <w:rFonts w:hint="default" w:ascii="Times New Roman" w:hAnsi="Times New Roman" w:cs="Times New Roman"/>
-          <w:b/>
-          <w:bCs/>
-          <w:i/>
-          <w:iCs/>
-          <w:color w:val="auto"/>
-          <w:sz w:val="21"/>
-          <w:szCs w:val="21"/>
-          <w:lang w:val="en-US"/>
-        </w:rPr>
-        <w:br w:type="textWrapping"/>
-      </w:r>
-      <w:r>
-        <w:rPr>
-          <w:rFonts w:hint="default" w:ascii="Times New Roman" w:hAnsi="Times New Roman" w:cs="Times New Roman"/>
-          <w:b/>
-          <w:bCs/>
-          <w:i/>
-          <w:iCs/>
-          <w:color w:val="auto"/>
-          <w:sz w:val="21"/>
-          <w:szCs w:val="21"/>
-          <w:lang w:val="en-US"/>
-        </w:rPr>
-        <w:br w:type="textWrapping"/>
-      </w:r>
-      <w:r>
-        <w:rPr>
-          <w:rFonts w:hint="default" w:ascii="Times New Roman" w:hAnsi="Times New Roman" w:cs="Times New Roman"/>
-          <w:b/>
-          <w:bCs/>
-          <w:i/>
-          <w:iCs/>
-          <w:color w:val="auto"/>
-          <w:sz w:val="21"/>
-          <w:szCs w:val="21"/>
-          <w:lang w:val="en-US"/>
-        </w:rPr>
-        <w:br w:type="textWrapping"/>
-      </w:r>
-      <w:r>
-        <w:rPr>
-          <w:rFonts w:hint="default" w:ascii="Times New Roman" w:hAnsi="Times New Roman" w:cs="Times New Roman"/>
-          <w:b/>
-          <w:bCs/>
-          <w:i/>
-          <w:iCs/>
-          <w:color w:val="auto"/>
-          <w:sz w:val="21"/>
-          <w:szCs w:val="21"/>
-          <w:lang w:val="en-US"/>
-        </w:rPr>
-        <w:br w:type="textWrapping"/>
-      </w:r>
-      <w:r>
-        <w:rPr>
-          <w:rFonts w:hint="default" w:ascii="Times New Roman" w:hAnsi="Times New Roman" w:cs="Times New Roman"/>
-          <w:b/>
-          <w:bCs/>
-          <w:i/>
-          <w:iCs/>
-          <w:color w:val="auto"/>
-          <w:sz w:val="21"/>
-          <w:szCs w:val="21"/>
-          <w:lang w:val="en-US"/>
-        </w:rPr>
-        <w:br w:type="textWrapping"/>
-      </w:r>
-      <w:r>
-        <w:rPr>
-          <w:rFonts w:hint="default" w:ascii="Times New Roman" w:hAnsi="Times New Roman" w:cs="Times New Roman"/>
-          <w:b/>
-          <w:bCs/>
-          <w:i/>
-          <w:iCs/>
-          <w:color w:val="auto"/>
-          <w:sz w:val="21"/>
-          <w:szCs w:val="21"/>
-          <w:lang w:val="en-US"/>
-        </w:rPr>
-        <w:br w:type="textWrapping"/>
-      </w:r>
-      <w:r>
-        <w:rPr>
-          <w:rFonts w:hint="default" w:ascii="Times New Roman" w:hAnsi="Times New Roman" w:cs="Times New Roman"/>
-          <w:b/>
-          <w:bCs/>
-          <w:i/>
-          <w:iCs/>
-          <w:color w:val="auto"/>
-          <w:sz w:val="21"/>
-          <w:szCs w:val="21"/>
-          <w:lang w:val="en-US"/>
-        </w:rPr>
-        <w:br w:type="textWrapping"/>
-      </w:r>
-      <w:r>
-        <w:rPr>
-          <w:rFonts w:hint="default" w:ascii="Times New Roman" w:hAnsi="Times New Roman" w:cs="Times New Roman"/>
-          <w:b/>
-          <w:bCs/>
-          <w:i/>
-          <w:iCs/>
-          <w:color w:val="auto"/>
-          <w:sz w:val="21"/>
-          <w:szCs w:val="21"/>
-          <w:lang w:val="en-US"/>
-        </w:rPr>
-        <w:br w:type="textWrapping"/>
-      </w:r>
-      <w:r>
-        <w:rPr>
-          <w:rFonts w:hint="default" w:ascii="Times New Roman" w:hAnsi="Times New Roman" w:cs="Times New Roman"/>
-          <w:b/>
-          <w:bCs/>
-          <w:i/>
-          <w:iCs/>
-          <w:color w:val="auto"/>
-          <w:sz w:val="21"/>
-          <w:szCs w:val="21"/>
-          <w:lang w:val="en-US"/>
-        </w:rPr>
-        <w:br w:type="textWrapping"/>
-      </w:r>
-      <w:r>
-        <w:rPr>
-          <w:rFonts w:hint="default" w:ascii="Times New Roman" w:hAnsi="Times New Roman" w:cs="Times New Roman"/>
-          <w:b/>
-          <w:bCs/>
-          <w:i/>
-          <w:iCs/>
-          <w:color w:val="auto"/>
-          <w:sz w:val="21"/>
-          <w:szCs w:val="21"/>
-          <w:lang w:val="en-US"/>
-        </w:rPr>
-        <w:br w:type="textWrapping"/>
-      </w:r>
-      <w:r>
-        <w:rPr>
-          <w:rFonts w:hint="default" w:ascii="Times New Roman" w:hAnsi="Times New Roman" w:cs="Times New Roman"/>
-          <w:b/>
-          <w:bCs/>
-          <w:i/>
-          <w:iCs/>
-          <w:color w:val="auto"/>
-          <w:sz w:val="21"/>
-          <w:szCs w:val="21"/>
-          <w:lang w:val="en-US"/>
-        </w:rPr>
-        <w:br w:type="textWrapping"/>
-      </w:r>
-      <w:r>
-        <w:rPr>
-          <w:rFonts w:hint="default" w:ascii="Times New Roman" w:hAnsi="Times New Roman" w:cs="Times New Roman"/>
-          <w:b/>
-          <w:bCs/>
-          <w:i/>
-          <w:iCs/>
-          <w:color w:val="auto"/>
-          <w:sz w:val="21"/>
-          <w:szCs w:val="21"/>
-          <w:lang w:val="en-US"/>
-        </w:rPr>
-        <w:br w:type="textWrapping"/>
-      </w:r>
-      <w:r>
-        <w:rPr>
-          <w:rFonts w:hint="default" w:ascii="Times New Roman" w:hAnsi="Times New Roman" w:cs="Times New Roman"/>
-          <w:b/>
-          <w:bCs/>
-          <w:i/>
-          <w:iCs/>
-          <w:color w:val="auto"/>
-          <w:sz w:val="21"/>
-          <w:szCs w:val="21"/>
-          <w:lang w:val="en-US"/>
-        </w:rPr>
-        <w:br w:type="textWrapping"/>
-      </w:r>
-      <w:r>
-        <w:rPr>
-          <w:rFonts w:hint="default" w:ascii="Times New Roman" w:hAnsi="Times New Roman" w:cs="Times New Roman"/>
-          <w:b/>
-          <w:bCs/>
-          <w:i/>
-          <w:iCs/>
-          <w:color w:val="auto"/>
-          <w:sz w:val="21"/>
-          <w:szCs w:val="21"/>
-          <w:lang w:val="en-US"/>
-        </w:rPr>
-        <w:br w:type="textWrapping"/>
-      </w:r>
-      <w:r>
-        <w:rPr>
-          <w:rFonts w:hint="default" w:ascii="Times New Roman" w:hAnsi="Times New Roman" w:cs="Times New Roman"/>
-          <w:b/>
-          <w:bCs/>
-          <w:i/>
-          <w:iCs/>
-          <w:color w:val="auto"/>
-          <w:sz w:val="21"/>
-          <w:szCs w:val="21"/>
-          <w:lang w:val="en-US"/>
-        </w:rPr>
-        <w:br w:type="textWrapping"/>
-      </w:r>
-      <w:r>
-        <w:rPr>
-          <w:rFonts w:hint="default" w:ascii="Times New Roman" w:hAnsi="Times New Roman" w:cs="Times New Roman"/>
-          <w:b/>
-          <w:bCs/>
-          <w:i/>
-          <w:iCs/>
-          <w:color w:val="auto"/>
-          <w:sz w:val="21"/>
-          <w:szCs w:val="21"/>
-          <w:lang w:val="en-US"/>
-        </w:rPr>
-        <w:br w:type="textWrapping"/>
+          <w:sz w:val="21"/>
+          <w:szCs w:val="21"/>
+        </w:rPr>
+        <w:drawing>
+          <wp:anchor distT="0" distB="0" distL="114300" distR="114300" simplePos="0" relativeHeight="251683840" behindDoc="0" locked="0" layoutInCell="1" allowOverlap="1">
+            <wp:simplePos x="0" y="0"/>
+            <wp:positionH relativeFrom="column">
+              <wp:posOffset>635</wp:posOffset>
+            </wp:positionH>
+            <wp:positionV relativeFrom="paragraph">
+              <wp:posOffset>0</wp:posOffset>
+            </wp:positionV>
+            <wp:extent cx="5272405" cy="1310640"/>
+            <wp:effectExtent l="0" t="0" r="635" b="0"/>
+            <wp:wrapSquare wrapText="bothSides"/>
+            <wp:docPr id="29" name="Picture 20"/>
+            <wp:cNvGraphicFramePr>
+              <a:graphicFrameLocks xmlns:a="http://schemas.openxmlformats.org/drawingml/2006/main" noChangeAspect="1"/>
+            </wp:cNvGraphicFramePr>
+            <a:graphic xmlns:a="http://schemas.openxmlformats.org/drawingml/2006/main">
+              <a:graphicData uri="http://schemas.openxmlformats.org/drawingml/2006/picture">
+                <pic:pic xmlns:pic="http://schemas.openxmlformats.org/drawingml/2006/picture">
+                  <pic:nvPicPr>
+                    <pic:cNvPr id="29" name="Picture 20"/>
+                    <pic:cNvPicPr>
+                      <a:picLocks noChangeAspect="1"/>
+                    </pic:cNvPicPr>
+                  </pic:nvPicPr>
+                  <pic:blipFill>
+                    <a:blip r:embed="rId32"/>
+                    <a:stretch>
+                      <a:fillRect/>
+                    </a:stretch>
+                  </pic:blipFill>
+                  <pic:spPr>
+                    <a:xfrm>
+                      <a:off x="0" y="0"/>
+                      <a:ext cx="5272405" cy="1310640"/>
+                    </a:xfrm>
+                    <a:prstGeom prst="rect">
+                      <a:avLst/>
+                    </a:prstGeom>
+                    <a:noFill/>
+                    <a:ln>
+                      <a:noFill/>
+                    </a:ln>
+                  </pic:spPr>
+                </pic:pic>
+              </a:graphicData>
+            </a:graphic>
+          </wp:anchor>
+        </w:drawing>
+      </w:r>
+      <w:r>
+        <w:rPr>
+          <w:rFonts w:hint="default" w:ascii="Times New Roman" w:hAnsi="Times New Roman" w:eastAsia="SimSun" w:cs="Times New Roman"/>
+          <w:b/>
+          <w:bCs/>
+          <w:i/>
+          <w:iCs/>
+          <w:sz w:val="21"/>
+          <w:szCs w:val="21"/>
+          <w:lang w:val="en-US"/>
+        </w:rPr>
+        <w:t xml:space="preserve">Figure 25: </w:t>
+      </w:r>
+      <w:r>
+        <w:rPr>
+          <w:rFonts w:hint="default" w:ascii="Times New Roman" w:hAnsi="Times New Roman" w:eastAsia="SimSun" w:cs="Times New Roman"/>
+          <w:b/>
+          <w:bCs/>
+          <w:i/>
+          <w:iCs/>
+          <w:sz w:val="21"/>
+          <w:szCs w:val="21"/>
+        </w:rPr>
+        <w:t xml:space="preserve">Output Result for Task </w:t>
+      </w:r>
+      <w:r>
+        <w:rPr>
+          <w:rFonts w:hint="default" w:ascii="Times New Roman" w:hAnsi="Times New Roman" w:eastAsia="SimSun" w:cs="Times New Roman"/>
+          <w:b/>
+          <w:bCs/>
+          <w:i/>
+          <w:iCs/>
+          <w:sz w:val="21"/>
+          <w:szCs w:val="21"/>
+          <w:lang w:val="en-US"/>
+        </w:rPr>
+        <w:t>Pass</w:t>
+      </w:r>
+      <w:r>
+        <w:rPr>
+          <w:rFonts w:hint="default" w:ascii="Times New Roman" w:hAnsi="Times New Roman" w:eastAsia="SimSun" w:cs="Times New Roman"/>
+          <w:b/>
+          <w:bCs/>
+          <w:i/>
+          <w:iCs/>
+          <w:sz w:val="21"/>
+          <w:szCs w:val="21"/>
+        </w:rPr>
+        <w:t>3i SQL Query</w:t>
+      </w:r>
+    </w:p>
+    <w:p>
+      <w:pPr>
+        <w:pStyle w:val="3"/>
+        <w:numPr>
+          <w:ilvl w:val="0"/>
+          <w:numId w:val="0"/>
+        </w:numPr>
+        <w:bidi w:val="0"/>
+        <w:spacing w:line="240" w:lineRule="auto"/>
+        <w:ind w:left="-10" w:leftChars="0"/>
+        <w:rPr>
+          <w:rFonts w:hint="default" w:cs="Times New Roman"/>
+          <w:i w:val="0"/>
+          <w:iCs w:val="0"/>
+          <w:color w:val="588E32" w:themeColor="accent4" w:themeShade="BF"/>
+          <w:sz w:val="28"/>
+          <w:szCs w:val="28"/>
+          <w:lang w:val="en-US"/>
+        </w:rPr>
+      </w:pPr>
+      <w:r>
+        <w:rPr>
+          <w:rFonts w:hint="default" w:cs="Times New Roman"/>
+          <w:i w:val="0"/>
+          <w:iCs w:val="0"/>
+          <w:color w:val="588E32" w:themeColor="accent4" w:themeShade="BF"/>
+          <w:sz w:val="28"/>
+          <w:szCs w:val="28"/>
+          <w:lang w:val="en-US"/>
+        </w:rPr>
+        <w:t>Conclusion</w:t>
+      </w:r>
+    </w:p>
+    <w:p>
+      <w:pPr>
+        <w:ind w:left="0" w:leftChars="0" w:firstLine="0" w:firstLineChars="0"/>
+        <w:jc w:val="both"/>
+        <w:rPr>
+          <w:rFonts w:hint="default" w:ascii="Times New Roman" w:hAnsi="Times New Roman" w:eastAsia="SimSun" w:cs="Times New Roman"/>
+          <w:sz w:val="22"/>
+          <w:szCs w:val="22"/>
+          <w:lang w:val="en-US"/>
+        </w:rPr>
+      </w:pPr>
+      <w:r>
+        <w:rPr>
+          <w:rFonts w:hint="default" w:ascii="Times New Roman" w:hAnsi="Times New Roman" w:eastAsia="SimSun" w:cs="Times New Roman"/>
+          <w:b w:val="0"/>
+          <w:bCs w:val="0"/>
+          <w:sz w:val="22"/>
+          <w:szCs w:val="22"/>
+        </w:rPr>
+        <w:t xml:space="preserve">In conclusion, the Pass part of Lab 3 successfully demonstrated the practical application of SQL queries in retrieving and filtering data from relational database tables. Through tasks ranging from basic selections to multi-table inner joins, key SQL concepts such as conditional logic, sorting, and primary-foreign key relationships were effectively implemented. </w:t>
+      </w:r>
+      <w:r>
+        <w:rPr>
+          <w:rFonts w:hint="default" w:ascii="Times New Roman" w:hAnsi="Times New Roman" w:eastAsia="SimSun" w:cs="Times New Roman"/>
+          <w:b w:val="0"/>
+          <w:bCs w:val="0"/>
+          <w:sz w:val="22"/>
+          <w:szCs w:val="22"/>
+          <w:lang w:val="en-US"/>
+        </w:rPr>
+        <w:t>Furthermore, a</w:t>
       </w:r>
       <w:bookmarkStart w:id="0" w:name="_GoBack"/>
-      <w:r>
-        <w:rPr>
-          <w:rFonts w:hint="default" w:ascii="Times New Roman" w:hAnsi="Times New Roman" w:cs="Times New Roman"/>
-          <w:b/>
-          <w:bCs/>
-          <w:i/>
-          <w:iCs/>
-          <w:color w:val="auto"/>
-          <w:sz w:val="21"/>
-          <w:szCs w:val="21"/>
-          <w:lang w:val="en-US"/>
-        </w:rPr>
-        <w:t xml:space="preserve">Figure 1:  </w:t>
-      </w:r>
-      <w:r>
-        <w:rPr>
-          <w:rFonts w:hint="default" w:ascii="Times New Roman" w:hAnsi="Times New Roman" w:eastAsia="SimSun" w:cs="Times New Roman"/>
-          <w:b/>
-          <w:bCs/>
-          <w:i/>
-          <w:iCs/>
-          <w:sz w:val="21"/>
-          <w:szCs w:val="21"/>
-        </w:rPr>
-        <w:t>Updating SQL script with student ID 5520</w:t>
-      </w:r>
       <w:bookmarkEnd w:id="0"/>
+      <w:r>
+        <w:rPr>
+          <w:rFonts w:hint="default" w:ascii="Times New Roman" w:hAnsi="Times New Roman" w:eastAsia="SimSun" w:cs="Times New Roman"/>
+          <w:b w:val="0"/>
+          <w:bCs w:val="0"/>
+          <w:sz w:val="22"/>
+          <w:szCs w:val="22"/>
+        </w:rPr>
+        <w:t>ll query results for the Pass tasks were fully validated against the specified schema criteria and documented in accordance with the required academic reporting standards</w:t>
+      </w:r>
+    </w:p>
+    <w:p>
+      <w:pPr>
+        <w:ind w:left="0" w:leftChars="0" w:firstLine="0" w:firstLineChars="0"/>
+        <w:jc w:val="both"/>
+        <w:rPr>
+          <w:rFonts w:hint="default" w:ascii="Times New Roman" w:hAnsi="Times New Roman" w:eastAsia="SimSun" w:cs="Times New Roman"/>
+          <w:sz w:val="22"/>
+          <w:szCs w:val="22"/>
+          <w:lang w:val="en-US"/>
+        </w:rPr>
+      </w:pPr>
+    </w:p>
+    <w:p>
+      <w:pPr>
+        <w:ind w:left="0" w:leftChars="0" w:firstLine="0" w:firstLineChars="0"/>
+        <w:jc w:val="both"/>
+        <w:rPr>
+          <w:rFonts w:hint="default" w:ascii="Times New Roman" w:hAnsi="Times New Roman" w:eastAsia="SimSun" w:cs="Times New Roman"/>
+          <w:sz w:val="22"/>
+          <w:szCs w:val="22"/>
+          <w:lang w:val="en-US"/>
+        </w:rPr>
+      </w:pPr>
+    </w:p>
+    <w:p>
+      <w:pPr>
+        <w:ind w:left="0" w:leftChars="0" w:firstLine="0" w:firstLineChars="0"/>
+        <w:jc w:val="both"/>
+        <w:rPr>
+          <w:rFonts w:hint="default" w:ascii="Times New Roman" w:hAnsi="Times New Roman" w:eastAsia="SimSun" w:cs="Times New Roman"/>
+          <w:b/>
+          <w:bCs/>
+          <w:i/>
+          <w:iCs/>
+          <w:sz w:val="21"/>
+          <w:szCs w:val="21"/>
+          <w:lang w:val="en-US"/>
+        </w:rPr>
+      </w:pPr>
     </w:p>
     <w:sectPr>
       <w:pgSz w:w="11906" w:h="16838"/>
@@ -1125,7 +7155,7 @@
     <w:lsdException w:unhideWhenUsed="0" w:uiPriority="0" w:semiHidden="0" w:name="Body Text Indent 2"/>
     <w:lsdException w:unhideWhenUsed="0" w:uiPriority="0" w:semiHidden="0" w:name="Body Text Indent 3"/>
     <w:lsdException w:unhideWhenUsed="0" w:uiPriority="0" w:semiHidden="0" w:name="Block Text"/>
-    <w:lsdException w:unhideWhenUsed="0" w:uiPriority="0" w:semiHidden="0" w:name="Hyperlink"/>
+    <w:lsdException w:qFormat="1" w:unhideWhenUsed="0" w:uiPriority="0" w:semiHidden="0" w:name="Hyperlink"/>
     <w:lsdException w:unhideWhenUsed="0" w:uiPriority="0" w:semiHidden="0" w:name="FollowedHyperlink"/>
     <w:lsdException w:qFormat="1" w:unhideWhenUsed="0" w:uiPriority="0" w:semiHidden="0" w:name="Strong"/>
     <w:lsdException w:qFormat="1" w:unhideWhenUsed="0" w:uiPriority="0" w:semiHidden="0" w:name="Emphasis"/>
@@ -1191,8 +7221,8 @@
     <w:lsdException w:qFormat="1" w:unhideWhenUsed="0" w:uiPriority="0" w:semiHidden="0" w:name="Table Grid"/>
     <w:lsdException w:unhideWhenUsed="0" w:uiPriority="0" w:semiHidden="0" w:name="Table Theme"/>
     <w:lsdException w:unhideWhenUsed="0" w:uiPriority="60" w:semiHidden="0" w:name="Light Shading"/>
-    <w:lsdException w:unhideWhenUsed="0" w:uiPriority="61" w:semiHidden="0" w:name="Light List"/>
-    <w:lsdException w:unhideWhenUsed="0" w:uiPriority="62" w:semiHidden="0" w:name="Light Grid"/>
+    <w:lsdException w:qFormat="1" w:unhideWhenUsed="0" w:uiPriority="61" w:semiHidden="0" w:name="Light List"/>
+    <w:lsdException w:qFormat="1" w:unhideWhenUsed="0" w:uiPriority="62" w:semiHidden="0" w:name="Light Grid"/>
     <w:lsdException w:unhideWhenUsed="0" w:uiPriority="63" w:semiHidden="0" w:name="Medium Shading 1"/>
     <w:lsdException w:unhideWhenUsed="0" w:uiPriority="64" w:semiHidden="0" w:name="Medium Shading 2"/>
     <w:lsdException w:unhideWhenUsed="0" w:uiPriority="65" w:semiHidden="0" w:name="Medium List 1"/>
@@ -1206,8 +7236,8 @@
     <w:lsdException w:unhideWhenUsed="0" w:uiPriority="73" w:semiHidden="0" w:name="Colorful Grid"/>
     <w:lsdException w:unhideWhenUsed="0" w:uiPriority="60" w:semiHidden="0" w:name="Light Shading Accent 1"/>
     <w:lsdException w:unhideWhenUsed="0" w:uiPriority="61" w:semiHidden="0" w:name="Light List Accent 1"/>
-    <w:lsdException w:unhideWhenUsed="0" w:uiPriority="62" w:semiHidden="0" w:name="Light Grid Accent 1"/>
-    <w:lsdException w:unhideWhenUsed="0" w:uiPriority="63" w:semiHidden="0" w:name="Medium Shading 1 Accent 1"/>
+    <w:lsdException w:qFormat="1" w:unhideWhenUsed="0" w:uiPriority="62" w:semiHidden="0" w:name="Light Grid Accent 1"/>
+    <w:lsdException w:qFormat="1" w:unhideWhenUsed="0" w:uiPriority="63" w:semiHidden="0" w:name="Medium Shading 1 Accent 1"/>
     <w:lsdException w:unhideWhenUsed="0" w:uiPriority="64" w:semiHidden="0" w:name="Medium Shading 2 Accent 1"/>
     <w:lsdException w:unhideWhenUsed="0" w:uiPriority="65" w:semiHidden="0" w:name="Medium List 1 Accent 1"/>
     <w:lsdException w:unhideWhenUsed="0" w:uiPriority="66" w:semiHidden="0" w:name="Medium List 2 Accent 1"/>
@@ -1215,54 +7245,54 @@
     <w:lsdException w:unhideWhenUsed="0" w:uiPriority="68" w:semiHidden="0" w:name="Medium Grid 2 Accent 1"/>
     <w:lsdException w:unhideWhenUsed="0" w:uiPriority="69" w:semiHidden="0" w:name="Medium Grid 3 Accent 1"/>
     <w:lsdException w:unhideWhenUsed="0" w:uiPriority="70" w:semiHidden="0" w:name="Dark List Accent 1"/>
-    <w:lsdException w:unhideWhenUsed="0" w:uiPriority="71" w:semiHidden="0" w:name="Colorful Shading Accent 1"/>
-    <w:lsdException w:unhideWhenUsed="0" w:uiPriority="72" w:semiHidden="0" w:name="Colorful List Accent 1"/>
+    <w:lsdException w:qFormat="1" w:unhideWhenUsed="0" w:uiPriority="71" w:semiHidden="0" w:name="Colorful Shading Accent 1"/>
+    <w:lsdException w:qFormat="1" w:unhideWhenUsed="0" w:uiPriority="72" w:semiHidden="0" w:name="Colorful List Accent 1"/>
     <w:lsdException w:unhideWhenUsed="0" w:uiPriority="73" w:semiHidden="0" w:name="Colorful Grid Accent 1"/>
     <w:lsdException w:unhideWhenUsed="0" w:uiPriority="60" w:semiHidden="0" w:name="Light Shading Accent 2"/>
-    <w:lsdException w:unhideWhenUsed="0" w:uiPriority="61" w:semiHidden="0" w:name="Light List Accent 2"/>
+    <w:lsdException w:qFormat="1" w:unhideWhenUsed="0" w:uiPriority="61" w:semiHidden="0" w:name="Light List Accent 2"/>
     <w:lsdException w:unhideWhenUsed="0" w:uiPriority="62" w:semiHidden="0" w:name="Light Grid Accent 2"/>
-    <w:lsdException w:unhideWhenUsed="0" w:uiPriority="63" w:semiHidden="0" w:name="Medium Shading 1 Accent 2"/>
+    <w:lsdException w:qFormat="1" w:unhideWhenUsed="0" w:uiPriority="63" w:semiHidden="0" w:name="Medium Shading 1 Accent 2"/>
     <w:lsdException w:unhideWhenUsed="0" w:uiPriority="64" w:semiHidden="0" w:name="Medium Shading 2 Accent 2"/>
     <w:lsdException w:unhideWhenUsed="0" w:uiPriority="65" w:semiHidden="0" w:name="Medium List 1 Accent 2"/>
-    <w:lsdException w:unhideWhenUsed="0" w:uiPriority="66" w:semiHidden="0" w:name="Medium List 2 Accent 2"/>
+    <w:lsdException w:qFormat="1" w:unhideWhenUsed="0" w:uiPriority="66" w:semiHidden="0" w:name="Medium List 2 Accent 2"/>
     <w:lsdException w:unhideWhenUsed="0" w:uiPriority="67" w:semiHidden="0" w:name="Medium Grid 1 Accent 2"/>
     <w:lsdException w:unhideWhenUsed="0" w:uiPriority="68" w:semiHidden="0" w:name="Medium Grid 2 Accent 2"/>
-    <w:lsdException w:unhideWhenUsed="0" w:uiPriority="69" w:semiHidden="0" w:name="Medium Grid 3 Accent 2"/>
+    <w:lsdException w:qFormat="1" w:unhideWhenUsed="0" w:uiPriority="69" w:semiHidden="0" w:name="Medium Grid 3 Accent 2"/>
     <w:lsdException w:unhideWhenUsed="0" w:uiPriority="70" w:semiHidden="0" w:name="Dark List Accent 2"/>
     <w:lsdException w:unhideWhenUsed="0" w:uiPriority="71" w:semiHidden="0" w:name="Colorful Shading Accent 2"/>
     <w:lsdException w:unhideWhenUsed="0" w:uiPriority="72" w:semiHidden="0" w:name="Colorful List Accent 2"/>
     <w:lsdException w:unhideWhenUsed="0" w:uiPriority="73" w:semiHidden="0" w:name="Colorful Grid Accent 2"/>
     <w:lsdException w:unhideWhenUsed="0" w:uiPriority="60" w:semiHidden="0" w:name="Light Shading Accent 3"/>
-    <w:lsdException w:unhideWhenUsed="0" w:uiPriority="61" w:semiHidden="0" w:name="Light List Accent 3"/>
+    <w:lsdException w:qFormat="1" w:unhideWhenUsed="0" w:uiPriority="61" w:semiHidden="0" w:name="Light List Accent 3"/>
     <w:lsdException w:unhideWhenUsed="0" w:uiPriority="62" w:semiHidden="0" w:name="Light Grid Accent 3"/>
-    <w:lsdException w:unhideWhenUsed="0" w:uiPriority="63" w:semiHidden="0" w:name="Medium Shading 1 Accent 3"/>
-    <w:lsdException w:unhideWhenUsed="0" w:uiPriority="64" w:semiHidden="0" w:name="Medium Shading 2 Accent 3"/>
+    <w:lsdException w:qFormat="1" w:unhideWhenUsed="0" w:uiPriority="63" w:semiHidden="0" w:name="Medium Shading 1 Accent 3"/>
+    <w:lsdException w:qFormat="1" w:unhideWhenUsed="0" w:uiPriority="64" w:semiHidden="0" w:name="Medium Shading 2 Accent 3"/>
     <w:lsdException w:unhideWhenUsed="0" w:uiPriority="65" w:semiHidden="0" w:name="Medium List 1 Accent 3"/>
     <w:lsdException w:unhideWhenUsed="0" w:uiPriority="66" w:semiHidden="0" w:name="Medium List 2 Accent 3"/>
     <w:lsdException w:unhideWhenUsed="0" w:uiPriority="67" w:semiHidden="0" w:name="Medium Grid 1 Accent 3"/>
-    <w:lsdException w:unhideWhenUsed="0" w:uiPriority="68" w:semiHidden="0" w:name="Medium Grid 2 Accent 3"/>
+    <w:lsdException w:qFormat="1" w:unhideWhenUsed="0" w:uiPriority="68" w:semiHidden="0" w:name="Medium Grid 2 Accent 3"/>
     <w:lsdException w:unhideWhenUsed="0" w:uiPriority="69" w:semiHidden="0" w:name="Medium Grid 3 Accent 3"/>
     <w:lsdException w:unhideWhenUsed="0" w:uiPriority="70" w:semiHidden="0" w:name="Dark List Accent 3"/>
-    <w:lsdException w:unhideWhenUsed="0" w:uiPriority="71" w:semiHidden="0" w:name="Colorful Shading Accent 3"/>
+    <w:lsdException w:qFormat="1" w:unhideWhenUsed="0" w:uiPriority="71" w:semiHidden="0" w:name="Colorful Shading Accent 3"/>
     <w:lsdException w:unhideWhenUsed="0" w:uiPriority="72" w:semiHidden="0" w:name="Colorful List Accent 3"/>
     <w:lsdException w:unhideWhenUsed="0" w:uiPriority="73" w:semiHidden="0" w:name="Colorful Grid Accent 3"/>
-    <w:lsdException w:unhideWhenUsed="0" w:uiPriority="60" w:semiHidden="0" w:name="Light Shading Accent 4"/>
-    <w:lsdException w:unhideWhenUsed="0" w:uiPriority="61" w:semiHidden="0" w:name="Light List Accent 4"/>
+    <w:lsdException w:qFormat="1" w:unhideWhenUsed="0" w:uiPriority="60" w:semiHidden="0" w:name="Light Shading Accent 4"/>
+    <w:lsdException w:qFormat="1" w:unhideWhenUsed="0" w:uiPriority="61" w:semiHidden="0" w:name="Light List Accent 4"/>
     <w:lsdException w:unhideWhenUsed="0" w:uiPriority="62" w:semiHidden="0" w:name="Light Grid Accent 4"/>
-    <w:lsdException w:unhideWhenUsed="0" w:uiPriority="63" w:semiHidden="0" w:name="Medium Shading 1 Accent 4"/>
-    <w:lsdException w:unhideWhenUsed="0" w:uiPriority="64" w:semiHidden="0" w:name="Medium Shading 2 Accent 4"/>
+    <w:lsdException w:qFormat="1" w:unhideWhenUsed="0" w:uiPriority="63" w:semiHidden="0" w:name="Medium Shading 1 Accent 4"/>
+    <w:lsdException w:qFormat="1" w:unhideWhenUsed="0" w:uiPriority="64" w:semiHidden="0" w:name="Medium Shading 2 Accent 4"/>
     <w:lsdException w:unhideWhenUsed="0" w:uiPriority="65" w:semiHidden="0" w:name="Medium List 1 Accent 4"/>
     <w:lsdException w:unhideWhenUsed="0" w:uiPriority="66" w:semiHidden="0" w:name="Medium List 2 Accent 4"/>
     <w:lsdException w:unhideWhenUsed="0" w:uiPriority="67" w:semiHidden="0" w:name="Medium Grid 1 Accent 4"/>
     <w:lsdException w:unhideWhenUsed="0" w:uiPriority="68" w:semiHidden="0" w:name="Medium Grid 2 Accent 4"/>
     <w:lsdException w:unhideWhenUsed="0" w:uiPriority="69" w:semiHidden="0" w:name="Medium Grid 3 Accent 4"/>
-    <w:lsdException w:unhideWhenUsed="0" w:uiPriority="70" w:semiHidden="0" w:name="Dark List Accent 4"/>
+    <w:lsdException w:qFormat="1" w:unhideWhenUsed="0" w:uiPriority="70" w:semiHidden="0" w:name="Dark List Accent 4"/>
     <w:lsdException w:unhideWhenUsed="0" w:uiPriority="71" w:semiHidden="0" w:name="Colorful Shading Accent 4"/>
-    <w:lsdException w:unhideWhenUsed="0" w:uiPriority="72" w:semiHidden="0" w:name="Colorful List Accent 4"/>
+    <w:lsdException w:qFormat="1" w:unhideWhenUsed="0" w:uiPriority="72" w:semiHidden="0" w:name="Colorful List Accent 4"/>
     <w:lsdException w:unhideWhenUsed="0" w:uiPriority="73" w:semiHidden="0" w:name="Colorful Grid Accent 4"/>
-    <w:lsdException w:unhideWhenUsed="0" w:uiPriority="60" w:semiHidden="0" w:name="Light Shading Accent 5"/>
-    <w:lsdException w:unhideWhenUsed="0" w:uiPriority="61" w:semiHidden="0" w:name="Light List Accent 5"/>
-    <w:lsdException w:unhideWhenUsed="0" w:uiPriority="62" w:semiHidden="0" w:name="Light Grid Accent 5"/>
+    <w:lsdException w:qFormat="1" w:unhideWhenUsed="0" w:uiPriority="60" w:semiHidden="0" w:name="Light Shading Accent 5"/>
+    <w:lsdException w:qFormat="1" w:unhideWhenUsed="0" w:uiPriority="61" w:semiHidden="0" w:name="Light List Accent 5"/>
+    <w:lsdException w:qFormat="1" w:unhideWhenUsed="0" w:uiPriority="62" w:semiHidden="0" w:name="Light Grid Accent 5"/>
     <w:lsdException w:unhideWhenUsed="0" w:uiPriority="63" w:semiHidden="0" w:name="Medium Shading 1 Accent 5"/>
     <w:lsdException w:unhideWhenUsed="0" w:uiPriority="64" w:semiHidden="0" w:name="Medium Shading 2 Accent 5"/>
     <w:lsdException w:unhideWhenUsed="0" w:uiPriority="65" w:semiHidden="0" w:name="Medium List 1 Accent 5"/>
@@ -1273,20 +7303,20 @@
     <w:lsdException w:unhideWhenUsed="0" w:uiPriority="70" w:semiHidden="0" w:name="Dark List Accent 5"/>
     <w:lsdException w:unhideWhenUsed="0" w:uiPriority="71" w:semiHidden="0" w:name="Colorful Shading Accent 5"/>
     <w:lsdException w:unhideWhenUsed="0" w:uiPriority="72" w:semiHidden="0" w:name="Colorful List Accent 5"/>
-    <w:lsdException w:unhideWhenUsed="0" w:uiPriority="73" w:semiHidden="0" w:name="Colorful Grid Accent 5"/>
-    <w:lsdException w:unhideWhenUsed="0" w:uiPriority="60" w:semiHidden="0" w:name="Light Shading Accent 6"/>
+    <w:lsdException w:qFormat="1" w:unhideWhenUsed="0" w:uiPriority="73" w:semiHidden="0" w:name="Colorful Grid Accent 5"/>
+    <w:lsdException w:qFormat="1" w:unhideWhenUsed="0" w:uiPriority="60" w:semiHidden="0" w:name="Light Shading Accent 6"/>
     <w:lsdException w:unhideWhenUsed="0" w:uiPriority="61" w:semiHidden="0" w:name="Light List Accent 6"/>
     <w:lsdException w:unhideWhenUsed="0" w:uiPriority="62" w:semiHidden="0" w:name="Light Grid Accent 6"/>
-    <w:lsdException w:unhideWhenUsed="0" w:uiPriority="63" w:semiHidden="0" w:name="Medium Shading 1 Accent 6"/>
+    <w:lsdException w:qFormat="1" w:unhideWhenUsed="0" w:uiPriority="63" w:semiHidden="0" w:name="Medium Shading 1 Accent 6"/>
     <w:lsdException w:unhideWhenUsed="0" w:uiPriority="64" w:semiHidden="0" w:name="Medium Shading 2 Accent 6"/>
     <w:lsdException w:unhideWhenUsed="0" w:uiPriority="65" w:semiHidden="0" w:name="Medium List 1 Accent 6"/>
     <w:lsdException w:unhideWhenUsed="0" w:uiPriority="66" w:semiHidden="0" w:name="Medium List 2 Accent 6"/>
     <w:lsdException w:unhideWhenUsed="0" w:uiPriority="67" w:semiHidden="0" w:name="Medium Grid 1 Accent 6"/>
     <w:lsdException w:unhideWhenUsed="0" w:uiPriority="68" w:semiHidden="0" w:name="Medium Grid 2 Accent 6"/>
     <w:lsdException w:unhideWhenUsed="0" w:uiPriority="69" w:semiHidden="0" w:name="Medium Grid 3 Accent 6"/>
-    <w:lsdException w:unhideWhenUsed="0" w:uiPriority="70" w:semiHidden="0" w:name="Dark List Accent 6"/>
+    <w:lsdException w:qFormat="1" w:unhideWhenUsed="0" w:uiPriority="70" w:semiHidden="0" w:name="Dark List Accent 6"/>
     <w:lsdException w:unhideWhenUsed="0" w:uiPriority="71" w:semiHidden="0" w:name="Colorful Shading Accent 6"/>
-    <w:lsdException w:unhideWhenUsed="0" w:uiPriority="72" w:semiHidden="0" w:name="Colorful List Accent 6"/>
+    <w:lsdException w:qFormat="1" w:unhideWhenUsed="0" w:uiPriority="72" w:semiHidden="0" w:name="Colorful List Accent 6"/>
     <w:lsdException w:unhideWhenUsed="0" w:uiPriority="73" w:semiHidden="0" w:name="Colorful Grid Accent 6"/>
   </w:latentStyles>
   <w:style w:type="paragraph" w:default="1" w:styleId="1">
@@ -1401,7 +7431,17 @@
       <w:szCs w:val="20"/>
     </w:rPr>
   </w:style>
-  <w:style w:type="paragraph" w:styleId="8">
+  <w:style w:type="character" w:styleId="8">
+    <w:name w:val="Hyperlink"/>
+    <w:basedOn w:val="5"/>
+    <w:qFormat/>
+    <w:uiPriority w:val="0"/>
+    <w:rPr>
+      <w:color w:val="0000FF"/>
+      <w:u w:val="single"/>
+    </w:rPr>
+  </w:style>
+  <w:style w:type="paragraph" w:styleId="9">
     <w:name w:val="Normal (Web)"/>
     <w:qFormat/>
     <w:uiPriority w:val="0"/>
@@ -1418,7 +7458,7 @@
       <w:lang w:val="en-US" w:eastAsia="zh-CN" w:bidi="ar"/>
     </w:rPr>
   </w:style>
-  <w:style w:type="character" w:styleId="9">
+  <w:style w:type="character" w:styleId="10">
     <w:name w:val="Strong"/>
     <w:basedOn w:val="5"/>
     <w:qFormat/>
@@ -1428,7 +7468,7 @@
       <w:bCs/>
     </w:rPr>
   </w:style>
-  <w:style w:type="table" w:styleId="10">
+  <w:style w:type="table" w:styleId="11">
     <w:name w:val="Table Grid"/>
     <w:basedOn w:val="6"/>
     <w:qFormat/>

--- a/Laboratory/Task03 - SQL and Schemas/TO3P-2.docx
+++ b/Laboratory/Task03 - SQL and Schemas/TO3P-2.docx
@@ -227,7 +227,7 @@
           <w:szCs w:val="28"/>
           <w:lang w:val="en-US"/>
         </w:rPr>
-        <w:t>umber (VietNam/Australia)</w:t>
+        <w:t xml:space="preserve">umber (Vietnam/Australia)</w:t>
       </w:r>
       <w:r>
         <w:rPr>
@@ -458,8 +458,9 @@
           <w:iCs/>
           <w:sz w:val="22"/>
           <w:szCs w:val="22"/>
-        </w:rPr>
-        <w:t>XXXX</w:t>
+          <w:lang w:val="en-US"/>
+        </w:rPr>
+        <w:t xml:space="preserve">XXXX</w:t>
       </w:r>
       <w:r>
         <w:rPr>
@@ -469,7 +470,7 @@
           <w:sz w:val="22"/>
           <w:szCs w:val="22"/>
         </w:rPr>
-        <w:t xml:space="preserve"> with the </w:t>
+        <w:t xml:space="preserve"> with 5520, the </w:t>
       </w:r>
       <w:r>
         <w:rPr>
@@ -491,19 +492,7 @@
           <w:sz w:val="22"/>
           <w:szCs w:val="22"/>
         </w:rPr>
-        <w:t xml:space="preserve"> of their </w:t>
-      </w:r>
-      <w:r>
-        <w:rPr>
-          <w:rFonts w:hint="default" w:ascii="Times New Roman" w:hAnsi="Times New Roman" w:eastAsia="SimSun" w:cs="Times New Roman"/>
-          <w:b/>
-          <w:bCs/>
-          <w:i/>
-          <w:iCs/>
-          <w:sz w:val="22"/>
-          <w:szCs w:val="22"/>
-        </w:rPr>
-        <w:t>StudentID</w:t>
+        <w:t xml:space="preserve"> of </w:t>
       </w:r>
       <w:r>
         <w:rPr>
@@ -512,9 +501,12 @@
           <w:bCs w:val="0"/>
           <w:sz w:val="22"/>
           <w:szCs w:val="22"/>
-        </w:rPr>
-        <w:t>.</w:t>
-      </w:r>
+          <w:lang w:val="en-US"/>
+        </w:rPr>
+        <w:t xml:space="preserve">their</w:t>
+      </w:r>
+      <w:bookmarkStart w:id="0" w:name="_GoBack"/>
+      <w:bookmarkEnd w:id="0"/>
       <w:r>
         <w:rPr>
           <w:rFonts w:hint="default" w:ascii="Times New Roman" w:hAnsi="Times New Roman" w:eastAsia="SimSun" w:cs="Times New Roman"/>
@@ -523,7 +515,19 @@
           <w:sz w:val="22"/>
           <w:szCs w:val="22"/>
         </w:rPr>
-        <w:br w:type="textWrapping"/>
+        <w:t xml:space="preserve"> </w:t>
+      </w:r>
+      <w:r>
+        <w:rPr>
+          <w:rFonts w:hint="default" w:ascii="Times New Roman" w:hAnsi="Times New Roman" w:eastAsia="SimSun" w:cs="Times New Roman"/>
+          <w:b/>
+          <w:bCs/>
+          <w:i/>
+          <w:iCs/>
+          <w:sz w:val="22"/>
+          <w:szCs w:val="22"/>
+        </w:rPr>
+        <w:t>StudentID</w:t>
       </w:r>
       <w:r>
         <w:rPr>
@@ -533,6 +537,8 @@
           <w:sz w:val="22"/>
           <w:szCs w:val="22"/>
         </w:rPr>
+        <w:t>.</w:t>
+        <w:br w:type="textWrapping"/>
         <w:br w:type="textWrapping"/>
       </w:r>
     </w:p>
@@ -612,17 +618,6 @@
           <w:szCs w:val="21"/>
         </w:rPr>
         <w:br w:type="textWrapping"/>
-      </w:r>
-      <w:r>
-        <w:rPr>
-          <w:rFonts w:hint="default" w:ascii="Times New Roman" w:hAnsi="Times New Roman" w:eastAsia="SimSun" w:cs="Times New Roman"/>
-          <w:b/>
-          <w:bCs/>
-          <w:i/>
-          <w:iCs/>
-          <w:sz w:val="21"/>
-          <w:szCs w:val="21"/>
-        </w:rPr>
         <w:br w:type="textWrapping"/>
       </w:r>
     </w:p>
@@ -670,25 +665,7 @@
           <w:szCs w:val="22"/>
         </w:rPr>
         <w:fldChar w:fldCharType="begin"/>
-      </w:r>
-      <w:r>
-        <w:rPr>
-          <w:rFonts w:hint="default" w:ascii="Times New Roman" w:hAnsi="Times New Roman" w:eastAsia="SimSun" w:cs="Times New Roman"/>
-          <w:i/>
-          <w:iCs/>
-          <w:sz w:val="22"/>
-          <w:szCs w:val="22"/>
-        </w:rPr>
         <w:instrText xml:space="preserve"> HYPERLINK "https://feenix-isqljr.swin.edu.au/" \t "_blank" </w:instrText>
-      </w:r>
-      <w:r>
-        <w:rPr>
-          <w:rFonts w:hint="default" w:ascii="Times New Roman" w:hAnsi="Times New Roman" w:eastAsia="SimSun" w:cs="Times New Roman"/>
-          <w:i/>
-          <w:iCs/>
-          <w:sz w:val="22"/>
-          <w:szCs w:val="22"/>
-        </w:rPr>
         <w:fldChar w:fldCharType="separate"/>
       </w:r>
       <w:r>
@@ -728,7 +705,7 @@
           <w:sz w:val="22"/>
           <w:szCs w:val="22"/>
         </w:rPr>
-        <w:t>paste all the scripts in Notepad into the website.</w:t>
+        <w:t xml:space="preserve">paste the whole script from Notepad into the website.</w:t>
       </w:r>
     </w:p>
     <w:p>
@@ -829,20 +806,20 @@
           <w:sz w:val="21"/>
           <w:szCs w:val="21"/>
         </w:rPr>
-        <w:t>MOVIEDB_SQL-1 Script in iSQL J</w:t>
-      </w:r>
-      <w:r>
-        <w:rPr>
-          <w:rFonts w:hint="default" w:ascii="Times New Roman" w:hAnsi="Times New Roman" w:eastAsia="SimSun" w:cs="Times New Roman"/>
-          <w:b/>
-          <w:bCs/>
-          <w:i/>
-          <w:iCs/>
-          <w:sz w:val="21"/>
-          <w:szCs w:val="21"/>
-          <w:lang w:val="en-US"/>
-        </w:rPr>
-        <w:t>unioR.</w:t>
+        <w:t xml:space="preserve">MOVIEDB_SQL-1 Script in iSQL Junior</w:t>
+      </w:r>
+      <w:r>
+        <w:rPr>
+          <w:rFonts w:hint="default" w:ascii="Times New Roman" w:hAnsi="Times New Roman" w:eastAsia="SimSun" w:cs="Times New Roman"/>
+          <w:b/>
+          <w:bCs/>
+          <w:i/>
+          <w:iCs/>
+          <w:sz w:val="21"/>
+          <w:szCs w:val="21"/>
+          <w:lang w:val="en-US"/>
+        </w:rPr>
+        <w:t xml:space="preserve">.</w:t>
       </w:r>
     </w:p>
     <w:p>
@@ -951,20 +928,20 @@
           <w:sz w:val="21"/>
           <w:szCs w:val="21"/>
         </w:rPr>
-        <w:t>Execution Result of MOVIEDB_SQL-1 Script in iSQL Juni</w:t>
-      </w:r>
-      <w:r>
-        <w:rPr>
-          <w:rFonts w:hint="default" w:ascii="Times New Roman" w:hAnsi="Times New Roman" w:eastAsia="SimSun" w:cs="Times New Roman"/>
-          <w:b/>
-          <w:bCs/>
-          <w:i/>
-          <w:iCs/>
-          <w:sz w:val="21"/>
-          <w:szCs w:val="21"/>
-          <w:lang w:val="en-US"/>
-        </w:rPr>
-        <w:t>oR.</w:t>
+        <w:t xml:space="preserve">Execution Result of MOVIEDB_SQL-1 Script in iSQL Junior</w:t>
+      </w:r>
+      <w:r>
+        <w:rPr>
+          <w:rFonts w:hint="default" w:ascii="Times New Roman" w:hAnsi="Times New Roman" w:eastAsia="SimSun" w:cs="Times New Roman"/>
+          <w:b/>
+          <w:bCs/>
+          <w:i/>
+          <w:iCs/>
+          <w:sz w:val="21"/>
+          <w:szCs w:val="21"/>
+          <w:lang w:val="en-US"/>
+        </w:rPr>
+        <w:t xml:space="preserve">.</w:t>
       </w:r>
     </w:p>
     <w:p>
@@ -1124,32 +1101,32 @@
           <w:sz w:val="21"/>
           <w:szCs w:val="21"/>
         </w:rPr>
-        <w:t>Entering SELECT Query for MOVIE5520 Table in iSQL Juni</w:t>
-      </w:r>
-      <w:r>
-        <w:rPr>
-          <w:rFonts w:hint="default" w:ascii="Times New Roman" w:hAnsi="Times New Roman" w:eastAsia="SimSun" w:cs="Times New Roman"/>
-          <w:b/>
-          <w:bCs/>
-          <w:i/>
-          <w:iCs/>
-          <w:sz w:val="21"/>
-          <w:szCs w:val="21"/>
-          <w:lang w:val="en-US"/>
-        </w:rPr>
-        <w:t>o</w:t>
-      </w:r>
-      <w:r>
-        <w:rPr>
-          <w:rFonts w:hint="default" w:ascii="Times New Roman" w:hAnsi="Times New Roman" w:eastAsia="SimSun" w:cs="Times New Roman"/>
-          <w:b/>
-          <w:bCs/>
-          <w:i/>
-          <w:iCs/>
-          <w:sz w:val="21"/>
-          <w:szCs w:val="21"/>
-        </w:rPr>
-        <w:t>R</w:t>
+        <w:t xml:space="preserve">Entering SELECT Query for MOVIE5520 Table in iSQL Junior</w:t>
+      </w:r>
+      <w:r>
+        <w:rPr>
+          <w:rFonts w:hint="default" w:ascii="Times New Roman" w:hAnsi="Times New Roman" w:eastAsia="SimSun" w:cs="Times New Roman"/>
+          <w:b/>
+          <w:bCs/>
+          <w:i/>
+          <w:iCs/>
+          <w:sz w:val="21"/>
+          <w:szCs w:val="21"/>
+          <w:lang w:val="en-US"/>
+        </w:rPr>
+        <w:t xml:space="preserve"/>
+      </w:r>
+      <w:r>
+        <w:rPr>
+          <w:rFonts w:hint="default" w:ascii="Times New Roman" w:hAnsi="Times New Roman" w:eastAsia="SimSun" w:cs="Times New Roman"/>
+          <w:b/>
+          <w:bCs/>
+          <w:i/>
+          <w:iCs/>
+          <w:sz w:val="21"/>
+          <w:szCs w:val="21"/>
+        </w:rPr>
+        <w:t xml:space="preserve"/>
       </w:r>
       <w:r>
         <w:rPr>
@@ -1192,200 +1169,20 @@
           <w:lang w:val="en-US"/>
         </w:rPr>
         <w:br w:type="textWrapping"/>
-      </w:r>
-      <w:r>
-        <w:rPr>
-          <w:rFonts w:hint="default" w:ascii="Times New Roman" w:hAnsi="Times New Roman" w:eastAsia="SimSun" w:cs="Times New Roman"/>
-          <w:b/>
-          <w:bCs/>
-          <w:i/>
-          <w:iCs/>
-          <w:sz w:val="21"/>
-          <w:szCs w:val="21"/>
-          <w:lang w:val="en-US"/>
-        </w:rPr>
-        <w:br w:type="textWrapping"/>
-      </w:r>
-      <w:r>
-        <w:rPr>
-          <w:rFonts w:hint="default" w:ascii="Times New Roman" w:hAnsi="Times New Roman" w:eastAsia="SimSun" w:cs="Times New Roman"/>
-          <w:b/>
-          <w:bCs/>
-          <w:i/>
-          <w:iCs/>
-          <w:sz w:val="21"/>
-          <w:szCs w:val="21"/>
-          <w:lang w:val="en-US"/>
-        </w:rPr>
-        <w:br w:type="textWrapping"/>
-      </w:r>
-      <w:r>
-        <w:rPr>
-          <w:rFonts w:hint="default" w:ascii="Times New Roman" w:hAnsi="Times New Roman" w:eastAsia="SimSun" w:cs="Times New Roman"/>
-          <w:b/>
-          <w:bCs/>
-          <w:i/>
-          <w:iCs/>
-          <w:sz w:val="21"/>
-          <w:szCs w:val="21"/>
-          <w:lang w:val="en-US"/>
-        </w:rPr>
-        <w:br w:type="textWrapping"/>
-      </w:r>
-      <w:r>
-        <w:rPr>
-          <w:rFonts w:hint="default" w:ascii="Times New Roman" w:hAnsi="Times New Roman" w:eastAsia="SimSun" w:cs="Times New Roman"/>
-          <w:b/>
-          <w:bCs/>
-          <w:i/>
-          <w:iCs/>
-          <w:sz w:val="21"/>
-          <w:szCs w:val="21"/>
-          <w:lang w:val="en-US"/>
-        </w:rPr>
-        <w:br w:type="textWrapping"/>
-      </w:r>
-      <w:r>
-        <w:rPr>
-          <w:rFonts w:hint="default" w:ascii="Times New Roman" w:hAnsi="Times New Roman" w:eastAsia="SimSun" w:cs="Times New Roman"/>
-          <w:b/>
-          <w:bCs/>
-          <w:i/>
-          <w:iCs/>
-          <w:sz w:val="21"/>
-          <w:szCs w:val="21"/>
-          <w:lang w:val="en-US"/>
-        </w:rPr>
-        <w:br w:type="textWrapping"/>
-      </w:r>
-      <w:r>
-        <w:rPr>
-          <w:rFonts w:hint="default" w:ascii="Times New Roman" w:hAnsi="Times New Roman" w:eastAsia="SimSun" w:cs="Times New Roman"/>
-          <w:b/>
-          <w:bCs/>
-          <w:i/>
-          <w:iCs/>
-          <w:sz w:val="21"/>
-          <w:szCs w:val="21"/>
-          <w:lang w:val="en-US"/>
-        </w:rPr>
-        <w:br w:type="textWrapping"/>
-      </w:r>
-      <w:r>
-        <w:rPr>
-          <w:rFonts w:hint="default" w:ascii="Times New Roman" w:hAnsi="Times New Roman" w:eastAsia="SimSun" w:cs="Times New Roman"/>
-          <w:b/>
-          <w:bCs/>
-          <w:i/>
-          <w:iCs/>
-          <w:sz w:val="21"/>
-          <w:szCs w:val="21"/>
-          <w:lang w:val="en-US"/>
-        </w:rPr>
-        <w:br w:type="textWrapping"/>
-      </w:r>
-      <w:r>
-        <w:rPr>
-          <w:rFonts w:hint="default" w:ascii="Times New Roman" w:hAnsi="Times New Roman" w:eastAsia="SimSun" w:cs="Times New Roman"/>
-          <w:b/>
-          <w:bCs/>
-          <w:i/>
-          <w:iCs/>
-          <w:sz w:val="21"/>
-          <w:szCs w:val="21"/>
-          <w:lang w:val="en-US"/>
-        </w:rPr>
-        <w:br w:type="textWrapping"/>
-      </w:r>
-      <w:r>
-        <w:rPr>
-          <w:rFonts w:hint="default" w:ascii="Times New Roman" w:hAnsi="Times New Roman" w:eastAsia="SimSun" w:cs="Times New Roman"/>
-          <w:b/>
-          <w:bCs/>
-          <w:i/>
-          <w:iCs/>
-          <w:sz w:val="21"/>
-          <w:szCs w:val="21"/>
-          <w:lang w:val="en-US"/>
-        </w:rPr>
-        <w:br w:type="textWrapping"/>
-      </w:r>
-      <w:r>
-        <w:rPr>
-          <w:rFonts w:hint="default" w:ascii="Times New Roman" w:hAnsi="Times New Roman" w:eastAsia="SimSun" w:cs="Times New Roman"/>
-          <w:b/>
-          <w:bCs/>
-          <w:i/>
-          <w:iCs/>
-          <w:sz w:val="21"/>
-          <w:szCs w:val="21"/>
-          <w:lang w:val="en-US"/>
-        </w:rPr>
-        <w:br w:type="textWrapping"/>
-      </w:r>
-      <w:r>
-        <w:rPr>
-          <w:rFonts w:hint="default" w:ascii="Times New Roman" w:hAnsi="Times New Roman" w:eastAsia="SimSun" w:cs="Times New Roman"/>
-          <w:b/>
-          <w:bCs/>
-          <w:i/>
-          <w:iCs/>
-          <w:sz w:val="21"/>
-          <w:szCs w:val="21"/>
-          <w:lang w:val="en-US"/>
-        </w:rPr>
-        <w:br w:type="textWrapping"/>
-      </w:r>
-      <w:r>
-        <w:rPr>
-          <w:rFonts w:hint="default" w:ascii="Times New Roman" w:hAnsi="Times New Roman" w:eastAsia="SimSun" w:cs="Times New Roman"/>
-          <w:b/>
-          <w:bCs/>
-          <w:i/>
-          <w:iCs/>
-          <w:sz w:val="21"/>
-          <w:szCs w:val="21"/>
-          <w:lang w:val="en-US"/>
-        </w:rPr>
-        <w:br w:type="textWrapping"/>
-      </w:r>
-      <w:r>
-        <w:rPr>
-          <w:rFonts w:hint="default" w:ascii="Times New Roman" w:hAnsi="Times New Roman" w:eastAsia="SimSun" w:cs="Times New Roman"/>
-          <w:b/>
-          <w:bCs/>
-          <w:i/>
-          <w:iCs/>
-          <w:sz w:val="21"/>
-          <w:szCs w:val="21"/>
-          <w:lang w:val="en-US"/>
-        </w:rPr>
-        <w:br w:type="textWrapping"/>
-      </w:r>
-      <w:r>
-        <w:rPr>
-          <w:rFonts w:hint="default" w:ascii="Times New Roman" w:hAnsi="Times New Roman" w:eastAsia="SimSun" w:cs="Times New Roman"/>
-          <w:b/>
-          <w:bCs/>
-          <w:i/>
-          <w:iCs/>
-          <w:sz w:val="21"/>
-          <w:szCs w:val="21"/>
-          <w:lang w:val="en-US"/>
-        </w:rPr>
-        <w:br w:type="textWrapping"/>
-      </w:r>
-      <w:r>
-        <w:rPr>
-          <w:rFonts w:hint="default" w:ascii="Times New Roman" w:hAnsi="Times New Roman" w:eastAsia="SimSun" w:cs="Times New Roman"/>
-          <w:b/>
-          <w:bCs/>
-          <w:i/>
-          <w:iCs/>
-          <w:sz w:val="21"/>
-          <w:szCs w:val="21"/>
-          <w:lang w:val="en-US"/>
-        </w:rPr>
+        <w:br w:type="textWrapping"/>
+        <w:br w:type="textWrapping"/>
+        <w:br w:type="textWrapping"/>
+        <w:br w:type="textWrapping"/>
+        <w:br w:type="textWrapping"/>
+        <w:br w:type="textWrapping"/>
+        <w:br w:type="textWrapping"/>
+        <w:br w:type="textWrapping"/>
+        <w:br w:type="textWrapping"/>
+        <w:br w:type="textWrapping"/>
+        <w:br w:type="textWrapping"/>
+        <w:br w:type="textWrapping"/>
+        <w:br w:type="textWrapping"/>
+        <w:br w:type="textWrapping"/>
         <w:t xml:space="preserve">Figure 5: </w:t>
       </w:r>
       <w:r>
@@ -1398,7 +1195,7 @@
           <w:sz w:val="21"/>
           <w:szCs w:val="21"/>
         </w:rPr>
-        <w:t>Execution Result of SELECT Query for movie5520 Table</w:t>
+        <w:t xml:space="preserve">Execution Result of SELECT Query for MOVIE5520 Table.</w:t>
       </w:r>
     </w:p>
     <w:p>
@@ -1547,7 +1344,7 @@
           <w:sz w:val="21"/>
           <w:szCs w:val="21"/>
         </w:rPr>
-        <w:t>Entering SELECT Query with STUID Alias for Movie5520 Table</w:t>
+        <w:t xml:space="preserve">Entering SELECT Query with STUID Alias for MOVIE5520 Table</w:t>
       </w:r>
       <w:r>
         <w:rPr>
@@ -1656,213 +1453,21 @@
           <w:lang w:val="en-US"/>
         </w:rPr>
         <w:br w:type="textWrapping"/>
-      </w:r>
-      <w:r>
-        <w:rPr>
-          <w:rFonts w:hint="default" w:ascii="Times New Roman" w:hAnsi="Times New Roman" w:eastAsia="SimSun" w:cs="Times New Roman"/>
-          <w:b/>
-          <w:bCs/>
-          <w:i/>
-          <w:iCs/>
-          <w:sz w:val="21"/>
-          <w:szCs w:val="21"/>
-          <w:lang w:val="en-US"/>
-        </w:rPr>
-        <w:br w:type="textWrapping"/>
-      </w:r>
-      <w:r>
-        <w:rPr>
-          <w:rFonts w:hint="default" w:ascii="Times New Roman" w:hAnsi="Times New Roman" w:eastAsia="SimSun" w:cs="Times New Roman"/>
-          <w:b/>
-          <w:bCs/>
-          <w:i/>
-          <w:iCs/>
-          <w:sz w:val="21"/>
-          <w:szCs w:val="21"/>
-          <w:lang w:val="en-US"/>
-        </w:rPr>
-        <w:br w:type="textWrapping"/>
-      </w:r>
-      <w:r>
-        <w:rPr>
-          <w:rFonts w:hint="default" w:ascii="Times New Roman" w:hAnsi="Times New Roman" w:eastAsia="SimSun" w:cs="Times New Roman"/>
-          <w:b/>
-          <w:bCs/>
-          <w:i/>
-          <w:iCs/>
-          <w:sz w:val="21"/>
-          <w:szCs w:val="21"/>
-          <w:lang w:val="en-US"/>
-        </w:rPr>
-        <w:br w:type="textWrapping"/>
-      </w:r>
-      <w:r>
-        <w:rPr>
-          <w:rFonts w:hint="default" w:ascii="Times New Roman" w:hAnsi="Times New Roman" w:eastAsia="SimSun" w:cs="Times New Roman"/>
-          <w:b/>
-          <w:bCs/>
-          <w:i/>
-          <w:iCs/>
-          <w:sz w:val="21"/>
-          <w:szCs w:val="21"/>
-          <w:lang w:val="en-US"/>
-        </w:rPr>
-        <w:br w:type="textWrapping"/>
-      </w:r>
-      <w:r>
-        <w:rPr>
-          <w:rFonts w:hint="default" w:ascii="Times New Roman" w:hAnsi="Times New Roman" w:eastAsia="SimSun" w:cs="Times New Roman"/>
-          <w:b/>
-          <w:bCs/>
-          <w:i/>
-          <w:iCs/>
-          <w:sz w:val="21"/>
-          <w:szCs w:val="21"/>
-          <w:lang w:val="en-US"/>
-        </w:rPr>
-        <w:br w:type="textWrapping"/>
-      </w:r>
-      <w:r>
-        <w:rPr>
-          <w:rFonts w:hint="default" w:ascii="Times New Roman" w:hAnsi="Times New Roman" w:eastAsia="SimSun" w:cs="Times New Roman"/>
-          <w:b/>
-          <w:bCs/>
-          <w:i/>
-          <w:iCs/>
-          <w:sz w:val="21"/>
-          <w:szCs w:val="21"/>
-          <w:lang w:val="en-US"/>
-        </w:rPr>
-        <w:br w:type="textWrapping"/>
-      </w:r>
-      <w:r>
-        <w:rPr>
-          <w:rFonts w:hint="default" w:ascii="Times New Roman" w:hAnsi="Times New Roman" w:eastAsia="SimSun" w:cs="Times New Roman"/>
-          <w:b/>
-          <w:bCs/>
-          <w:i/>
-          <w:iCs/>
-          <w:sz w:val="21"/>
-          <w:szCs w:val="21"/>
-          <w:lang w:val="en-US"/>
-        </w:rPr>
-        <w:br w:type="textWrapping"/>
-      </w:r>
-      <w:r>
-        <w:rPr>
-          <w:rFonts w:hint="default" w:ascii="Times New Roman" w:hAnsi="Times New Roman" w:eastAsia="SimSun" w:cs="Times New Roman"/>
-          <w:b/>
-          <w:bCs/>
-          <w:i/>
-          <w:iCs/>
-          <w:sz w:val="21"/>
-          <w:szCs w:val="21"/>
-          <w:lang w:val="en-US"/>
-        </w:rPr>
-        <w:br w:type="textWrapping"/>
-      </w:r>
-      <w:r>
-        <w:rPr>
-          <w:rFonts w:hint="default" w:ascii="Times New Roman" w:hAnsi="Times New Roman" w:eastAsia="SimSun" w:cs="Times New Roman"/>
-          <w:b/>
-          <w:bCs/>
-          <w:i/>
-          <w:iCs/>
-          <w:sz w:val="21"/>
-          <w:szCs w:val="21"/>
-          <w:lang w:val="en-US"/>
-        </w:rPr>
-        <w:br w:type="textWrapping"/>
-      </w:r>
-      <w:r>
-        <w:rPr>
-          <w:rFonts w:hint="default" w:ascii="Times New Roman" w:hAnsi="Times New Roman" w:eastAsia="SimSun" w:cs="Times New Roman"/>
-          <w:b/>
-          <w:bCs/>
-          <w:i/>
-          <w:iCs/>
-          <w:sz w:val="21"/>
-          <w:szCs w:val="21"/>
-          <w:lang w:val="en-US"/>
-        </w:rPr>
-        <w:br w:type="textWrapping"/>
-      </w:r>
-      <w:r>
-        <w:rPr>
-          <w:rFonts w:hint="default" w:ascii="Times New Roman" w:hAnsi="Times New Roman" w:eastAsia="SimSun" w:cs="Times New Roman"/>
-          <w:b/>
-          <w:bCs/>
-          <w:i/>
-          <w:iCs/>
-          <w:sz w:val="21"/>
-          <w:szCs w:val="21"/>
-          <w:lang w:val="en-US"/>
-        </w:rPr>
-        <w:br w:type="textWrapping"/>
-      </w:r>
-      <w:r>
-        <w:rPr>
-          <w:rFonts w:hint="default" w:ascii="Times New Roman" w:hAnsi="Times New Roman" w:eastAsia="SimSun" w:cs="Times New Roman"/>
-          <w:b/>
-          <w:bCs/>
-          <w:i/>
-          <w:iCs/>
-          <w:sz w:val="21"/>
-          <w:szCs w:val="21"/>
-          <w:lang w:val="en-US"/>
-        </w:rPr>
-        <w:br w:type="textWrapping"/>
-      </w:r>
-      <w:r>
-        <w:rPr>
-          <w:rFonts w:hint="default" w:ascii="Times New Roman" w:hAnsi="Times New Roman" w:eastAsia="SimSun" w:cs="Times New Roman"/>
-          <w:b/>
-          <w:bCs/>
-          <w:i/>
-          <w:iCs/>
-          <w:sz w:val="21"/>
-          <w:szCs w:val="21"/>
-          <w:lang w:val="en-US"/>
-        </w:rPr>
-        <w:br w:type="textWrapping"/>
-      </w:r>
-      <w:r>
-        <w:rPr>
-          <w:rFonts w:hint="default" w:ascii="Times New Roman" w:hAnsi="Times New Roman" w:eastAsia="SimSun" w:cs="Times New Roman"/>
-          <w:b/>
-          <w:bCs/>
-          <w:i/>
-          <w:iCs/>
-          <w:sz w:val="21"/>
-          <w:szCs w:val="21"/>
-          <w:lang w:val="en-US"/>
-        </w:rPr>
-        <w:br w:type="textWrapping"/>
-      </w:r>
-      <w:r>
-        <w:rPr>
-          <w:rFonts w:hint="default" w:ascii="Times New Roman" w:hAnsi="Times New Roman" w:eastAsia="SimSun" w:cs="Times New Roman"/>
-          <w:b/>
-          <w:bCs/>
-          <w:i/>
-          <w:iCs/>
-          <w:sz w:val="21"/>
-          <w:szCs w:val="21"/>
-          <w:lang w:val="en-US"/>
-        </w:rPr>
-        <w:br w:type="textWrapping"/>
-      </w:r>
-      <w:r>
-        <w:rPr>
-          <w:rFonts w:hint="default" w:ascii="Times New Roman" w:hAnsi="Times New Roman" w:eastAsia="SimSun" w:cs="Times New Roman"/>
-          <w:b/>
-          <w:bCs/>
-          <w:i/>
-          <w:iCs/>
-          <w:sz w:val="21"/>
-          <w:szCs w:val="21"/>
-          <w:lang w:val="en-US"/>
-        </w:rPr>
+        <w:br w:type="textWrapping"/>
+        <w:br w:type="textWrapping"/>
+        <w:br w:type="textWrapping"/>
+        <w:br w:type="textWrapping"/>
+        <w:br w:type="textWrapping"/>
+        <w:br w:type="textWrapping"/>
+        <w:br w:type="textWrapping"/>
+        <w:br w:type="textWrapping"/>
+        <w:br w:type="textWrapping"/>
+        <w:br w:type="textWrapping"/>
+        <w:br w:type="textWrapping"/>
+        <w:br w:type="textWrapping"/>
+        <w:br w:type="textWrapping"/>
+        <w:br w:type="textWrapping"/>
+        <w:br w:type="textWrapping"/>
         <w:t xml:space="preserve">Figure 7: </w:t>
       </w:r>
       <w:r>
@@ -1875,7 +1480,7 @@
           <w:sz w:val="21"/>
           <w:szCs w:val="21"/>
         </w:rPr>
-        <w:t>Execution Result of SELECT Query with STUID Alias for Movie5520 Table</w:t>
+        <w:t xml:space="preserve">Execution Result of SELECT Query with STUID Alias for MOVIE5520 Table.</w:t>
       </w:r>
     </w:p>
     <w:p>
@@ -2068,32 +1673,32 @@
           <w:sz w:val="22"/>
           <w:szCs w:val="22"/>
         </w:rPr>
-        <w:t>Jun</w:t>
-      </w:r>
-      <w:r>
-        <w:rPr>
-          <w:rFonts w:hint="default" w:ascii="Times New Roman" w:hAnsi="Times New Roman" w:eastAsia="SimSun" w:cs="Times New Roman"/>
-          <w:b/>
-          <w:bCs/>
-          <w:i/>
-          <w:iCs/>
-          <w:sz w:val="22"/>
-          <w:szCs w:val="22"/>
-          <w:lang w:val="en-US"/>
-        </w:rPr>
-        <w:t>io</w:t>
-      </w:r>
-      <w:r>
-        <w:rPr>
-          <w:rFonts w:hint="default" w:ascii="Times New Roman" w:hAnsi="Times New Roman" w:eastAsia="SimSun" w:cs="Times New Roman"/>
-          <w:b/>
-          <w:bCs/>
-          <w:i/>
-          <w:iCs/>
-          <w:sz w:val="22"/>
-          <w:szCs w:val="22"/>
-        </w:rPr>
-        <w:t>R</w:t>
+        <w:t xml:space="preserve">Junior</w:t>
+      </w:r>
+      <w:r>
+        <w:rPr>
+          <w:rFonts w:hint="default" w:ascii="Times New Roman" w:hAnsi="Times New Roman" w:eastAsia="SimSun" w:cs="Times New Roman"/>
+          <w:b/>
+          <w:bCs/>
+          <w:i/>
+          <w:iCs/>
+          <w:sz w:val="22"/>
+          <w:szCs w:val="22"/>
+          <w:lang w:val="en-US"/>
+        </w:rPr>
+        <w:t xml:space="preserve"/>
+      </w:r>
+      <w:r>
+        <w:rPr>
+          <w:rFonts w:hint="default" w:ascii="Times New Roman" w:hAnsi="Times New Roman" w:eastAsia="SimSun" w:cs="Times New Roman"/>
+          <w:b/>
+          <w:bCs/>
+          <w:i/>
+          <w:iCs/>
+          <w:sz w:val="22"/>
+          <w:szCs w:val="22"/>
+        </w:rPr>
+        <w:t xml:space="preserve"/>
       </w:r>
       <w:r>
         <w:rPr>
@@ -2193,7 +1798,7 @@
           <w:sz w:val="21"/>
           <w:szCs w:val="21"/>
         </w:rPr>
-        <w:t>Task3Pa Script in Notepad</w:t>
+        <w:t xml:space="preserve">Task Pass3a Script in Notepad</w:t>
       </w:r>
       <w:r>
         <w:rPr>
@@ -2298,32 +1903,32 @@
           <w:sz w:val="21"/>
           <w:szCs w:val="21"/>
         </w:rPr>
-        <w:t>Entering Task3Pa Query in iSQL Juni</w:t>
-      </w:r>
-      <w:r>
-        <w:rPr>
-          <w:rFonts w:hint="default" w:ascii="Times New Roman" w:hAnsi="Times New Roman" w:eastAsia="SimSun" w:cs="Times New Roman"/>
-          <w:b/>
-          <w:bCs/>
-          <w:i/>
-          <w:iCs/>
-          <w:sz w:val="21"/>
-          <w:szCs w:val="21"/>
-          <w:lang w:val="en-US"/>
-        </w:rPr>
-        <w:t>o</w:t>
-      </w:r>
-      <w:r>
-        <w:rPr>
-          <w:rFonts w:hint="default" w:ascii="Times New Roman" w:hAnsi="Times New Roman" w:eastAsia="SimSun" w:cs="Times New Roman"/>
-          <w:b/>
-          <w:bCs/>
-          <w:i/>
-          <w:iCs/>
-          <w:sz w:val="21"/>
-          <w:szCs w:val="21"/>
-        </w:rPr>
-        <w:t>R</w:t>
+        <w:t xml:space="preserve">Entering Task Pass3a Query in iSQL Junior</w:t>
+      </w:r>
+      <w:r>
+        <w:rPr>
+          <w:rFonts w:hint="default" w:ascii="Times New Roman" w:hAnsi="Times New Roman" w:eastAsia="SimSun" w:cs="Times New Roman"/>
+          <w:b/>
+          <w:bCs/>
+          <w:i/>
+          <w:iCs/>
+          <w:sz w:val="21"/>
+          <w:szCs w:val="21"/>
+          <w:lang w:val="en-US"/>
+        </w:rPr>
+        <w:t xml:space="preserve"/>
+      </w:r>
+      <w:r>
+        <w:rPr>
+          <w:rFonts w:hint="default" w:ascii="Times New Roman" w:hAnsi="Times New Roman" w:eastAsia="SimSun" w:cs="Times New Roman"/>
+          <w:b/>
+          <w:bCs/>
+          <w:i/>
+          <w:iCs/>
+          <w:sz w:val="21"/>
+          <w:szCs w:val="21"/>
+        </w:rPr>
+        <w:t xml:space="preserve"/>
       </w:r>
       <w:r>
         <w:rPr>
@@ -2460,32 +2065,32 @@
           <w:sz w:val="21"/>
           <w:szCs w:val="21"/>
         </w:rPr>
-        <w:t>Execution Result of Task3Pa Query in iSQL Juni</w:t>
-      </w:r>
-      <w:r>
-        <w:rPr>
-          <w:rFonts w:hint="default" w:ascii="Times New Roman" w:hAnsi="Times New Roman" w:eastAsia="SimSun" w:cs="Times New Roman"/>
-          <w:b/>
-          <w:bCs/>
-          <w:i/>
-          <w:iCs/>
-          <w:sz w:val="21"/>
-          <w:szCs w:val="21"/>
-          <w:lang w:val="en-US"/>
-        </w:rPr>
-        <w:t>o</w:t>
-      </w:r>
-      <w:r>
-        <w:rPr>
-          <w:rFonts w:hint="default" w:ascii="Times New Roman" w:hAnsi="Times New Roman" w:eastAsia="SimSun" w:cs="Times New Roman"/>
-          <w:b/>
-          <w:bCs/>
-          <w:i/>
-          <w:iCs/>
-          <w:sz w:val="21"/>
-          <w:szCs w:val="21"/>
-        </w:rPr>
-        <w:t>R</w:t>
+        <w:t xml:space="preserve">Execution Result of Task Pass3a Query in iSQL Junior</w:t>
+      </w:r>
+      <w:r>
+        <w:rPr>
+          <w:rFonts w:hint="default" w:ascii="Times New Roman" w:hAnsi="Times New Roman" w:eastAsia="SimSun" w:cs="Times New Roman"/>
+          <w:b/>
+          <w:bCs/>
+          <w:i/>
+          <w:iCs/>
+          <w:sz w:val="21"/>
+          <w:szCs w:val="21"/>
+          <w:lang w:val="en-US"/>
+        </w:rPr>
+        <w:t xml:space="preserve"/>
+      </w:r>
+      <w:r>
+        <w:rPr>
+          <w:rFonts w:hint="default" w:ascii="Times New Roman" w:hAnsi="Times New Roman" w:eastAsia="SimSun" w:cs="Times New Roman"/>
+          <w:b/>
+          <w:bCs/>
+          <w:i/>
+          <w:iCs/>
+          <w:sz w:val="21"/>
+          <w:szCs w:val="21"/>
+        </w:rPr>
+        <w:t xml:space="preserve"/>
       </w:r>
       <w:r>
         <w:rPr>
@@ -2924,122 +2529,14 @@
           <w:lang w:val="en-US"/>
         </w:rPr>
         <w:br w:type="textWrapping"/>
-      </w:r>
-      <w:r>
-        <w:rPr>
-          <w:rFonts w:hint="default" w:ascii="Times New Roman" w:hAnsi="Times New Roman" w:eastAsia="SimSun" w:cs="Times New Roman"/>
-          <w:b/>
-          <w:bCs/>
-          <w:i/>
-          <w:iCs/>
-          <w:sz w:val="21"/>
-          <w:szCs w:val="21"/>
-          <w:lang w:val="en-US"/>
-        </w:rPr>
-        <w:br w:type="textWrapping"/>
-      </w:r>
-      <w:r>
-        <w:rPr>
-          <w:rFonts w:hint="default" w:ascii="Times New Roman" w:hAnsi="Times New Roman" w:eastAsia="SimSun" w:cs="Times New Roman"/>
-          <w:b/>
-          <w:bCs/>
-          <w:i/>
-          <w:iCs/>
-          <w:sz w:val="21"/>
-          <w:szCs w:val="21"/>
-          <w:lang w:val="en-US"/>
-        </w:rPr>
-        <w:br w:type="textWrapping"/>
-      </w:r>
-      <w:r>
-        <w:rPr>
-          <w:rFonts w:hint="default" w:ascii="Times New Roman" w:hAnsi="Times New Roman" w:eastAsia="SimSun" w:cs="Times New Roman"/>
-          <w:b/>
-          <w:bCs/>
-          <w:i/>
-          <w:iCs/>
-          <w:sz w:val="21"/>
-          <w:szCs w:val="21"/>
-          <w:lang w:val="en-US"/>
-        </w:rPr>
-        <w:br w:type="textWrapping"/>
-      </w:r>
-      <w:r>
-        <w:rPr>
-          <w:rFonts w:hint="default" w:ascii="Times New Roman" w:hAnsi="Times New Roman" w:eastAsia="SimSun" w:cs="Times New Roman"/>
-          <w:b/>
-          <w:bCs/>
-          <w:i/>
-          <w:iCs/>
-          <w:sz w:val="21"/>
-          <w:szCs w:val="21"/>
-          <w:lang w:val="en-US"/>
-        </w:rPr>
-        <w:br w:type="textWrapping"/>
-      </w:r>
-      <w:r>
-        <w:rPr>
-          <w:rFonts w:hint="default" w:ascii="Times New Roman" w:hAnsi="Times New Roman" w:eastAsia="SimSun" w:cs="Times New Roman"/>
-          <w:b/>
-          <w:bCs/>
-          <w:i/>
-          <w:iCs/>
-          <w:sz w:val="21"/>
-          <w:szCs w:val="21"/>
-          <w:lang w:val="en-US"/>
-        </w:rPr>
-        <w:br w:type="textWrapping"/>
-      </w:r>
-      <w:r>
-        <w:rPr>
-          <w:rFonts w:hint="default" w:ascii="Times New Roman" w:hAnsi="Times New Roman" w:eastAsia="SimSun" w:cs="Times New Roman"/>
-          <w:b/>
-          <w:bCs/>
-          <w:i/>
-          <w:iCs/>
-          <w:sz w:val="21"/>
-          <w:szCs w:val="21"/>
-          <w:lang w:val="en-US"/>
-        </w:rPr>
-        <w:br w:type="textWrapping"/>
-      </w:r>
-      <w:r>
-        <w:rPr>
-          <w:rFonts w:hint="default" w:ascii="Times New Roman" w:hAnsi="Times New Roman" w:eastAsia="SimSun" w:cs="Times New Roman"/>
-          <w:b/>
-          <w:bCs/>
-          <w:i/>
-          <w:iCs/>
-          <w:sz w:val="21"/>
-          <w:szCs w:val="21"/>
-          <w:lang w:val="en-US"/>
-        </w:rPr>
-        <w:br w:type="textWrapping"/>
-      </w:r>
-      <w:r>
-        <w:rPr>
-          <w:rFonts w:hint="default" w:ascii="Times New Roman" w:hAnsi="Times New Roman" w:eastAsia="SimSun" w:cs="Times New Roman"/>
-          <w:b/>
-          <w:bCs/>
-          <w:i/>
-          <w:iCs/>
-          <w:sz w:val="21"/>
-          <w:szCs w:val="21"/>
-          <w:lang w:val="en-US"/>
-        </w:rPr>
-        <w:br w:type="textWrapping"/>
-      </w:r>
-      <w:r>
-        <w:rPr>
-          <w:rFonts w:hint="default" w:ascii="Times New Roman" w:hAnsi="Times New Roman" w:eastAsia="SimSun" w:cs="Times New Roman"/>
-          <w:b/>
-          <w:bCs/>
-          <w:i/>
-          <w:iCs/>
-          <w:sz w:val="21"/>
-          <w:szCs w:val="21"/>
-          <w:lang w:val="en-US"/>
-        </w:rPr>
+        <w:br w:type="textWrapping"/>
+        <w:br w:type="textWrapping"/>
+        <w:br w:type="textWrapping"/>
+        <w:br w:type="textWrapping"/>
+        <w:br w:type="textWrapping"/>
+        <w:br w:type="textWrapping"/>
+        <w:br w:type="textWrapping"/>
+        <w:br w:type="textWrapping"/>
         <w:br w:type="textWrapping"/>
       </w:r>
       <w:r>
@@ -3105,18 +2602,6 @@
           <w:lang w:val="en-US"/>
         </w:rPr>
         <w:br w:type="textWrapping"/>
-      </w:r>
-      <w:r>
-        <w:rPr>
-          <w:rFonts w:hint="default" w:ascii="Times New Roman" w:hAnsi="Times New Roman" w:eastAsia="SimSun" w:cs="Times New Roman"/>
-          <w:b/>
-          <w:bCs/>
-          <w:i/>
-          <w:iCs/>
-          <w:sz w:val="21"/>
-          <w:szCs w:val="21"/>
-          <w:lang w:val="en-US"/>
-        </w:rPr>
         <w:t xml:space="preserve">Figure 12: </w:t>
       </w:r>
       <w:r>
@@ -3142,7 +2627,7 @@
           <w:szCs w:val="21"/>
           <w:lang w:val="en-US"/>
         </w:rPr>
-        <w:t>Pass 3b</w:t>
+        <w:t xml:space="preserve">Pass3b</w:t>
       </w:r>
       <w:r>
         <w:rPr>
@@ -3378,7 +2863,7 @@
           <w:sz w:val="22"/>
           <w:szCs w:val="22"/>
         </w:rPr>
-        <w:t>'Ocean's Eleven'</w:t>
+        <w:t xml:space="preserve">'Oceans Eleven'</w:t>
       </w:r>
       <w:r>
         <w:rPr>
@@ -3645,122 +3130,14 @@
           <w:lang w:val="en-US"/>
         </w:rPr>
         <w:br w:type="textWrapping"/>
-      </w:r>
-      <w:r>
-        <w:rPr>
-          <w:rFonts w:hint="default" w:ascii="Times New Roman" w:hAnsi="Times New Roman" w:eastAsia="SimSun" w:cs="Times New Roman"/>
-          <w:b/>
-          <w:bCs/>
-          <w:i/>
-          <w:iCs/>
-          <w:sz w:val="21"/>
-          <w:szCs w:val="21"/>
-          <w:lang w:val="en-US"/>
-        </w:rPr>
-        <w:br w:type="textWrapping"/>
-      </w:r>
-      <w:r>
-        <w:rPr>
-          <w:rFonts w:hint="default" w:ascii="Times New Roman" w:hAnsi="Times New Roman" w:eastAsia="SimSun" w:cs="Times New Roman"/>
-          <w:b/>
-          <w:bCs/>
-          <w:i/>
-          <w:iCs/>
-          <w:sz w:val="21"/>
-          <w:szCs w:val="21"/>
-          <w:lang w:val="en-US"/>
-        </w:rPr>
-        <w:br w:type="textWrapping"/>
-      </w:r>
-      <w:r>
-        <w:rPr>
-          <w:rFonts w:hint="default" w:ascii="Times New Roman" w:hAnsi="Times New Roman" w:eastAsia="SimSun" w:cs="Times New Roman"/>
-          <w:b/>
-          <w:bCs/>
-          <w:i/>
-          <w:iCs/>
-          <w:sz w:val="21"/>
-          <w:szCs w:val="21"/>
-          <w:lang w:val="en-US"/>
-        </w:rPr>
-        <w:br w:type="textWrapping"/>
-      </w:r>
-      <w:r>
-        <w:rPr>
-          <w:rFonts w:hint="default" w:ascii="Times New Roman" w:hAnsi="Times New Roman" w:eastAsia="SimSun" w:cs="Times New Roman"/>
-          <w:b/>
-          <w:bCs/>
-          <w:i/>
-          <w:iCs/>
-          <w:sz w:val="21"/>
-          <w:szCs w:val="21"/>
-          <w:lang w:val="en-US"/>
-        </w:rPr>
-        <w:br w:type="textWrapping"/>
-      </w:r>
-      <w:r>
-        <w:rPr>
-          <w:rFonts w:hint="default" w:ascii="Times New Roman" w:hAnsi="Times New Roman" w:eastAsia="SimSun" w:cs="Times New Roman"/>
-          <w:b/>
-          <w:bCs/>
-          <w:i/>
-          <w:iCs/>
-          <w:sz w:val="21"/>
-          <w:szCs w:val="21"/>
-          <w:lang w:val="en-US"/>
-        </w:rPr>
-        <w:br w:type="textWrapping"/>
-      </w:r>
-      <w:r>
-        <w:rPr>
-          <w:rFonts w:hint="default" w:ascii="Times New Roman" w:hAnsi="Times New Roman" w:eastAsia="SimSun" w:cs="Times New Roman"/>
-          <w:b/>
-          <w:bCs/>
-          <w:i/>
-          <w:iCs/>
-          <w:sz w:val="21"/>
-          <w:szCs w:val="21"/>
-          <w:lang w:val="en-US"/>
-        </w:rPr>
-        <w:br w:type="textWrapping"/>
-      </w:r>
-      <w:r>
-        <w:rPr>
-          <w:rFonts w:hint="default" w:ascii="Times New Roman" w:hAnsi="Times New Roman" w:eastAsia="SimSun" w:cs="Times New Roman"/>
-          <w:b/>
-          <w:bCs/>
-          <w:i/>
-          <w:iCs/>
-          <w:sz w:val="21"/>
-          <w:szCs w:val="21"/>
-          <w:lang w:val="en-US"/>
-        </w:rPr>
-        <w:br w:type="textWrapping"/>
-      </w:r>
-      <w:r>
-        <w:rPr>
-          <w:rFonts w:hint="default" w:ascii="Times New Roman" w:hAnsi="Times New Roman" w:eastAsia="SimSun" w:cs="Times New Roman"/>
-          <w:b/>
-          <w:bCs/>
-          <w:i/>
-          <w:iCs/>
-          <w:sz w:val="21"/>
-          <w:szCs w:val="21"/>
-          <w:lang w:val="en-US"/>
-        </w:rPr>
-        <w:br w:type="textWrapping"/>
-      </w:r>
-      <w:r>
-        <w:rPr>
-          <w:rFonts w:hint="default" w:ascii="Times New Roman" w:hAnsi="Times New Roman" w:eastAsia="SimSun" w:cs="Times New Roman"/>
-          <w:b/>
-          <w:bCs/>
-          <w:i/>
-          <w:iCs/>
-          <w:sz w:val="21"/>
-          <w:szCs w:val="21"/>
-          <w:lang w:val="en-US"/>
-        </w:rPr>
+        <w:br w:type="textWrapping"/>
+        <w:br w:type="textWrapping"/>
+        <w:br w:type="textWrapping"/>
+        <w:br w:type="textWrapping"/>
+        <w:br w:type="textWrapping"/>
+        <w:br w:type="textWrapping"/>
+        <w:br w:type="textWrapping"/>
+        <w:br w:type="textWrapping"/>
         <w:br w:type="textWrapping"/>
       </w:r>
       <w:r>
@@ -4072,18 +3449,6 @@
           <w:lang w:val="en-US"/>
         </w:rPr>
         <w:t>.</w:t>
-      </w:r>
-      <w:r>
-        <w:rPr>
-          <w:rFonts w:hint="default" w:ascii="Times New Roman" w:hAnsi="Times New Roman" w:eastAsia="SimSun" w:cs="Times New Roman"/>
-          <w:b w:val="0"/>
-          <w:bCs w:val="0"/>
-          <w:i w:val="0"/>
-          <w:iCs w:val="0"/>
-          <w:sz w:val="21"/>
-          <w:szCs w:val="21"/>
-          <w:lang w:val="en-US"/>
-        </w:rPr>
         <w:br w:type="textWrapping"/>
       </w:r>
       <w:r>
@@ -4184,6 +3549,60 @@
         </w:rPr>
       </w:pPr>
       <w:r>
+        <w:rPr>
+          <w:rFonts w:hint="default" w:ascii="Times New Roman" w:hAnsi="Times New Roman" w:cs="Times New Roman"/>
+          <w:b/>
+          <w:bCs/>
+          <w:i/>
+          <w:iCs/>
+          <w:sz w:val="21"/>
+          <w:szCs w:val="21"/>
+          <w:lang w:val="en-US"/>
+        </w:rPr>
+        <w:t xml:space="preserve">Figure 15: </w:t>
+      </w:r>
+      <w:r>
+        <w:rPr>
+          <w:rFonts w:hint="default" w:ascii="Times New Roman" w:hAnsi="Times New Roman" w:eastAsia="SimSun" w:cs="Times New Roman"/>
+          <w:b/>
+          <w:bCs/>
+          <w:i/>
+          <w:iCs/>
+          <w:sz w:val="21"/>
+          <w:szCs w:val="21"/>
+        </w:rPr>
+        <w:t xml:space="preserve">SQL Query Statement for Task Pass3d</w:t>
+      </w:r>
+      <w:r>
+        <w:rPr>
+          <w:rFonts w:hint="default" w:ascii="Times New Roman" w:hAnsi="Times New Roman" w:eastAsia="SimSun" w:cs="Times New Roman"/>
+          <w:b/>
+          <w:bCs/>
+          <w:i/>
+          <w:iCs/>
+          <w:sz w:val="21"/>
+          <w:szCs w:val="21"/>
+          <w:lang w:val="en-US"/>
+        </w:rPr>
+        <w:t xml:space="preserve">.</w:t>
+      </w:r>
+    </w:p>
+    <w:p>
+      <w:pPr>
+        <w:ind w:left="0" w:leftChars="0" w:firstLine="0" w:firstLineChars="0"/>
+        <w:jc w:val="center"/>
+        <w:rPr>
+          <w:rFonts w:hint="default" w:ascii="Times New Roman" w:hAnsi="Times New Roman" w:eastAsia="SimSun" w:cs="Times New Roman"/>
+          <w:b/>
+          <w:bCs/>
+          <w:i/>
+          <w:iCs/>
+          <w:sz w:val="21"/>
+          <w:szCs w:val="21"/>
+          <w:lang w:val="en-US"/>
+        </w:rPr>
+      </w:pPr>
+      <w:r>
         <w:drawing>
           <wp:anchor distT="0" distB="0" distL="114300" distR="114300" simplePos="0" relativeHeight="251674624" behindDoc="0" locked="0" layoutInCell="1" allowOverlap="1">
             <wp:simplePos x="0" y="0"/>
@@ -4245,7 +3664,7 @@
           <w:szCs w:val="21"/>
           <w:lang w:val="en-US"/>
         </w:rPr>
-        <w:t xml:space="preserve">Figure 15: </w:t>
+        <w:t xml:space="preserve">Figure 16: </w:t>
       </w:r>
       <w:r>
         <w:rPr>
@@ -4360,7 +3779,7 @@
           <w:sz w:val="22"/>
           <w:szCs w:val="22"/>
         </w:rPr>
-        <w:t xml:space="preserve">Next, the assignment requires writing and executing an SQL statement that uses the </w:t>
+        <w:t xml:space="preserve">After that, the assignment requires writing and executing an SQL statement that uses the </w:t>
       </w:r>
       <w:r>
         <w:rPr>
@@ -4680,7 +4099,7 @@
           <w:szCs w:val="21"/>
           <w:lang w:val="en-US"/>
         </w:rPr>
-        <w:t xml:space="preserve">Figure 16: </w:t>
+        <w:t xml:space="preserve">Figure 17: </w:t>
       </w:r>
       <w:r>
         <w:rPr>
@@ -4743,77 +4162,11 @@
           <w:szCs w:val="21"/>
         </w:rPr>
         <w:br w:type="textWrapping"/>
-      </w:r>
-      <w:r>
-        <w:rPr>
-          <w:rFonts w:hint="default" w:ascii="Times New Roman" w:hAnsi="Times New Roman" w:eastAsia="SimSun" w:cs="Times New Roman"/>
-          <w:b/>
-          <w:bCs/>
-          <w:i/>
-          <w:iCs/>
-          <w:sz w:val="21"/>
-          <w:szCs w:val="21"/>
-        </w:rPr>
-        <w:br w:type="textWrapping"/>
-      </w:r>
-      <w:r>
-        <w:rPr>
-          <w:rFonts w:hint="default" w:ascii="Times New Roman" w:hAnsi="Times New Roman" w:eastAsia="SimSun" w:cs="Times New Roman"/>
-          <w:b/>
-          <w:bCs/>
-          <w:i/>
-          <w:iCs/>
-          <w:sz w:val="21"/>
-          <w:szCs w:val="21"/>
-        </w:rPr>
-        <w:br w:type="textWrapping"/>
-      </w:r>
-      <w:r>
-        <w:rPr>
-          <w:rFonts w:hint="default" w:ascii="Times New Roman" w:hAnsi="Times New Roman" w:eastAsia="SimSun" w:cs="Times New Roman"/>
-          <w:b/>
-          <w:bCs/>
-          <w:i/>
-          <w:iCs/>
-          <w:sz w:val="21"/>
-          <w:szCs w:val="21"/>
-        </w:rPr>
-        <w:br w:type="textWrapping"/>
-      </w:r>
-      <w:r>
-        <w:rPr>
-          <w:rFonts w:hint="default" w:ascii="Times New Roman" w:hAnsi="Times New Roman" w:eastAsia="SimSun" w:cs="Times New Roman"/>
-          <w:b/>
-          <w:bCs/>
-          <w:i/>
-          <w:iCs/>
-          <w:sz w:val="21"/>
-          <w:szCs w:val="21"/>
-        </w:rPr>
-        <w:br w:type="textWrapping"/>
-      </w:r>
-      <w:r>
-        <w:rPr>
-          <w:rFonts w:hint="default" w:ascii="Times New Roman" w:hAnsi="Times New Roman" w:eastAsia="SimSun" w:cs="Times New Roman"/>
-          <w:b/>
-          <w:bCs/>
-          <w:i/>
-          <w:iCs/>
-          <w:sz w:val="21"/>
-          <w:szCs w:val="21"/>
-        </w:rPr>
-        <w:br w:type="textWrapping"/>
-      </w:r>
-      <w:r>
-        <w:rPr>
-          <w:rFonts w:hint="default" w:ascii="Times New Roman" w:hAnsi="Times New Roman" w:eastAsia="SimSun" w:cs="Times New Roman"/>
-          <w:b/>
-          <w:bCs/>
-          <w:i/>
-          <w:iCs/>
-          <w:sz w:val="21"/>
-          <w:szCs w:val="21"/>
-        </w:rPr>
+        <w:br w:type="textWrapping"/>
+        <w:br w:type="textWrapping"/>
+        <w:br w:type="textWrapping"/>
+        <w:br w:type="textWrapping"/>
+        <w:br w:type="textWrapping"/>
         <w:br w:type="textWrapping"/>
       </w:r>
       <w:r>
@@ -4887,7 +4240,7 @@
           <w:szCs w:val="21"/>
           <w:lang w:val="en-US"/>
         </w:rPr>
-        <w:t xml:space="preserve">Figure 17: </w:t>
+        <w:t xml:space="preserve">Figure 18: </w:t>
       </w:r>
       <w:r>
         <w:rPr>
@@ -5083,15 +4436,15 @@
           <w:szCs w:val="22"/>
           <w:lang w:val="en-US"/>
         </w:rPr>
-        <w:t>As a result, t</w:t>
-      </w:r>
-      <w:r>
-        <w:rPr>
-          <w:rFonts w:hint="default" w:ascii="Times New Roman" w:hAnsi="Times New Roman" w:eastAsia="SimSun" w:cs="Times New Roman"/>
-          <w:sz w:val="22"/>
-          <w:szCs w:val="22"/>
-        </w:rPr>
-        <w:t xml:space="preserve">he result set must be sorted in </w:t>
+        <w:t xml:space="preserve">Additionally, the result set</w:t>
+      </w:r>
+      <w:r>
+        <w:rPr>
+          <w:rFonts w:hint="default" w:ascii="Times New Roman" w:hAnsi="Times New Roman" w:eastAsia="SimSun" w:cs="Times New Roman"/>
+          <w:sz w:val="22"/>
+          <w:szCs w:val="22"/>
+        </w:rPr>
+        <w:t xml:space="preserve"> must be sorted in </w:t>
       </w:r>
       <w:r>
         <w:rPr>
@@ -5211,7 +4564,7 @@
           <w:szCs w:val="21"/>
           <w:lang w:val="en-US"/>
         </w:rPr>
-        <w:t xml:space="preserve">Figure 18: </w:t>
+        <w:t xml:space="preserve">Figure 19: </w:t>
       </w:r>
       <w:r>
         <w:rPr>
@@ -5341,7 +4694,7 @@
           <w:szCs w:val="21"/>
           <w:lang w:val="en-US"/>
         </w:rPr>
-        <w:t xml:space="preserve">Figure 19: </w:t>
+        <w:t xml:space="preserve">Figure 20: </w:t>
       </w:r>
       <w:r>
         <w:rPr>
@@ -5366,19 +4719,19 @@
           <w:szCs w:val="21"/>
           <w:lang w:val="en-US"/>
         </w:rPr>
-        <w:t xml:space="preserve">Pass </w:t>
-      </w:r>
-      <w:r>
-        <w:rPr>
-          <w:rFonts w:hint="default" w:ascii="Times New Roman" w:hAnsi="Times New Roman" w:eastAsia="SimSun" w:cs="Times New Roman"/>
-          <w:b/>
-          <w:bCs/>
-          <w:i/>
-          <w:iCs/>
-          <w:sz w:val="21"/>
-          <w:szCs w:val="21"/>
-        </w:rPr>
-        <w:t>3f SQL Query</w:t>
+        <w:t xml:space="preserve">Pass3f</w:t>
+      </w:r>
+      <w:r>
+        <w:rPr>
+          <w:rFonts w:hint="default" w:ascii="Times New Roman" w:hAnsi="Times New Roman" w:eastAsia="SimSun" w:cs="Times New Roman"/>
+          <w:b/>
+          <w:bCs/>
+          <w:i/>
+          <w:iCs/>
+          <w:sz w:val="21"/>
+          <w:szCs w:val="21"/>
+        </w:rPr>
+        <w:t xml:space="preserve"> SQL Query</w:t>
       </w:r>
       <w:r>
         <w:rPr>
@@ -5612,7 +4965,7 @@
           <w:szCs w:val="21"/>
           <w:lang w:val="en-US"/>
         </w:rPr>
-        <w:t xml:space="preserve">Figure 20: </w:t>
+        <w:t xml:space="preserve">Figure 21: </w:t>
       </w:r>
       <w:r>
         <w:rPr>
@@ -5766,44 +5119,44 @@
           <w:szCs w:val="21"/>
           <w:lang w:val="en-US"/>
         </w:rPr>
-        <w:t xml:space="preserve">Figure 21: </w:t>
-      </w:r>
-      <w:r>
-        <w:rPr>
-          <w:rFonts w:hint="default" w:ascii="Times New Roman" w:hAnsi="Times New Roman" w:eastAsia="SimSun" w:cs="Times New Roman"/>
-          <w:b/>
-          <w:bCs/>
-          <w:i/>
-          <w:iCs/>
-          <w:sz w:val="21"/>
-          <w:szCs w:val="21"/>
-        </w:rPr>
-        <w:t xml:space="preserve">SQL Query Statement for Task </w:t>
-      </w:r>
-      <w:r>
-        <w:rPr>
-          <w:rFonts w:hint="default" w:ascii="Times New Roman" w:hAnsi="Times New Roman" w:eastAsia="SimSun" w:cs="Times New Roman"/>
-          <w:b/>
-          <w:bCs/>
-          <w:i/>
-          <w:iCs/>
-          <w:sz w:val="21"/>
-          <w:szCs w:val="21"/>
-          <w:lang w:val="en-US"/>
-        </w:rPr>
-        <w:t>Pass</w:t>
-      </w:r>
-      <w:r>
-        <w:rPr>
-          <w:rFonts w:hint="default" w:ascii="Times New Roman" w:hAnsi="Times New Roman" w:eastAsia="SimSun" w:cs="Times New Roman"/>
-          <w:b/>
-          <w:bCs/>
-          <w:i/>
-          <w:iCs/>
-          <w:sz w:val="21"/>
-          <w:szCs w:val="21"/>
-        </w:rPr>
-        <w:t>3g</w:t>
+        <w:t xml:space="preserve">Figure 22: </w:t>
+      </w:r>
+      <w:r>
+        <w:rPr>
+          <w:rFonts w:hint="default" w:ascii="Times New Roman" w:hAnsi="Times New Roman" w:eastAsia="SimSun" w:cs="Times New Roman"/>
+          <w:b/>
+          <w:bCs/>
+          <w:i/>
+          <w:iCs/>
+          <w:sz w:val="21"/>
+          <w:szCs w:val="21"/>
+        </w:rPr>
+        <w:t xml:space="preserve">Output Result for Task Pass3g SQL Query</w:t>
+      </w:r>
+      <w:r>
+        <w:rPr>
+          <w:rFonts w:hint="default" w:ascii="Times New Roman" w:hAnsi="Times New Roman" w:eastAsia="SimSun" w:cs="Times New Roman"/>
+          <w:b/>
+          <w:bCs/>
+          <w:i/>
+          <w:iCs/>
+          <w:sz w:val="21"/>
+          <w:szCs w:val="21"/>
+          <w:lang w:val="en-US"/>
+        </w:rPr>
+        <w:t xml:space="preserve"/>
+      </w:r>
+      <w:r>
+        <w:rPr>
+          <w:rFonts w:hint="default" w:ascii="Times New Roman" w:hAnsi="Times New Roman" w:eastAsia="SimSun" w:cs="Times New Roman"/>
+          <w:b/>
+          <w:bCs/>
+          <w:i/>
+          <w:iCs/>
+          <w:sz w:val="21"/>
+          <w:szCs w:val="21"/>
+        </w:rPr>
+        <w:t xml:space="preserve"/>
       </w:r>
       <w:r>
         <w:rPr>
@@ -6020,7 +5373,7 @@
           <w:szCs w:val="22"/>
           <w:lang w:val="en-US"/>
         </w:rPr>
-        <w:t>Therefore, th</w:t>
+        <w:t xml:space="preserve">To achieve this, the query</w:t>
       </w:r>
       <w:r>
         <w:rPr>
@@ -6031,7 +5384,7 @@
           <w:sz w:val="22"/>
           <w:szCs w:val="22"/>
         </w:rPr>
-        <w:t>e query uses an inner join based on the matching rating codes between both tables. Finally, the resulting dataset is sorted in ascending order by movie number.</w:t>
+        <w:t xml:space="preserve"> uses an inner join based on the matching rating codes between both tables. Finally, the resulting dataset is sorted in ascending order by movie number.</w:t>
       </w:r>
     </w:p>
     <w:p>
@@ -6130,7 +5483,7 @@
           <w:szCs w:val="21"/>
           <w:lang w:val="en-US"/>
         </w:rPr>
-        <w:t xml:space="preserve">Figure 22: </w:t>
+        <w:t xml:space="preserve">Figure 23: </w:t>
       </w:r>
       <w:r>
         <w:rPr>
@@ -6269,7 +5622,7 @@
           <w:szCs w:val="21"/>
           <w:lang w:val="en-US"/>
         </w:rPr>
-        <w:t xml:space="preserve">Figure 23: </w:t>
+        <w:t xml:space="preserve">Figure 24: </w:t>
       </w:r>
       <w:r>
         <w:rPr>
@@ -6332,65 +5685,10 @@
           <w:szCs w:val="21"/>
         </w:rPr>
         <w:br w:type="textWrapping"/>
-      </w:r>
-      <w:r>
-        <w:rPr>
-          <w:rFonts w:hint="default" w:ascii="Times New Roman" w:hAnsi="Times New Roman" w:eastAsia="SimSun" w:cs="Times New Roman"/>
-          <w:b/>
-          <w:bCs/>
-          <w:i/>
-          <w:iCs/>
-          <w:sz w:val="21"/>
-          <w:szCs w:val="21"/>
-        </w:rPr>
-        <w:br w:type="textWrapping"/>
-      </w:r>
-      <w:r>
-        <w:rPr>
-          <w:rFonts w:hint="default" w:ascii="Times New Roman" w:hAnsi="Times New Roman" w:eastAsia="SimSun" w:cs="Times New Roman"/>
-          <w:b/>
-          <w:bCs/>
-          <w:i/>
-          <w:iCs/>
-          <w:sz w:val="21"/>
-          <w:szCs w:val="21"/>
-        </w:rPr>
-        <w:br w:type="textWrapping"/>
-      </w:r>
-      <w:r>
-        <w:rPr>
-          <w:rFonts w:hint="default" w:ascii="Times New Roman" w:hAnsi="Times New Roman" w:eastAsia="SimSun" w:cs="Times New Roman"/>
-          <w:b/>
-          <w:bCs/>
-          <w:i/>
-          <w:iCs/>
-          <w:sz w:val="21"/>
-          <w:szCs w:val="21"/>
-        </w:rPr>
-        <w:br w:type="textWrapping"/>
-      </w:r>
-      <w:r>
-        <w:rPr>
-          <w:rFonts w:hint="default" w:ascii="Times New Roman" w:hAnsi="Times New Roman" w:eastAsia="SimSun" w:cs="Times New Roman"/>
-          <w:b/>
-          <w:bCs/>
-          <w:i/>
-          <w:iCs/>
-          <w:sz w:val="21"/>
-          <w:szCs w:val="21"/>
-        </w:rPr>
-        <w:br w:type="textWrapping"/>
-      </w:r>
-      <w:r>
-        <w:rPr>
-          <w:rFonts w:hint="default" w:ascii="Times New Roman" w:hAnsi="Times New Roman" w:eastAsia="SimSun" w:cs="Times New Roman"/>
-          <w:b/>
-          <w:bCs/>
-          <w:i/>
-          <w:iCs/>
-          <w:sz w:val="21"/>
-          <w:szCs w:val="21"/>
-        </w:rPr>
+        <w:br w:type="textWrapping"/>
+        <w:br w:type="textWrapping"/>
+        <w:br w:type="textWrapping"/>
+        <w:br w:type="textWrapping"/>
         <w:br w:type="textWrapping"/>
       </w:r>
     </w:p>
@@ -6672,7 +5970,7 @@
           <w:szCs w:val="21"/>
           <w:lang w:val="en-US"/>
         </w:rPr>
-        <w:t xml:space="preserve">Figure 24: </w:t>
+        <w:t xml:space="preserve">Figure 25: </w:t>
       </w:r>
       <w:r>
         <w:rPr>
@@ -6811,7 +6109,7 @@
           <w:szCs w:val="21"/>
           <w:lang w:val="en-US"/>
         </w:rPr>
-        <w:t xml:space="preserve">Figure 25: </w:t>
+        <w:t xml:space="preserve">Figure 26: </w:t>
       </w:r>
       <w:r>
         <w:rPr>
@@ -6848,7 +6146,7 @@
           <w:sz w:val="21"/>
           <w:szCs w:val="21"/>
         </w:rPr>
-        <w:t>3i SQL Query</w:t>
+        <w:t xml:space="preserve">3i SQL Query.</w:t>
       </w:r>
     </w:p>
     <w:p>
@@ -6916,8 +6214,6 @@
         </w:rPr>
         <w:t>Furthermore, a</w:t>
       </w:r>
-      <w:bookmarkStart w:id="0" w:name="_GoBack"/>
-      <w:bookmarkEnd w:id="0"/>
       <w:r>
         <w:rPr>
           <w:rFonts w:hint="default" w:ascii="Times New Roman" w:hAnsi="Times New Roman" w:eastAsia="SimSun" w:cs="Times New Roman"/>
@@ -6926,7 +6222,7 @@
           <w:sz w:val="22"/>
           <w:szCs w:val="22"/>
         </w:rPr>
-        <w:t>ll query results for the Pass tasks were fully validated against the specified schema criteria and documented in accordance with the required academic reporting standards</w:t>
+        <w:t xml:space="preserve">ll query results for the Pass tasks were fully validated against the specified schema criteria and documented in accordance with the required academic reporting standards.</w:t>
       </w:r>
     </w:p>
     <w:p>
@@ -7221,8 +6517,8 @@
     <w:lsdException w:qFormat="1" w:unhideWhenUsed="0" w:uiPriority="0" w:semiHidden="0" w:name="Table Grid"/>
     <w:lsdException w:unhideWhenUsed="0" w:uiPriority="0" w:semiHidden="0" w:name="Table Theme"/>
     <w:lsdException w:unhideWhenUsed="0" w:uiPriority="60" w:semiHidden="0" w:name="Light Shading"/>
-    <w:lsdException w:qFormat="1" w:unhideWhenUsed="0" w:uiPriority="61" w:semiHidden="0" w:name="Light List"/>
-    <w:lsdException w:qFormat="1" w:unhideWhenUsed="0" w:uiPriority="62" w:semiHidden="0" w:name="Light Grid"/>
+    <w:lsdException w:unhideWhenUsed="0" w:uiPriority="61" w:semiHidden="0" w:name="Light List"/>
+    <w:lsdException w:unhideWhenUsed="0" w:uiPriority="62" w:semiHidden="0" w:name="Light Grid"/>
     <w:lsdException w:unhideWhenUsed="0" w:uiPriority="63" w:semiHidden="0" w:name="Medium Shading 1"/>
     <w:lsdException w:unhideWhenUsed="0" w:uiPriority="64" w:semiHidden="0" w:name="Medium Shading 2"/>
     <w:lsdException w:unhideWhenUsed="0" w:uiPriority="65" w:semiHidden="0" w:name="Medium List 1"/>
@@ -7236,8 +6532,8 @@
     <w:lsdException w:unhideWhenUsed="0" w:uiPriority="73" w:semiHidden="0" w:name="Colorful Grid"/>
     <w:lsdException w:unhideWhenUsed="0" w:uiPriority="60" w:semiHidden="0" w:name="Light Shading Accent 1"/>
     <w:lsdException w:unhideWhenUsed="0" w:uiPriority="61" w:semiHidden="0" w:name="Light List Accent 1"/>
-    <w:lsdException w:qFormat="1" w:unhideWhenUsed="0" w:uiPriority="62" w:semiHidden="0" w:name="Light Grid Accent 1"/>
-    <w:lsdException w:qFormat="1" w:unhideWhenUsed="0" w:uiPriority="63" w:semiHidden="0" w:name="Medium Shading 1 Accent 1"/>
+    <w:lsdException w:unhideWhenUsed="0" w:uiPriority="62" w:semiHidden="0" w:name="Light Grid Accent 1"/>
+    <w:lsdException w:unhideWhenUsed="0" w:uiPriority="63" w:semiHidden="0" w:name="Medium Shading 1 Accent 1"/>
     <w:lsdException w:unhideWhenUsed="0" w:uiPriority="64" w:semiHidden="0" w:name="Medium Shading 2 Accent 1"/>
     <w:lsdException w:unhideWhenUsed="0" w:uiPriority="65" w:semiHidden="0" w:name="Medium List 1 Accent 1"/>
     <w:lsdException w:unhideWhenUsed="0" w:uiPriority="66" w:semiHidden="0" w:name="Medium List 2 Accent 1"/>
@@ -7245,54 +6541,54 @@
     <w:lsdException w:unhideWhenUsed="0" w:uiPriority="68" w:semiHidden="0" w:name="Medium Grid 2 Accent 1"/>
     <w:lsdException w:unhideWhenUsed="0" w:uiPriority="69" w:semiHidden="0" w:name="Medium Grid 3 Accent 1"/>
     <w:lsdException w:unhideWhenUsed="0" w:uiPriority="70" w:semiHidden="0" w:name="Dark List Accent 1"/>
-    <w:lsdException w:qFormat="1" w:unhideWhenUsed="0" w:uiPriority="71" w:semiHidden="0" w:name="Colorful Shading Accent 1"/>
-    <w:lsdException w:qFormat="1" w:unhideWhenUsed="0" w:uiPriority="72" w:semiHidden="0" w:name="Colorful List Accent 1"/>
+    <w:lsdException w:unhideWhenUsed="0" w:uiPriority="71" w:semiHidden="0" w:name="Colorful Shading Accent 1"/>
+    <w:lsdException w:unhideWhenUsed="0" w:uiPriority="72" w:semiHidden="0" w:name="Colorful List Accent 1"/>
     <w:lsdException w:unhideWhenUsed="0" w:uiPriority="73" w:semiHidden="0" w:name="Colorful Grid Accent 1"/>
     <w:lsdException w:unhideWhenUsed="0" w:uiPriority="60" w:semiHidden="0" w:name="Light Shading Accent 2"/>
-    <w:lsdException w:qFormat="1" w:unhideWhenUsed="0" w:uiPriority="61" w:semiHidden="0" w:name="Light List Accent 2"/>
+    <w:lsdException w:unhideWhenUsed="0" w:uiPriority="61" w:semiHidden="0" w:name="Light List Accent 2"/>
     <w:lsdException w:unhideWhenUsed="0" w:uiPriority="62" w:semiHidden="0" w:name="Light Grid Accent 2"/>
-    <w:lsdException w:qFormat="1" w:unhideWhenUsed="0" w:uiPriority="63" w:semiHidden="0" w:name="Medium Shading 1 Accent 2"/>
+    <w:lsdException w:unhideWhenUsed="0" w:uiPriority="63" w:semiHidden="0" w:name="Medium Shading 1 Accent 2"/>
     <w:lsdException w:unhideWhenUsed="0" w:uiPriority="64" w:semiHidden="0" w:name="Medium Shading 2 Accent 2"/>
     <w:lsdException w:unhideWhenUsed="0" w:uiPriority="65" w:semiHidden="0" w:name="Medium List 1 Accent 2"/>
-    <w:lsdException w:qFormat="1" w:unhideWhenUsed="0" w:uiPriority="66" w:semiHidden="0" w:name="Medium List 2 Accent 2"/>
+    <w:lsdException w:unhideWhenUsed="0" w:uiPriority="66" w:semiHidden="0" w:name="Medium List 2 Accent 2"/>
     <w:lsdException w:unhideWhenUsed="0" w:uiPriority="67" w:semiHidden="0" w:name="Medium Grid 1 Accent 2"/>
     <w:lsdException w:unhideWhenUsed="0" w:uiPriority="68" w:semiHidden="0" w:name="Medium Grid 2 Accent 2"/>
-    <w:lsdException w:qFormat="1" w:unhideWhenUsed="0" w:uiPriority="69" w:semiHidden="0" w:name="Medium Grid 3 Accent 2"/>
+    <w:lsdException w:unhideWhenUsed="0" w:uiPriority="69" w:semiHidden="0" w:name="Medium Grid 3 Accent 2"/>
     <w:lsdException w:unhideWhenUsed="0" w:uiPriority="70" w:semiHidden="0" w:name="Dark List Accent 2"/>
     <w:lsdException w:unhideWhenUsed="0" w:uiPriority="71" w:semiHidden="0" w:name="Colorful Shading Accent 2"/>
     <w:lsdException w:unhideWhenUsed="0" w:uiPriority="72" w:semiHidden="0" w:name="Colorful List Accent 2"/>
     <w:lsdException w:unhideWhenUsed="0" w:uiPriority="73" w:semiHidden="0" w:name="Colorful Grid Accent 2"/>
     <w:lsdException w:unhideWhenUsed="0" w:uiPriority="60" w:semiHidden="0" w:name="Light Shading Accent 3"/>
-    <w:lsdException w:qFormat="1" w:unhideWhenUsed="0" w:uiPriority="61" w:semiHidden="0" w:name="Light List Accent 3"/>
+    <w:lsdException w:unhideWhenUsed="0" w:uiPriority="61" w:semiHidden="0" w:name="Light List Accent 3"/>
     <w:lsdException w:unhideWhenUsed="0" w:uiPriority="62" w:semiHidden="0" w:name="Light Grid Accent 3"/>
-    <w:lsdException w:qFormat="1" w:unhideWhenUsed="0" w:uiPriority="63" w:semiHidden="0" w:name="Medium Shading 1 Accent 3"/>
-    <w:lsdException w:qFormat="1" w:unhideWhenUsed="0" w:uiPriority="64" w:semiHidden="0" w:name="Medium Shading 2 Accent 3"/>
+    <w:lsdException w:unhideWhenUsed="0" w:uiPriority="63" w:semiHidden="0" w:name="Medium Shading 1 Accent 3"/>
+    <w:lsdException w:unhideWhenUsed="0" w:uiPriority="64" w:semiHidden="0" w:name="Medium Shading 2 Accent 3"/>
     <w:lsdException w:unhideWhenUsed="0" w:uiPriority="65" w:semiHidden="0" w:name="Medium List 1 Accent 3"/>
     <w:lsdException w:unhideWhenUsed="0" w:uiPriority="66" w:semiHidden="0" w:name="Medium List 2 Accent 3"/>
     <w:lsdException w:unhideWhenUsed="0" w:uiPriority="67" w:semiHidden="0" w:name="Medium Grid 1 Accent 3"/>
-    <w:lsdException w:qFormat="1" w:unhideWhenUsed="0" w:uiPriority="68" w:semiHidden="0" w:name="Medium Grid 2 Accent 3"/>
+    <w:lsdException w:unhideWhenUsed="0" w:uiPriority="68" w:semiHidden="0" w:name="Medium Grid 2 Accent 3"/>
     <w:lsdException w:unhideWhenUsed="0" w:uiPriority="69" w:semiHidden="0" w:name="Medium Grid 3 Accent 3"/>
     <w:lsdException w:unhideWhenUsed="0" w:uiPriority="70" w:semiHidden="0" w:name="Dark List Accent 3"/>
-    <w:lsdException w:qFormat="1" w:unhideWhenUsed="0" w:uiPriority="71" w:semiHidden="0" w:name="Colorful Shading Accent 3"/>
+    <w:lsdException w:unhideWhenUsed="0" w:uiPriority="71" w:semiHidden="0" w:name="Colorful Shading Accent 3"/>
     <w:lsdException w:unhideWhenUsed="0" w:uiPriority="72" w:semiHidden="0" w:name="Colorful List Accent 3"/>
     <w:lsdException w:unhideWhenUsed="0" w:uiPriority="73" w:semiHidden="0" w:name="Colorful Grid Accent 3"/>
-    <w:lsdException w:qFormat="1" w:unhideWhenUsed="0" w:uiPriority="60" w:semiHidden="0" w:name="Light Shading Accent 4"/>
-    <w:lsdException w:qFormat="1" w:unhideWhenUsed="0" w:uiPriority="61" w:semiHidden="0" w:name="Light List Accent 4"/>
+    <w:lsdException w:unhideWhenUsed="0" w:uiPriority="60" w:semiHidden="0" w:name="Light Shading Accent 4"/>
+    <w:lsdException w:unhideWhenUsed="0" w:uiPriority="61" w:semiHidden="0" w:name="Light List Accent 4"/>
     <w:lsdException w:unhideWhenUsed="0" w:uiPriority="62" w:semiHidden="0" w:name="Light Grid Accent 4"/>
-    <w:lsdException w:qFormat="1" w:unhideWhenUsed="0" w:uiPriority="63" w:semiHidden="0" w:name="Medium Shading 1 Accent 4"/>
-    <w:lsdException w:qFormat="1" w:unhideWhenUsed="0" w:uiPriority="64" w:semiHidden="0" w:name="Medium Shading 2 Accent 4"/>
+    <w:lsdException w:unhideWhenUsed="0" w:uiPriority="63" w:semiHidden="0" w:name="Medium Shading 1 Accent 4"/>
+    <w:lsdException w:unhideWhenUsed="0" w:uiPriority="64" w:semiHidden="0" w:name="Medium Shading 2 Accent 4"/>
     <w:lsdException w:unhideWhenUsed="0" w:uiPriority="65" w:semiHidden="0" w:name="Medium List 1 Accent 4"/>
     <w:lsdException w:unhideWhenUsed="0" w:uiPriority="66" w:semiHidden="0" w:name="Medium List 2 Accent 4"/>
     <w:lsdException w:unhideWhenUsed="0" w:uiPriority="67" w:semiHidden="0" w:name="Medium Grid 1 Accent 4"/>
     <w:lsdException w:unhideWhenUsed="0" w:uiPriority="68" w:semiHidden="0" w:name="Medium Grid 2 Accent 4"/>
     <w:lsdException w:unhideWhenUsed="0" w:uiPriority="69" w:semiHidden="0" w:name="Medium Grid 3 Accent 4"/>
-    <w:lsdException w:qFormat="1" w:unhideWhenUsed="0" w:uiPriority="70" w:semiHidden="0" w:name="Dark List Accent 4"/>
+    <w:lsdException w:unhideWhenUsed="0" w:uiPriority="70" w:semiHidden="0" w:name="Dark List Accent 4"/>
     <w:lsdException w:unhideWhenUsed="0" w:uiPriority="71" w:semiHidden="0" w:name="Colorful Shading Accent 4"/>
-    <w:lsdException w:qFormat="1" w:unhideWhenUsed="0" w:uiPriority="72" w:semiHidden="0" w:name="Colorful List Accent 4"/>
+    <w:lsdException w:unhideWhenUsed="0" w:uiPriority="72" w:semiHidden="0" w:name="Colorful List Accent 4"/>
     <w:lsdException w:unhideWhenUsed="0" w:uiPriority="73" w:semiHidden="0" w:name="Colorful Grid Accent 4"/>
-    <w:lsdException w:qFormat="1" w:unhideWhenUsed="0" w:uiPriority="60" w:semiHidden="0" w:name="Light Shading Accent 5"/>
-    <w:lsdException w:qFormat="1" w:unhideWhenUsed="0" w:uiPriority="61" w:semiHidden="0" w:name="Light List Accent 5"/>
-    <w:lsdException w:qFormat="1" w:unhideWhenUsed="0" w:uiPriority="62" w:semiHidden="0" w:name="Light Grid Accent 5"/>
+    <w:lsdException w:unhideWhenUsed="0" w:uiPriority="60" w:semiHidden="0" w:name="Light Shading Accent 5"/>
+    <w:lsdException w:unhideWhenUsed="0" w:uiPriority="61" w:semiHidden="0" w:name="Light List Accent 5"/>
+    <w:lsdException w:unhideWhenUsed="0" w:uiPriority="62" w:semiHidden="0" w:name="Light Grid Accent 5"/>
     <w:lsdException w:unhideWhenUsed="0" w:uiPriority="63" w:semiHidden="0" w:name="Medium Shading 1 Accent 5"/>
     <w:lsdException w:unhideWhenUsed="0" w:uiPriority="64" w:semiHidden="0" w:name="Medium Shading 2 Accent 5"/>
     <w:lsdException w:unhideWhenUsed="0" w:uiPriority="65" w:semiHidden="0" w:name="Medium List 1 Accent 5"/>
@@ -7303,20 +6599,20 @@
     <w:lsdException w:unhideWhenUsed="0" w:uiPriority="70" w:semiHidden="0" w:name="Dark List Accent 5"/>
     <w:lsdException w:unhideWhenUsed="0" w:uiPriority="71" w:semiHidden="0" w:name="Colorful Shading Accent 5"/>
     <w:lsdException w:unhideWhenUsed="0" w:uiPriority="72" w:semiHidden="0" w:name="Colorful List Accent 5"/>
-    <w:lsdException w:qFormat="1" w:unhideWhenUsed="0" w:uiPriority="73" w:semiHidden="0" w:name="Colorful Grid Accent 5"/>
-    <w:lsdException w:qFormat="1" w:unhideWhenUsed="0" w:uiPriority="60" w:semiHidden="0" w:name="Light Shading Accent 6"/>
+    <w:lsdException w:unhideWhenUsed="0" w:uiPriority="73" w:semiHidden="0" w:name="Colorful Grid Accent 5"/>
+    <w:lsdException w:unhideWhenUsed="0" w:uiPriority="60" w:semiHidden="0" w:name="Light Shading Accent 6"/>
     <w:lsdException w:unhideWhenUsed="0" w:uiPriority="61" w:semiHidden="0" w:name="Light List Accent 6"/>
     <w:lsdException w:unhideWhenUsed="0" w:uiPriority="62" w:semiHidden="0" w:name="Light Grid Accent 6"/>
-    <w:lsdException w:qFormat="1" w:unhideWhenUsed="0" w:uiPriority="63" w:semiHidden="0" w:name="Medium Shading 1 Accent 6"/>
+    <w:lsdException w:unhideWhenUsed="0" w:uiPriority="63" w:semiHidden="0" w:name="Medium Shading 1 Accent 6"/>
     <w:lsdException w:unhideWhenUsed="0" w:uiPriority="64" w:semiHidden="0" w:name="Medium Shading 2 Accent 6"/>
     <w:lsdException w:unhideWhenUsed="0" w:uiPriority="65" w:semiHidden="0" w:name="Medium List 1 Accent 6"/>
     <w:lsdException w:unhideWhenUsed="0" w:uiPriority="66" w:semiHidden="0" w:name="Medium List 2 Accent 6"/>
     <w:lsdException w:unhideWhenUsed="0" w:uiPriority="67" w:semiHidden="0" w:name="Medium Grid 1 Accent 6"/>
     <w:lsdException w:unhideWhenUsed="0" w:uiPriority="68" w:semiHidden="0" w:name="Medium Grid 2 Accent 6"/>
     <w:lsdException w:unhideWhenUsed="0" w:uiPriority="69" w:semiHidden="0" w:name="Medium Grid 3 Accent 6"/>
-    <w:lsdException w:qFormat="1" w:unhideWhenUsed="0" w:uiPriority="70" w:semiHidden="0" w:name="Dark List Accent 6"/>
+    <w:lsdException w:unhideWhenUsed="0" w:uiPriority="70" w:semiHidden="0" w:name="Dark List Accent 6"/>
     <w:lsdException w:unhideWhenUsed="0" w:uiPriority="71" w:semiHidden="0" w:name="Colorful Shading Accent 6"/>
-    <w:lsdException w:qFormat="1" w:unhideWhenUsed="0" w:uiPriority="72" w:semiHidden="0" w:name="Colorful List Accent 6"/>
+    <w:lsdException w:unhideWhenUsed="0" w:uiPriority="72" w:semiHidden="0" w:name="Colorful List Accent 6"/>
     <w:lsdException w:unhideWhenUsed="0" w:uiPriority="73" w:semiHidden="0" w:name="Colorful Grid Accent 6"/>
   </w:latentStyles>
   <w:style w:type="paragraph" w:default="1" w:styleId="1">
